--- a/downloads/teacher/ai-1-week-17.docx
+++ b/downloads/teacher/ai-1-week-17.docx
@@ -2968,6 +2968,396 @@
         <w:t>In sorter trials, record predicted categories before collecting reference evidence, then retain disagreements for investigation.</w:t>
       </w:r>
     </w:p>
+    <w:p>
+      <w:pPr>
+        <w:pStyle w:val="Heading1"/>
+      </w:pPr>
+      <w:r>
+        <w:t>07. Prepare, teach and assess</w:t>
+      </w:r>
+    </w:p>
+    <w:p>
+      <w:r>
+        <w:t>Teaching target: Separate a recorded prediction from the observation used to check it</w:t>
+      </w:r>
+    </w:p>
+    <w:p>
+      <w:r>
+        <w:t>Prepare the labelled worked-case picture, the matching workbook, fictional input cards and a place for individual responses. No paid AI account is required for the paper reasoning activities.</w:t>
+      </w:r>
+    </w:p>
+    <w:tbl>
+      <w:tblPr>
+        <w:tblStyle w:val="LightShading-Accent1"/>
+        <w:tblW w:type="auto" w:w="0"/>
+        <w:tblLook w:firstColumn="1" w:firstRow="1" w:lastColumn="0" w:lastRow="0" w:noHBand="0" w:noVBand="1" w:val="04A0"/>
+      </w:tblPr>
+      <w:tblGrid>
+        <w:gridCol w:w="3408"/>
+        <w:gridCol w:w="3408"/>
+        <w:gridCol w:w="3408"/>
+      </w:tblGrid>
+      <w:tr>
+        <w:trPr>
+          <w:tblHeader/>
+        </w:trPr>
+        <w:tc>
+          <w:tcPr>
+            <w:tcW w:type="dxa" w:w="3408"/>
+          </w:tcPr>
+          <w:p>
+            <w:r>
+              <w:t>Session</w:t>
+            </w:r>
+          </w:p>
+        </w:tc>
+        <w:tc>
+          <w:tcPr>
+            <w:tcW w:type="dxa" w:w="3408"/>
+          </w:tcPr>
+          <w:p>
+            <w:r>
+              <w:t>Plan</w:t>
+            </w:r>
+          </w:p>
+        </w:tc>
+        <w:tc>
+          <w:tcPr>
+            <w:tcW w:type="dxa" w:w="3408"/>
+          </w:tcPr>
+          <w:p>
+            <w:r>
+              <w:t>Resources</w:t>
+            </w:r>
+          </w:p>
+        </w:tc>
+      </w:tr>
+      <w:tr>
+        <w:tc>
+          <w:tcPr>
+            <w:tcW w:type="dxa" w:w="3408"/>
+          </w:tcPr>
+          <w:p>
+            <w:r>
+              <w:t>Session 1 · Understand · 45 min</w:t>
+            </w:r>
+          </w:p>
+        </w:tc>
+        <w:tc>
+          <w:tcPr>
+            <w:tcW w:type="dxa" w:w="3408"/>
+          </w:tcPr>
+          <w:p>
+            <w:r>
+              <w:t>0–7: recall and prerequisite; 7–15: inspect the concrete case and predict; 15–30: teacher models the worked trace; 30–40: learners explain a step using the text and visual; 40–45: check the core idea.</w:t>
+            </w:r>
+          </w:p>
+        </w:tc>
+        <w:tc>
+          <w:tcPr>
+            <w:tcW w:type="dxa" w:w="3408"/>
+          </w:tcPr>
+          <w:p>
+            <w:r>
+              <w:t>Sections 1–6; record the brief recall in the workbook.</w:t>
+            </w:r>
+          </w:p>
+        </w:tc>
+      </w:tr>
+      <w:tr>
+        <w:tc>
+          <w:tcPr>
+            <w:tcW w:type="dxa" w:w="3408"/>
+          </w:tcPr>
+          <w:p>
+            <w:r>
+              <w:t>Session 2 · Practise · 45 min</w:t>
+            </w:r>
+          </w:p>
+        </w:tc>
+        <w:tc>
+          <w:tcPr>
+            <w:tcW w:type="dxa" w:w="3408"/>
+          </w:tcPr>
+          <w:p>
+            <w:r>
+              <w:t>0–5: retrieve the procedure; 5–15: W2 completion practice; 15–23: explain and check with a partner; 23–30: each learner answers the misconception check; 30–40: targeted reteaching or a harder variation; 40–45: prepare the investigation.</w:t>
+            </w:r>
+          </w:p>
+        </w:tc>
+        <w:tc>
+          <w:tcPr>
+            <w:tcW w:type="dxa" w:w="3408"/>
+          </w:tcPr>
+          <w:p>
+            <w:r>
+              <w:t>Sections 7–10; use the matching workbook W2 and misconception check.</w:t>
+            </w:r>
+          </w:p>
+        </w:tc>
+      </w:tr>
+      <w:tr>
+        <w:tc>
+          <w:tcPr>
+            <w:tcW w:type="dxa" w:w="3408"/>
+          </w:tcPr>
+          <w:p>
+            <w:r>
+              <w:t>Session 3 · Investigate and transfer · 45 min</w:t>
+            </w:r>
+          </w:p>
+        </w:tc>
+        <w:tc>
+          <w:tcPr>
+            <w:tcW w:type="dxa" w:w="3408"/>
+          </w:tcPr>
+          <w:p>
+            <w:r>
+              <w:t>0–5: retrieve the decision rule; 5–20: investigate or trace; 20–30: start the independent case; 30–38: connect the project; 38–43: act on feedback; 43–45: plan the return check.</w:t>
+            </w:r>
+          </w:p>
+        </w:tc>
+        <w:tc>
+          <w:tcPr>
+            <w:tcW w:type="dxa" w:w="3408"/>
+          </w:tcPr>
+          <w:p>
+            <w:r>
+              <w:t>Sections 9 and 11–14. Give extra time to finish the full task set; use Section 15 when the week includes a coding lab.</w:t>
+            </w:r>
+          </w:p>
+        </w:tc>
+      </w:tr>
+    </w:tbl>
+    <w:p>
+      <w:r>
+        <w:t>Before class, solve the supported practice: Trial F has height 6 cm and verified travel distance exactly 4 units. Apply Ramp1 and the outcome rule. A partner says exactly 4 is near because far means greater than 4. Use the stated rule to resolve the disagreement.</w:t>
+      </w:r>
+    </w:p>
+    <w:p>
+      <w:r>
+        <w:t>Reasoned practice answer: Ramp1 predicts far at height 6. The observation is far because the stated outcome rule is at least 4, including equality. The prediction matches. Greater than 4 would be a different rule and must not replace the agreed one after viewing the result.</w:t>
+      </w:r>
+    </w:p>
+    <w:p>
+      <w:r>
+        <w:t>Check every learner before discussion: Use the worked case for Predictions and observations. Proposed explanation: “Running the rule correctly proves the prediction correct”. Decide whether this explanation is supported. Point to the step or supplied fact that decides; explain your repair if needed.</w:t>
+      </w:r>
+    </w:p>
+    <w:p>
+      <w:r>
+        <w:t>Misconception repair: Rule execution and agreement with the observed outcome are separate checks.</w:t>
+      </w:r>
+    </w:p>
+    <w:p>
+      <w:r>
+        <w:t>Support: read the exact case aloud, enlarge the labelled picture, supply input cards and model only the first deciding step. Accept a spoken explanation or drawing; retain the reasoning goal.</w:t>
+      </w:r>
+    </w:p>
+    <w:p>
+      <w:r>
+        <w:t>Extension: Keep score 4 but measure exactly 8 minutes. Require a prediction and a reason before comparing. Expected result: The observed label becomes quick and agrees with the prediction. Reason: Above 8 is strict: equality is quick under this policy.</w:t>
+      </w:r>
+    </w:p>
+    <w:p>
+      <w:r>
+        <w:t>Independent assessment: withhold the reserved answer until the learner has attempted the new case. Record support separately from correctness.</w:t>
+      </w:r>
+    </w:p>
+    <w:tbl>
+      <w:tblPr>
+        <w:tblStyle w:val="LightShading-Accent1"/>
+        <w:tblW w:type="auto" w:w="0"/>
+        <w:tblLook w:firstColumn="1" w:firstRow="1" w:lastColumn="0" w:lastRow="0" w:noHBand="0" w:noVBand="1" w:val="04A0"/>
+      </w:tblPr>
+      <w:tblGrid>
+        <w:gridCol w:w="2556"/>
+        <w:gridCol w:w="2556"/>
+        <w:gridCol w:w="2556"/>
+        <w:gridCol w:w="2556"/>
+      </w:tblGrid>
+      <w:tr>
+        <w:trPr>
+          <w:tblHeader/>
+        </w:trPr>
+        <w:tc>
+          <w:tcPr>
+            <w:tcW w:type="dxa" w:w="2556"/>
+          </w:tcPr>
+          <w:p>
+            <w:r>
+              <w:t>Criterion</w:t>
+            </w:r>
+          </w:p>
+        </w:tc>
+        <w:tc>
+          <w:tcPr>
+            <w:tcW w:type="dxa" w:w="2556"/>
+          </w:tcPr>
+          <w:p>
+            <w:r>
+              <w:t>Not yet</w:t>
+            </w:r>
+          </w:p>
+        </w:tc>
+        <w:tc>
+          <w:tcPr>
+            <w:tcW w:type="dxa" w:w="2556"/>
+          </w:tcPr>
+          <w:p>
+            <w:r>
+              <w:t>With support</w:t>
+            </w:r>
+          </w:p>
+        </w:tc>
+        <w:tc>
+          <w:tcPr>
+            <w:tcW w:type="dxa" w:w="2556"/>
+          </w:tcPr>
+          <w:p>
+            <w:r>
+              <w:t>Independent</w:t>
+            </w:r>
+          </w:p>
+        </w:tc>
+      </w:tr>
+      <w:tr>
+        <w:tc>
+          <w:tcPr>
+            <w:tcW w:type="dxa" w:w="2556"/>
+          </w:tcPr>
+          <w:p>
+            <w:r>
+              <w:t>Explanation</w:t>
+            </w:r>
+          </w:p>
+        </w:tc>
+        <w:tc>
+          <w:tcPr>
+            <w:tcW w:type="dxa" w:w="2556"/>
+          </w:tcPr>
+          <w:p>
+            <w:r>
+              <w:t>Names an answer without a deciding fact</w:t>
+            </w:r>
+          </w:p>
+        </w:tc>
+        <w:tc>
+          <w:tcPr>
+            <w:tcW w:type="dxa" w:w="2556"/>
+          </w:tcPr>
+          <w:p>
+            <w:r>
+              <w:t>Uses a hint to link fact and decision</w:t>
+            </w:r>
+          </w:p>
+        </w:tc>
+        <w:tc>
+          <w:tcPr>
+            <w:tcW w:type="dxa" w:w="2556"/>
+          </w:tcPr>
+          <w:p>
+            <w:r>
+              <w:t>Explains the deciding fact in own words</w:t>
+            </w:r>
+          </w:p>
+        </w:tc>
+      </w:tr>
+      <w:tr>
+        <w:tc>
+          <w:tcPr>
+            <w:tcW w:type="dxa" w:w="2556"/>
+          </w:tcPr>
+          <w:p>
+            <w:r>
+              <w:t>Trace or test</w:t>
+            </w:r>
+          </w:p>
+        </w:tc>
+        <w:tc>
+          <w:tcPr>
+            <w:tcW w:type="dxa" w:w="2556"/>
+          </w:tcPr>
+          <w:p>
+            <w:r>
+              <w:t>Cannot connect input and result</w:t>
+            </w:r>
+          </w:p>
+        </w:tc>
+        <w:tc>
+          <w:tcPr>
+            <w:tcW w:type="dxa" w:w="2556"/>
+          </w:tcPr>
+          <w:p>
+            <w:r>
+              <w:t>Completes steps with prompts</w:t>
+            </w:r>
+          </w:p>
+        </w:tc>
+        <w:tc>
+          <w:tcPr>
+            <w:tcW w:type="dxa" w:w="2556"/>
+          </w:tcPr>
+          <w:p>
+            <w:r>
+              <w:t>Traces or tests a changed case accurately</w:t>
+            </w:r>
+          </w:p>
+        </w:tc>
+      </w:tr>
+      <w:tr>
+        <w:tc>
+          <w:tcPr>
+            <w:tcW w:type="dxa" w:w="2556"/>
+          </w:tcPr>
+          <w:p>
+            <w:r>
+              <w:t>Limits and revision</w:t>
+            </w:r>
+          </w:p>
+        </w:tc>
+        <w:tc>
+          <w:tcPr>
+            <w:tcW w:type="dxa" w:w="2556"/>
+          </w:tcPr>
+          <w:p>
+            <w:r>
+              <w:t>Claims more than evidence supports</w:t>
+            </w:r>
+          </w:p>
+        </w:tc>
+        <w:tc>
+          <w:tcPr>
+            <w:tcW w:type="dxa" w:w="2556"/>
+          </w:tcPr>
+          <w:p>
+            <w:r>
+              <w:t>Names a limit after a prompt</w:t>
+            </w:r>
+          </w:p>
+        </w:tc>
+        <w:tc>
+          <w:tcPr>
+            <w:tcW w:type="dxa" w:w="2556"/>
+          </w:tcPr>
+          <w:p>
+            <w:r>
+              <w:t>States a defensible limit and useful next test</w:t>
+            </w:r>
+          </w:p>
+        </w:tc>
+      </w:tr>
+    </w:tbl>
+    <w:p>
+      <w:r>
+        <w:t>Project checkpoint: Test changed cases. Keep normal, boundary and failure cases; compare expected and observed results.</w:t>
+      </w:r>
+    </w:p>
+    <w:p>
+      <w:r>
+        <w:t>Use the weekly teacher answer for topic-specific reasoning. A saved progress tick is an activity record; judge mastery from the learner’s explanation and evidence.</w:t>
+      </w:r>
+    </w:p>
     <w:sectPr>
       <w:pgSz w:w="12240" w:h="15840"/>
       <w:pgMar w:top="936" w:right="1008" w:bottom="936" w:left="1008" w:header="720" w:footer="720" w:gutter="0"/>

--- a/downloads/teacher/ai-1-week-17.docx
+++ b/downloads/teacher/ai-1-week-17.docx
@@ -3358,6 +3358,39 @@
         <w:t>Use the weekly teacher answer for topic-specific reasoning. A saved progress tick is an activity record; judge mastery from the learner’s explanation and evidence.</w:t>
       </w:r>
     </w:p>
+    <w:p>
+      <w:pPr>
+        <w:pStyle w:val="Heading1"/>
+      </w:pPr>
+      <w:r>
+        <w:t>08. Use feedback, labs and repair paths</w:t>
+      </w:r>
+    </w:p>
+    <w:p>
+      <w:r>
+        <w:t>Use the two formative questions as supported practice, not as independent mastery scores. Discuss the deciding evidence rather than accepting a guessed selection.</w:t>
+      </w:r>
+    </w:p>
+    <w:p>
+      <w:r>
+        <w:t>The feedback comes from the reviewed public worked case. Do not reveal the separately reserved independent teacher answer until the learner has attempted that case.</w:t>
+      </w:r>
+    </w:p>
+    <w:p>
+      <w:r>
+        <w:t>Ask students to predict before running code. Preserve errors and actual outputs; collect a changed test and an explanation. The branch-boundary and indexing lessons deliberately include failure cases.</w:t>
+      </w:r>
+    </w:p>
+    <w:p>
+      <w:r>
+        <w:t>Use the earlier worked-explanation links to address a specific missing building block, then return to the current question. Adapt this suggestion after observing the learner; it is not an automatic diagnosis.</w:t>
+      </w:r>
+    </w:p>
+    <w:p>
+      <w:r>
+        <w:t>Collect the completed-work portfolio as evidence. Record support separately from correctness, and assess explanation, trace/test and limitations. Progress ticks and quiz selections alone do not establish mastery.</w:t>
+      </w:r>
+    </w:p>
     <w:sectPr>
       <w:pgSz w:w="12240" w:h="15840"/>
       <w:pgMar w:top="936" w:right="1008" w:bottom="936" w:left="1008" w:header="720" w:footer="720" w:gutter="0"/>

--- a/downloads/teacher/ai-1-week-17.docx
+++ b/downloads/teacher/ai-1-week-17.docx
@@ -29,6 +29,11 @@
       </w:r>
     </w:p>
     <w:p>
+      <w:r>
+        <w:t>Prepare Prediction Is Not Fact: check the target, prerequisites, resources and adaptable teaching schedule.</w:t>
+      </w:r>
+    </w:p>
+    <w:p>
       <w:pPr>
         <w:pStyle w:val="Heading3"/>
       </w:pPr>
@@ -37,8 +42,38 @@
       </w:r>
     </w:p>
     <w:p>
-      <w:r>
-        <w:t>Primary target: Separate a recorded prediction from the observation used to check it</w:t>
+      <w:pPr>
+        <w:spacing w:line="336" w:lineRule="auto" w:after="180"/>
+      </w:pPr>
+      <w:r>
+        <w:rPr>
+          <w:b w:val="0"/>
+        </w:rPr>
+        <w:t xml:space="preserve">Primary target: Separate a recorded </w:t>
+      </w:r>
+      <w:r>
+        <w:rPr>
+          <w:b/>
+        </w:rPr>
+        <w:t>prediction</w:t>
+      </w:r>
+      <w:r>
+        <w:rPr>
+          <w:b w:val="0"/>
+        </w:rPr>
+        <w:t xml:space="preserve"> from the </w:t>
+      </w:r>
+      <w:r>
+        <w:rPr>
+          <w:b/>
+        </w:rPr>
+        <w:t>observation</w:t>
+      </w:r>
+      <w:r>
+        <w:rPr>
+          <w:b w:val="0"/>
+        </w:rPr>
+        <w:t xml:space="preserve"> used to check it</w:t>
       </w:r>
     </w:p>
     <w:tbl>
@@ -185,8 +220,37 @@
       </w:tr>
     </w:tbl>
     <w:p>
-      <w:r>
-        <w:t>This is a starting allocation of 135 minutes, not a validated duration. Preserve all named topics. Schedule extra time for connected examples, the full investigation, independent cases and project building. Repeated copies of a case share one recorded attempt; they are not new evidence.</w:t>
+      <w:pPr>
+        <w:spacing w:line="336" w:lineRule="auto" w:after="180"/>
+      </w:pPr>
+      <w:r>
+        <w:rPr>
+          <w:b w:val="0"/>
+        </w:rPr>
+        <w:t>This is a starting allocation of 135 minutes, not a validated duration. Preserve all named topics. Schedule extra time for connected examples, the full investigation, independent cases and project building.</w:t>
+      </w:r>
+    </w:p>
+    <w:p>
+      <w:pPr>
+        <w:spacing w:line="336" w:lineRule="auto" w:after="180"/>
+      </w:pPr>
+      <w:r>
+        <w:rPr>
+          <w:b w:val="0"/>
+        </w:rPr>
+        <w:t xml:space="preserve">Repeated copies of a case share one recorded attempt; they are not new </w:t>
+      </w:r>
+      <w:r>
+        <w:rPr>
+          <w:b/>
+        </w:rPr>
+        <w:t>evidence</w:t>
+      </w:r>
+      <w:r>
+        <w:rPr>
+          <w:b w:val="0"/>
+        </w:rPr>
+        <w:t>.</w:t>
       </w:r>
     </w:p>
     <w:p>
@@ -206,18 +270,53 @@
       </w:r>
     </w:p>
     <w:p>
-      <w:r>
+      <w:pPr>
+        <w:spacing w:line="336" w:lineRule="auto" w:after="180"/>
+      </w:pPr>
+      <w:r>
+        <w:rPr>
+          <w:b w:val="0"/>
+        </w:rPr>
         <w:t>Without opening the old lesson, explain one key idea from Boundaries and 'Not Sure'. Give an example and a mistake that the idea helps you avoid.</w:t>
       </w:r>
     </w:p>
     <w:p>
-      <w:r>
-        <w:t>Look for: Identify a specific source of uncertainty and explain how it affects a prediction</w:t>
-      </w:r>
-    </w:p>
-    <w:p>
-      <w:r>
-        <w:t>Reference example, not the only acceptable wording: The rule and two stated possibilities are known; the actual height is unresolved. At 5 predict short, at 6 predict tall. Inspect the original readable record or remeasure. Repeating a calculation supplies no new information about which height was recorded.</w:t>
+      <w:pPr>
+        <w:spacing w:line="336" w:lineRule="auto" w:after="180"/>
+      </w:pPr>
+      <w:r>
+        <w:rPr>
+          <w:b w:val="0"/>
+        </w:rPr>
+        <w:t xml:space="preserve">Look for: Identify a specific source of uncertainty and explain how it affects a </w:t>
+      </w:r>
+      <w:r>
+        <w:rPr>
+          <w:b/>
+        </w:rPr>
+        <w:t>prediction</w:t>
+      </w:r>
+    </w:p>
+    <w:p>
+      <w:pPr>
+        <w:spacing w:line="336" w:lineRule="auto" w:after="180"/>
+      </w:pPr>
+      <w:r>
+        <w:rPr>
+          <w:b w:val="0"/>
+        </w:rPr>
+        <w:t>Reference example, not the only acceptable wording: The rule and two stated possibilities are known; the actual height is unresolved. At 5 predict short, at 6 predict tall. Inspect the original readable record or remeasure.</w:t>
+      </w:r>
+    </w:p>
+    <w:p>
+      <w:pPr>
+        <w:spacing w:line="336" w:lineRule="auto" w:after="180"/>
+      </w:pPr>
+      <w:r>
+        <w:rPr>
+          <w:b w:val="0"/>
+        </w:rPr>
+        <w:t>Repeating a calculation supplies no new information about which height was recorded.</w:t>
       </w:r>
     </w:p>
     <w:p>
@@ -229,18 +328,112 @@
       </w:r>
     </w:p>
     <w:p>
-      <w:r>
+      <w:pPr>
+        <w:spacing w:line="336" w:lineRule="auto" w:after="180"/>
+      </w:pPr>
+      <w:r>
+        <w:rPr>
+          <w:b w:val="0"/>
+        </w:rPr>
         <w:t>Without opening the old lesson, explain one key idea from Build a Human Classifier. Give an example and a mistake that the idea helps you avoid.</w:t>
       </w:r>
     </w:p>
     <w:p>
-      <w:r>
-        <w:t>Look for: Construct a classifier with a stated input format, selected rule and recorded output</w:t>
-      </w:r>
-    </w:p>
-    <w:p>
-      <w:r>
-        <w:t>Reference example, not the only acceptable wording: Require a present height, unit cm, a whole number and range 1 through 10 inclusive. For example, 7 cm is accepted; blank is missing, 60 mm has the wrong unit and 11 cm is outside the range. Fractional values such as 4.5 cm also fail. The contract defines accepted inputs; it does not list only the fitting records or establish prediction correctness.</w:t>
+      <w:pPr>
+        <w:spacing w:line="336" w:lineRule="auto" w:after="180"/>
+      </w:pPr>
+      <w:r>
+        <w:rPr>
+          <w:b w:val="0"/>
+        </w:rPr>
+        <w:t xml:space="preserve">Look for: Construct a classifier with a stated </w:t>
+      </w:r>
+      <w:r>
+        <w:rPr>
+          <w:b/>
+        </w:rPr>
+        <w:t>input</w:t>
+      </w:r>
+      <w:r>
+        <w:rPr>
+          <w:b w:val="0"/>
+        </w:rPr>
+        <w:t xml:space="preserve"> format, selected rule and recorded </w:t>
+      </w:r>
+      <w:r>
+        <w:rPr>
+          <w:b/>
+        </w:rPr>
+        <w:t>output</w:t>
+      </w:r>
+    </w:p>
+    <w:p>
+      <w:pPr>
+        <w:spacing w:line="336" w:lineRule="auto" w:after="180"/>
+      </w:pPr>
+      <w:r>
+        <w:rPr>
+          <w:b w:val="0"/>
+        </w:rPr>
+        <w:t>Reference example, not the only acceptable wording: Require a present height, unit cm, a whole number and range 1 through 10 inclusive.</w:t>
+      </w:r>
+    </w:p>
+    <w:p>
+      <w:pPr>
+        <w:spacing w:line="336" w:lineRule="auto" w:after="180"/>
+      </w:pPr>
+      <w:r>
+        <w:rPr>
+          <w:b w:val="0"/>
+        </w:rPr>
+        <w:t>For example, 7 cm is accepted; blank is missing, 60 mm has the wrong unit and 11 cm is outside the range. Fractional values such as 4.5 cm also fail.</w:t>
+      </w:r>
+    </w:p>
+    <w:p>
+      <w:pPr>
+        <w:spacing w:line="336" w:lineRule="auto" w:after="180"/>
+      </w:pPr>
+      <w:r>
+        <w:rPr>
+          <w:b w:val="0"/>
+        </w:rPr>
+        <w:t xml:space="preserve">The contract defines accepted </w:t>
+      </w:r>
+      <w:r>
+        <w:rPr>
+          <w:b/>
+        </w:rPr>
+        <w:t>input</w:t>
+      </w:r>
+      <w:r>
+        <w:rPr>
+          <w:b w:val="0"/>
+        </w:rPr>
+        <w:t xml:space="preserve">s; it does not list only the </w:t>
+      </w:r>
+      <w:r>
+        <w:rPr>
+          <w:b/>
+        </w:rPr>
+        <w:t>fitting</w:t>
+      </w:r>
+      <w:r>
+        <w:rPr>
+          <w:b w:val="0"/>
+        </w:rPr>
+        <w:t xml:space="preserve"> records or establish </w:t>
+      </w:r>
+      <w:r>
+        <w:rPr>
+          <w:b/>
+        </w:rPr>
+        <w:t>prediction</w:t>
+      </w:r>
+      <w:r>
+        <w:rPr>
+          <w:b w:val="0"/>
+        </w:rPr>
+        <w:t xml:space="preserve"> correctness.</w:t>
       </w:r>
     </w:p>
     <w:p>
@@ -252,22 +445,46 @@
       </w:r>
     </w:p>
     <w:p>
-      <w:r>
+      <w:pPr>
+        <w:spacing w:line="336" w:lineRule="auto" w:after="180"/>
+      </w:pPr>
+      <w:r>
+        <w:rPr>
+          <w:b w:val="0"/>
+        </w:rPr>
         <w:t>Without opening the old lesson, explain one key idea from Repeating Efficiently. Give an example and a mistake that the idea helps you avoid.</w:t>
       </w:r>
     </w:p>
     <w:p>
-      <w:r>
+      <w:pPr>
+        <w:spacing w:line="336" w:lineRule="auto" w:after="180"/>
+      </w:pPr>
+      <w:r>
+        <w:rPr>
+          <w:b w:val="0"/>
+        </w:rPr>
         <w:t>Look for: Trace a loop by testing its condition before every repetition</w:t>
       </w:r>
     </w:p>
     <w:p>
-      <w:r>
+      <w:pPr>
+        <w:spacing w:line="336" w:lineRule="auto" w:after="180"/>
+      </w:pPr>
+      <w:r>
+        <w:rPr>
+          <w:b w:val="0"/>
+        </w:rPr>
         <w:t>Reference example, not the only acceptable wording: Tests: 2 true, 4 true, 6 true, 8 false. Three additions are three iterations. The loop reports 8; the fourth test does not run the body.</w:t>
       </w:r>
     </w:p>
     <w:p>
-      <w:r>
+      <w:pPr>
+        <w:spacing w:line="336" w:lineRule="auto" w:after="180"/>
+      </w:pPr>
+      <w:r>
+        <w:rPr>
+          <w:b w:val="0"/>
+        </w:rPr>
         <w:t>Use the student module and workbook section with this exact week title. The worked case, independent question and answers below form one aligned lesson sequence.</w:t>
       </w:r>
     </w:p>
@@ -280,8 +497,26 @@
       </w:r>
     </w:p>
     <w:p>
-      <w:r>
-        <w:t>On Monday a team predicts 'rain on Tuesday'. On Tuesday they count a damp playground as success, although sprinklers ran. Write an observation rule that could have been agreed before Tuesday.</w:t>
+      <w:pPr>
+        <w:spacing w:line="336" w:lineRule="auto" w:after="180"/>
+      </w:pPr>
+      <w:r>
+        <w:rPr>
+          <w:b w:val="0"/>
+        </w:rPr>
+        <w:t xml:space="preserve">On Monday a team predicts 'rain on Tuesday'. On Tuesday they count a damp playground as success, although sprinklers ran. Write an </w:t>
+      </w:r>
+      <w:r>
+        <w:rPr>
+          <w:b/>
+        </w:rPr>
+        <w:t>observation</w:t>
+      </w:r>
+      <w:r>
+        <w:rPr>
+          <w:b w:val="0"/>
+        </w:rPr>
+        <w:t xml:space="preserve"> rule that could have been agreed before Tuesday.</w:t>
       </w:r>
     </w:p>
     <w:p>
@@ -293,8 +528,38 @@
       </w:r>
     </w:p>
     <w:p>
-      <w:r>
-        <w:t>A prediction is a fallible output supported by clues.</w:t>
+      <w:pPr>
+        <w:spacing w:line="336" w:lineRule="auto" w:after="180"/>
+      </w:pPr>
+      <w:r>
+        <w:rPr>
+          <w:b w:val="0"/>
+        </w:rPr>
+        <w:t xml:space="preserve">A </w:t>
+      </w:r>
+      <w:r>
+        <w:rPr>
+          <w:b/>
+        </w:rPr>
+        <w:t>prediction</w:t>
+      </w:r>
+      <w:r>
+        <w:rPr>
+          <w:b w:val="0"/>
+        </w:rPr>
+        <w:t xml:space="preserve"> is a fallible </w:t>
+      </w:r>
+      <w:r>
+        <w:rPr>
+          <w:b/>
+        </w:rPr>
+        <w:t>output</w:t>
+      </w:r>
+      <w:r>
+        <w:rPr>
+          <w:b w:val="0"/>
+        </w:rPr>
+        <w:t xml:space="preserve"> supported by clues.</w:t>
       </w:r>
     </w:p>
     <w:tbl>
@@ -430,12 +695,38 @@
       </w:r>
     </w:p>
     <w:p>
-      <w:r>
+      <w:pPr>
+        <w:spacing w:line="336" w:lineRule="auto" w:after="180"/>
+      </w:pPr>
+      <w:r>
+        <w:rPr>
+          <w:b w:val="0"/>
+        </w:rPr>
         <w:t>Use the supplied scenario, student illustrations and blank paper. For numeric work, offer counters or a calculator after learners show the setup. Fictional records are supplied; personal data and paid accounts are unnecessary.</w:t>
       </w:r>
     </w:p>
     <w:p>
-      <w:r>
+      <w:pPr>
+        <w:pStyle w:val="Heading3"/>
+      </w:pPr>
+      <w:r>
+        <w:t>Alternative compact allocation</w:t>
+      </w:r>
+    </w:p>
+    <w:p>
+      <w:r>
+        <w:t>This compact option is not the full-week schedule. Use the main teaching cycle and allow extra sessions for the investigation, independent work and project.</w:t>
+      </w:r>
+    </w:p>
+    <w:p>
+      <w:pPr>
+        <w:spacing w:line="336" w:lineRule="auto" w:after="180"/>
+        <w:shd w:fill="F1F6F8"/>
+      </w:pPr>
+      <w:r>
+        <w:rPr>
+          <w:b w:val="0"/>
+        </w:rPr>
         <w:t>Allow 80 minutes: recall 8; explanation 12; worked demonstration 15; guided practice 20; independent assessment 15; project and reflection 10. Extend the lab into a second session when needed.</w:t>
       </w:r>
     </w:p>
@@ -448,8 +739,73 @@
       </w:r>
     </w:p>
     <w:p>
-      <w:r>
-        <w:t>Teach comparison as an evidence procedure. The ramp and drying records are fictional; do not present either predictor as a scientific law. Distinguish predictor inputs from outcome measurements, correct rule execution from outcome agreement, and an unassessed case from a failure. Keep observation quality open to documented review.</w:t>
+      <w:pPr>
+        <w:spacing w:line="336" w:lineRule="auto" w:after="180"/>
+      </w:pPr>
+      <w:r>
+        <w:rPr>
+          <w:b w:val="0"/>
+        </w:rPr>
+        <w:t xml:space="preserve">Teach comparison as an </w:t>
+      </w:r>
+      <w:r>
+        <w:rPr>
+          <w:b/>
+        </w:rPr>
+        <w:t>evidence</w:t>
+      </w:r>
+      <w:r>
+        <w:rPr>
+          <w:b w:val="0"/>
+        </w:rPr>
+        <w:t xml:space="preserve"> procedure. The ramp and drying records are fictional; do not present either predictor as a scientific law.</w:t>
+      </w:r>
+    </w:p>
+    <w:p>
+      <w:pPr>
+        <w:spacing w:line="336" w:lineRule="auto" w:after="180"/>
+      </w:pPr>
+      <w:r>
+        <w:rPr>
+          <w:b w:val="0"/>
+        </w:rPr>
+        <w:t xml:space="preserve">Distinguish predictor </w:t>
+      </w:r>
+      <w:r>
+        <w:rPr>
+          <w:b/>
+        </w:rPr>
+        <w:t>input</w:t>
+      </w:r>
+      <w:r>
+        <w:rPr>
+          <w:b w:val="0"/>
+        </w:rPr>
+        <w:t xml:space="preserve">s from outcome measurements, correct rule execution from outcome agreement, and an </w:t>
+      </w:r>
+      <w:r>
+        <w:rPr>
+          <w:b/>
+        </w:rPr>
+        <w:t>unassessed</w:t>
+      </w:r>
+      <w:r>
+        <w:rPr>
+          <w:b w:val="0"/>
+        </w:rPr>
+        <w:t xml:space="preserve"> case from a failure. Keep </w:t>
+      </w:r>
+      <w:r>
+        <w:rPr>
+          <w:b/>
+        </w:rPr>
+        <w:t>observation</w:t>
+      </w:r>
+      <w:r>
+        <w:rPr>
+          <w:b w:val="0"/>
+        </w:rPr>
+        <w:t xml:space="preserve"> quality open to documented review.</w:t>
       </w:r>
     </w:p>
     <w:p>
@@ -461,22 +817,118 @@
       </w:r>
     </w:p>
     <w:p>
-      <w:r>
-        <w:t>It remains unassessed. Obtain a reliable distance record for the same trial, with units and the rule defining far. Repeating the prediction does not provide the missing observation.</w:t>
-      </w:r>
-    </w:p>
-    <w:p>
-      <w:r>
+      <w:pPr>
+        <w:spacing w:line="336" w:lineRule="auto" w:after="180"/>
+      </w:pPr>
+      <w:r>
+        <w:rPr>
+          <w:b w:val="0"/>
+        </w:rPr>
+        <w:t xml:space="preserve">It remains </w:t>
+      </w:r>
+      <w:r>
+        <w:rPr>
+          <w:b/>
+        </w:rPr>
+        <w:t>unassessed</w:t>
+      </w:r>
+      <w:r>
+        <w:rPr>
+          <w:b w:val="0"/>
+        </w:rPr>
+        <w:t xml:space="preserve">. Obtain a reliable distance record for the same trial, with units and the rule defining far. Repeating the </w:t>
+      </w:r>
+      <w:r>
+        <w:rPr>
+          <w:b/>
+        </w:rPr>
+        <w:t>prediction</w:t>
+      </w:r>
+      <w:r>
+        <w:rPr>
+          <w:b w:val="0"/>
+        </w:rPr>
+        <w:t xml:space="preserve"> does not provide the missing </w:t>
+      </w:r>
+      <w:r>
+        <w:rPr>
+          <w:b/>
+        </w:rPr>
+        <w:t>observation</w:t>
+      </w:r>
+      <w:r>
+        <w:rPr>
+          <w:b w:val="0"/>
+        </w:rPr>
+        <w:t>.</w:t>
+      </w:r>
+    </w:p>
+    <w:p>
+      <w:pPr>
+        <w:spacing w:line="336" w:lineRule="auto" w:after="180"/>
+      </w:pPr>
+      <w:r>
+        <w:rPr>
+          <w:b w:val="0"/>
+        </w:rPr>
         <w:t>Ramp trial cards A through F with heights and separate distance cards from the lesson</w:t>
       </w:r>
     </w:p>
     <w:p>
-      <w:r>
-        <w:t>A record sheet with trial ID, model version, input, prediction, observation, outcome category and status</w:t>
-      </w:r>
-    </w:p>
-    <w:p>
-      <w:r>
+      <w:pPr>
+        <w:spacing w:line="336" w:lineRule="auto" w:after="180"/>
+      </w:pPr>
+      <w:r>
+        <w:rPr>
+          <w:b w:val="0"/>
+        </w:rPr>
+        <w:t xml:space="preserve">A record sheet with trial ID, model version, </w:t>
+      </w:r>
+      <w:r>
+        <w:rPr>
+          <w:b/>
+        </w:rPr>
+        <w:t>input</w:t>
+      </w:r>
+      <w:r>
+        <w:rPr>
+          <w:b w:val="0"/>
+        </w:rPr>
+        <w:t xml:space="preserve">, </w:t>
+      </w:r>
+      <w:r>
+        <w:rPr>
+          <w:b/>
+        </w:rPr>
+        <w:t>prediction</w:t>
+      </w:r>
+      <w:r>
+        <w:rPr>
+          <w:b w:val="0"/>
+        </w:rPr>
+        <w:t xml:space="preserve">, </w:t>
+      </w:r>
+      <w:r>
+        <w:rPr>
+          <w:b/>
+        </w:rPr>
+        <w:t>observation</w:t>
+      </w:r>
+      <w:r>
+        <w:rPr>
+          <w:b w:val="0"/>
+        </w:rPr>
+        <w:t>, outcome category and status</w:t>
+      </w:r>
+    </w:p>
+    <w:p>
+      <w:pPr>
+        <w:spacing w:line="336" w:lineRule="auto" w:after="180"/>
+      </w:pPr>
+      <w:r>
+        <w:rPr>
+          <w:b w:val="0"/>
+        </w:rPr>
         <w:t>Drying records P through S from W4; paper only and no personal data</w:t>
       </w:r>
     </w:p>
@@ -489,12 +941,24 @@
       </w:r>
     </w:p>
     <w:p>
-      <w:r>
+      <w:pPr>
+        <w:spacing w:line="336" w:lineRule="auto" w:after="180"/>
+      </w:pPr>
+      <w:r>
+        <w:rPr>
+          <w:b w:val="0"/>
+        </w:rPr>
         <w:t>By the end, I can keep predicted and observed outcomes separate and audit a disagreement.</w:t>
       </w:r>
     </w:p>
     <w:p>
-      <w:r>
+      <w:pPr>
+        <w:spacing w:line="336" w:lineRule="auto" w:after="180"/>
+      </w:pPr>
+      <w:r>
+        <w:rPr>
+          <w:b w:val="0"/>
+        </w:rPr>
         <w:t>This added worked case illustrates the week’s main idea. Retain all original and connected topics; schedule its practice within the teaching cycle.</w:t>
       </w:r>
     </w:p>
@@ -507,104 +971,655 @@
       </w:r>
     </w:p>
     <w:p>
+      <w:r>
+        <w:t>Model Prediction Is Not Fact using the supplied case, labelled mechanism and reasoning. Make the scope of each conclusion explicit.</w:t>
+      </w:r>
+    </w:p>
+    <w:p>
+      <w:pPr>
+        <w:spacing w:line="336" w:lineRule="auto" w:after="180"/>
+      </w:pPr>
+      <w:r>
+        <w:rPr>
+          <w:b w:val="0"/>
+        </w:rPr>
+        <w:t>Follow the information instead of imagining magic inside the machine.</w:t>
+      </w:r>
+    </w:p>
+    <w:p>
       <w:pPr>
         <w:pStyle w:val="Heading3"/>
       </w:pPr>
       <w:r>
-        <w:t>Explain the mechanism</w:t>
-      </w:r>
-    </w:p>
-    <w:p>
-      <w:r>
-        <w:t>Follow the information instead of imagining magic inside the machine.</w:t>
-      </w:r>
-    </w:p>
-    <w:p>
-      <w:r>
-        <w:t>INPUT available evidence</w:t>
-      </w:r>
-    </w:p>
-    <w:p>
-      <w:r>
-        <w:t>PROCESS use a rule or model to estimate an unseen outcome</w:t>
-      </w:r>
-    </w:p>
-    <w:p>
-      <w:r>
-        <w:t>OUTPUT prediction that must remain separate from verified fact</w:t>
-      </w:r>
-    </w:p>
-    <w:p>
-      <w:r>
-        <w:t>CORE IDEA A prediction is a fallible output supported by clues.</w:t>
-      </w:r>
-    </w:p>
-    <w:p>
-      <w:r>
-        <w:t>UNDER THE HOOD Prediction estimates a target that is unknown at decision time. Evidence supports the estimate; ground truth is the later or independently established outcome. Treating predictions as labels can create self-confirming records.</w:t>
-      </w:r>
-    </w:p>
-    <w:p>
-      <w:r>
+        <w:t>1. Input — information entering</w:t>
+      </w:r>
+    </w:p>
+    <w:p>
+      <w:pPr>
+        <w:spacing w:line="336" w:lineRule="auto" w:after="180"/>
+        <w:shd w:fill="F4F9FC"/>
+      </w:pPr>
+      <w:r>
+        <w:rPr>
+          <w:b/>
+        </w:rPr>
+        <w:t>INPUT</w:t>
+      </w:r>
+      <w:r>
+        <w:rPr>
+          <w:b w:val="0"/>
+        </w:rPr>
+        <w:t xml:space="preserve"> available </w:t>
+      </w:r>
+      <w:r>
+        <w:rPr>
+          <w:b/>
+        </w:rPr>
+        <w:t>evidence</w:t>
+      </w:r>
+    </w:p>
+    <w:p>
+      <w:pPr>
+        <w:pStyle w:val="Heading3"/>
+      </w:pPr>
+      <w:r>
+        <w:t>2. Process — the deciding step</w:t>
+      </w:r>
+    </w:p>
+    <w:p>
+      <w:pPr>
+        <w:spacing w:line="336" w:lineRule="auto" w:after="180"/>
+        <w:shd w:fill="F4F9FC"/>
+      </w:pPr>
+      <w:r>
+        <w:rPr>
+          <w:b/>
+        </w:rPr>
+        <w:t>PROCESS</w:t>
+      </w:r>
+      <w:r>
+        <w:rPr>
+          <w:b w:val="0"/>
+        </w:rPr>
+        <w:t xml:space="preserve"> use a rule or model to estimate an unseen outcome</w:t>
+      </w:r>
+    </w:p>
+    <w:p>
+      <w:pPr>
+        <w:pStyle w:val="Heading3"/>
+      </w:pPr>
+      <w:r>
+        <w:t>3. Output — the result</w:t>
+      </w:r>
+    </w:p>
+    <w:p>
+      <w:pPr>
+        <w:spacing w:line="336" w:lineRule="auto" w:after="180"/>
+        <w:shd w:fill="F4F9FC"/>
+      </w:pPr>
+      <w:r>
+        <w:rPr>
+          <w:b/>
+        </w:rPr>
+        <w:t>OUTPUT</w:t>
+      </w:r>
+      <w:r>
+        <w:rPr>
+          <w:b w:val="0"/>
+        </w:rPr>
+        <w:t xml:space="preserve"> </w:t>
+      </w:r>
+      <w:r>
+        <w:rPr>
+          <w:b/>
+        </w:rPr>
+        <w:t>prediction</w:t>
+      </w:r>
+      <w:r>
+        <w:rPr>
+          <w:b w:val="0"/>
+        </w:rPr>
+        <w:t xml:space="preserve"> that must remain separate from verified </w:t>
+      </w:r>
+      <w:r>
+        <w:rPr>
+          <w:b/>
+        </w:rPr>
+        <w:t>fact</w:t>
+      </w:r>
+    </w:p>
+    <w:p>
+      <w:pPr>
+        <w:pStyle w:val="Heading3"/>
+      </w:pPr>
+      <w:r>
+        <w:t>Key idea</w:t>
+      </w:r>
+    </w:p>
+    <w:p>
+      <w:pPr>
+        <w:spacing w:line="336" w:lineRule="auto" w:after="180"/>
+        <w:shd w:fill="EDF7F3"/>
+      </w:pPr>
+      <w:r>
+        <w:rPr>
+          <w:b w:val="0"/>
+        </w:rPr>
+        <w:t xml:space="preserve">CORE IDEA A </w:t>
+      </w:r>
+      <w:r>
+        <w:rPr>
+          <w:b/>
+        </w:rPr>
+        <w:t>prediction</w:t>
+      </w:r>
+      <w:r>
+        <w:rPr>
+          <w:b w:val="0"/>
+        </w:rPr>
+        <w:t xml:space="preserve"> is a fallible </w:t>
+      </w:r>
+      <w:r>
+        <w:rPr>
+          <w:b/>
+        </w:rPr>
+        <w:t>output</w:t>
+      </w:r>
+      <w:r>
+        <w:rPr>
+          <w:b w:val="0"/>
+        </w:rPr>
+        <w:t xml:space="preserve"> supported by clues.</w:t>
+      </w:r>
+    </w:p>
+    <w:p>
+      <w:pPr>
+        <w:pStyle w:val="Heading3"/>
+      </w:pPr>
+      <w:r>
+        <w:t>How the mechanism works</w:t>
+      </w:r>
+    </w:p>
+    <w:p>
+      <w:pPr>
+        <w:spacing w:line="336" w:lineRule="auto" w:after="180"/>
+        <w:shd w:fill="F1F6F8"/>
+      </w:pPr>
+      <w:r>
+        <w:rPr>
+          <w:b w:val="0"/>
+        </w:rPr>
+        <w:t xml:space="preserve">UNDER THE HOOD </w:t>
+      </w:r>
+      <w:r>
+        <w:rPr>
+          <w:b/>
+        </w:rPr>
+        <w:t>Prediction</w:t>
+      </w:r>
+      <w:r>
+        <w:rPr>
+          <w:b w:val="0"/>
+        </w:rPr>
+        <w:t xml:space="preserve"> estimates a target that is unknown at decision time. </w:t>
+      </w:r>
+      <w:r>
+        <w:rPr>
+          <w:b/>
+        </w:rPr>
+        <w:t>Evidence</w:t>
+      </w:r>
+      <w:r>
+        <w:rPr>
+          <w:b w:val="0"/>
+        </w:rPr>
+        <w:t xml:space="preserve"> supports the estimate; </w:t>
+      </w:r>
+      <w:r>
+        <w:rPr>
+          <w:b/>
+        </w:rPr>
+        <w:t>ground truth</w:t>
+      </w:r>
+      <w:r>
+        <w:rPr>
+          <w:b w:val="0"/>
+        </w:rPr>
+        <w:t xml:space="preserve"> is the later or independently established outcome.</w:t>
+      </w:r>
+    </w:p>
+    <w:p>
+      <w:pPr>
+        <w:spacing w:line="336" w:lineRule="auto" w:after="180"/>
+        <w:shd w:fill="F1F6F8"/>
+      </w:pPr>
+      <w:r>
+        <w:rPr>
+          <w:b w:val="0"/>
+        </w:rPr>
+        <w:t xml:space="preserve">Treating </w:t>
+      </w:r>
+      <w:r>
+        <w:rPr>
+          <w:b/>
+        </w:rPr>
+        <w:t>prediction</w:t>
+      </w:r>
+      <w:r>
+        <w:rPr>
+          <w:b w:val="0"/>
+        </w:rPr>
+        <w:t>s as labels can create self-confirming records.</w:t>
+      </w:r>
+    </w:p>
+    <w:p>
+      <w:pPr>
+        <w:spacing w:line="336" w:lineRule="auto" w:after="180"/>
+      </w:pPr>
+      <w:r>
+        <w:rPr>
+          <w:b w:val="0"/>
+        </w:rPr>
         <w:t>Draw a fresh example with all three stages:</w:t>
       </w:r>
     </w:p>
     <w:p>
-      <w:r>
-        <w:t>Every step connects a claim to observable evidence.</w:t>
-      </w:r>
-    </w:p>
-    <w:p>
-      <w:r>
-        <w:t>CASE A rain prediction uses weather clues, but the later observation of rain or no rain is the fact that evaluates it.</w:t>
-      </w:r>
-    </w:p>
-    <w:p>
-      <w:r>
-        <w:t>STEP 1 — OBSERVE available evidence</w:t>
-      </w:r>
-    </w:p>
-    <w:p>
-      <w:r>
+      <w:pPr>
+        <w:spacing w:line="336" w:lineRule="auto" w:after="180"/>
+      </w:pPr>
+      <w:r>
+        <w:rPr>
+          <w:b w:val="0"/>
+        </w:rPr>
+        <w:t xml:space="preserve">Every step connects a claim to observable </w:t>
+      </w:r>
+      <w:r>
+        <w:rPr>
+          <w:b/>
+        </w:rPr>
+        <w:t>evidence</w:t>
+      </w:r>
+      <w:r>
+        <w:rPr>
+          <w:b w:val="0"/>
+        </w:rPr>
+        <w:t>.</w:t>
+      </w:r>
+    </w:p>
+    <w:p>
+      <w:pPr>
+        <w:pStyle w:val="Heading3"/>
+      </w:pPr>
+      <w:r>
+        <w:t>The case to investigate</w:t>
+      </w:r>
+    </w:p>
+    <w:p>
+      <w:pPr>
+        <w:spacing w:line="336" w:lineRule="auto" w:after="180"/>
+        <w:shd w:fill="F1F6FC"/>
+      </w:pPr>
+      <w:r>
+        <w:rPr>
+          <w:b w:val="0"/>
+        </w:rPr>
+        <w:t xml:space="preserve">CASE A rain </w:t>
+      </w:r>
+      <w:r>
+        <w:rPr>
+          <w:b/>
+        </w:rPr>
+        <w:t>prediction</w:t>
+      </w:r>
+      <w:r>
+        <w:rPr>
+          <w:b w:val="0"/>
+        </w:rPr>
+        <w:t xml:space="preserve"> uses weather clues, but the later </w:t>
+      </w:r>
+      <w:r>
+        <w:rPr>
+          <w:b/>
+        </w:rPr>
+        <w:t>observation</w:t>
+      </w:r>
+      <w:r>
+        <w:rPr>
+          <w:b w:val="0"/>
+        </w:rPr>
+        <w:t xml:space="preserve"> of rain or no rain is the </w:t>
+      </w:r>
+      <w:r>
+        <w:rPr>
+          <w:b/>
+        </w:rPr>
+        <w:t>fact</w:t>
+      </w:r>
+      <w:r>
+        <w:rPr>
+          <w:b w:val="0"/>
+        </w:rPr>
+        <w:t xml:space="preserve"> that evaluates it.</w:t>
+      </w:r>
+    </w:p>
+    <w:p>
+      <w:pPr>
+        <w:pStyle w:val="Heading3"/>
+      </w:pPr>
+      <w:r>
+        <w:t>Step 1</w:t>
+      </w:r>
+    </w:p>
+    <w:p>
+      <w:pPr>
+        <w:spacing w:line="336" w:lineRule="auto" w:after="180"/>
+        <w:shd w:fill="F4F9FC"/>
+      </w:pPr>
+      <w:r>
+        <w:rPr>
+          <w:b w:val="0"/>
+        </w:rPr>
+        <w:t xml:space="preserve">STEP 1 — OBSERVE available </w:t>
+      </w:r>
+      <w:r>
+        <w:rPr>
+          <w:b/>
+        </w:rPr>
+        <w:t>evidence</w:t>
+      </w:r>
+    </w:p>
+    <w:p>
+      <w:pPr>
+        <w:pStyle w:val="Heading3"/>
+      </w:pPr>
+      <w:r>
+        <w:t>Step 2</w:t>
+      </w:r>
+    </w:p>
+    <w:p>
+      <w:pPr>
+        <w:spacing w:line="336" w:lineRule="auto" w:after="180"/>
+        <w:shd w:fill="F4F9FC"/>
+      </w:pPr>
+      <w:r>
+        <w:rPr>
+          <w:b w:val="0"/>
+        </w:rPr>
         <w:t>STEP 2 — TRACE use a rule or model to estimate an unseen outcome</w:t>
       </w:r>
     </w:p>
     <w:p>
-      <w:r>
-        <w:t>STEP 3 — CONCLUDE prediction that must remain separate from verified fact</w:t>
-      </w:r>
-    </w:p>
-    <w:p>
-      <w:r>
-        <w:t>MODEL REASONING Mark model or rule outputs as predictions, observable clues as evidence, and independently checked outcomes as facts. A prediction becomes evaluated against a fact; it does not become a fact merely because time passes.</w:t>
-      </w:r>
-    </w:p>
-    <w:p>
-      <w:r>
-        <w:t>DO NOT OVERCLAIM Do not copy a model prediction into the answer column and later call it ground truth.</w:t>
-      </w:r>
-    </w:p>
-    <w:p>
-      <w:r>
-        <w:t>What new evidence could change this answer?</w:t>
-      </w:r>
-    </w:p>
-    <w:p>
       <w:pPr>
         <w:pStyle w:val="Heading3"/>
       </w:pPr>
       <w:r>
+        <w:t>Step 3</w:t>
+      </w:r>
+    </w:p>
+    <w:p>
+      <w:pPr>
+        <w:spacing w:line="336" w:lineRule="auto" w:after="180"/>
+        <w:shd w:fill="F4F9FC"/>
+      </w:pPr>
+      <w:r>
+        <w:rPr>
+          <w:b w:val="0"/>
+        </w:rPr>
+        <w:t xml:space="preserve">STEP 3 — CONCLUDE </w:t>
+      </w:r>
+      <w:r>
+        <w:rPr>
+          <w:b/>
+        </w:rPr>
+        <w:t>prediction</w:t>
+      </w:r>
+      <w:r>
+        <w:rPr>
+          <w:b w:val="0"/>
+        </w:rPr>
+        <w:t xml:space="preserve"> that must remain separate from verified </w:t>
+      </w:r>
+      <w:r>
+        <w:rPr>
+          <w:b/>
+        </w:rPr>
+        <w:t>fact</w:t>
+      </w:r>
+    </w:p>
+    <w:p>
+      <w:pPr>
+        <w:pStyle w:val="Heading3"/>
+      </w:pPr>
+      <w:r>
+        <w:t>Model answer</w:t>
+      </w:r>
+    </w:p>
+    <w:p>
+      <w:pPr>
+        <w:spacing w:line="336" w:lineRule="auto" w:after="180"/>
+        <w:shd w:fill="F1F6FC"/>
+      </w:pPr>
+      <w:r>
+        <w:rPr>
+          <w:b w:val="0"/>
+        </w:rPr>
+        <w:t xml:space="preserve">MODEL REASONING Mark model or rule </w:t>
+      </w:r>
+      <w:r>
+        <w:rPr>
+          <w:b/>
+        </w:rPr>
+        <w:t>output</w:t>
+      </w:r>
+      <w:r>
+        <w:rPr>
+          <w:b w:val="0"/>
+        </w:rPr>
+        <w:t xml:space="preserve">s as </w:t>
+      </w:r>
+      <w:r>
+        <w:rPr>
+          <w:b/>
+        </w:rPr>
+        <w:t>prediction</w:t>
+      </w:r>
+      <w:r>
+        <w:rPr>
+          <w:b w:val="0"/>
+        </w:rPr>
+        <w:t xml:space="preserve">s, observable clues as </w:t>
+      </w:r>
+      <w:r>
+        <w:rPr>
+          <w:b/>
+        </w:rPr>
+        <w:t>evidence</w:t>
+      </w:r>
+      <w:r>
+        <w:rPr>
+          <w:b w:val="0"/>
+        </w:rPr>
+        <w:t xml:space="preserve">, and independently checked outcomes as </w:t>
+      </w:r>
+      <w:r>
+        <w:rPr>
+          <w:b/>
+        </w:rPr>
+        <w:t>fact</w:t>
+      </w:r>
+      <w:r>
+        <w:rPr>
+          <w:b w:val="0"/>
+        </w:rPr>
+        <w:t>s.</w:t>
+      </w:r>
+    </w:p>
+    <w:p>
+      <w:pPr>
+        <w:spacing w:line="336" w:lineRule="auto" w:after="180"/>
+        <w:shd w:fill="F1F6FC"/>
+      </w:pPr>
+      <w:r>
+        <w:rPr>
+          <w:b w:val="0"/>
+        </w:rPr>
+        <w:t xml:space="preserve">A </w:t>
+      </w:r>
+      <w:r>
+        <w:rPr>
+          <w:b/>
+        </w:rPr>
+        <w:t>prediction</w:t>
+      </w:r>
+      <w:r>
+        <w:rPr>
+          <w:b w:val="0"/>
+        </w:rPr>
+        <w:t xml:space="preserve"> becomes evaluated against a </w:t>
+      </w:r>
+      <w:r>
+        <w:rPr>
+          <w:b/>
+        </w:rPr>
+        <w:t>fact</w:t>
+      </w:r>
+      <w:r>
+        <w:rPr>
+          <w:b w:val="0"/>
+        </w:rPr>
+        <w:t xml:space="preserve">; it does not become a </w:t>
+      </w:r>
+      <w:r>
+        <w:rPr>
+          <w:b/>
+        </w:rPr>
+        <w:t>fact</w:t>
+      </w:r>
+      <w:r>
+        <w:rPr>
+          <w:b w:val="0"/>
+        </w:rPr>
+        <w:t xml:space="preserve"> merely because time passes.</w:t>
+      </w:r>
+    </w:p>
+    <w:p>
+      <w:pPr>
+        <w:pStyle w:val="Heading3"/>
+      </w:pPr>
+      <w:r>
+        <w:t>A claim to avoid</w:t>
+      </w:r>
+    </w:p>
+    <w:p>
+      <w:pPr>
+        <w:spacing w:line="336" w:lineRule="auto" w:after="180"/>
+        <w:shd w:fill="FFF5E6"/>
+      </w:pPr>
+      <w:r>
+        <w:rPr>
+          <w:b w:val="0"/>
+        </w:rPr>
+        <w:t xml:space="preserve">DO NOT OVERCLAIM Do not copy a model </w:t>
+      </w:r>
+      <w:r>
+        <w:rPr>
+          <w:b/>
+        </w:rPr>
+        <w:t>prediction</w:t>
+      </w:r>
+      <w:r>
+        <w:rPr>
+          <w:b w:val="0"/>
+        </w:rPr>
+        <w:t xml:space="preserve"> into the answer column and later call it </w:t>
+      </w:r>
+      <w:r>
+        <w:rPr>
+          <w:b/>
+        </w:rPr>
+        <w:t>ground truth</w:t>
+      </w:r>
+      <w:r>
+        <w:rPr>
+          <w:b w:val="0"/>
+        </w:rPr>
+        <w:t>.</w:t>
+      </w:r>
+    </w:p>
+    <w:p>
+      <w:pPr>
+        <w:spacing w:line="336" w:lineRule="auto" w:after="180"/>
+        <w:shd w:fill="F5F1FB"/>
+      </w:pPr>
+      <w:r>
+        <w:rPr>
+          <w:b w:val="0"/>
+        </w:rPr>
+        <w:t xml:space="preserve">What new </w:t>
+      </w:r>
+      <w:r>
+        <w:rPr>
+          <w:b/>
+        </w:rPr>
+        <w:t>evidence</w:t>
+      </w:r>
+      <w:r>
+        <w:rPr>
+          <w:b w:val="0"/>
+        </w:rPr>
+        <w:t xml:space="preserve"> could change this answer?</w:t>
+      </w:r>
+    </w:p>
+    <w:p>
+      <w:pPr>
+        <w:pStyle w:val="Heading3"/>
+      </w:pPr>
+      <w:r>
         <w:t>Concrete teaching case</w:t>
       </w:r>
     </w:p>
     <w:p>
-      <w:r>
+      <w:pPr>
+        <w:pStyle w:val="Heading3"/>
+      </w:pPr>
+      <w:r>
+        <w:t>The teaching case</w:t>
+      </w:r>
+    </w:p>
+    <w:p>
+      <w:pPr>
+        <w:spacing w:line="336" w:lineRule="auto" w:after="180"/>
+        <w:shd w:fill="F1F6FC"/>
+      </w:pPr>
+      <w:r>
+        <w:rPr>
+          <w:b w:val="0"/>
+        </w:rPr>
         <w:t>A weather helper predicts tomorrow's rain.</w:t>
       </w:r>
     </w:p>
     <w:p>
-      <w:r>
-        <w:t>Is this a fact about tomorrow? How can it be checked?</w:t>
+      <w:pPr>
+        <w:spacing w:line="336" w:lineRule="auto" w:after="180"/>
+        <w:shd w:fill="F5F1FB"/>
+      </w:pPr>
+      <w:r>
+        <w:rPr>
+          <w:b w:val="0"/>
+        </w:rPr>
+        <w:t xml:space="preserve">Is this a </w:t>
+      </w:r>
+      <w:r>
+        <w:rPr>
+          <w:b/>
+        </w:rPr>
+        <w:t>fact</w:t>
+      </w:r>
+      <w:r>
+        <w:rPr>
+          <w:b w:val="0"/>
+        </w:rPr>
+        <w:t xml:space="preserve"> about tomorrow? How can it be checked?</w:t>
       </w:r>
     </w:p>
     <w:p>
@@ -616,41 +1631,461 @@
       </w:r>
     </w:p>
     <w:p>
-      <w:r>
-        <w:t>It is a prediction. Record it now and compare with a predefined rain observation tomorrow. Useful predictions are not guarantees.</w:t>
-      </w:r>
-    </w:p>
-    <w:p>
       <w:pPr>
         <w:pStyle w:val="Heading3"/>
       </w:pPr>
       <w:r>
+        <w:t>Why the result follows</w:t>
+      </w:r>
+    </w:p>
+    <w:p>
+      <w:pPr>
+        <w:spacing w:line="336" w:lineRule="auto" w:after="180"/>
+        <w:shd w:fill="F1F6FC"/>
+      </w:pPr>
+      <w:r>
+        <w:rPr>
+          <w:b w:val="0"/>
+        </w:rPr>
+        <w:t xml:space="preserve">It is a </w:t>
+      </w:r>
+      <w:r>
+        <w:rPr>
+          <w:b/>
+        </w:rPr>
+        <w:t>prediction</w:t>
+      </w:r>
+      <w:r>
+        <w:rPr>
+          <w:b w:val="0"/>
+        </w:rPr>
+        <w:t xml:space="preserve">. Record it now and compare with a predefined rain </w:t>
+      </w:r>
+      <w:r>
+        <w:rPr>
+          <w:b/>
+        </w:rPr>
+        <w:t>observation</w:t>
+      </w:r>
+      <w:r>
+        <w:rPr>
+          <w:b w:val="0"/>
+        </w:rPr>
+        <w:t xml:space="preserve"> tomorrow. Useful </w:t>
+      </w:r>
+      <w:r>
+        <w:rPr>
+          <w:b/>
+        </w:rPr>
+        <w:t>prediction</w:t>
+      </w:r>
+      <w:r>
+        <w:rPr>
+          <w:b w:val="0"/>
+        </w:rPr>
+        <w:t>s are not guarantees.</w:t>
+      </w:r>
+    </w:p>
+    <w:p>
+      <w:pPr>
+        <w:pStyle w:val="Heading3"/>
+      </w:pPr>
+      <w:r>
         <w:t>Explain the added worked example</w:t>
       </w:r>
     </w:p>
     <w:p>
-      <w:r>
-        <w:t>A prediction states what a model outputs. An observation records what was measured or happened. To check a prediction, keep both records and compare the same case under the same outcome rule. Writing a prediction into the observation column would make the check circular.</w:t>
-      </w:r>
-    </w:p>
-    <w:p>
-      <w:r>
-        <w:t>Use a fictional ramp investigation. Before each trial, Ramp1 predicts far for a ramp height of at least 6 cm and near otherwise. Its allowed heights are whole centimetres from 1 through 10. After a toy rolls, a learner measures its travel distance. The outcome rule is far for a distance of at least 4 floor units and near otherwise. Ramp height and travel distance are different quantities.</w:t>
-      </w:r>
-    </w:p>
-    <w:p>
-      <w:r>
-        <w:t>The values in this lesson are invented practice records, not a physical law about ramps. Ramp1 is a fixed paper model for learning how to check predictions. Each trial has an ID so that its height, prediction and later measurement stay together. Keep the model version and record the prediction before opening the observation card.</w:t>
-      </w:r>
-    </w:p>
-    <w:p>
-      <w:r>
-        <w:t>For B, the input 6 cm produces the prediction far. The later distance of 3 units produces the observed category near. This is a mismatch. Retain far as the original prediction and near as the observed category. Changing the old prediction to near would hide the mistake rather than improve the original result.</w:t>
-      </w:r>
-    </w:p>
-    <w:p>
-      <w:r>
-        <w:t>For A and C, the categories match. These two matches provide evidence about these trials. They do not show that every future prediction will be correct. Even a correctly computed prediction can disagree with an observation because following the model rule and matching the world are different checks.</w:t>
+      <w:pPr>
+        <w:spacing w:line="336" w:lineRule="auto" w:after="180"/>
+      </w:pPr>
+      <w:r>
+        <w:rPr>
+          <w:b w:val="0"/>
+        </w:rPr>
+        <w:t xml:space="preserve">A </w:t>
+      </w:r>
+      <w:r>
+        <w:rPr>
+          <w:b/>
+        </w:rPr>
+        <w:t>prediction</w:t>
+      </w:r>
+      <w:r>
+        <w:rPr>
+          <w:b w:val="0"/>
+        </w:rPr>
+        <w:t xml:space="preserve"> states what a model </w:t>
+      </w:r>
+      <w:r>
+        <w:rPr>
+          <w:b/>
+        </w:rPr>
+        <w:t>output</w:t>
+      </w:r>
+      <w:r>
+        <w:rPr>
+          <w:b w:val="0"/>
+        </w:rPr>
+        <w:t xml:space="preserve">s. An </w:t>
+      </w:r>
+      <w:r>
+        <w:rPr>
+          <w:b/>
+        </w:rPr>
+        <w:t>observation</w:t>
+      </w:r>
+      <w:r>
+        <w:rPr>
+          <w:b w:val="0"/>
+        </w:rPr>
+        <w:t xml:space="preserve"> records what was measured or happened. To check a </w:t>
+      </w:r>
+      <w:r>
+        <w:rPr>
+          <w:b/>
+        </w:rPr>
+        <w:t>prediction</w:t>
+      </w:r>
+      <w:r>
+        <w:rPr>
+          <w:b w:val="0"/>
+        </w:rPr>
+        <w:t xml:space="preserve">, keep both records and compare the same case under the same </w:t>
+      </w:r>
+      <w:r>
+        <w:rPr>
+          <w:b/>
+        </w:rPr>
+        <w:t>outcome rule</w:t>
+      </w:r>
+      <w:r>
+        <w:rPr>
+          <w:b w:val="0"/>
+        </w:rPr>
+        <w:t>.</w:t>
+      </w:r>
+    </w:p>
+    <w:p>
+      <w:pPr>
+        <w:spacing w:line="336" w:lineRule="auto" w:after="180"/>
+      </w:pPr>
+      <w:r>
+        <w:rPr>
+          <w:b w:val="0"/>
+        </w:rPr>
+        <w:t xml:space="preserve">Writing a </w:t>
+      </w:r>
+      <w:r>
+        <w:rPr>
+          <w:b/>
+        </w:rPr>
+        <w:t>prediction</w:t>
+      </w:r>
+      <w:r>
+        <w:rPr>
+          <w:b w:val="0"/>
+        </w:rPr>
+        <w:t xml:space="preserve"> into the </w:t>
+      </w:r>
+      <w:r>
+        <w:rPr>
+          <w:b/>
+        </w:rPr>
+        <w:t>observation</w:t>
+      </w:r>
+      <w:r>
+        <w:rPr>
+          <w:b w:val="0"/>
+        </w:rPr>
+        <w:t xml:space="preserve"> column would make the check circular.</w:t>
+      </w:r>
+    </w:p>
+    <w:p>
+      <w:pPr>
+        <w:pStyle w:val="Heading3"/>
+      </w:pPr>
+      <w:r>
+        <w:t>Explain the added worked example · 1</w:t>
+      </w:r>
+    </w:p>
+    <w:p>
+      <w:pPr>
+        <w:spacing w:line="336" w:lineRule="auto" w:after="180"/>
+      </w:pPr>
+      <w:r>
+        <w:rPr>
+          <w:b w:val="0"/>
+        </w:rPr>
+        <w:t>Use a fictional ramp investigation. Before each trial, Ramp1 predicts far for a ramp height of at least 6 cm and near otherwise. Its allowed heights are whole centimetres from 1 through 10.</w:t>
+      </w:r>
+    </w:p>
+    <w:p>
+      <w:pPr>
+        <w:spacing w:line="336" w:lineRule="auto" w:after="180"/>
+      </w:pPr>
+      <w:r>
+        <w:rPr>
+          <w:b w:val="0"/>
+        </w:rPr>
+        <w:t xml:space="preserve">After a toy rolls, a learner measures its travel distance. The </w:t>
+      </w:r>
+      <w:r>
+        <w:rPr>
+          <w:b/>
+        </w:rPr>
+        <w:t>outcome rule</w:t>
+      </w:r>
+      <w:r>
+        <w:rPr>
+          <w:b w:val="0"/>
+        </w:rPr>
+        <w:t xml:space="preserve"> is far for a distance of at least 4 floor units and near otherwise. Ramp height and travel distance are different quantities.</w:t>
+      </w:r>
+    </w:p>
+    <w:p>
+      <w:pPr>
+        <w:pStyle w:val="Heading3"/>
+      </w:pPr>
+      <w:r>
+        <w:t>Explain the added worked example · 2</w:t>
+      </w:r>
+    </w:p>
+    <w:p>
+      <w:pPr>
+        <w:spacing w:line="336" w:lineRule="auto" w:after="180"/>
+      </w:pPr>
+      <w:r>
+        <w:rPr>
+          <w:b w:val="0"/>
+        </w:rPr>
+        <w:t xml:space="preserve">The values in this lesson are invented practice records, not a physical law about ramps. Ramp1 is a fixed paper model for learning how to check </w:t>
+      </w:r>
+      <w:r>
+        <w:rPr>
+          <w:b/>
+        </w:rPr>
+        <w:t>prediction</w:t>
+      </w:r>
+      <w:r>
+        <w:rPr>
+          <w:b w:val="0"/>
+        </w:rPr>
+        <w:t>s.</w:t>
+      </w:r>
+    </w:p>
+    <w:p>
+      <w:pPr>
+        <w:spacing w:line="336" w:lineRule="auto" w:after="180"/>
+      </w:pPr>
+      <w:r>
+        <w:rPr>
+          <w:b w:val="0"/>
+        </w:rPr>
+        <w:t xml:space="preserve">Each trial has an ID so that its height, </w:t>
+      </w:r>
+      <w:r>
+        <w:rPr>
+          <w:b/>
+        </w:rPr>
+        <w:t>prediction</w:t>
+      </w:r>
+      <w:r>
+        <w:rPr>
+          <w:b w:val="0"/>
+        </w:rPr>
+        <w:t xml:space="preserve"> and later measurement stay together. Keep the model version and record the </w:t>
+      </w:r>
+      <w:r>
+        <w:rPr>
+          <w:b/>
+        </w:rPr>
+        <w:t>prediction</w:t>
+      </w:r>
+      <w:r>
+        <w:rPr>
+          <w:b w:val="0"/>
+        </w:rPr>
+        <w:t xml:space="preserve"> before opening the </w:t>
+      </w:r>
+      <w:r>
+        <w:rPr>
+          <w:b/>
+        </w:rPr>
+        <w:t>observation</w:t>
+      </w:r>
+      <w:r>
+        <w:rPr>
+          <w:b w:val="0"/>
+        </w:rPr>
+        <w:t xml:space="preserve"> card.</w:t>
+      </w:r>
+    </w:p>
+    <w:p>
+      <w:pPr>
+        <w:pStyle w:val="Heading3"/>
+      </w:pPr>
+      <w:r>
+        <w:t>Explain the added worked example · 3</w:t>
+      </w:r>
+    </w:p>
+    <w:p>
+      <w:pPr>
+        <w:spacing w:line="336" w:lineRule="auto" w:after="180"/>
+      </w:pPr>
+      <w:r>
+        <w:rPr>
+          <w:b w:val="0"/>
+        </w:rPr>
+        <w:t xml:space="preserve">For B, the </w:t>
+      </w:r>
+      <w:r>
+        <w:rPr>
+          <w:b/>
+        </w:rPr>
+        <w:t>input</w:t>
+      </w:r>
+      <w:r>
+        <w:rPr>
+          <w:b w:val="0"/>
+        </w:rPr>
+        <w:t xml:space="preserve"> 6 cm produces the </w:t>
+      </w:r>
+      <w:r>
+        <w:rPr>
+          <w:b/>
+        </w:rPr>
+        <w:t>prediction</w:t>
+      </w:r>
+      <w:r>
+        <w:rPr>
+          <w:b w:val="0"/>
+        </w:rPr>
+        <w:t xml:space="preserve"> far. The later distance of 3 units produces the observed category near. This is a </w:t>
+      </w:r>
+      <w:r>
+        <w:rPr>
+          <w:b/>
+        </w:rPr>
+        <w:t>mismatch</w:t>
+      </w:r>
+      <w:r>
+        <w:rPr>
+          <w:b w:val="0"/>
+        </w:rPr>
+        <w:t xml:space="preserve">. Retain far as the original </w:t>
+      </w:r>
+      <w:r>
+        <w:rPr>
+          <w:b/>
+        </w:rPr>
+        <w:t>prediction</w:t>
+      </w:r>
+      <w:r>
+        <w:rPr>
+          <w:b w:val="0"/>
+        </w:rPr>
+        <w:t xml:space="preserve"> and near as the observed category.</w:t>
+      </w:r>
+    </w:p>
+    <w:p>
+      <w:pPr>
+        <w:spacing w:line="336" w:lineRule="auto" w:after="180"/>
+      </w:pPr>
+      <w:r>
+        <w:rPr>
+          <w:b w:val="0"/>
+        </w:rPr>
+        <w:t xml:space="preserve">Changing the old </w:t>
+      </w:r>
+      <w:r>
+        <w:rPr>
+          <w:b/>
+        </w:rPr>
+        <w:t>prediction</w:t>
+      </w:r>
+      <w:r>
+        <w:rPr>
+          <w:b w:val="0"/>
+        </w:rPr>
+        <w:t xml:space="preserve"> to near would hide the mistake rather than improve the original result.</w:t>
+      </w:r>
+    </w:p>
+    <w:p>
+      <w:pPr>
+        <w:pStyle w:val="Heading3"/>
+      </w:pPr>
+      <w:r>
+        <w:t>Explain the added worked example · 4</w:t>
+      </w:r>
+    </w:p>
+    <w:p>
+      <w:pPr>
+        <w:spacing w:line="336" w:lineRule="auto" w:after="180"/>
+      </w:pPr>
+      <w:r>
+        <w:rPr>
+          <w:b w:val="0"/>
+        </w:rPr>
+        <w:t xml:space="preserve">For A and C, the categories match. These two matches provide </w:t>
+      </w:r>
+      <w:r>
+        <w:rPr>
+          <w:b/>
+        </w:rPr>
+        <w:t>evidence</w:t>
+      </w:r>
+      <w:r>
+        <w:rPr>
+          <w:b w:val="0"/>
+        </w:rPr>
+        <w:t xml:space="preserve"> about these trials. They do not show that every future </w:t>
+      </w:r>
+      <w:r>
+        <w:rPr>
+          <w:b/>
+        </w:rPr>
+        <w:t>prediction</w:t>
+      </w:r>
+      <w:r>
+        <w:rPr>
+          <w:b w:val="0"/>
+        </w:rPr>
+        <w:t xml:space="preserve"> will be correct.</w:t>
+      </w:r>
+    </w:p>
+    <w:p>
+      <w:pPr>
+        <w:spacing w:line="336" w:lineRule="auto" w:after="180"/>
+      </w:pPr>
+      <w:r>
+        <w:rPr>
+          <w:b w:val="0"/>
+        </w:rPr>
+        <w:t xml:space="preserve">Even a correctly computed </w:t>
+      </w:r>
+      <w:r>
+        <w:rPr>
+          <w:b/>
+        </w:rPr>
+        <w:t>prediction</w:t>
+      </w:r>
+      <w:r>
+        <w:rPr>
+          <w:b w:val="0"/>
+        </w:rPr>
+        <w:t xml:space="preserve"> can disagree with an </w:t>
+      </w:r>
+      <w:r>
+        <w:rPr>
+          <w:b/>
+        </w:rPr>
+        <w:t>observation</w:t>
+      </w:r>
+      <w:r>
+        <w:rPr>
+          <w:b w:val="0"/>
+        </w:rPr>
+        <w:t xml:space="preserve"> because following the model rule and matching the world are different checks.</w:t>
       </w:r>
     </w:p>
     <w:p>
@@ -816,8 +2251,37 @@
       </w:r>
     </w:p>
     <w:p>
-      <w:r>
-        <w:t>Use the complete worked example below before asking learners to complete W2. Reveal a small part, invite a prediction, then explain the deciding step. These teacher notes contain solutions; do not reveal the independent case answer during modelling.</w:t>
+      <w:pPr>
+        <w:spacing w:line="336" w:lineRule="auto" w:after="180"/>
+      </w:pPr>
+      <w:r>
+        <w:rPr>
+          <w:b w:val="0"/>
+        </w:rPr>
+        <w:t xml:space="preserve">Use the complete worked example below before asking learners to complete W2. Reveal a small part, invite a </w:t>
+      </w:r>
+      <w:r>
+        <w:rPr>
+          <w:b/>
+        </w:rPr>
+        <w:t>prediction</w:t>
+      </w:r>
+      <w:r>
+        <w:rPr>
+          <w:b w:val="0"/>
+        </w:rPr>
+        <w:t>, then explain the deciding step.</w:t>
+      </w:r>
+    </w:p>
+    <w:p>
+      <w:pPr>
+        <w:spacing w:line="336" w:lineRule="auto" w:after="180"/>
+      </w:pPr>
+      <w:r>
+        <w:rPr>
+          <w:b w:val="0"/>
+        </w:rPr>
+        <w:t>These teacher notes contain solutions; do not reveal the independent case answer during modelling.</w:t>
       </w:r>
     </w:p>
     <w:tbl>
@@ -835,6 +2299,38 @@
         <w:trPr>
           <w:tblHeader/>
         </w:trPr>
+        <w:tc>
+          <w:tcPr>
+            <w:tcW w:type="dxa" w:w="3408"/>
+          </w:tcPr>
+          <w:p>
+            <w:r>
+              <w:t>Record</w:t>
+            </w:r>
+          </w:p>
+        </w:tc>
+        <w:tc>
+          <w:tcPr>
+            <w:tcW w:type="dxa" w:w="3408"/>
+          </w:tcPr>
+          <w:p>
+            <w:r>
+              <w:t>Evidence available</w:t>
+            </w:r>
+          </w:p>
+        </w:tc>
+        <w:tc>
+          <w:tcPr>
+            <w:tcW w:type="dxa" w:w="3408"/>
+          </w:tcPr>
+          <w:p>
+            <w:r>
+              <w:t>Status under the outcome rule</w:t>
+            </w:r>
+          </w:p>
+        </w:tc>
+      </w:tr>
+      <w:tr>
         <w:tc>
           <w:tcPr>
             <w:tcW w:type="dxa" w:w="3408"/>
@@ -932,13 +2428,99 @@
       </w:tr>
     </w:tbl>
     <w:p>
-      <w:r>
-        <w:t>For E, 3 units means near and 4 units means far. The disagreement can change the judgment. Check the trial ID, original measurement and recording procedure. Do not choose the distance that makes Ramp1 look better. If the conflict cannot be resolved, retain both reports and mark the comparison unassessed.</w:t>
-      </w:r>
-    </w:p>
-    <w:p>
-      <w:r>
-        <w:t>An observation is evidence, not an automatic guarantee of truth. A wrong trial ID, unclear unit or copying error can make the comparison unreliable. If a supported correction is made, retain the original entry, the correction, its source and the reason. Remeasuring a new trial does not reveal what happened in the old one.</w:t>
+      <w:pPr>
+        <w:pStyle w:val="Heading3"/>
+      </w:pPr>
+      <w:r>
+        <w:t>Model the reasoning aloud · 5</w:t>
+      </w:r>
+    </w:p>
+    <w:p>
+      <w:pPr>
+        <w:spacing w:line="336" w:lineRule="auto" w:after="180"/>
+      </w:pPr>
+      <w:r>
+        <w:rPr>
+          <w:b w:val="0"/>
+        </w:rPr>
+        <w:t>For E, 3 units means near and 4 units means far. The disagreement can change the judgment. Check the trial ID, original measurement and recording procedure. Do not choose the distance that makes Ramp1 look better.</w:t>
+      </w:r>
+    </w:p>
+    <w:p>
+      <w:pPr>
+        <w:spacing w:line="336" w:lineRule="auto" w:after="180"/>
+      </w:pPr>
+      <w:r>
+        <w:rPr>
+          <w:b w:val="0"/>
+        </w:rPr>
+        <w:t xml:space="preserve">If the conflict cannot be resolved, retain both reports and mark the comparison </w:t>
+      </w:r>
+      <w:r>
+        <w:rPr>
+          <w:b/>
+        </w:rPr>
+        <w:t>unassessed</w:t>
+      </w:r>
+      <w:r>
+        <w:rPr>
+          <w:b w:val="0"/>
+        </w:rPr>
+        <w:t>.</w:t>
+      </w:r>
+    </w:p>
+    <w:p>
+      <w:pPr>
+        <w:pStyle w:val="Heading3"/>
+      </w:pPr>
+      <w:r>
+        <w:t>Model the reasoning aloud · 6</w:t>
+      </w:r>
+    </w:p>
+    <w:p>
+      <w:pPr>
+        <w:spacing w:line="336" w:lineRule="auto" w:after="180"/>
+      </w:pPr>
+      <w:r>
+        <w:rPr>
+          <w:b w:val="0"/>
+        </w:rPr>
+        <w:t xml:space="preserve">An </w:t>
+      </w:r>
+      <w:r>
+        <w:rPr>
+          <w:b/>
+        </w:rPr>
+        <w:t>observation</w:t>
+      </w:r>
+      <w:r>
+        <w:rPr>
+          <w:b w:val="0"/>
+        </w:rPr>
+        <w:t xml:space="preserve"> is </w:t>
+      </w:r>
+      <w:r>
+        <w:rPr>
+          <w:b/>
+        </w:rPr>
+        <w:t>evidence</w:t>
+      </w:r>
+      <w:r>
+        <w:rPr>
+          <w:b w:val="0"/>
+        </w:rPr>
+        <w:t>, not an automatic guarantee of truth. A wrong trial ID, unclear unit or copying error can make the comparison unreliable.</w:t>
+      </w:r>
+    </w:p>
+    <w:p>
+      <w:pPr>
+        <w:spacing w:line="336" w:lineRule="auto" w:after="180"/>
+      </w:pPr>
+      <w:r>
+        <w:rPr>
+          <w:b w:val="0"/>
+        </w:rPr>
+        <w:t>If a supported correction is made, retain the original entry, the correction, its source and the reason. Remeasuring a new trial does not reveal what happened in the old one.</w:t>
       </w:r>
     </w:p>
     <w:tbl>
@@ -1044,7 +2626,13 @@
       </w:tr>
     </w:tbl>
     <w:p>
-      <w:r>
+      <w:pPr>
+        <w:spacing w:line="336" w:lineRule="auto" w:after="180"/>
+      </w:pPr>
+      <w:r>
+        <w:rPr>
+          <w:b w:val="0"/>
+        </w:rPr>
         <w:t>Use the diagram and verbal explanation together. Ask learners to match a sentence to a specific visual step; do not assign learners fixed visual or auditory learning styles.</w:t>
       </w:r>
     </w:p>
@@ -1057,7 +2645,13 @@
       </w:r>
     </w:p>
     <w:p>
-      <w:r>
+      <w:pPr>
+        <w:spacing w:line="336" w:lineRule="auto" w:after="180"/>
+      </w:pPr>
+      <w:r>
+        <w:rPr>
+          <w:b w:val="0"/>
+        </w:rPr>
         <w:t>A fictional drying trial uses a fixed rule and later measures what actually happened.</w:t>
       </w:r>
     </w:p>
@@ -1070,13 +2664,49 @@
       </w:r>
     </w:p>
     <w:p>
-      <w:r>
+      <w:pPr>
+        <w:pStyle w:val="Heading3"/>
+      </w:pPr>
+      <w:r>
+        <w:t>Supplied facts</w:t>
+      </w:r>
+    </w:p>
+    <w:p>
+      <w:pPr>
+        <w:spacing w:line="336" w:lineRule="auto" w:after="180"/>
+        <w:shd w:fill="F1F6FC"/>
+      </w:pPr>
+      <w:r>
+        <w:rPr>
+          <w:b w:val="0"/>
+        </w:rPr>
         <w:t>Model D predicts slow when moisture score is at least 5; quick otherwise.</w:t>
       </w:r>
     </w:p>
     <w:p>
-      <w:r>
-        <w:t>Observation policy: slow if drying takes above 8 minutes; quick otherwise. Trial T has score 4 and measured time 9 minutes.</w:t>
+      <w:pPr>
+        <w:pStyle w:val="Heading3"/>
+      </w:pPr>
+      <w:r>
+        <w:t>Supplied facts</w:t>
+      </w:r>
+    </w:p>
+    <w:p>
+      <w:pPr>
+        <w:spacing w:line="336" w:lineRule="auto" w:after="180"/>
+        <w:shd w:fill="F1F6FC"/>
+      </w:pPr>
+      <w:r>
+        <w:rPr>
+          <w:b/>
+        </w:rPr>
+        <w:t>Observation</w:t>
+      </w:r>
+      <w:r>
+        <w:rPr>
+          <w:b w:val="0"/>
+        </w:rPr>
+        <w:t xml:space="preserve"> policy: slow if drying takes above 8 minutes; quick otherwise. Trial T has score 4 and measured time 9 minutes.</w:t>
       </w:r>
     </w:p>
     <w:p>
@@ -1261,43 +2891,196 @@
       </w:r>
     </w:p>
     <w:p>
-      <w:r>
-        <w:t>The moisture score generates a prediction; it is not the observed drying time. The later measurement supplies separate evidence under the stated observation policy. Save both values and their units. Altering the recorded time to match D would destroy the evaluation rather than repair the model.</w:t>
-      </w:r>
-    </w:p>
-    <w:p>
       <w:pPr>
         <w:pStyle w:val="Heading3"/>
       </w:pPr>
       <w:r>
+        <w:t>Why the result follows</w:t>
+      </w:r>
+    </w:p>
+    <w:p>
+      <w:pPr>
+        <w:spacing w:line="336" w:lineRule="auto" w:after="180"/>
+        <w:shd w:fill="F1F6FC"/>
+      </w:pPr>
+      <w:r>
+        <w:rPr>
+          <w:b w:val="0"/>
+        </w:rPr>
+        <w:t xml:space="preserve">The moisture score generates a </w:t>
+      </w:r>
+      <w:r>
+        <w:rPr>
+          <w:b/>
+        </w:rPr>
+        <w:t>prediction</w:t>
+      </w:r>
+      <w:r>
+        <w:rPr>
+          <w:b w:val="0"/>
+        </w:rPr>
+        <w:t xml:space="preserve">; it is not the observed drying time. The later measurement supplies separate </w:t>
+      </w:r>
+      <w:r>
+        <w:rPr>
+          <w:b/>
+        </w:rPr>
+        <w:t>evidence</w:t>
+      </w:r>
+      <w:r>
+        <w:rPr>
+          <w:b w:val="0"/>
+        </w:rPr>
+        <w:t xml:space="preserve"> under the stated </w:t>
+      </w:r>
+      <w:r>
+        <w:rPr>
+          <w:b/>
+        </w:rPr>
+        <w:t>observation</w:t>
+      </w:r>
+      <w:r>
+        <w:rPr>
+          <w:b w:val="0"/>
+        </w:rPr>
+        <w:t xml:space="preserve"> policy. Save both values and their units.</w:t>
+      </w:r>
+    </w:p>
+    <w:p>
+      <w:pPr>
+        <w:spacing w:line="336" w:lineRule="auto" w:after="180"/>
+        <w:shd w:fill="F1F6FC"/>
+      </w:pPr>
+      <w:r>
+        <w:rPr>
+          <w:b w:val="0"/>
+        </w:rPr>
+        <w:t>Altering the recorded time to match D would destroy the evaluation rather than repair the model.</w:t>
+      </w:r>
+    </w:p>
+    <w:p>
+      <w:pPr>
+        <w:pStyle w:val="Heading3"/>
+      </w:pPr>
+      <w:r>
         <w:t>What this example does not establish</w:t>
       </w:r>
     </w:p>
     <w:p>
-      <w:r>
-        <w:t>One failure does not prove every prediction is wrong; one agreement does not establish reliability on future trials.</w:t>
-      </w:r>
-    </w:p>
-    <w:p>
       <w:pPr>
         <w:pStyle w:val="Heading3"/>
       </w:pPr>
       <w:r>
+        <w:t>Keep the stated limit</w:t>
+      </w:r>
+    </w:p>
+    <w:p>
+      <w:pPr>
+        <w:spacing w:line="336" w:lineRule="auto" w:after="180"/>
+        <w:shd w:fill="FFF5E6"/>
+      </w:pPr>
+      <w:r>
+        <w:rPr>
+          <w:b w:val="0"/>
+        </w:rPr>
+        <w:t xml:space="preserve">One failure does not prove every </w:t>
+      </w:r>
+      <w:r>
+        <w:rPr>
+          <w:b/>
+        </w:rPr>
+        <w:t>prediction</w:t>
+      </w:r>
+      <w:r>
+        <w:rPr>
+          <w:b w:val="0"/>
+        </w:rPr>
+        <w:t xml:space="preserve"> is wrong; one agreement does not establish reliability on future trials.</w:t>
+      </w:r>
+    </w:p>
+    <w:p>
+      <w:pPr>
+        <w:pStyle w:val="Heading3"/>
+      </w:pPr>
+      <w:r>
         <w:t>Change one thing in the pictured case</w:t>
       </w:r>
     </w:p>
     <w:p>
-      <w:r>
+      <w:pPr>
+        <w:pStyle w:val="Heading3"/>
+      </w:pPr>
+      <w:r>
+        <w:t>Change one thing</w:t>
+      </w:r>
+    </w:p>
+    <w:p>
+      <w:pPr>
+        <w:spacing w:line="336" w:lineRule="auto" w:after="180"/>
+        <w:shd w:fill="F5F1FB"/>
+      </w:pPr>
+      <w:r>
+        <w:rPr>
+          <w:b w:val="0"/>
+        </w:rPr>
         <w:t>Change: Keep score 4 but measure exactly 8 minutes.</w:t>
       </w:r>
     </w:p>
     <w:p>
-      <w:r>
-        <w:t>Prediction: The observed label becomes quick and agrees with the prediction.</w:t>
-      </w:r>
-    </w:p>
-    <w:p>
-      <w:r>
+      <w:pPr>
+        <w:pStyle w:val="Heading3"/>
+      </w:pPr>
+      <w:r>
+        <w:t>Predicted result</w:t>
+      </w:r>
+    </w:p>
+    <w:p>
+      <w:pPr>
+        <w:spacing w:line="336" w:lineRule="auto" w:after="180"/>
+        <w:shd w:fill="F1F6FC"/>
+      </w:pPr>
+      <w:r>
+        <w:rPr>
+          <w:b/>
+        </w:rPr>
+        <w:t>Prediction</w:t>
+      </w:r>
+      <w:r>
+        <w:rPr>
+          <w:b w:val="0"/>
+        </w:rPr>
+        <w:t xml:space="preserve">: The observed label becomes quick and agrees with the </w:t>
+      </w:r>
+      <w:r>
+        <w:rPr>
+          <w:b/>
+        </w:rPr>
+        <w:t>prediction</w:t>
+      </w:r>
+      <w:r>
+        <w:rPr>
+          <w:b w:val="0"/>
+        </w:rPr>
+        <w:t>.</w:t>
+      </w:r>
+    </w:p>
+    <w:p>
+      <w:pPr>
+        <w:pStyle w:val="Heading3"/>
+      </w:pPr>
+      <w:r>
+        <w:t>Why the result follows</w:t>
+      </w:r>
+    </w:p>
+    <w:p>
+      <w:pPr>
+        <w:spacing w:line="336" w:lineRule="auto" w:after="180"/>
+        <w:shd w:fill="F1F6FC"/>
+      </w:pPr>
+      <w:r>
+        <w:rPr>
+          <w:b w:val="0"/>
+        </w:rPr>
         <w:t>Reason: Above 8 is strict: equality is quick under this policy.</w:t>
       </w:r>
     </w:p>
@@ -1310,8 +3093,57 @@
       </w:r>
     </w:p>
     <w:p>
-      <w:r>
-        <w:t>Cover the result. Ask learners to name the inputs and predict the next step. Uncover one step, connect the icon to the actual procedure, and explain its evidence. Then change the supplied condition and compare. The picture is a representation; it does not document execution of a real AI model.</w:t>
+      <w:pPr>
+        <w:pStyle w:val="Heading3"/>
+      </w:pPr>
+      <w:r>
+        <w:t>Ask while showing the picture · 7</w:t>
+      </w:r>
+    </w:p>
+    <w:p>
+      <w:pPr>
+        <w:spacing w:line="336" w:lineRule="auto" w:after="180"/>
+      </w:pPr>
+      <w:r>
+        <w:rPr>
+          <w:b w:val="0"/>
+        </w:rPr>
+        <w:t xml:space="preserve">Cover the result. Ask learners to name the </w:t>
+      </w:r>
+      <w:r>
+        <w:rPr>
+          <w:b/>
+        </w:rPr>
+        <w:t>input</w:t>
+      </w:r>
+      <w:r>
+        <w:rPr>
+          <w:b w:val="0"/>
+        </w:rPr>
+        <w:t xml:space="preserve">s and predict the next step. Uncover one step, connect the icon to the actual procedure, and explain its </w:t>
+      </w:r>
+      <w:r>
+        <w:rPr>
+          <w:b/>
+        </w:rPr>
+        <w:t>evidence</w:t>
+      </w:r>
+      <w:r>
+        <w:rPr>
+          <w:b w:val="0"/>
+        </w:rPr>
+        <w:t>. Then change the supplied condition and compare.</w:t>
+      </w:r>
+    </w:p>
+    <w:p>
+      <w:pPr>
+        <w:spacing w:line="336" w:lineRule="auto" w:after="180"/>
+      </w:pPr>
+      <w:r>
+        <w:rPr>
+          <w:b w:val="0"/>
+        </w:rPr>
+        <w:t>The picture is a representation; it does not document execution of a real AI model.</w:t>
       </w:r>
     </w:p>
     <w:p>
@@ -1323,11 +3155,16 @@
       </w:r>
     </w:p>
     <w:p>
+      <w:r>
+        <w:t>Demonstrate Prediction Is Not Fact, reduce support deliberately and check individual reasoning before discussing answers.</w:t>
+      </w:r>
+    </w:p>
+    <w:p>
       <w:pPr>
         <w:pStyle w:val="Heading3"/>
       </w:pPr>
       <w:r>
-        <w:t>Demonstrate and guide practice</w:t>
+        <w:t>Board sequence</w:t>
       </w:r>
     </w:p>
     <w:p>
@@ -1335,27 +3172,31 @@
         <w:pStyle w:val="Heading3"/>
       </w:pPr>
       <w:r>
-        <w:t>Board sequence</w:t>
-      </w:r>
-    </w:p>
-    <w:p>
-      <w:r>
-        <w:t>Write the given facts: A weather helper predicts tomorrow's rain.</w:t>
-      </w:r>
-    </w:p>
-    <w:p>
-      <w:r>
-        <w:t>Write the question to explain: Is this a fact about tomorrow? How can it be checked?</w:t>
-      </w:r>
-    </w:p>
-    <w:p>
-      <w:r>
-        <w:t>Reveal after predictions: It is a prediction. Record it now and compare with a predefined rain observation tomorrow. Useful predictions are not guarantees.</w:t>
-      </w:r>
-    </w:p>
-    <w:p>
-      <w:r>
-        <w:t>Keep for an independent attempt: A model predicts rain tomorrow. Tomorrow is dry. Was the prediction an observation of tomorrow? Explain what new evidence settles the result.</w:t>
+        <w:t>1. Put the facts on the board</w:t>
+      </w:r>
+    </w:p>
+    <w:p>
+      <w:pPr>
+        <w:spacing w:line="336" w:lineRule="auto" w:after="180"/>
+        <w:shd w:fill="F4F9FC"/>
+      </w:pPr>
+      <w:r>
+        <w:rPr>
+          <w:b w:val="0"/>
+        </w:rPr>
+        <w:t xml:space="preserve">Write the given </w:t>
+      </w:r>
+      <w:r>
+        <w:rPr>
+          <w:b/>
+        </w:rPr>
+        <w:t>fact</w:t>
+      </w:r>
+      <w:r>
+        <w:rPr>
+          <w:b w:val="0"/>
+        </w:rPr>
+        <w:t>s: A weather helper predicts tomorrow's rain.</w:t>
       </w:r>
     </w:p>
     <w:p>
@@ -1363,27 +3204,249 @@
         <w:pStyle w:val="Heading3"/>
       </w:pPr>
       <w:r>
+        <w:t>2. State the decision to explain</w:t>
+      </w:r>
+    </w:p>
+    <w:p>
+      <w:pPr>
+        <w:spacing w:line="336" w:lineRule="auto" w:after="180"/>
+        <w:shd w:fill="F5F1FB"/>
+      </w:pPr>
+      <w:r>
+        <w:rPr>
+          <w:b w:val="0"/>
+        </w:rPr>
+        <w:t xml:space="preserve">Write the question to explain: Is this a </w:t>
+      </w:r>
+      <w:r>
+        <w:rPr>
+          <w:b/>
+        </w:rPr>
+        <w:t>fact</w:t>
+      </w:r>
+      <w:r>
+        <w:rPr>
+          <w:b w:val="0"/>
+        </w:rPr>
+        <w:t xml:space="preserve"> about tomorrow? How can it be checked?</w:t>
+      </w:r>
+    </w:p>
+    <w:p>
+      <w:pPr>
+        <w:pStyle w:val="Heading3"/>
+      </w:pPr>
+      <w:r>
+        <w:t>3. Reveal the worked reasoning</w:t>
+      </w:r>
+    </w:p>
+    <w:p>
+      <w:pPr>
+        <w:spacing w:line="336" w:lineRule="auto" w:after="180"/>
+        <w:shd w:fill="F1F6FC"/>
+      </w:pPr>
+      <w:r>
+        <w:rPr>
+          <w:b w:val="0"/>
+        </w:rPr>
+        <w:t xml:space="preserve">Reveal after </w:t>
+      </w:r>
+      <w:r>
+        <w:rPr>
+          <w:b/>
+        </w:rPr>
+        <w:t>prediction</w:t>
+      </w:r>
+      <w:r>
+        <w:rPr>
+          <w:b w:val="0"/>
+        </w:rPr>
+        <w:t xml:space="preserve">s: It is a </w:t>
+      </w:r>
+      <w:r>
+        <w:rPr>
+          <w:b/>
+        </w:rPr>
+        <w:t>prediction</w:t>
+      </w:r>
+      <w:r>
+        <w:rPr>
+          <w:b w:val="0"/>
+        </w:rPr>
+        <w:t xml:space="preserve">. Record it now and compare with a predefined rain </w:t>
+      </w:r>
+      <w:r>
+        <w:rPr>
+          <w:b/>
+        </w:rPr>
+        <w:t>observation</w:t>
+      </w:r>
+      <w:r>
+        <w:rPr>
+          <w:b w:val="0"/>
+        </w:rPr>
+        <w:t xml:space="preserve"> tomorrow. Useful </w:t>
+      </w:r>
+      <w:r>
+        <w:rPr>
+          <w:b/>
+        </w:rPr>
+        <w:t>prediction</w:t>
+      </w:r>
+      <w:r>
+        <w:rPr>
+          <w:b w:val="0"/>
+        </w:rPr>
+        <w:t>s are not guarantees.</w:t>
+      </w:r>
+    </w:p>
+    <w:p>
+      <w:pPr>
+        <w:pStyle w:val="Heading3"/>
+      </w:pPr>
+      <w:r>
+        <w:t>Hold back the independent task</w:t>
+      </w:r>
+    </w:p>
+    <w:p>
+      <w:pPr>
+        <w:spacing w:line="336" w:lineRule="auto" w:after="180"/>
+        <w:shd w:fill="FFF5E6"/>
+      </w:pPr>
+      <w:r>
+        <w:rPr>
+          <w:b w:val="0"/>
+        </w:rPr>
+        <w:t xml:space="preserve">Keep for an independent attempt: A model predicts rain tomorrow. Tomorrow is dry. Was the </w:t>
+      </w:r>
+      <w:r>
+        <w:rPr>
+          <w:b/>
+        </w:rPr>
+        <w:t>prediction</w:t>
+      </w:r>
+      <w:r>
+        <w:rPr>
+          <w:b w:val="0"/>
+        </w:rPr>
+        <w:t xml:space="preserve"> an </w:t>
+      </w:r>
+      <w:r>
+        <w:rPr>
+          <w:b/>
+        </w:rPr>
+        <w:t>observation</w:t>
+      </w:r>
+      <w:r>
+        <w:rPr>
+          <w:b w:val="0"/>
+        </w:rPr>
+        <w:t xml:space="preserve"> of tomorrow? Explain what new </w:t>
+      </w:r>
+      <w:r>
+        <w:rPr>
+          <w:b/>
+        </w:rPr>
+        <w:t>evidence</w:t>
+      </w:r>
+      <w:r>
+        <w:rPr>
+          <w:b w:val="0"/>
+        </w:rPr>
+        <w:t xml:space="preserve"> settles the result.</w:t>
+      </w:r>
+    </w:p>
+    <w:p>
+      <w:pPr>
+        <w:pStyle w:val="Heading3"/>
+      </w:pPr>
+      <w:r>
         <w:t>Classroom dialogue</w:t>
       </w:r>
     </w:p>
     <w:p>
-      <w:r>
-        <w:t>Ask: Which facts are given, and which would we have to assume? Learners mark relevant details before discussing answers.</w:t>
-      </w:r>
-    </w:p>
-    <w:p>
-      <w:r>
+      <w:pPr>
+        <w:pStyle w:val="Heading3"/>
+      </w:pPr>
+      <w:r>
+        <w:t>Ask the class</w:t>
+      </w:r>
+    </w:p>
+    <w:p>
+      <w:pPr>
+        <w:spacing w:line="336" w:lineRule="auto" w:after="180"/>
+        <w:shd w:fill="F5F1FB"/>
+      </w:pPr>
+      <w:r>
+        <w:rPr>
+          <w:b w:val="0"/>
+        </w:rPr>
+        <w:t xml:space="preserve">Ask: Which </w:t>
+      </w:r>
+      <w:r>
+        <w:rPr>
+          <w:b/>
+        </w:rPr>
+        <w:t>fact</w:t>
+      </w:r>
+      <w:r>
+        <w:rPr>
+          <w:b w:val="0"/>
+        </w:rPr>
+        <w:t>s are given, and which would we have to assume? Learners mark relevant details before discussing answers.</w:t>
+      </w:r>
+    </w:p>
+    <w:p>
+      <w:pPr>
+        <w:pStyle w:val="Heading3"/>
+      </w:pPr>
+      <w:r>
+        <w:t>Language to model</w:t>
+      </w:r>
+    </w:p>
+    <w:p>
+      <w:pPr>
+        <w:spacing w:line="336" w:lineRule="auto" w:after="180"/>
+        <w:shd w:fill="F1F6F8"/>
+      </w:pPr>
+      <w:r>
+        <w:rPr>
+          <w:b w:val="0"/>
+        </w:rPr>
         <w:t>Say: Predict first. Show the rule, information path or calculation that would produce the result. A correct guess is not yet an explanation.</w:t>
       </w:r>
     </w:p>
     <w:p>
-      <w:r>
+      <w:pPr>
+        <w:spacing w:line="336" w:lineRule="auto" w:after="180"/>
+      </w:pPr>
+      <w:r>
+        <w:rPr>
+          <w:b w:val="0"/>
+        </w:rPr>
         <w:t>Reveal reasoning one step at a time. Explain why a tempting alternative fails. Write units and denominators for arithmetic, trace conditions for decisions, and identify supporting sources for claims.</w:t>
       </w:r>
     </w:p>
     <w:p>
-      <w:r>
-        <w:t>In pairs, one learner solves while the other checks evidence; exchange roles. Remove the worked answer before independent assessment.</w:t>
+      <w:pPr>
+        <w:spacing w:line="336" w:lineRule="auto" w:after="180"/>
+      </w:pPr>
+      <w:r>
+        <w:rPr>
+          <w:b w:val="0"/>
+        </w:rPr>
+        <w:t xml:space="preserve">In pairs, one learner solves while the other checks </w:t>
+      </w:r>
+      <w:r>
+        <w:rPr>
+          <w:b/>
+        </w:rPr>
+        <w:t>evidence</w:t>
+      </w:r>
+      <w:r>
+        <w:rPr>
+          <w:b w:val="0"/>
+        </w:rPr>
+        <w:t>; exchange roles. Remove the worked answer before independent assessment.</w:t>
       </w:r>
     </w:p>
     <w:p>
@@ -1395,8 +3458,85 @@
       </w:r>
     </w:p>
     <w:p>
-      <w:r>
-        <w:t>A predicts near, observed near, match; B far, observed near, mismatch; C far, observed far, match. D predicts near with missing distance; E predicts far with conflicting 3 and 4; both unassessed. Two matches out of three assessed, two unassessed. Exit: changing B after reading the outcome hides a mismatch; retain its original far prediction and observed near outcome, and identify any revised model separately.</w:t>
+      <w:pPr>
+        <w:spacing w:line="336" w:lineRule="auto" w:after="180"/>
+      </w:pPr>
+      <w:r>
+        <w:rPr>
+          <w:b w:val="0"/>
+        </w:rPr>
+        <w:t xml:space="preserve">A predicts near, observed near, match; B far, observed near, </w:t>
+      </w:r>
+      <w:r>
+        <w:rPr>
+          <w:b/>
+        </w:rPr>
+        <w:t>mismatch</w:t>
+      </w:r>
+      <w:r>
+        <w:rPr>
+          <w:b w:val="0"/>
+        </w:rPr>
+        <w:t xml:space="preserve">; C far, observed far, match. D predicts near with missing distance; E predicts far with conflicting 3 and 4; both </w:t>
+      </w:r>
+      <w:r>
+        <w:rPr>
+          <w:b/>
+        </w:rPr>
+        <w:t>unassessed</w:t>
+      </w:r>
+      <w:r>
+        <w:rPr>
+          <w:b w:val="0"/>
+        </w:rPr>
+        <w:t>.</w:t>
+      </w:r>
+    </w:p>
+    <w:p>
+      <w:pPr>
+        <w:spacing w:line="336" w:lineRule="auto" w:after="180"/>
+      </w:pPr>
+      <w:r>
+        <w:rPr>
+          <w:b w:val="0"/>
+        </w:rPr>
+        <w:t xml:space="preserve">Two matches out of three assessed, two </w:t>
+      </w:r>
+      <w:r>
+        <w:rPr>
+          <w:b/>
+        </w:rPr>
+        <w:t>unassessed</w:t>
+      </w:r>
+      <w:r>
+        <w:rPr>
+          <w:b w:val="0"/>
+        </w:rPr>
+        <w:t xml:space="preserve">. Exit: changing B after reading the outcome hides a </w:t>
+      </w:r>
+      <w:r>
+        <w:rPr>
+          <w:b/>
+        </w:rPr>
+        <w:t>mismatch</w:t>
+      </w:r>
+      <w:r>
+        <w:rPr>
+          <w:b w:val="0"/>
+        </w:rPr>
+        <w:t xml:space="preserve">; retain its original far </w:t>
+      </w:r>
+      <w:r>
+        <w:rPr>
+          <w:b/>
+        </w:rPr>
+        <w:t>prediction</w:t>
+      </w:r>
+      <w:r>
+        <w:rPr>
+          <w:b w:val="0"/>
+        </w:rPr>
+        <w:t xml:space="preserve"> and observed near outcome, and identify any revised model separately.</w:t>
       </w:r>
     </w:p>
     <w:p>
@@ -1628,41 +3768,269 @@
       </w:r>
     </w:p>
     <w:p>
-      <w:r>
-        <w:t>Completion task: Trial F has height 6 cm and verified travel distance exactly 4 units. Apply Ramp1 and the outcome rule. A partner says exactly 4 is near because far means greater than 4. Use the stated rule to resolve the disagreement.</w:t>
-      </w:r>
-    </w:p>
-    <w:p>
-      <w:r>
-        <w:t>Teacher check: Ramp1 predicts far at height 6. The observation is far because the stated outcome rule is at least 4, including equality. The prediction matches. Greater than 4 would be a different rule and must not replace the agreed one after viewing the result.</w:t>
-      </w:r>
-    </w:p>
-    <w:p>
-      <w:r>
-        <w:t>Start by identifying the given inputs together. Leave the intermediate steps blank. If needed, model one step, then withdraw that help on the next step. Move to a full trace only when the partial trace is understood. For partners, alternate explainer and checker; collect a response from every learner before discussion.</w:t>
-      </w:r>
-    </w:p>
-    <w:p>
       <w:pPr>
         <w:pStyle w:val="Heading3"/>
       </w:pPr>
       <w:r>
+        <w:t>Completion practice</w:t>
+      </w:r>
+    </w:p>
+    <w:p>
+      <w:pPr>
+        <w:spacing w:line="336" w:lineRule="auto" w:after="180"/>
+        <w:shd w:fill="F5F1FB"/>
+      </w:pPr>
+      <w:r>
+        <w:rPr>
+          <w:b w:val="0"/>
+        </w:rPr>
+        <w:t xml:space="preserve">Completion task: Trial F has height 6 cm and verified travel distance exactly 4 units. Apply Ramp1 and the </w:t>
+      </w:r>
+      <w:r>
+        <w:rPr>
+          <w:b/>
+        </w:rPr>
+        <w:t>outcome rule</w:t>
+      </w:r>
+      <w:r>
+        <w:rPr>
+          <w:b w:val="0"/>
+        </w:rPr>
+        <w:t>. A partner says exactly 4 is near because far means greater than 4.</w:t>
+      </w:r>
+    </w:p>
+    <w:p>
+      <w:pPr>
+        <w:spacing w:line="336" w:lineRule="auto" w:after="180"/>
+        <w:shd w:fill="F5F1FB"/>
+      </w:pPr>
+      <w:r>
+        <w:rPr>
+          <w:b w:val="0"/>
+        </w:rPr>
+        <w:t>Use the stated rule to resolve the disagreement.</w:t>
+      </w:r>
+    </w:p>
+    <w:p>
+      <w:pPr>
+        <w:pStyle w:val="Heading3"/>
+      </w:pPr>
+      <w:r>
+        <w:t>Reasoning to listen for</w:t>
+      </w:r>
+    </w:p>
+    <w:p>
+      <w:pPr>
+        <w:spacing w:line="336" w:lineRule="auto" w:after="180"/>
+        <w:shd w:fill="F1F6FC"/>
+      </w:pPr>
+      <w:r>
+        <w:rPr>
+          <w:b w:val="0"/>
+        </w:rPr>
+        <w:t xml:space="preserve">Teacher check: Ramp1 predicts far at height 6. The </w:t>
+      </w:r>
+      <w:r>
+        <w:rPr>
+          <w:b/>
+        </w:rPr>
+        <w:t>observation</w:t>
+      </w:r>
+      <w:r>
+        <w:rPr>
+          <w:b w:val="0"/>
+        </w:rPr>
+        <w:t xml:space="preserve"> is far because the stated </w:t>
+      </w:r>
+      <w:r>
+        <w:rPr>
+          <w:b/>
+        </w:rPr>
+        <w:t>outcome rule</w:t>
+      </w:r>
+      <w:r>
+        <w:rPr>
+          <w:b w:val="0"/>
+        </w:rPr>
+        <w:t xml:space="preserve"> is at least 4, including equality. The </w:t>
+      </w:r>
+      <w:r>
+        <w:rPr>
+          <w:b/>
+        </w:rPr>
+        <w:t>prediction</w:t>
+      </w:r>
+      <w:r>
+        <w:rPr>
+          <w:b w:val="0"/>
+        </w:rPr>
+        <w:t xml:space="preserve"> matches.</w:t>
+      </w:r>
+    </w:p>
+    <w:p>
+      <w:pPr>
+        <w:spacing w:line="336" w:lineRule="auto" w:after="180"/>
+        <w:shd w:fill="F1F6FC"/>
+      </w:pPr>
+      <w:r>
+        <w:rPr>
+          <w:b w:val="0"/>
+        </w:rPr>
+        <w:t>Greater than 4 would be a different rule and must not replace the agreed one after viewing the result.</w:t>
+      </w:r>
+    </w:p>
+    <w:p>
+      <w:pPr>
+        <w:spacing w:line="336" w:lineRule="auto" w:after="180"/>
+      </w:pPr>
+      <w:r>
+        <w:rPr>
+          <w:b w:val="0"/>
+        </w:rPr>
+        <w:t xml:space="preserve">Start by identifying the given </w:t>
+      </w:r>
+      <w:r>
+        <w:rPr>
+          <w:b/>
+        </w:rPr>
+        <w:t>input</w:t>
+      </w:r>
+      <w:r>
+        <w:rPr>
+          <w:b w:val="0"/>
+        </w:rPr>
+        <w:t>s together. Leave the intermediate steps blank. If needed, model one step, then withdraw that help on the next step. Move to a full trace only when the partial trace is understood.</w:t>
+      </w:r>
+    </w:p>
+    <w:p>
+      <w:pPr>
+        <w:spacing w:line="336" w:lineRule="auto" w:after="180"/>
+      </w:pPr>
+      <w:r>
+        <w:rPr>
+          <w:b w:val="0"/>
+        </w:rPr>
+        <w:t>For partners, alternate explainer and checker; collect a response from every learner before discussion.</w:t>
+      </w:r>
+    </w:p>
+    <w:p>
+      <w:pPr>
+        <w:pStyle w:val="Heading3"/>
+      </w:pPr>
+      <w:r>
         <w:t>Individual reasoning check</w:t>
       </w:r>
     </w:p>
     <w:p>
-      <w:r>
-        <w:t>Use the worked case for Predictions and observations. Proposed explanation: “Running the rule correctly proves the prediction correct”. Decide whether this explanation is supported. Point to the step or supplied fact that decides; explain your repair if needed.</w:t>
-      </w:r>
-    </w:p>
-    <w:p>
-      <w:r>
+      <w:pPr>
+        <w:spacing w:line="336" w:lineRule="auto" w:after="180"/>
+      </w:pPr>
+      <w:r>
+        <w:rPr>
+          <w:b w:val="0"/>
+        </w:rPr>
+        <w:t xml:space="preserve">Use the worked case for </w:t>
+      </w:r>
+      <w:r>
+        <w:rPr>
+          <w:b/>
+        </w:rPr>
+        <w:t>Prediction</w:t>
+      </w:r>
+      <w:r>
+        <w:rPr>
+          <w:b w:val="0"/>
+        </w:rPr>
+        <w:t xml:space="preserve">s and </w:t>
+      </w:r>
+      <w:r>
+        <w:rPr>
+          <w:b/>
+        </w:rPr>
+        <w:t>observation</w:t>
+      </w:r>
+      <w:r>
+        <w:rPr>
+          <w:b w:val="0"/>
+        </w:rPr>
+        <w:t xml:space="preserve">s. Proposed explanation: “Running the rule correctly proves the </w:t>
+      </w:r>
+      <w:r>
+        <w:rPr>
+          <w:b/>
+        </w:rPr>
+        <w:t>prediction</w:t>
+      </w:r>
+      <w:r>
+        <w:rPr>
+          <w:b w:val="0"/>
+        </w:rPr>
+        <w:t xml:space="preserve"> correct”. Decide whether this explanation is supported.</w:t>
+      </w:r>
+    </w:p>
+    <w:p>
+      <w:pPr>
+        <w:spacing w:line="336" w:lineRule="auto" w:after="180"/>
+      </w:pPr>
+      <w:r>
+        <w:rPr>
+          <w:b w:val="0"/>
+        </w:rPr>
+        <w:t xml:space="preserve">Point to the step or supplied </w:t>
+      </w:r>
+      <w:r>
+        <w:rPr>
+          <w:b/>
+        </w:rPr>
+        <w:t>fact</w:t>
+      </w:r>
+      <w:r>
+        <w:rPr>
+          <w:b w:val="0"/>
+        </w:rPr>
+        <w:t xml:space="preserve"> that decides; explain your repair if needed.</w:t>
+      </w:r>
+    </w:p>
+    <w:p>
+      <w:pPr>
+        <w:pStyle w:val="Heading3"/>
+      </w:pPr>
+      <w:r>
+        <w:t>Expected repair</w:t>
+      </w:r>
+    </w:p>
+    <w:p>
+      <w:pPr>
+        <w:spacing w:line="336" w:lineRule="auto" w:after="180"/>
+        <w:shd w:fill="F1F6FC"/>
+      </w:pPr>
+      <w:r>
+        <w:rPr>
+          <w:b w:val="0"/>
+        </w:rPr>
         <w:t>Expected correction: Rule execution and agreement with the observed outcome are separate checks.</w:t>
       </w:r>
     </w:p>
     <w:p>
-      <w:r>
-        <w:t>Collect explanations, not only yes/no votes. If a misunderstanding is common, re-model the relevant step for the class. If it affects a few learners, give a short targeted group explanation while others solve a more demanding variation.</w:t>
+      <w:pPr>
+        <w:spacing w:line="336" w:lineRule="auto" w:after="180"/>
+      </w:pPr>
+      <w:r>
+        <w:rPr>
+          <w:b w:val="0"/>
+        </w:rPr>
+        <w:t>Collect explanations, not only yes/no votes. If a misunderstanding is common, re-model the relevant step for the class.</w:t>
+      </w:r>
+    </w:p>
+    <w:p>
+      <w:pPr>
+        <w:spacing w:line="336" w:lineRule="auto" w:after="180"/>
+      </w:pPr>
+      <w:r>
+        <w:rPr>
+          <w:b w:val="0"/>
+        </w:rPr>
+        <w:t>If it affects a few learners, give a short targeted group explanation while others solve a more demanding variation.</w:t>
       </w:r>
     </w:p>
     <w:p>
@@ -1674,8 +4042,39 @@
       </w:r>
     </w:p>
     <w:p>
-      <w:r>
-        <w:t>Which field changes the observation label, and which field changes the model prediction?</w:t>
+      <w:pPr>
+        <w:spacing w:line="336" w:lineRule="auto" w:after="180"/>
+        <w:shd w:fill="F5F1FB"/>
+      </w:pPr>
+      <w:r>
+        <w:rPr>
+          <w:b w:val="0"/>
+        </w:rPr>
+        <w:t xml:space="preserve">Which field changes the </w:t>
+      </w:r>
+      <w:r>
+        <w:rPr>
+          <w:b/>
+        </w:rPr>
+        <w:t>observation</w:t>
+      </w:r>
+      <w:r>
+        <w:rPr>
+          <w:b w:val="0"/>
+        </w:rPr>
+        <w:t xml:space="preserve"> label, and which field changes the model </w:t>
+      </w:r>
+      <w:r>
+        <w:rPr>
+          <w:b/>
+        </w:rPr>
+        <w:t>prediction</w:t>
+      </w:r>
+      <w:r>
+        <w:rPr>
+          <w:b w:val="0"/>
+        </w:rPr>
+        <w:t>?</w:t>
       </w:r>
     </w:p>
     <w:p>
@@ -1687,18 +4086,96 @@
       </w:r>
     </w:p>
     <w:p>
-      <w:r>
-        <w:t>Time changes the observation; moisture score changes the prediction. At score 4 and time 8, both labels are quick.</w:t>
-      </w:r>
-    </w:p>
-    <w:p>
-      <w:r>
-        <w:t>Changed-case reasoning: The observed label becomes quick and agrees with the prediction. Above 8 is strict: equality is quick under this policy.</w:t>
-      </w:r>
-    </w:p>
-    <w:p>
-      <w:r>
-        <w:t>Collect each learner’s explanation before discussion. Use the first missing connection between input, deciding step and result to choose support. This question is worked-case practice, not fresh mastery evidence.</w:t>
+      <w:pPr>
+        <w:spacing w:line="336" w:lineRule="auto" w:after="180"/>
+      </w:pPr>
+      <w:r>
+        <w:rPr>
+          <w:b w:val="0"/>
+        </w:rPr>
+        <w:t xml:space="preserve">Time changes the </w:t>
+      </w:r>
+      <w:r>
+        <w:rPr>
+          <w:b/>
+        </w:rPr>
+        <w:t>observation</w:t>
+      </w:r>
+      <w:r>
+        <w:rPr>
+          <w:b w:val="0"/>
+        </w:rPr>
+        <w:t xml:space="preserve">; moisture score changes the </w:t>
+      </w:r>
+      <w:r>
+        <w:rPr>
+          <w:b/>
+        </w:rPr>
+        <w:t>prediction</w:t>
+      </w:r>
+      <w:r>
+        <w:rPr>
+          <w:b w:val="0"/>
+        </w:rPr>
+        <w:t>. At score 4 and time 8, both labels are quick.</w:t>
+      </w:r>
+    </w:p>
+    <w:p>
+      <w:pPr>
+        <w:spacing w:line="336" w:lineRule="auto" w:after="180"/>
+      </w:pPr>
+      <w:r>
+        <w:rPr>
+          <w:b w:val="0"/>
+        </w:rPr>
+        <w:t xml:space="preserve">Changed-case reasoning: The observed label becomes quick and agrees with the </w:t>
+      </w:r>
+      <w:r>
+        <w:rPr>
+          <w:b/>
+        </w:rPr>
+        <w:t>prediction</w:t>
+      </w:r>
+      <w:r>
+        <w:rPr>
+          <w:b w:val="0"/>
+        </w:rPr>
+        <w:t>. Above 8 is strict: equality is quick under this policy.</w:t>
+      </w:r>
+    </w:p>
+    <w:p>
+      <w:pPr>
+        <w:spacing w:line="336" w:lineRule="auto" w:after="180"/>
+      </w:pPr>
+      <w:r>
+        <w:rPr>
+          <w:b w:val="0"/>
+        </w:rPr>
+        <w:t xml:space="preserve">Collect each learner’s explanation before discussion. Use the first missing connection between </w:t>
+      </w:r>
+      <w:r>
+        <w:rPr>
+          <w:b/>
+        </w:rPr>
+        <w:t>input</w:t>
+      </w:r>
+      <w:r>
+        <w:rPr>
+          <w:b w:val="0"/>
+        </w:rPr>
+        <w:t xml:space="preserve">, deciding step and result to choose support. This question is worked-case practice, not fresh mastery </w:t>
+      </w:r>
+      <w:r>
+        <w:rPr>
+          <w:b/>
+        </w:rPr>
+        <w:t>evidence</w:t>
+      </w:r>
+      <w:r>
+        <w:rPr>
+          <w:b w:val="0"/>
+        </w:rPr>
+        <w:t>.</w:t>
       </w:r>
     </w:p>
     <w:p>
@@ -1710,45 +4187,210 @@
       </w:r>
     </w:p>
     <w:p>
+      <w:r>
+        <w:t>Run the Prediction Is Not Fact investigation and use the first unsupported step to choose a teaching response.</w:t>
+      </w:r>
+    </w:p>
+    <w:p>
+      <w:pPr>
+        <w:spacing w:line="336" w:lineRule="auto" w:after="180"/>
+      </w:pPr>
+      <w:r>
+        <w:rPr>
+          <w:b w:val="0"/>
+        </w:rPr>
+        <w:t xml:space="preserve">Predict first, test honestly, and explain what the </w:t>
+      </w:r>
+      <w:r>
+        <w:rPr>
+          <w:b/>
+        </w:rPr>
+        <w:t>evidence</w:t>
+      </w:r>
+      <w:r>
+        <w:rPr>
+          <w:b w:val="0"/>
+        </w:rPr>
+        <w:t xml:space="preserve"> means.</w:t>
+      </w:r>
+    </w:p>
+    <w:p>
       <w:pPr>
         <w:pStyle w:val="Heading3"/>
       </w:pPr>
       <w:r>
-        <w:t>Run the weekly evidence lab</w:t>
-      </w:r>
-    </w:p>
-    <w:p>
-      <w:r>
-        <w:t>Predict first, test honestly, and explain what the evidence means.</w:t>
-      </w:r>
-    </w:p>
-    <w:p>
-      <w:r>
-        <w:t>State your prediction before the result is known.</w:t>
-      </w:r>
-    </w:p>
-    <w:p>
-      <w:r>
-        <w:t>Complete the task: Separate prediction, evidence, and fact in four scenarios.</w:t>
-      </w:r>
-    </w:p>
-    <w:p>
-      <w:r>
+        <w:t>1. Predict</w:t>
+      </w:r>
+    </w:p>
+    <w:p>
+      <w:pPr>
+        <w:spacing w:line="336" w:lineRule="auto" w:after="180"/>
+        <w:shd w:fill="F4F9FC"/>
+      </w:pPr>
+      <w:r>
+        <w:rPr>
+          <w:b w:val="0"/>
+        </w:rPr>
+        <w:t xml:space="preserve">State your </w:t>
+      </w:r>
+      <w:r>
+        <w:rPr>
+          <w:b/>
+        </w:rPr>
+        <w:t>prediction</w:t>
+      </w:r>
+      <w:r>
+        <w:rPr>
+          <w:b w:val="0"/>
+        </w:rPr>
+        <w:t xml:space="preserve"> before the result is known.</w:t>
+      </w:r>
+    </w:p>
+    <w:p>
+      <w:pPr>
+        <w:pStyle w:val="Heading3"/>
+      </w:pPr>
+      <w:r>
+        <w:t>2. Investigate</w:t>
+      </w:r>
+    </w:p>
+    <w:p>
+      <w:pPr>
+        <w:spacing w:line="336" w:lineRule="auto" w:after="180"/>
+        <w:shd w:fill="F4F9FC"/>
+      </w:pPr>
+      <w:r>
+        <w:rPr>
+          <w:b w:val="0"/>
+        </w:rPr>
+        <w:t xml:space="preserve">Complete the task: Separate </w:t>
+      </w:r>
+      <w:r>
+        <w:rPr>
+          <w:b/>
+        </w:rPr>
+        <w:t>prediction</w:t>
+      </w:r>
+      <w:r>
+        <w:rPr>
+          <w:b w:val="0"/>
+        </w:rPr>
+        <w:t xml:space="preserve">, </w:t>
+      </w:r>
+      <w:r>
+        <w:rPr>
+          <w:b/>
+        </w:rPr>
+        <w:t>evidence</w:t>
+      </w:r>
+      <w:r>
+        <w:rPr>
+          <w:b w:val="0"/>
+        </w:rPr>
+        <w:t xml:space="preserve">, and </w:t>
+      </w:r>
+      <w:r>
+        <w:rPr>
+          <w:b/>
+        </w:rPr>
+        <w:t>fact</w:t>
+      </w:r>
+      <w:r>
+        <w:rPr>
+          <w:b w:val="0"/>
+        </w:rPr>
+        <w:t xml:space="preserve"> in four scenarios.</w:t>
+      </w:r>
+    </w:p>
+    <w:p>
+      <w:pPr>
+        <w:pStyle w:val="Heading3"/>
+      </w:pPr>
+      <w:r>
+        <w:t>3. Compare cases</w:t>
+      </w:r>
+    </w:p>
+    <w:p>
+      <w:pPr>
+        <w:spacing w:line="336" w:lineRule="auto" w:after="180"/>
+        <w:shd w:fill="F4F9FC"/>
+      </w:pPr>
+      <w:r>
+        <w:rPr>
+          <w:b w:val="0"/>
+        </w:rPr>
         <w:t>Keep a normal case and an edge case clearly separated.</w:t>
       </w:r>
     </w:p>
     <w:p>
-      <w:r>
-        <w:t>Record what happened—even when it does not match your prediction.</w:t>
-      </w:r>
-    </w:p>
-    <w:p>
-      <w:r>
+      <w:pPr>
+        <w:pStyle w:val="Heading3"/>
+      </w:pPr>
+      <w:r>
+        <w:t>4. Record honestly</w:t>
+      </w:r>
+    </w:p>
+    <w:p>
+      <w:pPr>
+        <w:spacing w:line="336" w:lineRule="auto" w:after="180"/>
+        <w:shd w:fill="F4F9FC"/>
+      </w:pPr>
+      <w:r>
+        <w:rPr>
+          <w:b w:val="0"/>
+        </w:rPr>
+        <w:t xml:space="preserve">Record what happened—even when it does not match your </w:t>
+      </w:r>
+      <w:r>
+        <w:rPr>
+          <w:b/>
+        </w:rPr>
+        <w:t>prediction</w:t>
+      </w:r>
+      <w:r>
+        <w:rPr>
+          <w:b w:val="0"/>
+        </w:rPr>
+        <w:t>.</w:t>
+      </w:r>
+    </w:p>
+    <w:p>
+      <w:pPr>
+        <w:pStyle w:val="Heading3"/>
+      </w:pPr>
+      <w:r>
+        <w:t>5. Explain and plan the next test</w:t>
+      </w:r>
+    </w:p>
+    <w:p>
+      <w:pPr>
+        <w:spacing w:line="336" w:lineRule="auto" w:after="180"/>
+        <w:shd w:fill="F4F9FC"/>
+      </w:pPr>
+      <w:r>
+        <w:rPr>
+          <w:b w:val="0"/>
+        </w:rPr>
         <w:t>Explain the result, one limitation, and the next useful test.</w:t>
       </w:r>
     </w:p>
     <w:p>
-      <w:r>
+      <w:pPr>
+        <w:pStyle w:val="Heading3"/>
+      </w:pPr>
+      <w:r>
+        <w:t>Use a fresh case after support</w:t>
+      </w:r>
+    </w:p>
+    <w:p>
+      <w:pPr>
+        <w:spacing w:line="336" w:lineRule="auto" w:after="180"/>
+        <w:shd w:fill="FFF5E6"/>
+      </w:pPr>
+      <w:r>
+        <w:rPr>
+          <w:b w:val="0"/>
+        </w:rPr>
         <w:t>INDEPENDENCE After support is removed, repeat the proof with a fresh case.</w:t>
       </w:r>
     </w:p>
@@ -1761,8 +4403,25 @@
       </w:r>
     </w:p>
     <w:p>
-      <w:r>
-        <w:t>Use the concrete case as the shared normal case and the independent question as a second case. Each pair creates a boundary or missing-information case and predicts its result before testing. Keep the expected result separate from an observed mistake.</w:t>
+      <w:pPr>
+        <w:spacing w:line="336" w:lineRule="auto" w:after="180"/>
+      </w:pPr>
+      <w:r>
+        <w:rPr>
+          <w:b w:val="0"/>
+        </w:rPr>
+        <w:t>Use the concrete case as the shared normal case and the independent question as a second case. Each pair creates a boundary or missing-information case and predicts its result before testing.</w:t>
+      </w:r>
+    </w:p>
+    <w:p>
+      <w:pPr>
+        <w:spacing w:line="336" w:lineRule="auto" w:after="180"/>
+      </w:pPr>
+      <w:r>
+        <w:rPr>
+          <w:b w:val="0"/>
+        </w:rPr>
+        <w:t>Keep the expected result separate from an observed mistake.</w:t>
       </w:r>
     </w:p>
     <w:tbl>
@@ -1920,41 +4579,193 @@
       </w:r>
     </w:p>
     <w:p>
-      <w:r>
-        <w:t>CLAIM TO REPAIR A prediction is a fact because a computer produced it.</w:t>
-      </w:r>
-    </w:p>
-    <w:p>
-      <w:r>
-        <w:t>For guessing, return to given facts and request a trace. For vocabulary without application, use one example and one non-example. For arithmetic errors, check the setup before the calculation. Finish with a different uncoached case before recording mastery.</w:t>
-      </w:r>
-    </w:p>
-    <w:p>
       <w:pPr>
         <w:pStyle w:val="Heading3"/>
       </w:pPr>
       <w:r>
+        <w:t>Find the unsupported claim</w:t>
+      </w:r>
+    </w:p>
+    <w:p>
+      <w:pPr>
+        <w:spacing w:line="336" w:lineRule="auto" w:after="180"/>
+        <w:shd w:fill="F5F1FB"/>
+      </w:pPr>
+      <w:r>
+        <w:rPr>
+          <w:b w:val="0"/>
+        </w:rPr>
+        <w:t xml:space="preserve">CLAIM TO REPAIR A </w:t>
+      </w:r>
+      <w:r>
+        <w:rPr>
+          <w:b/>
+        </w:rPr>
+        <w:t>prediction</w:t>
+      </w:r>
+      <w:r>
+        <w:rPr>
+          <w:b w:val="0"/>
+        </w:rPr>
+        <w:t xml:space="preserve"> is a </w:t>
+      </w:r>
+      <w:r>
+        <w:rPr>
+          <w:b/>
+        </w:rPr>
+        <w:t>fact</w:t>
+      </w:r>
+      <w:r>
+        <w:rPr>
+          <w:b w:val="0"/>
+        </w:rPr>
+        <w:t xml:space="preserve"> because a computer produced it.</w:t>
+      </w:r>
+    </w:p>
+    <w:p>
+      <w:pPr>
+        <w:spacing w:line="336" w:lineRule="auto" w:after="180"/>
+      </w:pPr>
+      <w:r>
+        <w:rPr>
+          <w:b w:val="0"/>
+        </w:rPr>
+        <w:t xml:space="preserve">For guessing, return to given </w:t>
+      </w:r>
+      <w:r>
+        <w:rPr>
+          <w:b/>
+        </w:rPr>
+        <w:t>fact</w:t>
+      </w:r>
+      <w:r>
+        <w:rPr>
+          <w:b w:val="0"/>
+        </w:rPr>
+        <w:t>s and request a trace. For vocabulary without application, use one example and one non-example. For arithmetic errors, check the setup before the calculation.</w:t>
+      </w:r>
+    </w:p>
+    <w:p>
+      <w:pPr>
+        <w:spacing w:line="336" w:lineRule="auto" w:after="180"/>
+      </w:pPr>
+      <w:r>
+        <w:rPr>
+          <w:b w:val="0"/>
+        </w:rPr>
+        <w:t>Finish with a different uncoached case before recording mastery.</w:t>
+      </w:r>
+    </w:p>
+    <w:p>
+      <w:pPr>
+        <w:pStyle w:val="Heading3"/>
+      </w:pPr>
+      <w:r>
         <w:t>Address these additional misconceptions</w:t>
       </w:r>
     </w:p>
     <w:p>
-      <w:r>
-        <w:t>Running the rule correctly proves the prediction correct: Rule execution and agreement with the observed outcome are separate checks.</w:t>
-      </w:r>
-    </w:p>
-    <w:p>
-      <w:r>
-        <w:t>A missing outcome is a success or a failure: Mark it unassessed and report the missing count alongside assessed results.</w:t>
-      </w:r>
-    </w:p>
-    <w:p>
-      <w:r>
-        <w:t>Every recorded observation must be true: Check the trial identity, units and evidence; document supported corrections.</w:t>
-      </w:r>
-    </w:p>
-    <w:p>
-      <w:r>
-        <w:t>A new trial repairs the old observation: A new trial has its own ID and result; the old outcome may remain unknown.</w:t>
+      <w:pPr>
+        <w:spacing w:line="336" w:lineRule="auto" w:after="180"/>
+      </w:pPr>
+      <w:r>
+        <w:rPr>
+          <w:b w:val="0"/>
+        </w:rPr>
+        <w:t xml:space="preserve">Running the rule correctly proves the </w:t>
+      </w:r>
+      <w:r>
+        <w:rPr>
+          <w:b/>
+        </w:rPr>
+        <w:t>prediction</w:t>
+      </w:r>
+      <w:r>
+        <w:rPr>
+          <w:b w:val="0"/>
+        </w:rPr>
+        <w:t xml:space="preserve"> correct: Rule execution and agreement with the observed outcome are separate checks.</w:t>
+      </w:r>
+    </w:p>
+    <w:p>
+      <w:pPr>
+        <w:spacing w:line="336" w:lineRule="auto" w:after="180"/>
+      </w:pPr>
+      <w:r>
+        <w:rPr>
+          <w:b w:val="0"/>
+        </w:rPr>
+        <w:t xml:space="preserve">A missing outcome is a success or a failure: Mark it </w:t>
+      </w:r>
+      <w:r>
+        <w:rPr>
+          <w:b/>
+        </w:rPr>
+        <w:t>unassessed</w:t>
+      </w:r>
+      <w:r>
+        <w:rPr>
+          <w:b w:val="0"/>
+        </w:rPr>
+        <w:t xml:space="preserve"> and report the missing count alongside assessed results.</w:t>
+      </w:r>
+    </w:p>
+    <w:p>
+      <w:pPr>
+        <w:spacing w:line="336" w:lineRule="auto" w:after="180"/>
+      </w:pPr>
+      <w:r>
+        <w:rPr>
+          <w:b w:val="0"/>
+        </w:rPr>
+        <w:t xml:space="preserve">Every recorded </w:t>
+      </w:r>
+      <w:r>
+        <w:rPr>
+          <w:b/>
+        </w:rPr>
+        <w:t>observation</w:t>
+      </w:r>
+      <w:r>
+        <w:rPr>
+          <w:b w:val="0"/>
+        </w:rPr>
+        <w:t xml:space="preserve"> must be true: Check the trial identity, units and </w:t>
+      </w:r>
+      <w:r>
+        <w:rPr>
+          <w:b/>
+        </w:rPr>
+        <w:t>evidence</w:t>
+      </w:r>
+      <w:r>
+        <w:rPr>
+          <w:b w:val="0"/>
+        </w:rPr>
+        <w:t>; document supported corrections.</w:t>
+      </w:r>
+    </w:p>
+    <w:p>
+      <w:pPr>
+        <w:spacing w:line="336" w:lineRule="auto" w:after="180"/>
+      </w:pPr>
+      <w:r>
+        <w:rPr>
+          <w:b w:val="0"/>
+        </w:rPr>
+        <w:t xml:space="preserve">A new trial repairs the old </w:t>
+      </w:r>
+      <w:r>
+        <w:rPr>
+          <w:b/>
+        </w:rPr>
+        <w:t>observation</w:t>
+      </w:r>
+      <w:r>
+        <w:rPr>
+          <w:b w:val="0"/>
+        </w:rPr>
+        <w:t>: A new trial has its own ID and result; the old outcome may remain unknown.</w:t>
       </w:r>
     </w:p>
     <w:p>
@@ -2112,8 +4923,25 @@
       </w:tr>
     </w:tbl>
     <w:p>
-      <w:r>
-        <w:t>Offer an oral explanation, drawing, enlarged visual or fewer examples when that removes a reading/writing barrier. Keep the same reasoning goal. Stretch secure learners by changing a boundary or assumption and asking them to defend the effect, not simply by assigning more of the same questions.</w:t>
+      <w:pPr>
+        <w:spacing w:line="336" w:lineRule="auto" w:after="180"/>
+      </w:pPr>
+      <w:r>
+        <w:rPr>
+          <w:b w:val="0"/>
+        </w:rPr>
+        <w:t>Offer an oral explanation, drawing, enlarged visual or fewer examples when that removes a reading/writing barrier. Keep the same reasoning goal.</w:t>
+      </w:r>
+    </w:p>
+    <w:p>
+      <w:pPr>
+        <w:spacing w:line="336" w:lineRule="auto" w:after="180"/>
+      </w:pPr>
+      <w:r>
+        <w:rPr>
+          <w:b w:val="0"/>
+        </w:rPr>
+        <w:t>Stretch secure learners by changing a boundary or assumption and asking them to defend the effect, not simply by assigning more of the same questions.</w:t>
       </w:r>
     </w:p>
     <w:p>
@@ -2125,11 +4953,16 @@
       </w:r>
     </w:p>
     <w:p>
+      <w:r>
+        <w:t>Use the Prediction Is Not Fact questions, teacher keys and criteria after the relevant attempts. Previously discussed cases are practice; protect the separately selected independent task.</w:t>
+      </w:r>
+    </w:p>
+    <w:p>
       <w:pPr>
         <w:pStyle w:val="Heading3"/>
       </w:pPr>
       <w:r>
-        <w:t>Assess and explain the answers</w:t>
+        <w:t>Worked case answer</w:t>
       </w:r>
     </w:p>
     <w:p>
@@ -2137,12 +4970,55 @@
         <w:pStyle w:val="Heading3"/>
       </w:pPr>
       <w:r>
-        <w:t>Worked case answer</w:t>
-      </w:r>
-    </w:p>
-    <w:p>
-      <w:r>
-        <w:t>It is a prediction. Record it now and compare with a predefined rain observation tomorrow. Useful predictions are not guarantees.</w:t>
+        <w:t>Teacher key · Worked case answer</w:t>
+      </w:r>
+    </w:p>
+    <w:p>
+      <w:pPr>
+        <w:spacing w:line="336" w:lineRule="auto" w:after="180"/>
+        <w:shd w:fill="F1F6FC"/>
+      </w:pPr>
+      <w:r>
+        <w:rPr>
+          <w:b w:val="0"/>
+        </w:rPr>
+        <w:t xml:space="preserve">It is a </w:t>
+      </w:r>
+      <w:r>
+        <w:rPr>
+          <w:b/>
+        </w:rPr>
+        <w:t>prediction</w:t>
+      </w:r>
+      <w:r>
+        <w:rPr>
+          <w:b w:val="0"/>
+        </w:rPr>
+        <w:t xml:space="preserve">. Record it now and compare with a predefined rain </w:t>
+      </w:r>
+      <w:r>
+        <w:rPr>
+          <w:b/>
+        </w:rPr>
+        <w:t>observation</w:t>
+      </w:r>
+      <w:r>
+        <w:rPr>
+          <w:b w:val="0"/>
+        </w:rPr>
+        <w:t xml:space="preserve"> tomorrow. Useful </w:t>
+      </w:r>
+      <w:r>
+        <w:rPr>
+          <w:b/>
+        </w:rPr>
+        <w:t>prediction</w:t>
+      </w:r>
+      <w:r>
+        <w:rPr>
+          <w:b w:val="0"/>
+        </w:rPr>
+        <w:t>s are not guarantees.</w:t>
       </w:r>
     </w:p>
     <w:p>
@@ -2154,21 +5030,111 @@
       </w:r>
     </w:p>
     <w:p>
-      <w:r>
-        <w:t>A model predicts rain tomorrow. Tomorrow is dry. Was the prediction an observation of tomorrow? Explain what new evidence settles the result.</w:t>
-      </w:r>
-    </w:p>
-    <w:p>
       <w:pPr>
         <w:pStyle w:val="Heading3"/>
       </w:pPr>
       <w:r>
+        <w:t>Independent question · withhold the key</w:t>
+      </w:r>
+    </w:p>
+    <w:p>
+      <w:pPr>
+        <w:spacing w:line="336" w:lineRule="auto" w:after="180"/>
+        <w:shd w:fill="F5F1FB"/>
+      </w:pPr>
+      <w:r>
+        <w:rPr>
+          <w:b w:val="0"/>
+        </w:rPr>
+        <w:t xml:space="preserve">A model predicts rain tomorrow. Tomorrow is dry. Was the </w:t>
+      </w:r>
+      <w:r>
+        <w:rPr>
+          <w:b/>
+        </w:rPr>
+        <w:t>prediction</w:t>
+      </w:r>
+      <w:r>
+        <w:rPr>
+          <w:b w:val="0"/>
+        </w:rPr>
+        <w:t xml:space="preserve"> an </w:t>
+      </w:r>
+      <w:r>
+        <w:rPr>
+          <w:b/>
+        </w:rPr>
+        <w:t>observation</w:t>
+      </w:r>
+      <w:r>
+        <w:rPr>
+          <w:b w:val="0"/>
+        </w:rPr>
+        <w:t xml:space="preserve"> of tomorrow? Explain what new </w:t>
+      </w:r>
+      <w:r>
+        <w:rPr>
+          <w:b/>
+        </w:rPr>
+        <w:t>evidence</w:t>
+      </w:r>
+      <w:r>
+        <w:rPr>
+          <w:b w:val="0"/>
+        </w:rPr>
+        <w:t xml:space="preserve"> settles the result.</w:t>
+      </w:r>
+    </w:p>
+    <w:p>
+      <w:pPr>
+        <w:pStyle w:val="Heading3"/>
+      </w:pPr>
+      <w:r>
         <w:t>Expected independent answer</w:t>
       </w:r>
     </w:p>
     <w:p>
-      <w:r>
-        <w:t>No. A prediction estimates an unknown outcome. Tomorrow's actual weather settles whether it was correct. A plausible prediction can still be wrong.</w:t>
+      <w:pPr>
+        <w:pStyle w:val="Heading3"/>
+      </w:pPr>
+      <w:r>
+        <w:t>Teacher key · Expected independent answer</w:t>
+      </w:r>
+    </w:p>
+    <w:p>
+      <w:pPr>
+        <w:spacing w:line="336" w:lineRule="auto" w:after="180"/>
+        <w:shd w:fill="F1F6FC"/>
+      </w:pPr>
+      <w:r>
+        <w:rPr>
+          <w:b w:val="0"/>
+        </w:rPr>
+        <w:t xml:space="preserve">No. A </w:t>
+      </w:r>
+      <w:r>
+        <w:rPr>
+          <w:b/>
+        </w:rPr>
+        <w:t>prediction</w:t>
+      </w:r>
+      <w:r>
+        <w:rPr>
+          <w:b w:val="0"/>
+        </w:rPr>
+        <w:t xml:space="preserve"> estimates an unknown outcome. Tomorrow's actual weather settles whether it was correct. A plausible </w:t>
+      </w:r>
+      <w:r>
+        <w:rPr>
+          <w:b/>
+        </w:rPr>
+        <w:t>prediction</w:t>
+      </w:r>
+      <w:r>
+        <w:rPr>
+          <w:b w:val="0"/>
+        </w:rPr>
+        <w:t xml:space="preserve"> can still be wrong.</w:t>
       </w:r>
     </w:p>
     <w:p>
@@ -2406,8 +5372,25 @@
       </w:tr>
     </w:tbl>
     <w:p>
-      <w:r>
-        <w:t>Use 6/8 as a classroom checkpoint, with 2 required for both Result and Reasoning. This is a proposed teaching rule, not a validated certification threshold. Do not count a coached answer as independent mastery; correct unsafe or unsupported claims regardless of total.</w:t>
+      <w:pPr>
+        <w:spacing w:line="336" w:lineRule="auto" w:after="180"/>
+      </w:pPr>
+      <w:r>
+        <w:rPr>
+          <w:b w:val="0"/>
+        </w:rPr>
+        <w:t>Use 6/8 as a classroom checkpoint, with 2 required for both Result and Reasoning. This is a proposed teaching rule, not a validated certification threshold.</w:t>
+      </w:r>
+    </w:p>
+    <w:p>
+      <w:pPr>
+        <w:spacing w:line="336" w:lineRule="auto" w:after="180"/>
+      </w:pPr>
+      <w:r>
+        <w:rPr>
+          <w:b w:val="0"/>
+        </w:rPr>
+        <w:t>Do not count a coached answer as independent mastery; correct unsafe or unsupported claims regardless of total.</w:t>
       </w:r>
     </w:p>
     <w:p>
@@ -2419,8 +5402,50 @@
       </w:r>
     </w:p>
     <w:p>
-      <w:r>
-        <w:t>Ask the learner to find the evidence that challenges this claim: “A prediction is a fact because a computer produced it.” Keep the first attempt and an uncoached retry separate.</w:t>
+      <w:pPr>
+        <w:spacing w:line="336" w:lineRule="auto" w:after="180"/>
+      </w:pPr>
+      <w:r>
+        <w:rPr>
+          <w:b w:val="0"/>
+        </w:rPr>
+        <w:t xml:space="preserve">Ask the learner to find the </w:t>
+      </w:r>
+      <w:r>
+        <w:rPr>
+          <w:b/>
+        </w:rPr>
+        <w:t>evidence</w:t>
+      </w:r>
+      <w:r>
+        <w:rPr>
+          <w:b w:val="0"/>
+        </w:rPr>
+        <w:t xml:space="preserve"> that challenges this claim: “A </w:t>
+      </w:r>
+      <w:r>
+        <w:rPr>
+          <w:b/>
+        </w:rPr>
+        <w:t>prediction</w:t>
+      </w:r>
+      <w:r>
+        <w:rPr>
+          <w:b w:val="0"/>
+        </w:rPr>
+        <w:t xml:space="preserve"> is a </w:t>
+      </w:r>
+      <w:r>
+        <w:rPr>
+          <w:b/>
+        </w:rPr>
+        <w:t>fact</w:t>
+      </w:r>
+      <w:r>
+        <w:rPr>
+          <w:b w:val="0"/>
+        </w:rPr>
+        <w:t xml:space="preserve"> because a computer produced it.” Keep the first attempt and an uncoached retry separate.</w:t>
       </w:r>
     </w:p>
     <w:p>
@@ -2432,15 +5457,66 @@
       </w:r>
     </w:p>
     <w:p>
-      <w:r>
-        <w:t>For example, record precipitation observed at the school weather station between 00:00 and 24:00 Tuesday above its stated detection threshold. Damp ground alone has another possible cause. Save prediction time, location and observation method before evaluating the result.</w:t>
-      </w:r>
-    </w:p>
-    <w:p>
       <w:pPr>
         <w:pStyle w:val="Heading3"/>
       </w:pPr>
       <w:r>
+        <w:t>Teacher key · Original transfer answer</w:t>
+      </w:r>
+    </w:p>
+    <w:p>
+      <w:pPr>
+        <w:spacing w:line="336" w:lineRule="auto" w:after="180"/>
+        <w:shd w:fill="F1F6FC"/>
+      </w:pPr>
+      <w:r>
+        <w:rPr>
+          <w:b w:val="0"/>
+        </w:rPr>
+        <w:t>For example, record precipitation observed at the school weather station between 00:00 and 24:00 Tuesday above its stated detection threshold. Damp ground alone has another possible cause.</w:t>
+      </w:r>
+    </w:p>
+    <w:p>
+      <w:pPr>
+        <w:spacing w:line="336" w:lineRule="auto" w:after="180"/>
+        <w:shd w:fill="F1F6FC"/>
+      </w:pPr>
+      <w:r>
+        <w:rPr>
+          <w:b w:val="0"/>
+        </w:rPr>
+        <w:t xml:space="preserve">Save </w:t>
+      </w:r>
+      <w:r>
+        <w:rPr>
+          <w:b/>
+        </w:rPr>
+        <w:t>prediction</w:t>
+      </w:r>
+      <w:r>
+        <w:rPr>
+          <w:b w:val="0"/>
+        </w:rPr>
+        <w:t xml:space="preserve"> time, location and </w:t>
+      </w:r>
+      <w:r>
+        <w:rPr>
+          <w:b/>
+        </w:rPr>
+        <w:t>observation</w:t>
+      </w:r>
+      <w:r>
+        <w:rPr>
+          <w:b w:val="0"/>
+        </w:rPr>
+        <w:t xml:space="preserve"> method before evaluating the result.</w:t>
+      </w:r>
+    </w:p>
+    <w:p>
+      <w:pPr>
+        <w:pStyle w:val="Heading3"/>
+      </w:pPr>
+      <w:r>
         <w:t>Explanations for the additional workbook examples</w:t>
       </w:r>
     </w:p>
@@ -2453,111 +5529,861 @@
       </w:r>
     </w:p>
     <w:p>
-      <w:r>
-        <w:t>For Ramp1 trial B, height is 6 cm and the later travel distance is 3 units. State the input, prediction, observation, observed category and comparison status. Explain why the prediction rule and outcome rule use different measurements.</w:t>
-      </w:r>
-    </w:p>
-    <w:p>
-      <w:r>
-        <w:t>Input height 6 cm; prediction far because 6 is at least 6; observed distance 3 units; observed category near because 3 is below 4; mismatch. Height is available to the model before the trial, while travel distance is measured afterward to check its prediction.</w:t>
-      </w:r>
-    </w:p>
-    <w:p>
       <w:pPr>
         <w:pStyle w:val="Heading3"/>
       </w:pPr>
       <w:r>
+        <w:t>Workbook question · W1</w:t>
+      </w:r>
+    </w:p>
+    <w:p>
+      <w:pPr>
+        <w:spacing w:line="336" w:lineRule="auto" w:after="180"/>
+        <w:shd w:fill="F5F1FB"/>
+      </w:pPr>
+      <w:r>
+        <w:rPr>
+          <w:b w:val="0"/>
+        </w:rPr>
+        <w:t xml:space="preserve">For Ramp1 trial B, height is 6 cm and the later travel distance is 3 units. State the </w:t>
+      </w:r>
+      <w:r>
+        <w:rPr>
+          <w:b/>
+        </w:rPr>
+        <w:t>input</w:t>
+      </w:r>
+      <w:r>
+        <w:rPr>
+          <w:b w:val="0"/>
+        </w:rPr>
+        <w:t xml:space="preserve">, </w:t>
+      </w:r>
+      <w:r>
+        <w:rPr>
+          <w:b/>
+        </w:rPr>
+        <w:t>prediction</w:t>
+      </w:r>
+      <w:r>
+        <w:rPr>
+          <w:b w:val="0"/>
+        </w:rPr>
+        <w:t xml:space="preserve">, </w:t>
+      </w:r>
+      <w:r>
+        <w:rPr>
+          <w:b/>
+        </w:rPr>
+        <w:t>observation</w:t>
+      </w:r>
+      <w:r>
+        <w:rPr>
+          <w:b w:val="0"/>
+        </w:rPr>
+        <w:t>, observed category and comparison status.</w:t>
+      </w:r>
+    </w:p>
+    <w:p>
+      <w:pPr>
+        <w:spacing w:line="336" w:lineRule="auto" w:after="180"/>
+        <w:shd w:fill="F5F1FB"/>
+      </w:pPr>
+      <w:r>
+        <w:rPr>
+          <w:b w:val="0"/>
+        </w:rPr>
+        <w:t xml:space="preserve">Explain why the </w:t>
+      </w:r>
+      <w:r>
+        <w:rPr>
+          <w:b/>
+        </w:rPr>
+        <w:t>prediction</w:t>
+      </w:r>
+      <w:r>
+        <w:rPr>
+          <w:b w:val="0"/>
+        </w:rPr>
+        <w:t xml:space="preserve"> rule and </w:t>
+      </w:r>
+      <w:r>
+        <w:rPr>
+          <w:b/>
+        </w:rPr>
+        <w:t>outcome rule</w:t>
+      </w:r>
+      <w:r>
+        <w:rPr>
+          <w:b w:val="0"/>
+        </w:rPr>
+        <w:t xml:space="preserve"> use different measurements.</w:t>
+      </w:r>
+    </w:p>
+    <w:p>
+      <w:pPr>
+        <w:pStyle w:val="Heading3"/>
+      </w:pPr>
+      <w:r>
+        <w:t>Teacher reasoning · W1</w:t>
+      </w:r>
+    </w:p>
+    <w:p>
+      <w:pPr>
+        <w:spacing w:line="336" w:lineRule="auto" w:after="180"/>
+        <w:shd w:fill="F1F6FC"/>
+      </w:pPr>
+      <w:r>
+        <w:rPr>
+          <w:b/>
+        </w:rPr>
+        <w:t>Input</w:t>
+      </w:r>
+      <w:r>
+        <w:rPr>
+          <w:b w:val="0"/>
+        </w:rPr>
+        <w:t xml:space="preserve"> height 6 cm; </w:t>
+      </w:r>
+      <w:r>
+        <w:rPr>
+          <w:b/>
+        </w:rPr>
+        <w:t>prediction</w:t>
+      </w:r>
+      <w:r>
+        <w:rPr>
+          <w:b w:val="0"/>
+        </w:rPr>
+        <w:t xml:space="preserve"> far because 6 is at least 6; observed distance 3 units; observed category near because 3 is below 4; </w:t>
+      </w:r>
+      <w:r>
+        <w:rPr>
+          <w:b/>
+        </w:rPr>
+        <w:t>mismatch</w:t>
+      </w:r>
+      <w:r>
+        <w:rPr>
+          <w:b w:val="0"/>
+        </w:rPr>
+        <w:t>.</w:t>
+      </w:r>
+    </w:p>
+    <w:p>
+      <w:pPr>
+        <w:spacing w:line="336" w:lineRule="auto" w:after="180"/>
+        <w:shd w:fill="F1F6FC"/>
+      </w:pPr>
+      <w:r>
+        <w:rPr>
+          <w:b w:val="0"/>
+        </w:rPr>
+        <w:t xml:space="preserve">Height is available to the model before the trial, while travel distance is measured afterward to check its </w:t>
+      </w:r>
+      <w:r>
+        <w:rPr>
+          <w:b/>
+        </w:rPr>
+        <w:t>prediction</w:t>
+      </w:r>
+      <w:r>
+        <w:rPr>
+          <w:b w:val="0"/>
+        </w:rPr>
+        <w:t>.</w:t>
+      </w:r>
+    </w:p>
+    <w:p>
+      <w:pPr>
+        <w:pStyle w:val="Heading3"/>
+      </w:pPr>
+      <w:r>
         <w:t>W2 Check a boundary without changing the rule</w:t>
       </w:r>
     </w:p>
     <w:p>
-      <w:r>
-        <w:t>Trial F has height 6 cm and verified travel distance exactly 4 units. Apply Ramp1 and the outcome rule. A partner says exactly 4 is near because far means greater than 4. Use the stated rule to resolve the disagreement.</w:t>
-      </w:r>
-    </w:p>
-    <w:p>
-      <w:r>
-        <w:t>Ramp1 predicts far at height 6. The observation is far because the stated outcome rule is at least 4, including equality. The prediction matches. Greater than 4 would be a different rule and must not replace the agreed one after viewing the result.</w:t>
-      </w:r>
-    </w:p>
-    <w:p>
       <w:pPr>
         <w:pStyle w:val="Heading3"/>
       </w:pPr>
       <w:r>
+        <w:t>Workbook question · W2</w:t>
+      </w:r>
+    </w:p>
+    <w:p>
+      <w:pPr>
+        <w:spacing w:line="336" w:lineRule="auto" w:after="180"/>
+        <w:shd w:fill="F5F1FB"/>
+      </w:pPr>
+      <w:r>
+        <w:rPr>
+          <w:b w:val="0"/>
+        </w:rPr>
+        <w:t xml:space="preserve">Trial F has height 6 cm and verified travel distance exactly 4 units. Apply Ramp1 and the </w:t>
+      </w:r>
+      <w:r>
+        <w:rPr>
+          <w:b/>
+        </w:rPr>
+        <w:t>outcome rule</w:t>
+      </w:r>
+      <w:r>
+        <w:rPr>
+          <w:b w:val="0"/>
+        </w:rPr>
+        <w:t>. A partner says exactly 4 is near because far means greater than 4. Use the stated rule to resolve the disagreement.</w:t>
+      </w:r>
+    </w:p>
+    <w:p>
+      <w:pPr>
+        <w:pStyle w:val="Heading3"/>
+      </w:pPr>
+      <w:r>
+        <w:t>Teacher reasoning · W2</w:t>
+      </w:r>
+    </w:p>
+    <w:p>
+      <w:pPr>
+        <w:spacing w:line="336" w:lineRule="auto" w:after="180"/>
+        <w:shd w:fill="F1F6FC"/>
+      </w:pPr>
+      <w:r>
+        <w:rPr>
+          <w:b w:val="0"/>
+        </w:rPr>
+        <w:t xml:space="preserve">Ramp1 predicts far at height 6. The </w:t>
+      </w:r>
+      <w:r>
+        <w:rPr>
+          <w:b/>
+        </w:rPr>
+        <w:t>observation</w:t>
+      </w:r>
+      <w:r>
+        <w:rPr>
+          <w:b w:val="0"/>
+        </w:rPr>
+        <w:t xml:space="preserve"> is far because the stated </w:t>
+      </w:r>
+      <w:r>
+        <w:rPr>
+          <w:b/>
+        </w:rPr>
+        <w:t>outcome rule</w:t>
+      </w:r>
+      <w:r>
+        <w:rPr>
+          <w:b w:val="0"/>
+        </w:rPr>
+        <w:t xml:space="preserve"> is at least 4, including equality. The </w:t>
+      </w:r>
+      <w:r>
+        <w:rPr>
+          <w:b/>
+        </w:rPr>
+        <w:t>prediction</w:t>
+      </w:r>
+      <w:r>
+        <w:rPr>
+          <w:b w:val="0"/>
+        </w:rPr>
+        <w:t xml:space="preserve"> matches.</w:t>
+      </w:r>
+    </w:p>
+    <w:p>
+      <w:pPr>
+        <w:spacing w:line="336" w:lineRule="auto" w:after="180"/>
+        <w:shd w:fill="F1F6FC"/>
+      </w:pPr>
+      <w:r>
+        <w:rPr>
+          <w:b w:val="0"/>
+        </w:rPr>
+        <w:t>Greater than 4 would be a different rule and must not replace the agreed one after viewing the result.</w:t>
+      </w:r>
+    </w:p>
+    <w:p>
+      <w:pPr>
+        <w:pStyle w:val="Heading3"/>
+      </w:pPr>
+      <w:r>
         <w:t>W3 Keep incomplete evidence visible</w:t>
       </w:r>
     </w:p>
     <w:p>
-      <w:r>
-        <w:t>D predicts near but has no distance record. E predicts far but its two distance records say 3 and 4 units. State each comparison status, request useful evidence, and explain why neither guessing nor a new trial can establish the old trial’s outcome.</w:t>
-      </w:r>
-    </w:p>
-    <w:p>
-      <w:r>
-        <w:t>Both are unassessed. For D request the original distance record for D with units. For E inspect the trial IDs, original measurement and recording procedure to resolve 3 versus 4. Guesses supply no observation; a new trial produces a new outcome. Retain unresolved evidence if the old result cannot be established.</w:t>
-      </w:r>
-    </w:p>
-    <w:p>
       <w:pPr>
         <w:pStyle w:val="Heading3"/>
       </w:pPr>
       <w:r>
+        <w:t>Workbook question · W3</w:t>
+      </w:r>
+    </w:p>
+    <w:p>
+      <w:pPr>
+        <w:spacing w:line="336" w:lineRule="auto" w:after="180"/>
+        <w:shd w:fill="F5F1FB"/>
+      </w:pPr>
+      <w:r>
+        <w:rPr>
+          <w:b w:val="0"/>
+        </w:rPr>
+        <w:t>D predicts near but has no distance record. E predicts far but its two distance records say 3 and 4 units.</w:t>
+      </w:r>
+    </w:p>
+    <w:p>
+      <w:pPr>
+        <w:spacing w:line="336" w:lineRule="auto" w:after="180"/>
+        <w:shd w:fill="F5F1FB"/>
+      </w:pPr>
+      <w:r>
+        <w:rPr>
+          <w:b w:val="0"/>
+        </w:rPr>
+        <w:t xml:space="preserve">State each comparison status, request useful </w:t>
+      </w:r>
+      <w:r>
+        <w:rPr>
+          <w:b/>
+        </w:rPr>
+        <w:t>evidence</w:t>
+      </w:r>
+      <w:r>
+        <w:rPr>
+          <w:b w:val="0"/>
+        </w:rPr>
+        <w:t>, and explain why neither guessing nor a new trial can establish the old trial’s outcome.</w:t>
+      </w:r>
+    </w:p>
+    <w:p>
+      <w:pPr>
+        <w:pStyle w:val="Heading3"/>
+      </w:pPr>
+      <w:r>
+        <w:t>Teacher reasoning · W3</w:t>
+      </w:r>
+    </w:p>
+    <w:p>
+      <w:pPr>
+        <w:spacing w:line="336" w:lineRule="auto" w:after="180"/>
+        <w:shd w:fill="F1F6FC"/>
+      </w:pPr>
+      <w:r>
+        <w:rPr>
+          <w:b w:val="0"/>
+        </w:rPr>
+        <w:t xml:space="preserve">Both are </w:t>
+      </w:r>
+      <w:r>
+        <w:rPr>
+          <w:b/>
+        </w:rPr>
+        <w:t>unassessed</w:t>
+      </w:r>
+      <w:r>
+        <w:rPr>
+          <w:b w:val="0"/>
+        </w:rPr>
+        <w:t>. For D request the original distance record for D with units. For E inspect the trial IDs, original measurement and recording procedure to resolve 3 versus 4.</w:t>
+      </w:r>
+    </w:p>
+    <w:p>
+      <w:pPr>
+        <w:spacing w:line="336" w:lineRule="auto" w:after="180"/>
+        <w:shd w:fill="F1F6FC"/>
+      </w:pPr>
+      <w:r>
+        <w:rPr>
+          <w:b w:val="0"/>
+        </w:rPr>
+        <w:t xml:space="preserve">Guesses supply no </w:t>
+      </w:r>
+      <w:r>
+        <w:rPr>
+          <w:b/>
+        </w:rPr>
+        <w:t>observation</w:t>
+      </w:r>
+      <w:r>
+        <w:rPr>
+          <w:b w:val="0"/>
+        </w:rPr>
+        <w:t xml:space="preserve">; a new trial produces a new outcome. Retain unresolved </w:t>
+      </w:r>
+      <w:r>
+        <w:rPr>
+          <w:b/>
+        </w:rPr>
+        <w:t>evidence</w:t>
+      </w:r>
+      <w:r>
+        <w:rPr>
+          <w:b w:val="0"/>
+        </w:rPr>
+        <w:t xml:space="preserve"> if the old result cannot be established.</w:t>
+      </w:r>
+    </w:p>
+    <w:p>
+      <w:pPr>
+        <w:pStyle w:val="Heading3"/>
+      </w:pPr>
+      <w:r>
         <w:t>W4 Transfer the check to drying predictions</w:t>
       </w:r>
     </w:p>
     <w:p>
-      <w:r>
-        <w:t>In a fictional paper test, Dry1 predicts slow for a moisture score of at least 7, quick otherwise. Allowed scores are whole numbers 1 through 10. The observed outcome is slow if drying time is greater than 10 minutes, quick otherwise. Records are P: score 6, time 12; Q: score 7, time 10; R: score 9, time 14; S: score 5, time missing. Record all predictions, observed categories and comparison statuses. Summarise matches out of assessed cases, name the unassessed count, and limit the conclusion.</w:t>
-      </w:r>
-    </w:p>
-    <w:p>
-      <w:r>
-        <w:t>P predicts quick, observed slow, mismatch. Q predicts slow, observed quick because exactly 10 is not greater than 10, mismatch. R predicts slow, observed slow, match. S predicts quick, observed outcome unavailable, unassessed. One match out of three assessed cases, with one unassessed. This describes the assessed cases and does not establish the result for S or future trials.</w:t>
-      </w:r>
-    </w:p>
-    <w:p>
       <w:pPr>
         <w:pStyle w:val="Heading3"/>
       </w:pPr>
       <w:r>
+        <w:t>Workbook question · W4</w:t>
+      </w:r>
+    </w:p>
+    <w:p>
+      <w:pPr>
+        <w:spacing w:line="336" w:lineRule="auto" w:after="180"/>
+        <w:shd w:fill="F5F1FB"/>
+      </w:pPr>
+      <w:r>
+        <w:rPr>
+          <w:b w:val="0"/>
+        </w:rPr>
+        <w:t>In a fictional paper test, Dry1 predicts slow for a moisture score of at least 7, quick otherwise. Allowed scores are whole numbers 1 through 10.</w:t>
+      </w:r>
+    </w:p>
+    <w:p>
+      <w:pPr>
+        <w:spacing w:line="336" w:lineRule="auto" w:after="180"/>
+        <w:shd w:fill="F5F1FB"/>
+      </w:pPr>
+      <w:r>
+        <w:rPr>
+          <w:b w:val="0"/>
+        </w:rPr>
+        <w:t>The observed outcome is slow if drying time is greater than 10 minutes, quick otherwise. Records are P: score 6, time 12; Q: score 7, time 10; R: score 9, time 14; S: score 5, time missing.</w:t>
+      </w:r>
+    </w:p>
+    <w:p>
+      <w:pPr>
+        <w:spacing w:line="336" w:lineRule="auto" w:after="180"/>
+        <w:shd w:fill="F5F1FB"/>
+      </w:pPr>
+      <w:r>
+        <w:rPr>
+          <w:b w:val="0"/>
+        </w:rPr>
+        <w:t xml:space="preserve">Record all </w:t>
+      </w:r>
+      <w:r>
+        <w:rPr>
+          <w:b/>
+        </w:rPr>
+        <w:t>prediction</w:t>
+      </w:r>
+      <w:r>
+        <w:rPr>
+          <w:b w:val="0"/>
+        </w:rPr>
+        <w:t xml:space="preserve">s, observed categories and comparison statuses. Summarise matches out of assessed cases, name the </w:t>
+      </w:r>
+      <w:r>
+        <w:rPr>
+          <w:b/>
+        </w:rPr>
+        <w:t>unassessed</w:t>
+      </w:r>
+      <w:r>
+        <w:rPr>
+          <w:b w:val="0"/>
+        </w:rPr>
+        <w:t xml:space="preserve"> count, and limit the conclusion.</w:t>
+      </w:r>
+    </w:p>
+    <w:p>
+      <w:pPr>
+        <w:pStyle w:val="Heading3"/>
+      </w:pPr>
+      <w:r>
+        <w:t>Teacher reasoning · W4</w:t>
+      </w:r>
+    </w:p>
+    <w:p>
+      <w:pPr>
+        <w:spacing w:line="336" w:lineRule="auto" w:after="180"/>
+        <w:shd w:fill="F1F6FC"/>
+      </w:pPr>
+      <w:r>
+        <w:rPr>
+          <w:b w:val="0"/>
+        </w:rPr>
+        <w:t xml:space="preserve">P predicts quick, observed slow, </w:t>
+      </w:r>
+      <w:r>
+        <w:rPr>
+          <w:b/>
+        </w:rPr>
+        <w:t>mismatch</w:t>
+      </w:r>
+      <w:r>
+        <w:rPr>
+          <w:b w:val="0"/>
+        </w:rPr>
+        <w:t xml:space="preserve">. Q predicts slow, observed quick because exactly 10 is not greater than 10, </w:t>
+      </w:r>
+      <w:r>
+        <w:rPr>
+          <w:b/>
+        </w:rPr>
+        <w:t>mismatch</w:t>
+      </w:r>
+      <w:r>
+        <w:rPr>
+          <w:b w:val="0"/>
+        </w:rPr>
+        <w:t xml:space="preserve">. R predicts slow, observed slow, match. S predicts quick, observed outcome unavailable, </w:t>
+      </w:r>
+      <w:r>
+        <w:rPr>
+          <w:b/>
+        </w:rPr>
+        <w:t>unassessed</w:t>
+      </w:r>
+      <w:r>
+        <w:rPr>
+          <w:b w:val="0"/>
+        </w:rPr>
+        <w:t>.</w:t>
+      </w:r>
+    </w:p>
+    <w:p>
+      <w:pPr>
+        <w:spacing w:line="336" w:lineRule="auto" w:after="180"/>
+        <w:shd w:fill="F1F6FC"/>
+      </w:pPr>
+      <w:r>
+        <w:rPr>
+          <w:b w:val="0"/>
+        </w:rPr>
+        <w:t xml:space="preserve">One match out of three assessed cases, with one </w:t>
+      </w:r>
+      <w:r>
+        <w:rPr>
+          <w:b/>
+        </w:rPr>
+        <w:t>unassessed</w:t>
+      </w:r>
+      <w:r>
+        <w:rPr>
+          <w:b w:val="0"/>
+        </w:rPr>
+        <w:t>. This describes the assessed cases and does not establish the result for S or future trials.</w:t>
+      </w:r>
+    </w:p>
+    <w:p>
+      <w:pPr>
+        <w:pStyle w:val="Heading3"/>
+      </w:pPr>
+      <w:r>
         <w:t>W5 Correct a report without erasing evidence</w:t>
       </w:r>
     </w:p>
     <w:p>
-      <w:r>
-        <w:t>After seeing B’s observed near category, a learner replaces Ramp1’s far prediction with near. They call the new entry a corrected observation and report a perfect result for A through C. Explain the two record-keeping errors and write a defensible replacement report.</w:t>
-      </w:r>
-    </w:p>
-    <w:p>
-      <w:r>
-        <w:t>They changed a prediction after seeing the outcome and mislabelled that change as an observation correction. Restore the original far prediction for B and retain the observed near category. Report two matches out of three assessed Ramp1 trials A through C, including B’s mismatch. Any revised model needs a new version and new reserved cases for evaluation.</w:t>
-      </w:r>
-    </w:p>
-    <w:p>
       <w:pPr>
         <w:pStyle w:val="Heading3"/>
       </w:pPr>
       <w:r>
+        <w:t>Workbook question · W5</w:t>
+      </w:r>
+    </w:p>
+    <w:p>
+      <w:pPr>
+        <w:spacing w:line="336" w:lineRule="auto" w:after="180"/>
+        <w:shd w:fill="F5F1FB"/>
+      </w:pPr>
+      <w:r>
+        <w:rPr>
+          <w:b w:val="0"/>
+        </w:rPr>
+        <w:t xml:space="preserve">After seeing B’s observed near category, a learner replaces Ramp1’s far </w:t>
+      </w:r>
+      <w:r>
+        <w:rPr>
+          <w:b/>
+        </w:rPr>
+        <w:t>prediction</w:t>
+      </w:r>
+      <w:r>
+        <w:rPr>
+          <w:b w:val="0"/>
+        </w:rPr>
+        <w:t xml:space="preserve"> with near. They call the new entry a corrected </w:t>
+      </w:r>
+      <w:r>
+        <w:rPr>
+          <w:b/>
+        </w:rPr>
+        <w:t>observation</w:t>
+      </w:r>
+      <w:r>
+        <w:rPr>
+          <w:b w:val="0"/>
+        </w:rPr>
+        <w:t xml:space="preserve"> and report a perfect result for A through C.</w:t>
+      </w:r>
+    </w:p>
+    <w:p>
+      <w:pPr>
+        <w:spacing w:line="336" w:lineRule="auto" w:after="180"/>
+        <w:shd w:fill="F5F1FB"/>
+      </w:pPr>
+      <w:r>
+        <w:rPr>
+          <w:b w:val="0"/>
+        </w:rPr>
+        <w:t>Explain the two record-keeping errors and write a defensible replacement report.</w:t>
+      </w:r>
+    </w:p>
+    <w:p>
+      <w:pPr>
+        <w:pStyle w:val="Heading3"/>
+      </w:pPr>
+      <w:r>
+        <w:t>Teacher reasoning · W5</w:t>
+      </w:r>
+    </w:p>
+    <w:p>
+      <w:pPr>
+        <w:spacing w:line="336" w:lineRule="auto" w:after="180"/>
+        <w:shd w:fill="F1F6FC"/>
+      </w:pPr>
+      <w:r>
+        <w:rPr>
+          <w:b w:val="0"/>
+        </w:rPr>
+        <w:t xml:space="preserve">They changed a </w:t>
+      </w:r>
+      <w:r>
+        <w:rPr>
+          <w:b/>
+        </w:rPr>
+        <w:t>prediction</w:t>
+      </w:r>
+      <w:r>
+        <w:rPr>
+          <w:b w:val="0"/>
+        </w:rPr>
+        <w:t xml:space="preserve"> after seeing the outcome and mislabelled that change as an </w:t>
+      </w:r>
+      <w:r>
+        <w:rPr>
+          <w:b/>
+        </w:rPr>
+        <w:t>observation</w:t>
+      </w:r>
+      <w:r>
+        <w:rPr>
+          <w:b w:val="0"/>
+        </w:rPr>
+        <w:t xml:space="preserve"> correction. Restore the original far </w:t>
+      </w:r>
+      <w:r>
+        <w:rPr>
+          <w:b/>
+        </w:rPr>
+        <w:t>prediction</w:t>
+      </w:r>
+      <w:r>
+        <w:rPr>
+          <w:b w:val="0"/>
+        </w:rPr>
+        <w:t xml:space="preserve"> for B and retain the observed near category.</w:t>
+      </w:r>
+    </w:p>
+    <w:p>
+      <w:pPr>
+        <w:spacing w:line="336" w:lineRule="auto" w:after="180"/>
+        <w:shd w:fill="F1F6FC"/>
+      </w:pPr>
+      <w:r>
+        <w:rPr>
+          <w:b w:val="0"/>
+        </w:rPr>
+        <w:t xml:space="preserve">Report two matches out of three assessed Ramp1 trials A through C, including B’s </w:t>
+      </w:r>
+      <w:r>
+        <w:rPr>
+          <w:b/>
+        </w:rPr>
+        <w:t>mismatch</w:t>
+      </w:r>
+      <w:r>
+        <w:rPr>
+          <w:b w:val="0"/>
+        </w:rPr>
+        <w:t>. Any revised model needs a new version and new reserved cases for evaluation.</w:t>
+      </w:r>
+    </w:p>
+    <w:p>
+      <w:pPr>
+        <w:pStyle w:val="Heading3"/>
+      </w:pPr>
+      <w:r>
         <w:t>Assess independent transfer</w:t>
       </w:r>
     </w:p>
     <w:p>
-      <w:r>
-        <w:t>Selected case: In a fictional paper test, Dry1 predicts slow for a moisture score of at least 7, quick otherwise. Allowed scores are whole numbers 1 through 10. The observed outcome is slow if drying time is greater than 10 minutes, quick otherwise. Records are P: score 6, time 12; Q: score 7, time 10; R: score 9, time 14; S: score 5, time missing. Record all predictions, observed categories and comparison statuses. Summarise matches out of assessed cases, name the unassessed count, and limit the conclusion.</w:t>
-      </w:r>
-    </w:p>
-    <w:p>
       <w:pPr>
         <w:pStyle w:val="Heading3"/>
       </w:pPr>
       <w:r>
+        <w:t>Independent question · withhold the key</w:t>
+      </w:r>
+    </w:p>
+    <w:p>
+      <w:pPr>
+        <w:spacing w:line="336" w:lineRule="auto" w:after="180"/>
+        <w:shd w:fill="F5F1FB"/>
+      </w:pPr>
+      <w:r>
+        <w:rPr>
+          <w:b w:val="0"/>
+        </w:rPr>
+        <w:t>Selected case: In a fictional paper test, Dry1 predicts slow for a moisture score of at least 7, quick otherwise. Allowed scores are whole numbers 1 through 10.</w:t>
+      </w:r>
+    </w:p>
+    <w:p>
+      <w:pPr>
+        <w:spacing w:line="336" w:lineRule="auto" w:after="180"/>
+        <w:shd w:fill="F5F1FB"/>
+      </w:pPr>
+      <w:r>
+        <w:rPr>
+          <w:b w:val="0"/>
+        </w:rPr>
+        <w:t>The observed outcome is slow if drying time is greater than 10 minutes, quick otherwise. Records are P: score 6, time 12; Q: score 7, time 10; R: score 9, time 14; S: score 5, time missing.</w:t>
+      </w:r>
+    </w:p>
+    <w:p>
+      <w:pPr>
+        <w:spacing w:line="336" w:lineRule="auto" w:after="180"/>
+        <w:shd w:fill="F5F1FB"/>
+      </w:pPr>
+      <w:r>
+        <w:rPr>
+          <w:b w:val="0"/>
+        </w:rPr>
+        <w:t xml:space="preserve">Record all </w:t>
+      </w:r>
+      <w:r>
+        <w:rPr>
+          <w:b/>
+        </w:rPr>
+        <w:t>prediction</w:t>
+      </w:r>
+      <w:r>
+        <w:rPr>
+          <w:b w:val="0"/>
+        </w:rPr>
+        <w:t xml:space="preserve">s, observed categories and comparison statuses. Summarise matches out of assessed cases, name the </w:t>
+      </w:r>
+      <w:r>
+        <w:rPr>
+          <w:b/>
+        </w:rPr>
+        <w:t>unassessed</w:t>
+      </w:r>
+      <w:r>
+        <w:rPr>
+          <w:b w:val="0"/>
+        </w:rPr>
+        <w:t xml:space="preserve"> count, and limit the conclusion.</w:t>
+      </w:r>
+    </w:p>
+    <w:p>
+      <w:pPr>
+        <w:pStyle w:val="Heading3"/>
+      </w:pPr>
+      <w:r>
         <w:t>Selected case answer</w:t>
       </w:r>
     </w:p>
     <w:p>
-      <w:r>
-        <w:t>P predicts quick, observed slow, mismatch. Q predicts slow, observed quick because exactly 10 is not greater than 10, mismatch. R predicts slow, observed slow, match. S predicts quick, observed outcome unavailable, unassessed. One match out of three assessed cases, with one unassessed. This describes the assessed cases and does not establish the result for S or future trials.</w:t>
+      <w:pPr>
+        <w:pStyle w:val="Heading3"/>
+      </w:pPr>
+      <w:r>
+        <w:t>Teacher key · Selected case answer</w:t>
+      </w:r>
+    </w:p>
+    <w:p>
+      <w:pPr>
+        <w:spacing w:line="336" w:lineRule="auto" w:after="180"/>
+        <w:shd w:fill="F1F6FC"/>
+      </w:pPr>
+      <w:r>
+        <w:rPr>
+          <w:b w:val="0"/>
+        </w:rPr>
+        <w:t xml:space="preserve">P predicts quick, observed slow, </w:t>
+      </w:r>
+      <w:r>
+        <w:rPr>
+          <w:b/>
+        </w:rPr>
+        <w:t>mismatch</w:t>
+      </w:r>
+      <w:r>
+        <w:rPr>
+          <w:b w:val="0"/>
+        </w:rPr>
+        <w:t xml:space="preserve">. Q predicts slow, observed quick because exactly 10 is not greater than 10, </w:t>
+      </w:r>
+      <w:r>
+        <w:rPr>
+          <w:b/>
+        </w:rPr>
+        <w:t>mismatch</w:t>
+      </w:r>
+      <w:r>
+        <w:rPr>
+          <w:b w:val="0"/>
+        </w:rPr>
+        <w:t xml:space="preserve">. R predicts slow, observed slow, match. S predicts quick, observed outcome unavailable, </w:t>
+      </w:r>
+      <w:r>
+        <w:rPr>
+          <w:b/>
+        </w:rPr>
+        <w:t>unassessed</w:t>
+      </w:r>
+      <w:r>
+        <w:rPr>
+          <w:b w:val="0"/>
+        </w:rPr>
+        <w:t>.</w:t>
+      </w:r>
+    </w:p>
+    <w:p>
+      <w:pPr>
+        <w:spacing w:line="336" w:lineRule="auto" w:after="180"/>
+        <w:shd w:fill="F1F6FC"/>
+      </w:pPr>
+      <w:r>
+        <w:rPr>
+          <w:b w:val="0"/>
+        </w:rPr>
+        <w:t xml:space="preserve">One match out of three assessed cases, with one </w:t>
+      </w:r>
+      <w:r>
+        <w:rPr>
+          <w:b/>
+        </w:rPr>
+        <w:t>unassessed</w:t>
+      </w:r>
+      <w:r>
+        <w:rPr>
+          <w:b w:val="0"/>
+        </w:rPr>
+        <w:t>. This describes the assessed cases and does not establish the result for S or future trials.</w:t>
       </w:r>
     </w:p>
     <w:tbl>
@@ -2663,21 +6489,77 @@
       </w:tr>
     </w:tbl>
     <w:p>
-      <w:r>
-        <w:t>Record each dimension as not yet, with support, or independent. Accept a valid alternative procedure with a defensible trace. Do not penalise an honestly recorded model failure if the learner correctly explains its evidence and limits.</w:t>
-      </w:r>
-    </w:p>
-    <w:p>
       <w:pPr>
         <w:pStyle w:val="Heading3"/>
       </w:pPr>
       <w:r>
+        <w:t>Teacher key · Selected case answer</w:t>
+      </w:r>
+    </w:p>
+    <w:p>
+      <w:pPr>
+        <w:spacing w:line="336" w:lineRule="auto" w:after="180"/>
+        <w:shd w:fill="F1F6FC"/>
+      </w:pPr>
+      <w:r>
+        <w:rPr>
+          <w:b w:val="0"/>
+        </w:rPr>
+        <w:t>Record each dimension as not yet, with support, or independent. Accept a valid alternative procedure with a defensible trace.</w:t>
+      </w:r>
+    </w:p>
+    <w:p>
+      <w:pPr>
+        <w:spacing w:line="336" w:lineRule="auto" w:after="180"/>
+        <w:shd w:fill="F1F6FC"/>
+      </w:pPr>
+      <w:r>
+        <w:rPr>
+          <w:b w:val="0"/>
+        </w:rPr>
+        <w:t xml:space="preserve">Do not penalise an honestly recorded model failure if the learner correctly explains its </w:t>
+      </w:r>
+      <w:r>
+        <w:rPr>
+          <w:b/>
+        </w:rPr>
+        <w:t>evidence</w:t>
+      </w:r>
+      <w:r>
+        <w:rPr>
+          <w:b w:val="0"/>
+        </w:rPr>
+        <w:t xml:space="preserve"> and limits.</w:t>
+      </w:r>
+    </w:p>
+    <w:p>
+      <w:pPr>
+        <w:pStyle w:val="Heading3"/>
+      </w:pPr>
+      <w:r>
         <w:t>Feedback that the learner uses</w:t>
       </w:r>
     </w:p>
     <w:p>
-      <w:r>
-        <w:t>Name the earliest unsupported step and give one action to repair it. Have the learner make that repair now and explain why. Then assess the relevant skill on a fresh, fully specified case. Confirm it was not previously practised with feedback; solve and check the new case before assigning it. A follow-up design prompt is a starting brief, not automatically an equivalent test.</w:t>
+      <w:pPr>
+        <w:spacing w:line="336" w:lineRule="auto" w:after="180"/>
+      </w:pPr>
+      <w:r>
+        <w:rPr>
+          <w:b w:val="0"/>
+        </w:rPr>
+        <w:t>Name the earliest unsupported step and give one action to repair it. Have the learner make that repair now and explain why. Then assess the relevant skill on a fresh, fully specified case.</w:t>
+      </w:r>
+    </w:p>
+    <w:p>
+      <w:pPr>
+        <w:spacing w:line="336" w:lineRule="auto" w:after="180"/>
+      </w:pPr>
+      <w:r>
+        <w:rPr>
+          <w:b w:val="0"/>
+        </w:rPr>
+        <w:t>Confirm it was not previously practised with feedback; solve and check the new case before assigning it. A follow-up design prompt is a starting brief, not automatically an equivalent test.</w:t>
       </w:r>
     </w:p>
     <w:p>
@@ -2689,11 +6571,74 @@
       </w:r>
     </w:p>
     <w:p>
+      <w:r>
+        <w:t>Connect Prediction Is Not Fact to Helpful Classroom Sorter, adapt support and plan a later changed-case check.</w:t>
+      </w:r>
+    </w:p>
+    <w:p>
       <w:pPr>
         <w:pStyle w:val="Heading3"/>
       </w:pPr>
       <w:r>
-        <w:t>Connect and extend learning</w:t>
+        <w:t>Helpful Classroom Sorter</w:t>
+      </w:r>
+    </w:p>
+    <w:p>
+      <w:pPr>
+        <w:spacing w:line="336" w:lineRule="auto" w:after="180"/>
+      </w:pPr>
+      <w:r>
+        <w:rPr>
+          <w:b w:val="0"/>
+        </w:rPr>
+        <w:t xml:space="preserve">Label the sorter's suggested bin as a </w:t>
+      </w:r>
+      <w:r>
+        <w:rPr>
+          <w:b/>
+        </w:rPr>
+        <w:t>prediction</w:t>
+      </w:r>
+      <w:r>
+        <w:rPr>
+          <w:b w:val="0"/>
+        </w:rPr>
+        <w:t xml:space="preserve"> until a human confirms the final placement.</w:t>
+      </w:r>
+    </w:p>
+    <w:p>
+      <w:pPr>
+        <w:spacing w:line="336" w:lineRule="auto" w:after="180"/>
+      </w:pPr>
+      <w:r>
+        <w:rPr>
+          <w:b w:val="0"/>
+        </w:rPr>
+        <w:t xml:space="preserve">Keep the decision, </w:t>
+      </w:r>
+      <w:r>
+        <w:rPr>
+          <w:b/>
+        </w:rPr>
+        <w:t>input</w:t>
+      </w:r>
+      <w:r>
+        <w:rPr>
+          <w:b w:val="0"/>
+        </w:rPr>
+        <w:t xml:space="preserve">, result, explanation and remaining limitation in the project </w:t>
+      </w:r>
+      <w:r>
+        <w:rPr>
+          <w:b/>
+        </w:rPr>
+        <w:t>evidence</w:t>
+      </w:r>
+      <w:r>
+        <w:rPr>
+          <w:b w:val="0"/>
+        </w:rPr>
+        <w:t xml:space="preserve"> record. Retrieve this record next week rather than restarting the project.</w:t>
       </w:r>
     </w:p>
     <w:p>
@@ -2701,17 +6646,54 @@
         <w:pStyle w:val="Heading3"/>
       </w:pPr>
       <w:r>
-        <w:t>Helpful Classroom Sorter</w:t>
-      </w:r>
-    </w:p>
-    <w:p>
-      <w:r>
-        <w:t>Label the sorter's suggested bin as a prediction until a human confirms the final placement.</w:t>
-      </w:r>
-    </w:p>
-    <w:p>
-      <w:r>
-        <w:t>Keep the decision, input, result, explanation and remaining limitation in the project evidence record. Retrieve this record next week rather than restarting the project.</w:t>
+        <w:t>Support and stretch</w:t>
+      </w:r>
+    </w:p>
+    <w:p>
+      <w:pPr>
+        <w:spacing w:line="336" w:lineRule="auto" w:after="180"/>
+      </w:pPr>
+      <w:r>
+        <w:rPr>
+          <w:b w:val="0"/>
+        </w:rPr>
+        <w:t xml:space="preserve">Use physical cards, spoken explanations and a three-stage drawing. Read aloud without giving the answer. Stretch: compare two </w:t>
+      </w:r>
+      <w:r>
+        <w:rPr>
+          <w:b/>
+        </w:rPr>
+        <w:t>mechanism</w:t>
+      </w:r>
+      <w:r>
+        <w:rPr>
+          <w:b w:val="0"/>
+        </w:rPr>
+        <w:t xml:space="preserve">s with the same visible </w:t>
+      </w:r>
+      <w:r>
+        <w:rPr>
+          <w:b/>
+        </w:rPr>
+        <w:t>output</w:t>
+      </w:r>
+      <w:r>
+        <w:rPr>
+          <w:b w:val="0"/>
+        </w:rPr>
+        <w:t xml:space="preserve"> and explain what </w:t>
+      </w:r>
+      <w:r>
+        <w:rPr>
+          <w:b/>
+        </w:rPr>
+        <w:t>evidence</w:t>
+      </w:r>
+      <w:r>
+        <w:rPr>
+          <w:b w:val="0"/>
+        </w:rPr>
+        <w:t xml:space="preserve"> distinguishes them.</w:t>
       </w:r>
     </w:p>
     <w:p>
@@ -2719,12 +6701,30 @@
         <w:pStyle w:val="Heading3"/>
       </w:pPr>
       <w:r>
-        <w:t>Support and stretch</w:t>
-      </w:r>
-    </w:p>
-    <w:p>
-      <w:r>
-        <w:t>Use physical cards, spoken explanations and a three-stage drawing. Read aloud without giving the answer. Stretch: compare two mechanisms with the same visible output and explain what evidence distinguishes them.</w:t>
+        <w:t>Exit reflection</w:t>
+      </w:r>
+    </w:p>
+    <w:p>
+      <w:pPr>
+        <w:spacing w:line="336" w:lineRule="auto" w:after="180"/>
+      </w:pPr>
+      <w:r>
+        <w:rPr>
+          <w:b w:val="0"/>
+        </w:rPr>
+        <w:t xml:space="preserve">Ask for one decision the learner can now justify and one situation requiring more </w:t>
+      </w:r>
+      <w:r>
+        <w:rPr>
+          <w:b/>
+        </w:rPr>
+        <w:t>evidence</w:t>
+      </w:r>
+      <w:r>
+        <w:rPr>
+          <w:b w:val="0"/>
+        </w:rPr>
+        <w:t xml:space="preserve"> or human review. Confidence ratings are separate from correct independent performance.</w:t>
       </w:r>
     </w:p>
     <w:p>
@@ -2732,12 +6732,30 @@
         <w:pStyle w:val="Heading3"/>
       </w:pPr>
       <w:r>
-        <w:t>Exit reflection</w:t>
-      </w:r>
-    </w:p>
-    <w:p>
-      <w:r>
-        <w:t>Ask for one decision the learner can now justify and one situation requiring more evidence or human review. Confidence ratings are separate from correct independent performance.</w:t>
+        <w:t>Bridge to the next week</w:t>
+      </w:r>
+    </w:p>
+    <w:p>
+      <w:pPr>
+        <w:spacing w:line="336" w:lineRule="auto" w:after="180"/>
+      </w:pPr>
+      <w:r>
+        <w:rPr>
+          <w:b w:val="0"/>
+        </w:rPr>
+        <w:t xml:space="preserve">Next: Week 18: Confidence Is Not Correctness. Retrieve today’s </w:t>
+      </w:r>
+      <w:r>
+        <w:rPr>
+          <w:b/>
+        </w:rPr>
+        <w:t>evidence</w:t>
+      </w:r>
+      <w:r>
+        <w:rPr>
+          <w:b w:val="0"/>
+        </w:rPr>
+        <w:t xml:space="preserve"> and identify what carries forward and what is new.</w:t>
       </w:r>
     </w:p>
     <w:p>
@@ -2745,12 +6763,170 @@
         <w:pStyle w:val="Heading3"/>
       </w:pPr>
       <w:r>
-        <w:t>Bridge to the next week</w:t>
-      </w:r>
-    </w:p>
-    <w:p>
-      <w:r>
-        <w:t>Next: Week 18: Confidence Is Not Correctness. Retrieve today’s evidence and identify what carries forward and what is new.</w:t>
+        <w:t>Support and fresh reassessment</w:t>
+      </w:r>
+    </w:p>
+    <w:p>
+      <w:pPr>
+        <w:spacing w:line="336" w:lineRule="auto" w:after="180"/>
+      </w:pPr>
+      <w:r>
+        <w:rPr>
+          <w:b w:val="0"/>
+        </w:rPr>
+        <w:t xml:space="preserve">Use separate coloured cards for </w:t>
+      </w:r>
+      <w:r>
+        <w:rPr>
+          <w:b/>
+        </w:rPr>
+        <w:t>prediction</w:t>
+      </w:r>
+      <w:r>
+        <w:rPr>
+          <w:b w:val="0"/>
+        </w:rPr>
+        <w:t xml:space="preserve">s and </w:t>
+      </w:r>
+      <w:r>
+        <w:rPr>
+          <w:b/>
+        </w:rPr>
+        <w:t>observation</w:t>
+      </w:r>
+      <w:r>
+        <w:rPr>
+          <w:b w:val="0"/>
+        </w:rPr>
+        <w:t>s and pair them by trial ID. Read at least and greater than aloud on number lines.</w:t>
+      </w:r>
+    </w:p>
+    <w:p>
+      <w:pPr>
+        <w:spacing w:line="336" w:lineRule="auto" w:after="180"/>
+      </w:pPr>
+      <w:r>
+        <w:rPr>
+          <w:b w:val="0"/>
+        </w:rPr>
+        <w:t>Extension: investigate how selective missing records could make the assessed cases an incomplete picture of model performance.</w:t>
+      </w:r>
+    </w:p>
+    <w:p>
+      <w:pPr>
+        <w:spacing w:line="336" w:lineRule="auto" w:after="180"/>
+      </w:pPr>
+      <w:r>
+        <w:rPr>
+          <w:b w:val="0"/>
+        </w:rPr>
+        <w:t xml:space="preserve">W4 is secure with quick/slow/slow/quick </w:t>
+      </w:r>
+      <w:r>
+        <w:rPr>
+          <w:b/>
+        </w:rPr>
+        <w:t>prediction</w:t>
+      </w:r>
+      <w:r>
+        <w:rPr>
+          <w:b w:val="0"/>
+        </w:rPr>
+        <w:t xml:space="preserve">s, slow/quick/slow/unknown outcomes, two </w:t>
+      </w:r>
+      <w:r>
+        <w:rPr>
+          <w:b/>
+        </w:rPr>
+        <w:t>mismatch</w:t>
+      </w:r>
+      <w:r>
+        <w:rPr>
+          <w:b w:val="0"/>
+        </w:rPr>
+        <w:t xml:space="preserve">es, one match and one </w:t>
+      </w:r>
+      <w:r>
+        <w:rPr>
+          <w:b/>
+        </w:rPr>
+        <w:t>unassessed</w:t>
+      </w:r>
+      <w:r>
+        <w:rPr>
+          <w:b w:val="0"/>
+        </w:rPr>
+        <w:t xml:space="preserve"> case. Require one of three assessed and limited claims.</w:t>
+      </w:r>
+    </w:p>
+    <w:p>
+      <w:pPr>
+        <w:spacing w:line="336" w:lineRule="auto" w:after="180"/>
+      </w:pPr>
+      <w:r>
+        <w:rPr>
+          <w:b w:val="0"/>
+        </w:rPr>
+        <w:t xml:space="preserve">After support retry scores 5, 8, 4 with times 9, 10, missing: quick/slow/quick </w:t>
+      </w:r>
+      <w:r>
+        <w:rPr>
+          <w:b/>
+        </w:rPr>
+        <w:t>prediction</w:t>
+      </w:r>
+      <w:r>
+        <w:rPr>
+          <w:b w:val="0"/>
+        </w:rPr>
+        <w:t xml:space="preserve">s, quick/quick/unknown outcomes; one match, one </w:t>
+      </w:r>
+      <w:r>
+        <w:rPr>
+          <w:b/>
+        </w:rPr>
+        <w:t>mismatch</w:t>
+      </w:r>
+      <w:r>
+        <w:rPr>
+          <w:b w:val="0"/>
+        </w:rPr>
+        <w:t xml:space="preserve">, one </w:t>
+      </w:r>
+      <w:r>
+        <w:rPr>
+          <w:b/>
+        </w:rPr>
+        <w:t>unassessed</w:t>
+      </w:r>
+      <w:r>
+        <w:rPr>
+          <w:b w:val="0"/>
+        </w:rPr>
+        <w:t>.</w:t>
+      </w:r>
+    </w:p>
+    <w:p>
+      <w:pPr>
+        <w:spacing w:line="336" w:lineRule="auto" w:after="180"/>
+      </w:pPr>
+      <w:r>
+        <w:rPr>
+          <w:b w:val="0"/>
+        </w:rPr>
+        <w:t xml:space="preserve">Week 18 distinguishes confidence from correctness and asks what </w:t>
+      </w:r>
+      <w:r>
+        <w:rPr>
+          <w:b/>
+        </w:rPr>
+        <w:t>evidence</w:t>
+      </w:r>
+      <w:r>
+        <w:rPr>
+          <w:b w:val="0"/>
+        </w:rPr>
+        <w:t xml:space="preserve"> could support a confidence claim.</w:t>
       </w:r>
     </w:p>
     <w:p>
@@ -2758,40 +6934,40 @@
         <w:pStyle w:val="Heading3"/>
       </w:pPr>
       <w:r>
-        <w:t>Support and fresh reassessment</w:t>
-      </w:r>
-    </w:p>
-    <w:p>
-      <w:r>
-        <w:t>Use separate coloured cards for predictions and observations and pair them by trial ID. Read at least and greater than aloud on number lines. Extension: investigate how selective missing records could make the assessed cases an incomplete picture of model performance.</w:t>
-      </w:r>
-    </w:p>
-    <w:p>
-      <w:r>
-        <w:t>W4 is secure with quick/slow/slow/quick predictions, slow/quick/slow/unknown outcomes, two mismatches, one match and one unassessed case. Require one of three assessed and limited claims. After support retry scores 5, 8, 4 with times 9, 10, missing: quick/slow/quick predictions, quick/quick/unknown outcomes; one match, one mismatch, one unassessed.</w:t>
-      </w:r>
-    </w:p>
-    <w:p>
-      <w:r>
-        <w:t>Week 18 distinguishes confidence from correctness and asks what evidence could support a confidence claim.</w:t>
-      </w:r>
-    </w:p>
-    <w:p>
-      <w:pPr>
-        <w:pStyle w:val="Heading3"/>
-      </w:pPr>
-      <w:r>
         <w:t>Plan the delayed return</w:t>
       </w:r>
     </w:p>
     <w:p>
-      <w:r>
+      <w:pPr>
+        <w:spacing w:line="336" w:lineRule="auto" w:after="180"/>
+      </w:pPr>
+      <w:r>
+        <w:rPr>
+          <w:b w:val="0"/>
+        </w:rPr>
         <w:t>Suggested return points in this level: ai-1/18, ai-1/20, ai-1/23. Use actual classroom dates, adjusting for holidays and gaps. One, three and six teaching weeks are scheduling choices, not a claimed optimal spacing.</w:t>
       </w:r>
     </w:p>
     <w:p>
-      <w:r>
-        <w:t>At a delayed check, ask for the idea from memory and a changed application. Compare with the earlier independent response and record support used. For a new level, revisit the previous capstone before checking the new prerequisites.</w:t>
+      <w:pPr>
+        <w:spacing w:line="336" w:lineRule="auto" w:after="180"/>
+      </w:pPr>
+      <w:r>
+        <w:rPr>
+          <w:b w:val="0"/>
+        </w:rPr>
+        <w:t>At a delayed check, ask for the idea from memory and a changed application. Compare with the earlier independent response and record support used.</w:t>
+      </w:r>
+    </w:p>
+    <w:p>
+      <w:pPr>
+        <w:spacing w:line="336" w:lineRule="auto" w:after="180"/>
+      </w:pPr>
+      <w:r>
+        <w:rPr>
+          <w:b w:val="0"/>
+        </w:rPr>
+        <w:t>For a new level, revisit the previous capstone before checking the new prerequisites.</w:t>
       </w:r>
     </w:p>
     <w:tbl>
@@ -2951,8 +7127,26 @@
       </w:tr>
     </w:tbl>
     <w:p>
-      <w:r>
-        <w:t>Use the evidence to choose reteaching or the next step. A completed page, confidence rating or attractive project does not by itself demonstrate understanding.</w:t>
+      <w:pPr>
+        <w:spacing w:line="336" w:lineRule="auto" w:after="180"/>
+      </w:pPr>
+      <w:r>
+        <w:rPr>
+          <w:b w:val="0"/>
+        </w:rPr>
+        <w:t xml:space="preserve">Use the </w:t>
+      </w:r>
+      <w:r>
+        <w:rPr>
+          <w:b/>
+        </w:rPr>
+        <w:t>evidence</w:t>
+      </w:r>
+      <w:r>
+        <w:rPr>
+          <w:b w:val="0"/>
+        </w:rPr>
+        <w:t xml:space="preserve"> to choose reteaching or the next step. A completed page, confidence rating or attractive project does not by itself demonstrate understanding.</w:t>
       </w:r>
     </w:p>
     <w:p>
@@ -2964,8 +7158,26 @@
       </w:r>
     </w:p>
     <w:p>
-      <w:r>
-        <w:t>In sorter trials, record predicted categories before collecting reference evidence, then retain disagreements for investigation.</w:t>
+      <w:pPr>
+        <w:spacing w:line="336" w:lineRule="auto" w:after="180"/>
+      </w:pPr>
+      <w:r>
+        <w:rPr>
+          <w:b w:val="0"/>
+        </w:rPr>
+        <w:t xml:space="preserve">In sorter trials, record predicted categories before collecting reference </w:t>
+      </w:r>
+      <w:r>
+        <w:rPr>
+          <w:b/>
+        </w:rPr>
+        <w:t>evidence</w:t>
+      </w:r>
+      <w:r>
+        <w:rPr>
+          <w:b w:val="0"/>
+        </w:rPr>
+        <w:t>, then retain disagreements for investigation.</w:t>
       </w:r>
     </w:p>
     <w:p>
@@ -2978,12 +7190,74 @@
     </w:p>
     <w:p>
       <w:r>
-        <w:t>Teaching target: Separate a recorded prediction from the observation used to check it</w:t>
-      </w:r>
-    </w:p>
-    <w:p>
-      <w:r>
-        <w:t>Prepare the labelled worked-case picture, the matching workbook, fictional input cards and a place for individual responses. No paid AI account is required for the paper reasoning activities.</w:t>
+        <w:t>Use this preparation summary alongside the detailed Prediction Is Not Fact lesson; it is a checklist rather than a replacement for the full sequence.</w:t>
+      </w:r>
+    </w:p>
+    <w:p>
+      <w:pPr>
+        <w:pStyle w:val="Heading3"/>
+      </w:pPr>
+      <w:r>
+        <w:t>Teaching target</w:t>
+      </w:r>
+    </w:p>
+    <w:p>
+      <w:pPr>
+        <w:spacing w:line="336" w:lineRule="auto" w:after="180"/>
+        <w:shd w:fill="EDF7F3"/>
+      </w:pPr>
+      <w:r>
+        <w:rPr>
+          <w:b w:val="0"/>
+        </w:rPr>
+        <w:t xml:space="preserve">Teaching target: Separate a recorded </w:t>
+      </w:r>
+      <w:r>
+        <w:rPr>
+          <w:b/>
+        </w:rPr>
+        <w:t>prediction</w:t>
+      </w:r>
+      <w:r>
+        <w:rPr>
+          <w:b w:val="0"/>
+        </w:rPr>
+        <w:t xml:space="preserve"> from the </w:t>
+      </w:r>
+      <w:r>
+        <w:rPr>
+          <w:b/>
+        </w:rPr>
+        <w:t>observation</w:t>
+      </w:r>
+      <w:r>
+        <w:rPr>
+          <w:b w:val="0"/>
+        </w:rPr>
+        <w:t xml:space="preserve"> used to check it</w:t>
+      </w:r>
+    </w:p>
+    <w:p>
+      <w:pPr>
+        <w:spacing w:line="336" w:lineRule="auto" w:after="180"/>
+      </w:pPr>
+      <w:r>
+        <w:rPr>
+          <w:b w:val="0"/>
+        </w:rPr>
+        <w:t xml:space="preserve">Prepare the labelled worked-case picture, the matching workbook, fictional </w:t>
+      </w:r>
+      <w:r>
+        <w:rPr>
+          <w:b/>
+        </w:rPr>
+        <w:t>input</w:t>
+      </w:r>
+      <w:r>
+        <w:rPr>
+          <w:b w:val="0"/>
+        </w:rPr>
+        <w:t xml:space="preserve"> cards and a place for individual responses. No paid AI account is required for the paper reasoning activities.</w:t>
       </w:r>
     </w:p>
     <w:tbl>
@@ -3130,37 +7404,302 @@
       </w:tr>
     </w:tbl>
     <w:p>
-      <w:r>
-        <w:t>Before class, solve the supported practice: Trial F has height 6 cm and verified travel distance exactly 4 units. Apply Ramp1 and the outcome rule. A partner says exactly 4 is near because far means greater than 4. Use the stated rule to resolve the disagreement.</w:t>
-      </w:r>
-    </w:p>
-    <w:p>
-      <w:r>
-        <w:t>Reasoned practice answer: Ramp1 predicts far at height 6. The observation is far because the stated outcome rule is at least 4, including equality. The prediction matches. Greater than 4 would be a different rule and must not replace the agreed one after viewing the result.</w:t>
-      </w:r>
-    </w:p>
-    <w:p>
-      <w:r>
-        <w:t>Check every learner before discussion: Use the worked case for Predictions and observations. Proposed explanation: “Running the rule correctly proves the prediction correct”. Decide whether this explanation is supported. Point to the step or supplied fact that decides; explain your repair if needed.</w:t>
-      </w:r>
-    </w:p>
-    <w:p>
-      <w:r>
+      <w:pPr>
+        <w:spacing w:line="336" w:lineRule="auto" w:after="180"/>
+      </w:pPr>
+      <w:r>
+        <w:rPr>
+          <w:b w:val="0"/>
+        </w:rPr>
+        <w:t xml:space="preserve">Before class, solve the supported practice: Trial F has height 6 cm and verified travel distance exactly 4 units. Apply Ramp1 and the </w:t>
+      </w:r>
+      <w:r>
+        <w:rPr>
+          <w:b/>
+        </w:rPr>
+        <w:t>outcome rule</w:t>
+      </w:r>
+      <w:r>
+        <w:rPr>
+          <w:b w:val="0"/>
+        </w:rPr>
+        <w:t>. A partner says exactly 4 is near because far means greater than 4.</w:t>
+      </w:r>
+    </w:p>
+    <w:p>
+      <w:pPr>
+        <w:spacing w:line="336" w:lineRule="auto" w:after="180"/>
+      </w:pPr>
+      <w:r>
+        <w:rPr>
+          <w:b w:val="0"/>
+        </w:rPr>
+        <w:t>Use the stated rule to resolve the disagreement.</w:t>
+      </w:r>
+    </w:p>
+    <w:p>
+      <w:pPr>
+        <w:pStyle w:val="Heading3"/>
+      </w:pPr>
+      <w:r>
+        <w:t>Supported practice answer</w:t>
+      </w:r>
+    </w:p>
+    <w:p>
+      <w:pPr>
+        <w:spacing w:line="336" w:lineRule="auto" w:after="180"/>
+        <w:shd w:fill="F1F6FC"/>
+      </w:pPr>
+      <w:r>
+        <w:rPr>
+          <w:b w:val="0"/>
+        </w:rPr>
+        <w:t xml:space="preserve">Reasoned practice answer: Ramp1 predicts far at height 6. The </w:t>
+      </w:r>
+      <w:r>
+        <w:rPr>
+          <w:b/>
+        </w:rPr>
+        <w:t>observation</w:t>
+      </w:r>
+      <w:r>
+        <w:rPr>
+          <w:b w:val="0"/>
+        </w:rPr>
+        <w:t xml:space="preserve"> is far because the stated </w:t>
+      </w:r>
+      <w:r>
+        <w:rPr>
+          <w:b/>
+        </w:rPr>
+        <w:t>outcome rule</w:t>
+      </w:r>
+      <w:r>
+        <w:rPr>
+          <w:b w:val="0"/>
+        </w:rPr>
+        <w:t xml:space="preserve"> is at least 4, including equality. The </w:t>
+      </w:r>
+      <w:r>
+        <w:rPr>
+          <w:b/>
+        </w:rPr>
+        <w:t>prediction</w:t>
+      </w:r>
+      <w:r>
+        <w:rPr>
+          <w:b w:val="0"/>
+        </w:rPr>
+        <w:t xml:space="preserve"> matches.</w:t>
+      </w:r>
+    </w:p>
+    <w:p>
+      <w:pPr>
+        <w:spacing w:line="336" w:lineRule="auto" w:after="180"/>
+        <w:shd w:fill="F1F6FC"/>
+      </w:pPr>
+      <w:r>
+        <w:rPr>
+          <w:b w:val="0"/>
+        </w:rPr>
+        <w:t>Greater than 4 would be a different rule and must not replace the agreed one after viewing the result.</w:t>
+      </w:r>
+    </w:p>
+    <w:p>
+      <w:pPr>
+        <w:spacing w:line="336" w:lineRule="auto" w:after="180"/>
+      </w:pPr>
+      <w:r>
+        <w:rPr>
+          <w:b w:val="0"/>
+        </w:rPr>
+        <w:t xml:space="preserve">Check every learner before discussion: Use the worked case for </w:t>
+      </w:r>
+      <w:r>
+        <w:rPr>
+          <w:b/>
+        </w:rPr>
+        <w:t>Prediction</w:t>
+      </w:r>
+      <w:r>
+        <w:rPr>
+          <w:b w:val="0"/>
+        </w:rPr>
+        <w:t xml:space="preserve">s and </w:t>
+      </w:r>
+      <w:r>
+        <w:rPr>
+          <w:b/>
+        </w:rPr>
+        <w:t>observation</w:t>
+      </w:r>
+      <w:r>
+        <w:rPr>
+          <w:b w:val="0"/>
+        </w:rPr>
+        <w:t xml:space="preserve">s. Proposed explanation: “Running the rule correctly proves the </w:t>
+      </w:r>
+      <w:r>
+        <w:rPr>
+          <w:b/>
+        </w:rPr>
+        <w:t>prediction</w:t>
+      </w:r>
+      <w:r>
+        <w:rPr>
+          <w:b w:val="0"/>
+        </w:rPr>
+        <w:t xml:space="preserve"> correct”. Decide whether this explanation is supported.</w:t>
+      </w:r>
+    </w:p>
+    <w:p>
+      <w:pPr>
+        <w:spacing w:line="336" w:lineRule="auto" w:after="180"/>
+      </w:pPr>
+      <w:r>
+        <w:rPr>
+          <w:b w:val="0"/>
+        </w:rPr>
+        <w:t xml:space="preserve">Point to the step or supplied </w:t>
+      </w:r>
+      <w:r>
+        <w:rPr>
+          <w:b/>
+        </w:rPr>
+        <w:t>fact</w:t>
+      </w:r>
+      <w:r>
+        <w:rPr>
+          <w:b w:val="0"/>
+        </w:rPr>
+        <w:t xml:space="preserve"> that decides; explain your repair if needed.</w:t>
+      </w:r>
+    </w:p>
+    <w:p>
+      <w:pPr>
+        <w:pStyle w:val="Heading3"/>
+      </w:pPr>
+      <w:r>
+        <w:t>Repair the misconception</w:t>
+      </w:r>
+    </w:p>
+    <w:p>
+      <w:pPr>
+        <w:spacing w:line="336" w:lineRule="auto" w:after="180"/>
+        <w:shd w:fill="FFF5E6"/>
+      </w:pPr>
+      <w:r>
+        <w:rPr>
+          <w:b w:val="0"/>
+        </w:rPr>
         <w:t>Misconception repair: Rule execution and agreement with the observed outcome are separate checks.</w:t>
       </w:r>
     </w:p>
     <w:p>
-      <w:r>
-        <w:t>Support: read the exact case aloud, enlarge the labelled picture, supply input cards and model only the first deciding step. Accept a spoken explanation or drawing; retain the reasoning goal.</w:t>
-      </w:r>
-    </w:p>
-    <w:p>
-      <w:r>
-        <w:t>Extension: Keep score 4 but measure exactly 8 minutes. Require a prediction and a reason before comparing. Expected result: The observed label becomes quick and agrees with the prediction. Reason: Above 8 is strict: equality is quick under this policy.</w:t>
-      </w:r>
-    </w:p>
-    <w:p>
-      <w:r>
+      <w:pPr>
+        <w:pStyle w:val="Heading3"/>
+      </w:pPr>
+      <w:r>
+        <w:t>Support without giving away the answer</w:t>
+      </w:r>
+    </w:p>
+    <w:p>
+      <w:pPr>
+        <w:spacing w:line="336" w:lineRule="auto" w:after="180"/>
+        <w:shd w:fill="F1F6F8"/>
+      </w:pPr>
+      <w:r>
+        <w:rPr>
+          <w:b w:val="0"/>
+        </w:rPr>
+        <w:t xml:space="preserve">Support: read the exact case aloud, enlarge the labelled picture, supply </w:t>
+      </w:r>
+      <w:r>
+        <w:rPr>
+          <w:b/>
+        </w:rPr>
+        <w:t>input</w:t>
+      </w:r>
+      <w:r>
+        <w:rPr>
+          <w:b w:val="0"/>
+        </w:rPr>
+        <w:t xml:space="preserve"> cards and model only the first deciding step. Accept a spoken explanation or drawing; retain the reasoning goal.</w:t>
+      </w:r>
+    </w:p>
+    <w:p>
+      <w:pPr>
+        <w:pStyle w:val="Heading3"/>
+      </w:pPr>
+      <w:r>
+        <w:t>Extend the reasoning</w:t>
+      </w:r>
+    </w:p>
+    <w:p>
+      <w:pPr>
+        <w:spacing w:line="336" w:lineRule="auto" w:after="180"/>
+        <w:shd w:fill="F5F1FB"/>
+      </w:pPr>
+      <w:r>
+        <w:rPr>
+          <w:b w:val="0"/>
+        </w:rPr>
+        <w:t xml:space="preserve">Extension: Keep score 4 but measure exactly 8 minutes. Require a </w:t>
+      </w:r>
+      <w:r>
+        <w:rPr>
+          <w:b/>
+        </w:rPr>
+        <w:t>prediction</w:t>
+      </w:r>
+      <w:r>
+        <w:rPr>
+          <w:b w:val="0"/>
+        </w:rPr>
+        <w:t xml:space="preserve"> and a reason before comparing. Expected result: The observed label becomes quick and agrees with the </w:t>
+      </w:r>
+      <w:r>
+        <w:rPr>
+          <w:b/>
+        </w:rPr>
+        <w:t>prediction</w:t>
+      </w:r>
+      <w:r>
+        <w:rPr>
+          <w:b w:val="0"/>
+        </w:rPr>
+        <w:t>.</w:t>
+      </w:r>
+    </w:p>
+    <w:p>
+      <w:pPr>
+        <w:spacing w:line="336" w:lineRule="auto" w:after="180"/>
+        <w:shd w:fill="F5F1FB"/>
+      </w:pPr>
+      <w:r>
+        <w:rPr>
+          <w:b w:val="0"/>
+        </w:rPr>
+        <w:t>Reason: Above 8 is strict: equality is quick under this policy.</w:t>
+      </w:r>
+    </w:p>
+    <w:p>
+      <w:pPr>
+        <w:pStyle w:val="Heading3"/>
+      </w:pPr>
+      <w:r>
+        <w:t>Protect the independent attempt</w:t>
+      </w:r>
+    </w:p>
+    <w:p>
+      <w:pPr>
+        <w:spacing w:line="336" w:lineRule="auto" w:after="180"/>
+        <w:shd w:fill="FFF5E6"/>
+      </w:pPr>
+      <w:r>
+        <w:rPr>
+          <w:b w:val="0"/>
+        </w:rPr>
         <w:t>Independent assessment: withhold the reserved answer until the learner has attempted the new case. Record support separately from correctness.</w:t>
       </w:r>
     </w:p>
@@ -3349,13 +7888,46 @@
       </w:tr>
     </w:tbl>
     <w:p>
-      <w:r>
+      <w:pPr>
+        <w:pStyle w:val="Heading3"/>
+      </w:pPr>
+      <w:r>
+        <w:t>Project checkpoint</w:t>
+      </w:r>
+    </w:p>
+    <w:p>
+      <w:pPr>
+        <w:spacing w:line="336" w:lineRule="auto" w:after="180"/>
+        <w:shd w:fill="EDF7F3"/>
+      </w:pPr>
+      <w:r>
+        <w:rPr>
+          <w:b w:val="0"/>
+        </w:rPr>
         <w:t>Project checkpoint: Test changed cases. Keep normal, boundary and failure cases; compare expected and observed results.</w:t>
       </w:r>
     </w:p>
     <w:p>
-      <w:r>
-        <w:t>Use the weekly teacher answer for topic-specific reasoning. A saved progress tick is an activity record; judge mastery from the learner’s explanation and evidence.</w:t>
+      <w:pPr>
+        <w:spacing w:line="336" w:lineRule="auto" w:after="180"/>
+      </w:pPr>
+      <w:r>
+        <w:rPr>
+          <w:b w:val="0"/>
+        </w:rPr>
+        <w:t xml:space="preserve">Use the weekly teacher answer for topic-specific reasoning. A saved progress tick is an activity record; judge mastery from the learner’s explanation and </w:t>
+      </w:r>
+      <w:r>
+        <w:rPr>
+          <w:b/>
+        </w:rPr>
+        <w:t>evidence</w:t>
+      </w:r>
+      <w:r>
+        <w:rPr>
+          <w:b w:val="0"/>
+        </w:rPr>
+        <w:t>.</w:t>
       </w:r>
     </w:p>
     <w:p>
@@ -3368,27 +7940,1086 @@
     </w:p>
     <w:p>
       <w:r>
-        <w:t>Use the two formative questions as supported practice, not as independent mastery scores. Discuss the deciding evidence rather than accepting a guessed selection.</w:t>
-      </w:r>
-    </w:p>
-    <w:p>
-      <w:r>
+        <w:t>Use feedback, earlier review and portfolios purposefully. Apply the coding routine only when this lesson has an executable lab.</w:t>
+      </w:r>
+    </w:p>
+    <w:p>
+      <w:pPr>
+        <w:spacing w:line="336" w:lineRule="auto" w:after="180"/>
+      </w:pPr>
+      <w:r>
+        <w:rPr>
+          <w:b w:val="0"/>
+        </w:rPr>
+        <w:t xml:space="preserve">Use the two formative questions as supported practice, not as independent mastery scores. Discuss the deciding </w:t>
+      </w:r>
+      <w:r>
+        <w:rPr>
+          <w:b/>
+        </w:rPr>
+        <w:t>evidence</w:t>
+      </w:r>
+      <w:r>
+        <w:rPr>
+          <w:b w:val="0"/>
+        </w:rPr>
+        <w:t xml:space="preserve"> rather than accepting a guessed selection.</w:t>
+      </w:r>
+    </w:p>
+    <w:p>
+      <w:pPr>
+        <w:spacing w:line="336" w:lineRule="auto" w:after="180"/>
+      </w:pPr>
+      <w:r>
+        <w:rPr>
+          <w:b w:val="0"/>
+        </w:rPr>
         <w:t>The feedback comes from the reviewed public worked case. Do not reveal the separately reserved independent teacher answer until the learner has attempted that case.</w:t>
       </w:r>
     </w:p>
     <w:p>
-      <w:r>
-        <w:t>Ask students to predict before running code. Preserve errors and actual outputs; collect a changed test and an explanation. The branch-boundary and indexing lessons deliberately include failure cases.</w:t>
-      </w:r>
-    </w:p>
-    <w:p>
-      <w:r>
+      <w:pPr>
+        <w:pStyle w:val="Heading3"/>
+      </w:pPr>
+      <w:r>
+        <w:t>For later coding lessons</w:t>
+      </w:r>
+    </w:p>
+    <w:p>
+      <w:r>
+        <w:t>This week has no code block. Use this routine when a later lesson includes an executable lab.</w:t>
+      </w:r>
+    </w:p>
+    <w:p>
+      <w:pPr>
+        <w:spacing w:line="336" w:lineRule="auto" w:after="180"/>
+        <w:shd w:fill="F1F6F8"/>
+      </w:pPr>
+      <w:r>
+        <w:rPr>
+          <w:b w:val="0"/>
+        </w:rPr>
+        <w:t xml:space="preserve">Ask students to predict before running code. Preserve errors and actual </w:t>
+      </w:r>
+      <w:r>
+        <w:rPr>
+          <w:b/>
+        </w:rPr>
+        <w:t>output</w:t>
+      </w:r>
+      <w:r>
+        <w:rPr>
+          <w:b w:val="0"/>
+        </w:rPr>
+        <w:t>s; collect a changed test and an explanation. The branch-boundary and indexing lessons deliberately include failure cases.</w:t>
+      </w:r>
+    </w:p>
+    <w:p>
+      <w:pPr>
+        <w:spacing w:line="336" w:lineRule="auto" w:after="180"/>
+      </w:pPr>
+      <w:r>
+        <w:rPr>
+          <w:b w:val="0"/>
+        </w:rPr>
         <w:t>Use the earlier worked-explanation links to address a specific missing building block, then return to the current question. Adapt this suggestion after observing the learner; it is not an automatic diagnosis.</w:t>
       </w:r>
     </w:p>
     <w:p>
-      <w:r>
-        <w:t>Collect the completed-work portfolio as evidence. Record support separately from correctness, and assess explanation, trace/test and limitations. Progress ticks and quiz selections alone do not establish mastery.</w:t>
+      <w:pPr>
+        <w:spacing w:line="336" w:lineRule="auto" w:after="180"/>
+      </w:pPr>
+      <w:r>
+        <w:rPr>
+          <w:b w:val="0"/>
+        </w:rPr>
+        <w:t xml:space="preserve">Collect the completed-work portfolio as </w:t>
+      </w:r>
+      <w:r>
+        <w:rPr>
+          <w:b/>
+        </w:rPr>
+        <w:t>evidence</w:t>
+      </w:r>
+      <w:r>
+        <w:rPr>
+          <w:b w:val="0"/>
+        </w:rPr>
+        <w:t>. Record support separately from correctness, and assess explanation, trace/test and limitations. Progress ticks and quiz selections alone do not establish mastery.</w:t>
+      </w:r>
+    </w:p>
+    <w:p>
+      <w:pPr>
+        <w:pStyle w:val="Heading1"/>
+      </w:pPr>
+      <w:r>
+        <w:t>09. Visual concept journey</w:t>
+      </w:r>
+    </w:p>
+    <w:p>
+      <w:r>
+        <w:t>Show one Prediction Is Not Fact graphic at a time, request a prediction and discuss its trace before the independent assessment.</w:t>
+      </w:r>
+    </w:p>
+    <w:p>
+      <w:pPr>
+        <w:spacing w:line="336" w:lineRule="auto" w:after="180"/>
+      </w:pPr>
+      <w:r>
+        <w:rPr>
+          <w:b w:val="0"/>
+        </w:rPr>
+        <w:t xml:space="preserve">Use one picture at a time. Hide a worked result before asking for a </w:t>
+      </w:r>
+      <w:r>
+        <w:rPr>
+          <w:b/>
+        </w:rPr>
+        <w:t>prediction</w:t>
+      </w:r>
+      <w:r>
+        <w:rPr>
+          <w:b w:val="0"/>
+        </w:rPr>
+        <w:t>, then reveal it for feedback. These are supported teaching cases; retain the separate independent assessment for a fresh first attempt.</w:t>
+      </w:r>
+    </w:p>
+    <w:p>
+      <w:pPr>
+        <w:pStyle w:val="Heading3"/>
+      </w:pPr>
+      <w:r>
+        <w:t>01. Prediction Is Not Fact: the case</w:t>
+      </w:r>
+    </w:p>
+    <w:p>
+      <w:r>
+        <w:drawing>
+          <wp:inline xmlns:a="http://schemas.openxmlformats.org/drawingml/2006/main" xmlns:pic="http://schemas.openxmlformats.org/drawingml/2006/picture">
+            <wp:extent cx="5486400" cy="2840736"/>
+            <wp:docPr id="2" name="Picture 2" descr="A fictional drying trial uses a fixed rule and later measures what actually happened. Supplied facts: Model D predicts slow when moisture score is at least 5; quick otherwise. Observation policy: slow if drying takes above 8 minutes; quick otherwise. Trial T has score 4 and measured time 9 minutes."/>
+            <wp:cNvGraphicFramePr>
+              <a:graphicFrameLocks noChangeAspect="1"/>
+            </wp:cNvGraphicFramePr>
+            <a:graphic>
+              <a:graphicData uri="http://schemas.openxmlformats.org/drawingml/2006/picture">
+                <pic:pic>
+                  <pic:nvPicPr>
+                    <pic:cNvPr id="0" name="academy-story-ai-1-17-01.png"/>
+                    <pic:cNvPicPr/>
+                  </pic:nvPicPr>
+                  <pic:blipFill>
+                    <a:blip r:embed="rId10"/>
+                    <a:stretch>
+                      <a:fillRect/>
+                    </a:stretch>
+                  </pic:blipFill>
+                  <pic:spPr>
+                    <a:xfrm>
+                      <a:off x="0" y="0"/>
+                      <a:ext cx="5486400" cy="2840736"/>
+                    </a:xfrm>
+                    <a:prstGeom prst="rect"/>
+                  </pic:spPr>
+                </pic:pic>
+              </a:graphicData>
+            </a:graphic>
+          </wp:inline>
+        </w:drawing>
+      </w:r>
+    </w:p>
+    <w:p>
+      <w:pPr>
+        <w:spacing w:line="336" w:lineRule="auto" w:after="180"/>
+      </w:pPr>
+      <w:r>
+        <w:rPr>
+          <w:b w:val="0"/>
+        </w:rPr>
+        <w:t xml:space="preserve">A fictional drying trial uses a fixed rule and later measures what actually happened. Supplied </w:t>
+      </w:r>
+      <w:r>
+        <w:rPr>
+          <w:b/>
+        </w:rPr>
+        <w:t>fact</w:t>
+      </w:r>
+      <w:r>
+        <w:rPr>
+          <w:b w:val="0"/>
+        </w:rPr>
+        <w:t>s: Model D predicts slow when moisture score is at least 5; quick otherwise.</w:t>
+      </w:r>
+    </w:p>
+    <w:p>
+      <w:pPr>
+        <w:spacing w:line="336" w:lineRule="auto" w:after="180"/>
+      </w:pPr>
+      <w:r>
+        <w:rPr>
+          <w:b/>
+        </w:rPr>
+        <w:t>Observation</w:t>
+      </w:r>
+      <w:r>
+        <w:rPr>
+          <w:b w:val="0"/>
+        </w:rPr>
+        <w:t xml:space="preserve"> policy: slow if drying takes above 8 minutes; quick otherwise. Trial T has score 4 and measured time 9 minutes.</w:t>
+      </w:r>
+    </w:p>
+    <w:p>
+      <w:pPr>
+        <w:spacing w:line="336" w:lineRule="auto" w:after="180"/>
+        <w:shd w:fill="F5F1FB"/>
+      </w:pPr>
+      <w:r>
+        <w:rPr>
+          <w:b w:val="0"/>
+        </w:rPr>
+        <w:t xml:space="preserve">Point to the given </w:t>
+      </w:r>
+      <w:r>
+        <w:rPr>
+          <w:b/>
+        </w:rPr>
+        <w:t>fact</w:t>
+      </w:r>
+      <w:r>
+        <w:rPr>
+          <w:b w:val="0"/>
+        </w:rPr>
+        <w:t xml:space="preserve"> that matters most. Explain why it matters.</w:t>
+      </w:r>
+    </w:p>
+    <w:p>
+      <w:pPr>
+        <w:pStyle w:val="Heading3"/>
+      </w:pPr>
+      <w:r>
+        <w:t>Discuss while showing the picture</w:t>
+      </w:r>
+    </w:p>
+    <w:p>
+      <w:pPr>
+        <w:spacing w:line="336" w:lineRule="auto" w:after="180"/>
+        <w:shd w:fill="F1F6F8"/>
+      </w:pPr>
+      <w:r>
+        <w:rPr>
+          <w:b w:val="0"/>
+        </w:rPr>
+        <w:t xml:space="preserve">Teacher prompt: Point to the given </w:t>
+      </w:r>
+      <w:r>
+        <w:rPr>
+          <w:b/>
+        </w:rPr>
+        <w:t>fact</w:t>
+      </w:r>
+      <w:r>
+        <w:rPr>
+          <w:b w:val="0"/>
+        </w:rPr>
+        <w:t xml:space="preserve"> that matters most. Explain why it matters. Ask learners to describe one label or arrow in ordinary words. Use the adjacent transcript if the image is difficult to see.</w:t>
+      </w:r>
+    </w:p>
+    <w:p>
+      <w:pPr>
+        <w:pStyle w:val="Heading3"/>
+      </w:pPr>
+      <w:r>
+        <w:t>02. Follow the deciding steps</w:t>
+      </w:r>
+    </w:p>
+    <w:p>
+      <w:r>
+        <w:drawing>
+          <wp:inline xmlns:a="http://schemas.openxmlformats.org/drawingml/2006/main" xmlns:pic="http://schemas.openxmlformats.org/drawingml/2006/picture">
+            <wp:extent cx="5486400" cy="4005072"/>
+            <wp:docPr id="3" name="Picture 3" descr="Prediction input: T has moisture score 4. → Predict: 4 is below 5, so D predicts quick. → Observe later: Measured time is 9 minutes; above 8 means observed slow. → Compare evidence: Prediction quick disagrees with observation slow."/>
+            <wp:cNvGraphicFramePr>
+              <a:graphicFrameLocks noChangeAspect="1"/>
+            </wp:cNvGraphicFramePr>
+            <a:graphic>
+              <a:graphicData uri="http://schemas.openxmlformats.org/drawingml/2006/picture">
+                <pic:pic>
+                  <pic:nvPicPr>
+                    <pic:cNvPr id="0" name="academy-story-ai-1-17-02.png"/>
+                    <pic:cNvPicPr/>
+                  </pic:nvPicPr>
+                  <pic:blipFill>
+                    <a:blip r:embed="rId11"/>
+                    <a:stretch>
+                      <a:fillRect/>
+                    </a:stretch>
+                  </pic:blipFill>
+                  <pic:spPr>
+                    <a:xfrm>
+                      <a:off x="0" y="0"/>
+                      <a:ext cx="5486400" cy="4005072"/>
+                    </a:xfrm>
+                    <a:prstGeom prst="rect"/>
+                  </pic:spPr>
+                </pic:pic>
+              </a:graphicData>
+            </a:graphic>
+          </wp:inline>
+        </w:drawing>
+      </w:r>
+    </w:p>
+    <w:p>
+      <w:pPr>
+        <w:spacing w:line="336" w:lineRule="auto" w:after="180"/>
+      </w:pPr>
+      <w:r>
+        <w:rPr>
+          <w:b/>
+        </w:rPr>
+        <w:t>Prediction</w:t>
+      </w:r>
+      <w:r>
+        <w:rPr>
+          <w:b w:val="0"/>
+        </w:rPr>
+        <w:t xml:space="preserve"> </w:t>
+      </w:r>
+      <w:r>
+        <w:rPr>
+          <w:b/>
+        </w:rPr>
+        <w:t>input</w:t>
+      </w:r>
+      <w:r>
+        <w:rPr>
+          <w:b w:val="0"/>
+        </w:rPr>
+        <w:t xml:space="preserve">: T has moisture score 4. → Predict: 4 is below 5, so D predicts quick. → Observe later: Measured time is 9 minutes; above 8 means observed slow. → Compare </w:t>
+      </w:r>
+      <w:r>
+        <w:rPr>
+          <w:b/>
+        </w:rPr>
+        <w:t>evidence</w:t>
+      </w:r>
+      <w:r>
+        <w:rPr>
+          <w:b w:val="0"/>
+        </w:rPr>
+        <w:t xml:space="preserve">: </w:t>
+      </w:r>
+      <w:r>
+        <w:rPr>
+          <w:b/>
+        </w:rPr>
+        <w:t>Prediction</w:t>
+      </w:r>
+      <w:r>
+        <w:rPr>
+          <w:b w:val="0"/>
+        </w:rPr>
+        <w:t xml:space="preserve"> quick disagrees with </w:t>
+      </w:r>
+      <w:r>
+        <w:rPr>
+          <w:b/>
+        </w:rPr>
+        <w:t>observation</w:t>
+      </w:r>
+      <w:r>
+        <w:rPr>
+          <w:b w:val="0"/>
+        </w:rPr>
+        <w:t xml:space="preserve"> slow.</w:t>
+      </w:r>
+    </w:p>
+    <w:p>
+      <w:pPr>
+        <w:spacing w:line="336" w:lineRule="auto" w:after="180"/>
+        <w:shd w:fill="F5F1FB"/>
+      </w:pPr>
+      <w:r>
+        <w:rPr>
+          <w:b w:val="0"/>
+        </w:rPr>
+        <w:t xml:space="preserve">Point to each numbered stage and explain which recorded </w:t>
+      </w:r>
+      <w:r>
+        <w:rPr>
+          <w:b/>
+        </w:rPr>
+        <w:t>input</w:t>
+      </w:r>
+      <w:r>
+        <w:rPr>
+          <w:b w:val="0"/>
+        </w:rPr>
+        <w:t xml:space="preserve"> it uses.</w:t>
+      </w:r>
+    </w:p>
+    <w:p>
+      <w:pPr>
+        <w:pStyle w:val="Heading3"/>
+      </w:pPr>
+      <w:r>
+        <w:t>Discuss while showing the picture</w:t>
+      </w:r>
+    </w:p>
+    <w:p>
+      <w:pPr>
+        <w:spacing w:line="336" w:lineRule="auto" w:after="180"/>
+        <w:shd w:fill="F1F6F8"/>
+      </w:pPr>
+      <w:r>
+        <w:rPr>
+          <w:b w:val="0"/>
+        </w:rPr>
+        <w:t xml:space="preserve">Teacher prompt: Point to each numbered stage and explain which recorded </w:t>
+      </w:r>
+      <w:r>
+        <w:rPr>
+          <w:b/>
+        </w:rPr>
+        <w:t>input</w:t>
+      </w:r>
+      <w:r>
+        <w:rPr>
+          <w:b w:val="0"/>
+        </w:rPr>
+        <w:t xml:space="preserve"> it uses. Ask learners to describe one label or arrow in ordinary words. Use the adjacent transcript if the image is difficult to see.</w:t>
+      </w:r>
+    </w:p>
+    <w:p>
+      <w:pPr>
+        <w:pStyle w:val="Heading3"/>
+      </w:pPr>
+      <w:r>
+        <w:t>03. Two records meet at a comparison</w:t>
+      </w:r>
+    </w:p>
+    <w:p>
+      <w:r>
+        <w:drawing>
+          <wp:inline xmlns:a="http://schemas.openxmlformats.org/drawingml/2006/main" xmlns:pic="http://schemas.openxmlformats.org/drawingml/2006/picture">
+            <wp:extent cx="5486400" cy="2834640"/>
+            <wp:docPr id="4" name="Picture 4" descr="Two records meet at a comparison. A: height 4 cm | Distance 3 units | Near matches near. B: height 6 cm | Distance 3 units | Far differs from near. C: height 8 cm | Distance 5 units | Far matches far"/>
+            <wp:cNvGraphicFramePr>
+              <a:graphicFrameLocks noChangeAspect="1"/>
+            </wp:cNvGraphicFramePr>
+            <a:graphic>
+              <a:graphicData uri="http://schemas.openxmlformats.org/drawingml/2006/picture">
+                <pic:pic>
+                  <pic:nvPicPr>
+                    <pic:cNvPr id="0" name="academy-story-ai-1-17-03.png"/>
+                    <pic:cNvPicPr/>
+                  </pic:nvPicPr>
+                  <pic:blipFill>
+                    <a:blip r:embed="rId12"/>
+                    <a:stretch>
+                      <a:fillRect/>
+                    </a:stretch>
+                  </pic:blipFill>
+                  <pic:spPr>
+                    <a:xfrm>
+                      <a:off x="0" y="0"/>
+                      <a:ext cx="5486400" cy="2834640"/>
+                    </a:xfrm>
+                    <a:prstGeom prst="rect"/>
+                  </pic:spPr>
+                </pic:pic>
+              </a:graphicData>
+            </a:graphic>
+          </wp:inline>
+        </w:drawing>
+      </w:r>
+    </w:p>
+    <w:p>
+      <w:pPr>
+        <w:spacing w:line="336" w:lineRule="auto" w:after="180"/>
+      </w:pPr>
+      <w:r>
+        <w:rPr>
+          <w:b w:val="0"/>
+        </w:rPr>
+        <w:t>Two records meet at a comparison. A: height 4 cm | Distance 3 units | Near matches near. B: height 6 cm | Distance 3 units | Far differs from near. C: height 8 cm | Distance 5 units | Far matches far</w:t>
+      </w:r>
+    </w:p>
+    <w:p>
+      <w:pPr>
+        <w:spacing w:line="336" w:lineRule="auto" w:after="180"/>
+        <w:shd w:fill="F5F1FB"/>
+      </w:pPr>
+      <w:r>
+        <w:rPr>
+          <w:b w:val="0"/>
+        </w:rPr>
+        <w:t>Read the labels and values. Explain the relationship the model shows.</w:t>
+      </w:r>
+    </w:p>
+    <w:p>
+      <w:pPr>
+        <w:pStyle w:val="Heading3"/>
+      </w:pPr>
+      <w:r>
+        <w:t>Discuss while showing the picture</w:t>
+      </w:r>
+    </w:p>
+    <w:p>
+      <w:pPr>
+        <w:spacing w:line="336" w:lineRule="auto" w:after="180"/>
+        <w:shd w:fill="F1F6F8"/>
+      </w:pPr>
+      <w:r>
+        <w:rPr>
+          <w:b w:val="0"/>
+        </w:rPr>
+        <w:t>Teacher prompt: Read the labels and values. Explain the relationship the model shows. Ask learners to describe one label or arrow in ordinary words. Use the adjacent transcript if the image is difficult to see.</w:t>
+      </w:r>
+    </w:p>
+    <w:p>
+      <w:pPr>
+        <w:pStyle w:val="Heading3"/>
+      </w:pPr>
+      <w:r>
+        <w:t>04. Change one thing. Trace what follows.</w:t>
+      </w:r>
+    </w:p>
+    <w:p>
+      <w:r>
+        <w:drawing>
+          <wp:inline xmlns:a="http://schemas.openxmlformats.org/drawingml/2006/main" xmlns:pic="http://schemas.openxmlformats.org/drawingml/2006/picture">
+            <wp:extent cx="5486400" cy="3026664"/>
+            <wp:docPr id="5" name="Picture 5" descr="Original case: Prediction quick disagrees with observation slow. Changed condition: Keep score 4 but measure exactly 8 minutes. Expected result: The observed label becomes quick and agrees with the prediction. Reason: Above 8 is strict: equality is quick under this policy."/>
+            <wp:cNvGraphicFramePr>
+              <a:graphicFrameLocks noChangeAspect="1"/>
+            </wp:cNvGraphicFramePr>
+            <a:graphic>
+              <a:graphicData uri="http://schemas.openxmlformats.org/drawingml/2006/picture">
+                <pic:pic>
+                  <pic:nvPicPr>
+                    <pic:cNvPr id="0" name="academy-story-ai-1-17-04.png"/>
+                    <pic:cNvPicPr/>
+                  </pic:nvPicPr>
+                  <pic:blipFill>
+                    <a:blip r:embed="rId13"/>
+                    <a:stretch>
+                      <a:fillRect/>
+                    </a:stretch>
+                  </pic:blipFill>
+                  <pic:spPr>
+                    <a:xfrm>
+                      <a:off x="0" y="0"/>
+                      <a:ext cx="5486400" cy="3026664"/>
+                    </a:xfrm>
+                    <a:prstGeom prst="rect"/>
+                  </pic:spPr>
+                </pic:pic>
+              </a:graphicData>
+            </a:graphic>
+          </wp:inline>
+        </w:drawing>
+      </w:r>
+    </w:p>
+    <w:p>
+      <w:pPr>
+        <w:spacing w:line="336" w:lineRule="auto" w:after="180"/>
+      </w:pPr>
+      <w:r>
+        <w:rPr>
+          <w:b w:val="0"/>
+        </w:rPr>
+        <w:t xml:space="preserve">Original case: </w:t>
+      </w:r>
+      <w:r>
+        <w:rPr>
+          <w:b/>
+        </w:rPr>
+        <w:t>Prediction</w:t>
+      </w:r>
+      <w:r>
+        <w:rPr>
+          <w:b w:val="0"/>
+        </w:rPr>
+        <w:t xml:space="preserve"> quick disagrees with </w:t>
+      </w:r>
+      <w:r>
+        <w:rPr>
+          <w:b/>
+        </w:rPr>
+        <w:t>observation</w:t>
+      </w:r>
+      <w:r>
+        <w:rPr>
+          <w:b w:val="0"/>
+        </w:rPr>
+        <w:t xml:space="preserve"> slow. Changed condition: Keep score 4 but measure exactly 8 minutes. Expected result: The observed label becomes quick and agrees with the </w:t>
+      </w:r>
+      <w:r>
+        <w:rPr>
+          <w:b/>
+        </w:rPr>
+        <w:t>prediction</w:t>
+      </w:r>
+      <w:r>
+        <w:rPr>
+          <w:b w:val="0"/>
+        </w:rPr>
+        <w:t>.</w:t>
+      </w:r>
+    </w:p>
+    <w:p>
+      <w:pPr>
+        <w:spacing w:line="336" w:lineRule="auto" w:after="180"/>
+      </w:pPr>
+      <w:r>
+        <w:rPr>
+          <w:b w:val="0"/>
+        </w:rPr>
+        <w:t>Reason: Above 8 is strict: equality is quick under this policy.</w:t>
+      </w:r>
+    </w:p>
+    <w:p>
+      <w:pPr>
+        <w:spacing w:line="336" w:lineRule="auto" w:after="180"/>
+        <w:shd w:fill="F5F1FB"/>
+      </w:pPr>
+      <w:r>
+        <w:rPr>
+          <w:b w:val="0"/>
+        </w:rPr>
+        <w:t xml:space="preserve">Predict before checking the worked changed-case result. Name what changed and what the supplied </w:t>
+      </w:r>
+      <w:r>
+        <w:rPr>
+          <w:b/>
+        </w:rPr>
+        <w:t>fact</w:t>
+      </w:r>
+      <w:r>
+        <w:rPr>
+          <w:b w:val="0"/>
+        </w:rPr>
+        <w:t>s allow you to conclude.</w:t>
+      </w:r>
+    </w:p>
+    <w:p>
+      <w:pPr>
+        <w:pStyle w:val="Heading3"/>
+      </w:pPr>
+      <w:r>
+        <w:t>Discuss while showing the picture</w:t>
+      </w:r>
+    </w:p>
+    <w:p>
+      <w:pPr>
+        <w:spacing w:line="336" w:lineRule="auto" w:after="180"/>
+        <w:shd w:fill="F1F6F8"/>
+      </w:pPr>
+      <w:r>
+        <w:rPr>
+          <w:b w:val="0"/>
+        </w:rPr>
+        <w:t xml:space="preserve">Teacher prompt: Predict before checking the worked changed-case result. Name what changed and what the supplied </w:t>
+      </w:r>
+      <w:r>
+        <w:rPr>
+          <w:b/>
+        </w:rPr>
+        <w:t>fact</w:t>
+      </w:r>
+      <w:r>
+        <w:rPr>
+          <w:b w:val="0"/>
+        </w:rPr>
+        <w:t>s allow you to conclude. Ask learners to describe one label or arrow in ordinary words.</w:t>
+      </w:r>
+    </w:p>
+    <w:p>
+      <w:pPr>
+        <w:spacing w:line="336" w:lineRule="auto" w:after="180"/>
+        <w:shd w:fill="F1F6F8"/>
+      </w:pPr>
+      <w:r>
+        <w:rPr>
+          <w:b w:val="0"/>
+        </w:rPr>
+        <w:t>Use the adjacent transcript if the image is difficult to see. Changed-case reasoning: Above 8 is strict: equality is quick under this policy.</w:t>
+      </w:r>
+    </w:p>
+    <w:p>
+      <w:pPr>
+        <w:pStyle w:val="Heading3"/>
+      </w:pPr>
+      <w:r>
+        <w:t>05. Connect the explanation to its limit</w:t>
+      </w:r>
+    </w:p>
+    <w:p>
+      <w:r>
+        <w:drawing>
+          <wp:inline xmlns:a="http://schemas.openxmlformats.org/drawingml/2006/main" xmlns:pic="http://schemas.openxmlformats.org/drawingml/2006/picture">
+            <wp:extent cx="5486400" cy="2834640"/>
+            <wp:docPr id="6" name="Picture 6" descr="The moisture score generates a prediction; it is not the observed drying time. The later measurement supplies separate evidence under the stated observation policy. Save both values and their units. Altering the recorded time to match D would destroy the evaluation rather than repair the model. Limit: One failure does not prove every prediction is wrong; one agreement does not establish reliability on future trials."/>
+            <wp:cNvGraphicFramePr>
+              <a:graphicFrameLocks noChangeAspect="1"/>
+            </wp:cNvGraphicFramePr>
+            <a:graphic>
+              <a:graphicData uri="http://schemas.openxmlformats.org/drawingml/2006/picture">
+                <pic:pic>
+                  <pic:nvPicPr>
+                    <pic:cNvPr id="0" name="academy-story-ai-1-17-05.png"/>
+                    <pic:cNvPicPr/>
+                  </pic:nvPicPr>
+                  <pic:blipFill>
+                    <a:blip r:embed="rId14"/>
+                    <a:stretch>
+                      <a:fillRect/>
+                    </a:stretch>
+                  </pic:blipFill>
+                  <pic:spPr>
+                    <a:xfrm>
+                      <a:off x="0" y="0"/>
+                      <a:ext cx="5486400" cy="2834640"/>
+                    </a:xfrm>
+                    <a:prstGeom prst="rect"/>
+                  </pic:spPr>
+                </pic:pic>
+              </a:graphicData>
+            </a:graphic>
+          </wp:inline>
+        </w:drawing>
+      </w:r>
+    </w:p>
+    <w:p>
+      <w:pPr>
+        <w:spacing w:line="336" w:lineRule="auto" w:after="180"/>
+      </w:pPr>
+      <w:r>
+        <w:rPr>
+          <w:b w:val="0"/>
+        </w:rPr>
+        <w:t xml:space="preserve">The moisture score generates a </w:t>
+      </w:r>
+      <w:r>
+        <w:rPr>
+          <w:b/>
+        </w:rPr>
+        <w:t>prediction</w:t>
+      </w:r>
+      <w:r>
+        <w:rPr>
+          <w:b w:val="0"/>
+        </w:rPr>
+        <w:t xml:space="preserve">; it is not the observed drying time. The later measurement supplies separate </w:t>
+      </w:r>
+      <w:r>
+        <w:rPr>
+          <w:b/>
+        </w:rPr>
+        <w:t>evidence</w:t>
+      </w:r>
+      <w:r>
+        <w:rPr>
+          <w:b w:val="0"/>
+        </w:rPr>
+        <w:t xml:space="preserve"> under the stated </w:t>
+      </w:r>
+      <w:r>
+        <w:rPr>
+          <w:b/>
+        </w:rPr>
+        <w:t>observation</w:t>
+      </w:r>
+      <w:r>
+        <w:rPr>
+          <w:b w:val="0"/>
+        </w:rPr>
+        <w:t xml:space="preserve"> policy. Save both values and their units.</w:t>
+      </w:r>
+    </w:p>
+    <w:p>
+      <w:pPr>
+        <w:spacing w:line="336" w:lineRule="auto" w:after="180"/>
+      </w:pPr>
+      <w:r>
+        <w:rPr>
+          <w:b w:val="0"/>
+        </w:rPr>
+        <w:t xml:space="preserve">Altering the recorded time to match D would destroy the evaluation rather than repair the model. Limit: One failure does not prove every </w:t>
+      </w:r>
+      <w:r>
+        <w:rPr>
+          <w:b/>
+        </w:rPr>
+        <w:t>prediction</w:t>
+      </w:r>
+      <w:r>
+        <w:rPr>
+          <w:b w:val="0"/>
+        </w:rPr>
+        <w:t xml:space="preserve"> is wrong; one agreement does not establish reliability on future trials.</w:t>
+      </w:r>
+    </w:p>
+    <w:p>
+      <w:pPr>
+        <w:spacing w:line="336" w:lineRule="auto" w:after="180"/>
+        <w:shd w:fill="F5F1FB"/>
+      </w:pPr>
+      <w:r>
+        <w:rPr>
+          <w:b w:val="0"/>
+        </w:rPr>
+        <w:t>Explain the case, then point to a limit on the claim.</w:t>
+      </w:r>
+    </w:p>
+    <w:p>
+      <w:pPr>
+        <w:pStyle w:val="Heading3"/>
+      </w:pPr>
+      <w:r>
+        <w:t>Discuss while showing the picture</w:t>
+      </w:r>
+    </w:p>
+    <w:p>
+      <w:pPr>
+        <w:spacing w:line="336" w:lineRule="auto" w:after="180"/>
+        <w:shd w:fill="F1F6F8"/>
+      </w:pPr>
+      <w:r>
+        <w:rPr>
+          <w:b w:val="0"/>
+        </w:rPr>
+        <w:t>Teacher prompt: Explain the case, then point to a limit on the claim. Ask learners to describe one label or arrow in ordinary words. Use the adjacent transcript if the image is difficult to see.</w:t>
+      </w:r>
+    </w:p>
+    <w:p>
+      <w:pPr>
+        <w:spacing w:line="336" w:lineRule="auto" w:after="180"/>
+        <w:shd w:fill="F1F6F8"/>
+      </w:pPr>
+      <w:r>
+        <w:rPr>
+          <w:b w:val="0"/>
+        </w:rPr>
+        <w:t xml:space="preserve">Keep the stated scope: One failure does not prove every </w:t>
+      </w:r>
+      <w:r>
+        <w:rPr>
+          <w:b/>
+        </w:rPr>
+        <w:t>prediction</w:t>
+      </w:r>
+      <w:r>
+        <w:rPr>
+          <w:b w:val="0"/>
+        </w:rPr>
+        <w:t xml:space="preserve"> is wrong; one agreement does not establish reliability on future trials.</w:t>
+      </w:r>
+    </w:p>
+    <w:p>
+      <w:pPr>
+        <w:pStyle w:val="Heading3"/>
+      </w:pPr>
+      <w:r>
+        <w:t>06. Make the idea visible in your project</w:t>
+      </w:r>
+    </w:p>
+    <w:p>
+      <w:r>
+        <w:drawing>
+          <wp:inline xmlns:a="http://schemas.openxmlformats.org/drawingml/2006/main" xmlns:pic="http://schemas.openxmlformats.org/drawingml/2006/picture">
+            <wp:extent cx="5486400" cy="3380232"/>
+            <wp:docPr id="7" name="Picture 7" descr="In sorter trials, record predicted categories before collecting reference evidence, then retain disagreements for investigation. Draw your input, deciding step, result and limit. Supported question: Which field changes the observation label, and which field changes the model prediction?"/>
+            <wp:cNvGraphicFramePr>
+              <a:graphicFrameLocks noChangeAspect="1"/>
+            </wp:cNvGraphicFramePr>
+            <a:graphic>
+              <a:graphicData uri="http://schemas.openxmlformats.org/drawingml/2006/picture">
+                <pic:pic>
+                  <pic:nvPicPr>
+                    <pic:cNvPr id="0" name="academy-story-ai-1-17-06.png"/>
+                    <pic:cNvPicPr/>
+                  </pic:nvPicPr>
+                  <pic:blipFill>
+                    <a:blip r:embed="rId15"/>
+                    <a:stretch>
+                      <a:fillRect/>
+                    </a:stretch>
+                  </pic:blipFill>
+                  <pic:spPr>
+                    <a:xfrm>
+                      <a:off x="0" y="0"/>
+                      <a:ext cx="5486400" cy="3380232"/>
+                    </a:xfrm>
+                    <a:prstGeom prst="rect"/>
+                  </pic:spPr>
+                </pic:pic>
+              </a:graphicData>
+            </a:graphic>
+          </wp:inline>
+        </w:drawing>
+      </w:r>
+    </w:p>
+    <w:p>
+      <w:pPr>
+        <w:spacing w:line="336" w:lineRule="auto" w:after="180"/>
+      </w:pPr>
+      <w:r>
+        <w:rPr>
+          <w:b w:val="0"/>
+        </w:rPr>
+        <w:t xml:space="preserve">In sorter trials, record predicted categories before collecting reference </w:t>
+      </w:r>
+      <w:r>
+        <w:rPr>
+          <w:b/>
+        </w:rPr>
+        <w:t>evidence</w:t>
+      </w:r>
+      <w:r>
+        <w:rPr>
+          <w:b w:val="0"/>
+        </w:rPr>
+        <w:t xml:space="preserve">, then retain disagreements for investigation. Draw your </w:t>
+      </w:r>
+      <w:r>
+        <w:rPr>
+          <w:b/>
+        </w:rPr>
+        <w:t>input</w:t>
+      </w:r>
+      <w:r>
+        <w:rPr>
+          <w:b w:val="0"/>
+        </w:rPr>
+        <w:t>, deciding step, result and limit.</w:t>
+      </w:r>
+    </w:p>
+    <w:p>
+      <w:pPr>
+        <w:spacing w:line="336" w:lineRule="auto" w:after="180"/>
+      </w:pPr>
+      <w:r>
+        <w:rPr>
+          <w:b w:val="0"/>
+        </w:rPr>
+        <w:t xml:space="preserve">Supported question: Which field changes the </w:t>
+      </w:r>
+      <w:r>
+        <w:rPr>
+          <w:b/>
+        </w:rPr>
+        <w:t>observation</w:t>
+      </w:r>
+      <w:r>
+        <w:rPr>
+          <w:b w:val="0"/>
+        </w:rPr>
+        <w:t xml:space="preserve"> label, and which field changes the model </w:t>
+      </w:r>
+      <w:r>
+        <w:rPr>
+          <w:b/>
+        </w:rPr>
+        <w:t>prediction</w:t>
+      </w:r>
+      <w:r>
+        <w:rPr>
+          <w:b w:val="0"/>
+        </w:rPr>
+        <w:t>?</w:t>
+      </w:r>
+    </w:p>
+    <w:p>
+      <w:pPr>
+        <w:spacing w:line="336" w:lineRule="auto" w:after="180"/>
+        <w:shd w:fill="F5F1FB"/>
+      </w:pPr>
+      <w:r>
+        <w:rPr>
+          <w:b w:val="0"/>
+        </w:rPr>
+        <w:t xml:space="preserve">Draw your project trace and justify the deciding step using </w:t>
+      </w:r>
+      <w:r>
+        <w:rPr>
+          <w:b/>
+        </w:rPr>
+        <w:t>evidence</w:t>
+      </w:r>
+      <w:r>
+        <w:rPr>
+          <w:b w:val="0"/>
+        </w:rPr>
+        <w:t>.</w:t>
+      </w:r>
+    </w:p>
+    <w:p>
+      <w:pPr>
+        <w:pStyle w:val="Heading3"/>
+      </w:pPr>
+      <w:r>
+        <w:t>Discuss while showing the picture</w:t>
+      </w:r>
+    </w:p>
+    <w:p>
+      <w:pPr>
+        <w:spacing w:line="336" w:lineRule="auto" w:after="180"/>
+        <w:shd w:fill="F1F6F8"/>
+      </w:pPr>
+      <w:r>
+        <w:rPr>
+          <w:b w:val="0"/>
+        </w:rPr>
+        <w:t xml:space="preserve">Teacher prompt: Draw your project trace and justify the deciding step using </w:t>
+      </w:r>
+      <w:r>
+        <w:rPr>
+          <w:b/>
+        </w:rPr>
+        <w:t>evidence</w:t>
+      </w:r>
+      <w:r>
+        <w:rPr>
+          <w:b w:val="0"/>
+        </w:rPr>
+        <w:t>. Ask learners to describe one label or arrow in ordinary words. Use the adjacent transcript if the image is difficult to see.</w:t>
+      </w:r>
+    </w:p>
+    <w:p>
+      <w:pPr>
+        <w:spacing w:line="336" w:lineRule="auto" w:after="180"/>
+        <w:shd w:fill="F1F6F8"/>
+      </w:pPr>
+      <w:r>
+        <w:rPr>
+          <w:b w:val="0"/>
+        </w:rPr>
+        <w:t xml:space="preserve">Supported practice key: Time changes the </w:t>
+      </w:r>
+      <w:r>
+        <w:rPr>
+          <w:b/>
+        </w:rPr>
+        <w:t>observation</w:t>
+      </w:r>
+      <w:r>
+        <w:rPr>
+          <w:b w:val="0"/>
+        </w:rPr>
+        <w:t xml:space="preserve">; moisture score changes the </w:t>
+      </w:r>
+      <w:r>
+        <w:rPr>
+          <w:b/>
+        </w:rPr>
+        <w:t>prediction</w:t>
+      </w:r>
+      <w:r>
+        <w:rPr>
+          <w:b w:val="0"/>
+        </w:rPr>
+        <w:t>. At score 4 and time 8, both labels are quick.</w:t>
       </w:r>
     </w:p>
     <w:sectPr>

--- a/downloads/teacher/ai-1-week-17.docx
+++ b/downloads/teacher/ai-1-week-17.docx
@@ -149,7 +149,7 @@
           </w:tcPr>
           <w:p>
             <w:r>
-              <w:t>Sections 1–6; record the brief recall in the workbook.</w:t>
+              <w:t>Use Your mission, Notice the evidence, See how it works, Compare the cases, Words that unlock the idea and Follow a worked example; record the brief recall in the workbook.</w:t>
             </w:r>
           </w:p>
         </w:tc>
@@ -181,7 +181,7 @@
           </w:tcPr>
           <w:p>
             <w:r>
-              <w:t>Sections 7–10; use the matching workbook W2 and misconception check.</w:t>
+              <w:t>Use Find and repair a mistake, Practise together, Run the investigation and Build your understanding; use the matching workbook W2 and misconception check.</w:t>
             </w:r>
           </w:p>
         </w:tc>
@@ -213,7 +213,7 @@
           </w:tcPr>
           <w:p>
             <w:r>
-              <w:t>Sections 9 and 11–14. Give extra time to finish the full task set; use Section 15 when the week includes a coding lab.</w:t>
+              <w:t>Use Run the investigation, Connect your project, Show what you know, Study a complete case and Try a new case independently. Allow extra time for the full task set. Use a coding lab only when this week actually provides one; Your lesson route is the planning section.</w:t>
             </w:r>
           </w:p>
         </w:tc>
@@ -7333,7 +7333,7 @@
           </w:tcPr>
           <w:p>
             <w:r>
-              <w:t>Sections 1–6; record the brief recall in the workbook.</w:t>
+              <w:t>Use Your mission, Notice the evidence, See how it works, Compare the cases, Words that unlock the idea and Follow a worked example; record the brief recall in the workbook.</w:t>
             </w:r>
           </w:p>
         </w:tc>
@@ -7365,7 +7365,7 @@
           </w:tcPr>
           <w:p>
             <w:r>
-              <w:t>Sections 7–10; use the matching workbook W2 and misconception check.</w:t>
+              <w:t>Use Find and repair a mistake, Practise together, Run the investigation and Build your understanding; use the matching workbook W2 and misconception check.</w:t>
             </w:r>
           </w:p>
         </w:tc>
@@ -7397,7 +7397,7 @@
           </w:tcPr>
           <w:p>
             <w:r>
-              <w:t>Sections 9 and 11–14. Give extra time to finish the full task set; use Section 15 when the week includes a coding lab.</w:t>
+              <w:t>Use Run the investigation, Connect your project, Show what you know, Study a complete case and Try a new case independently. Allow extra time for the full task set. Use a coding lab only when this week actually provides one; Your lesson route is the planning section.</w:t>
             </w:r>
           </w:p>
         </w:tc>

--- a/downloads/teacher/ai-1-week-17.docx
+++ b/downloads/teacher/ai-1-week-17.docx
@@ -25,20 +25,38 @@
         <w:pStyle w:val="Heading1"/>
       </w:pPr>
       <w:r>
-        <w:t>01. Prediction Is Not Fact</w:t>
-      </w:r>
-    </w:p>
-    <w:p>
-      <w:r>
-        <w:t>Prepare Prediction Is Not Fact: check the target, prerequisites, resources and adaptable teaching schedule.</w:t>
-      </w:r>
-    </w:p>
-    <w:p>
-      <w:pPr>
-        <w:pStyle w:val="Heading3"/>
-      </w:pPr>
-      <w:r>
-        <w:t>Teach the learning cycle</w:t>
+        <w:t>Teach predictions as checkable, fallible outputs.</w:t>
+      </w:r>
+    </w:p>
+    <w:p>
+      <w:r>
+        <w:t>Separate the two rules and quantities, audit observation quality and reserve the Dry1 records for independent evidence.</w:t>
+      </w:r>
+    </w:p>
+    <w:p>
+      <w:r>
+        <w:t>Look for linked trial IDs, retained predictions and an explicit assessed denominator.</w:t>
+      </w:r>
+    </w:p>
+    <w:p>
+      <w:pPr>
+        <w:pStyle w:val="Heading1"/>
+      </w:pPr>
+      <w:r>
+        <w:t>01. Prepare this connected week</w:t>
+      </w:r>
+    </w:p>
+    <w:p>
+      <w:r>
+        <w:t>Use one main plan and keep practice separate from the independent first attempt.</w:t>
+      </w:r>
+    </w:p>
+    <w:p>
+      <w:pPr>
+        <w:pStyle w:val="Heading2"/>
+      </w:pPr>
+      <w:r>
+        <w:t>Learning goal and precision</w:t>
       </w:r>
     </w:p>
     <w:p>
@@ -74,6 +92,135 @@
           <w:b w:val="0"/>
         </w:rPr>
         <w:t xml:space="preserve"> used to check it</w:t>
+      </w:r>
+    </w:p>
+    <w:p>
+      <w:pPr>
+        <w:spacing w:line="336" w:lineRule="auto" w:after="180"/>
+      </w:pPr>
+      <w:r>
+        <w:rPr>
+          <w:b w:val="0"/>
+        </w:rPr>
+        <w:t xml:space="preserve">Teach comparison as an </w:t>
+      </w:r>
+      <w:r>
+        <w:rPr>
+          <w:b/>
+        </w:rPr>
+        <w:t>evidence</w:t>
+      </w:r>
+      <w:r>
+        <w:rPr>
+          <w:b w:val="0"/>
+        </w:rPr>
+        <w:t xml:space="preserve"> procedure. The ramp and drying records are fictional; do not present either predictor as a scientific law.</w:t>
+      </w:r>
+    </w:p>
+    <w:p>
+      <w:pPr>
+        <w:spacing w:line="336" w:lineRule="auto" w:after="180"/>
+      </w:pPr>
+      <w:r>
+        <w:rPr>
+          <w:b w:val="0"/>
+        </w:rPr>
+        <w:t xml:space="preserve">Distinguish predictor </w:t>
+      </w:r>
+      <w:r>
+        <w:rPr>
+          <w:b/>
+        </w:rPr>
+        <w:t>input</w:t>
+      </w:r>
+      <w:r>
+        <w:rPr>
+          <w:b w:val="0"/>
+        </w:rPr>
+        <w:t xml:space="preserve">s from outcome measurements, correct rule execution from outcome agreement, and an </w:t>
+      </w:r>
+      <w:r>
+        <w:rPr>
+          <w:b/>
+        </w:rPr>
+        <w:t>unassessed</w:t>
+      </w:r>
+      <w:r>
+        <w:rPr>
+          <w:b w:val="0"/>
+        </w:rPr>
+        <w:t xml:space="preserve"> case from a failure. Keep </w:t>
+      </w:r>
+      <w:r>
+        <w:rPr>
+          <w:b/>
+        </w:rPr>
+        <w:t>observation</w:t>
+      </w:r>
+      <w:r>
+        <w:rPr>
+          <w:b w:val="0"/>
+        </w:rPr>
+        <w:t xml:space="preserve"> quality open to documented review.</w:t>
+      </w:r>
+    </w:p>
+    <w:p>
+      <w:pPr>
+        <w:spacing w:line="336" w:lineRule="auto" w:after="180"/>
+      </w:pPr>
+      <w:r>
+        <w:rPr>
+          <w:b w:val="0"/>
+        </w:rPr>
+        <w:t>By the end, I can keep predicted and observed outcomes separate and audit a disagreement.</w:t>
+      </w:r>
+    </w:p>
+    <w:p>
+      <w:pPr>
+        <w:pStyle w:val="Heading2"/>
+      </w:pPr>
+      <w:r>
+        <w:t>What to prepare</w:t>
+      </w:r>
+    </w:p>
+    <w:p>
+      <w:pPr>
+        <w:pStyle w:val="ListBullet"/>
+      </w:pPr>
+      <w:r>
+        <w:t>Use the supplied scenario, student illustrations and blank paper. For numeric work, offer counters or a calculator after learners show the setup. Fictional records are supplied; personal data and paid accounts are unnecessary.</w:t>
+      </w:r>
+    </w:p>
+    <w:p>
+      <w:pPr>
+        <w:pStyle w:val="ListBullet"/>
+      </w:pPr>
+      <w:r>
+        <w:t>Ramp trial cards A through F with heights and separate distance cards from the lesson</w:t>
+      </w:r>
+    </w:p>
+    <w:p>
+      <w:pPr>
+        <w:pStyle w:val="ListBullet"/>
+      </w:pPr>
+      <w:r>
+        <w:t>A record sheet with trial ID, model version, input, prediction, observation, outcome category and status</w:t>
+      </w:r>
+    </w:p>
+    <w:p>
+      <w:pPr>
+        <w:pStyle w:val="ListBullet"/>
+      </w:pPr>
+      <w:r>
+        <w:t>Drying records P through S from W4; paper only and no personal data</w:t>
+      </w:r>
+    </w:p>
+    <w:p>
+      <w:pPr>
+        <w:pStyle w:val="Heading2"/>
+      </w:pPr>
+      <w:r>
+        <w:t>Main teaching plan</w:t>
       </w:r>
     </w:p>
     <w:tbl>
@@ -255,9 +402,272 @@
     </w:p>
     <w:p>
       <w:pPr>
+        <w:pStyle w:val="Heading2"/>
+      </w:pPr>
+      <w:r>
+        <w:t>Opening retrieval and readiness</w:t>
+      </w:r>
+    </w:p>
+    <w:p>
+      <w:pPr>
+        <w:spacing w:line="336" w:lineRule="auto" w:after="180"/>
+      </w:pPr>
+      <w:r>
+        <w:rPr>
+          <w:b w:val="0"/>
+        </w:rPr>
+        <w:t>Without opening the old lesson, explain one key idea from Boundaries and 'Not Sure'. Give an example and a mistake that the idea helps you avoid.</w:t>
+      </w:r>
+    </w:p>
+    <w:p>
+      <w:pPr>
+        <w:spacing w:line="336" w:lineRule="auto" w:after="180"/>
+      </w:pPr>
+      <w:r>
+        <w:rPr>
+          <w:b w:val="0"/>
+        </w:rPr>
+        <w:t xml:space="preserve">Look for: Identify a specific source of uncertainty and explain how it affects a </w:t>
+      </w:r>
+      <w:r>
+        <w:rPr>
+          <w:b/>
+        </w:rPr>
+        <w:t>prediction</w:t>
+      </w:r>
+    </w:p>
+    <w:p>
+      <w:pPr>
+        <w:spacing w:line="336" w:lineRule="auto" w:after="180"/>
+      </w:pPr>
+      <w:r>
+        <w:rPr>
+          <w:b w:val="0"/>
+        </w:rPr>
+        <w:t>Reference example, not the only acceptable wording: The rule and two stated possibilities are known; the actual height is unresolved. At 5 predict short, at 6 predict tall. Inspect the original readable record or remeasure.</w:t>
+      </w:r>
+    </w:p>
+    <w:p>
+      <w:pPr>
+        <w:spacing w:line="336" w:lineRule="auto" w:after="180"/>
+      </w:pPr>
+      <w:r>
+        <w:rPr>
+          <w:b w:val="0"/>
+        </w:rPr>
+        <w:t>Repeating a calculation supplies no new information about which height was recorded.</w:t>
+      </w:r>
+    </w:p>
+    <w:p>
+      <w:pPr>
+        <w:spacing w:line="336" w:lineRule="auto" w:after="180"/>
+      </w:pPr>
+      <w:r>
+        <w:rPr>
+          <w:b w:val="0"/>
+        </w:rPr>
+        <w:t>Without opening the old lesson, explain one key idea from Build a Human Classifier. Give an example and a mistake that the idea helps you avoid.</w:t>
+      </w:r>
+    </w:p>
+    <w:p>
+      <w:pPr>
+        <w:spacing w:line="336" w:lineRule="auto" w:after="180"/>
+      </w:pPr>
+      <w:r>
+        <w:rPr>
+          <w:b w:val="0"/>
+        </w:rPr>
+        <w:t xml:space="preserve">Look for: Construct a classifier with a stated </w:t>
+      </w:r>
+      <w:r>
+        <w:rPr>
+          <w:b/>
+        </w:rPr>
+        <w:t>input</w:t>
+      </w:r>
+      <w:r>
+        <w:rPr>
+          <w:b w:val="0"/>
+        </w:rPr>
+        <w:t xml:space="preserve"> format, selected rule and recorded </w:t>
+      </w:r>
+      <w:r>
+        <w:rPr>
+          <w:b/>
+        </w:rPr>
+        <w:t>output</w:t>
+      </w:r>
+    </w:p>
+    <w:p>
+      <w:pPr>
+        <w:spacing w:line="336" w:lineRule="auto" w:after="180"/>
+      </w:pPr>
+      <w:r>
+        <w:rPr>
+          <w:b w:val="0"/>
+        </w:rPr>
+        <w:t>Reference example, not the only acceptable wording: Require a present height, unit cm, a whole number and range 1 through 10 inclusive.</w:t>
+      </w:r>
+    </w:p>
+    <w:p>
+      <w:pPr>
+        <w:spacing w:line="336" w:lineRule="auto" w:after="180"/>
+      </w:pPr>
+      <w:r>
+        <w:rPr>
+          <w:b w:val="0"/>
+        </w:rPr>
+        <w:t>For example, 7 cm is accepted; blank is missing, 60 mm has the wrong unit and 11 cm is outside the range. Fractional values such as 4.5 cm also fail.</w:t>
+      </w:r>
+    </w:p>
+    <w:p>
+      <w:pPr>
+        <w:spacing w:line="336" w:lineRule="auto" w:after="180"/>
+      </w:pPr>
+      <w:r>
+        <w:rPr>
+          <w:b w:val="0"/>
+        </w:rPr>
+        <w:t xml:space="preserve">The contract defines accepted </w:t>
+      </w:r>
+      <w:r>
+        <w:rPr>
+          <w:b/>
+        </w:rPr>
+        <w:t>input</w:t>
+      </w:r>
+      <w:r>
+        <w:rPr>
+          <w:b w:val="0"/>
+        </w:rPr>
+        <w:t xml:space="preserve">s; it does not list only the </w:t>
+      </w:r>
+      <w:r>
+        <w:rPr>
+          <w:b/>
+        </w:rPr>
+        <w:t>fitting</w:t>
+      </w:r>
+      <w:r>
+        <w:rPr>
+          <w:b w:val="0"/>
+        </w:rPr>
+        <w:t xml:space="preserve"> records or establish </w:t>
+      </w:r>
+      <w:r>
+        <w:rPr>
+          <w:b/>
+        </w:rPr>
+        <w:t>prediction</w:t>
+      </w:r>
+      <w:r>
+        <w:rPr>
+          <w:b w:val="0"/>
+        </w:rPr>
+        <w:t xml:space="preserve"> correctness.</w:t>
+      </w:r>
+    </w:p>
+    <w:p>
+      <w:pPr>
+        <w:spacing w:line="336" w:lineRule="auto" w:after="180"/>
+      </w:pPr>
+      <w:r>
+        <w:rPr>
+          <w:b w:val="0"/>
+        </w:rPr>
+        <w:t>Without opening the old lesson, explain one key idea from Repeating Efficiently. Give an example and a mistake that the idea helps you avoid.</w:t>
+      </w:r>
+    </w:p>
+    <w:p>
+      <w:pPr>
+        <w:spacing w:line="336" w:lineRule="auto" w:after="180"/>
+      </w:pPr>
+      <w:r>
+        <w:rPr>
+          <w:b w:val="0"/>
+        </w:rPr>
+        <w:t>Look for: Trace a loop by testing its condition before every repetition</w:t>
+      </w:r>
+    </w:p>
+    <w:p>
+      <w:pPr>
+        <w:spacing w:line="336" w:lineRule="auto" w:after="180"/>
+      </w:pPr>
+      <w:r>
+        <w:rPr>
+          <w:b w:val="0"/>
+        </w:rPr>
+        <w:t>Reference example, not the only acceptable wording: Tests: 2 true, 4 true, 6 true, 8 false. Three additions are three iterations. The loop reports 8; the fourth test does not run the body.</w:t>
+      </w:r>
+    </w:p>
+    <w:p>
+      <w:pPr>
+        <w:spacing w:line="336" w:lineRule="auto" w:after="180"/>
+      </w:pPr>
+      <w:r>
+        <w:rPr>
+          <w:b w:val="0"/>
+        </w:rPr>
+        <w:t xml:space="preserve">It remains </w:t>
+      </w:r>
+      <w:r>
+        <w:rPr>
+          <w:b/>
+        </w:rPr>
+        <w:t>unassessed</w:t>
+      </w:r>
+      <w:r>
+        <w:rPr>
+          <w:b w:val="0"/>
+        </w:rPr>
+        <w:t xml:space="preserve">. Obtain a reliable distance record for the same trial, with units and the rule defining far. Repeating the </w:t>
+      </w:r>
+      <w:r>
+        <w:rPr>
+          <w:b/>
+        </w:rPr>
+        <w:t>prediction</w:t>
+      </w:r>
+      <w:r>
+        <w:rPr>
+          <w:b w:val="0"/>
+        </w:rPr>
+        <w:t xml:space="preserve"> does not provide the missing </w:t>
+      </w:r>
+      <w:r>
+        <w:rPr>
+          <w:b/>
+        </w:rPr>
+        <w:t>observation</w:t>
+      </w:r>
+      <w:r>
+        <w:rPr>
+          <w:b w:val="0"/>
+        </w:rPr>
+        <w:t>.</w:t>
+      </w:r>
+    </w:p>
+    <w:p>
+      <w:pPr>
+        <w:pStyle w:val="Heading2"/>
+      </w:pPr>
+      <w:r>
+        <w:t>Earlier wording, alternatives and picture transcripts · reference / check after trying</w:t>
+      </w:r>
+    </w:p>
+    <w:p>
+      <w:pPr>
         <w:pStyle w:val="Heading3"/>
       </w:pPr>
       <w:r>
+        <w:t>Teach the learning cycle</w:t>
+      </w:r>
+    </w:p>
+    <w:p>
+      <w:pPr>
+        <w:pStyle w:val="Heading3"/>
+      </w:pPr>
+      <w:r>
         <w:t>Retrieval answer guidance</w:t>
       </w:r>
     </w:p>
@@ -271,56 +681,6 @@
     </w:p>
     <w:p>
       <w:pPr>
-        <w:spacing w:line="336" w:lineRule="auto" w:after="180"/>
-      </w:pPr>
-      <w:r>
-        <w:rPr>
-          <w:b w:val="0"/>
-        </w:rPr>
-        <w:t>Without opening the old lesson, explain one key idea from Boundaries and 'Not Sure'. Give an example and a mistake that the idea helps you avoid.</w:t>
-      </w:r>
-    </w:p>
-    <w:p>
-      <w:pPr>
-        <w:spacing w:line="336" w:lineRule="auto" w:after="180"/>
-      </w:pPr>
-      <w:r>
-        <w:rPr>
-          <w:b w:val="0"/>
-        </w:rPr>
-        <w:t xml:space="preserve">Look for: Identify a specific source of uncertainty and explain how it affects a </w:t>
-      </w:r>
-      <w:r>
-        <w:rPr>
-          <w:b/>
-        </w:rPr>
-        <w:t>prediction</w:t>
-      </w:r>
-    </w:p>
-    <w:p>
-      <w:pPr>
-        <w:spacing w:line="336" w:lineRule="auto" w:after="180"/>
-      </w:pPr>
-      <w:r>
-        <w:rPr>
-          <w:b w:val="0"/>
-        </w:rPr>
-        <w:t>Reference example, not the only acceptable wording: The rule and two stated possibilities are known; the actual height is unresolved. At 5 predict short, at 6 predict tall. Inspect the original readable record or remeasure.</w:t>
-      </w:r>
-    </w:p>
-    <w:p>
-      <w:pPr>
-        <w:spacing w:line="336" w:lineRule="auto" w:after="180"/>
-      </w:pPr>
-      <w:r>
-        <w:rPr>
-          <w:b w:val="0"/>
-        </w:rPr>
-        <w:t>Repeating a calculation supplies no new information about which height was recorded.</w:t>
-      </w:r>
-    </w:p>
-    <w:p>
-      <w:pPr>
         <w:pStyle w:val="Heading3"/>
       </w:pPr>
       <w:r>
@@ -329,152 +689,10 @@
     </w:p>
     <w:p>
       <w:pPr>
-        <w:spacing w:line="336" w:lineRule="auto" w:after="180"/>
-      </w:pPr>
-      <w:r>
-        <w:rPr>
-          <w:b w:val="0"/>
-        </w:rPr>
-        <w:t>Without opening the old lesson, explain one key idea from Build a Human Classifier. Give an example and a mistake that the idea helps you avoid.</w:t>
-      </w:r>
-    </w:p>
-    <w:p>
-      <w:pPr>
-        <w:spacing w:line="336" w:lineRule="auto" w:after="180"/>
-      </w:pPr>
-      <w:r>
-        <w:rPr>
-          <w:b w:val="0"/>
-        </w:rPr>
-        <w:t xml:space="preserve">Look for: Construct a classifier with a stated </w:t>
-      </w:r>
-      <w:r>
-        <w:rPr>
-          <w:b/>
-        </w:rPr>
-        <w:t>input</w:t>
-      </w:r>
-      <w:r>
-        <w:rPr>
-          <w:b w:val="0"/>
-        </w:rPr>
-        <w:t xml:space="preserve"> format, selected rule and recorded </w:t>
-      </w:r>
-      <w:r>
-        <w:rPr>
-          <w:b/>
-        </w:rPr>
-        <w:t>output</w:t>
-      </w:r>
-    </w:p>
-    <w:p>
-      <w:pPr>
-        <w:spacing w:line="336" w:lineRule="auto" w:after="180"/>
-      </w:pPr>
-      <w:r>
-        <w:rPr>
-          <w:b w:val="0"/>
-        </w:rPr>
-        <w:t>Reference example, not the only acceptable wording: Require a present height, unit cm, a whole number and range 1 through 10 inclusive.</w:t>
-      </w:r>
-    </w:p>
-    <w:p>
-      <w:pPr>
-        <w:spacing w:line="336" w:lineRule="auto" w:after="180"/>
-      </w:pPr>
-      <w:r>
-        <w:rPr>
-          <w:b w:val="0"/>
-        </w:rPr>
-        <w:t>For example, 7 cm is accepted; blank is missing, 60 mm has the wrong unit and 11 cm is outside the range. Fractional values such as 4.5 cm also fail.</w:t>
-      </w:r>
-    </w:p>
-    <w:p>
-      <w:pPr>
-        <w:spacing w:line="336" w:lineRule="auto" w:after="180"/>
-      </w:pPr>
-      <w:r>
-        <w:rPr>
-          <w:b w:val="0"/>
-        </w:rPr>
-        <w:t xml:space="preserve">The contract defines accepted </w:t>
-      </w:r>
-      <w:r>
-        <w:rPr>
-          <w:b/>
-        </w:rPr>
-        <w:t>input</w:t>
-      </w:r>
-      <w:r>
-        <w:rPr>
-          <w:b w:val="0"/>
-        </w:rPr>
-        <w:t xml:space="preserve">s; it does not list only the </w:t>
-      </w:r>
-      <w:r>
-        <w:rPr>
-          <w:b/>
-        </w:rPr>
-        <w:t>fitting</w:t>
-      </w:r>
-      <w:r>
-        <w:rPr>
-          <w:b w:val="0"/>
-        </w:rPr>
-        <w:t xml:space="preserve"> records or establish </w:t>
-      </w:r>
-      <w:r>
-        <w:rPr>
-          <w:b/>
-        </w:rPr>
-        <w:t>prediction</w:t>
-      </w:r>
-      <w:r>
-        <w:rPr>
-          <w:b w:val="0"/>
-        </w:rPr>
-        <w:t xml:space="preserve"> correctness.</w:t>
-      </w:r>
-    </w:p>
-    <w:p>
-      <w:pPr>
         <w:pStyle w:val="Heading3"/>
       </w:pPr>
       <w:r>
         <w:t>Repeating Efficiently</w:t>
-      </w:r>
-    </w:p>
-    <w:p>
-      <w:pPr>
-        <w:spacing w:line="336" w:lineRule="auto" w:after="180"/>
-      </w:pPr>
-      <w:r>
-        <w:rPr>
-          <w:b w:val="0"/>
-        </w:rPr>
-        <w:t>Without opening the old lesson, explain one key idea from Repeating Efficiently. Give an example and a mistake that the idea helps you avoid.</w:t>
-      </w:r>
-    </w:p>
-    <w:p>
-      <w:pPr>
-        <w:spacing w:line="336" w:lineRule="auto" w:after="180"/>
-      </w:pPr>
-      <w:r>
-        <w:rPr>
-          <w:b w:val="0"/>
-        </w:rPr>
-        <w:t>Look for: Trace a loop by testing its condition before every repetition</w:t>
-      </w:r>
-    </w:p>
-    <w:p>
-      <w:pPr>
-        <w:spacing w:line="336" w:lineRule="auto" w:after="180"/>
-      </w:pPr>
-      <w:r>
-        <w:rPr>
-          <w:b w:val="0"/>
-        </w:rPr>
-        <w:t>Reference example, not the only acceptable wording: Tests: 2 true, 4 true, 6 true, 8 false. Three additions are three iterations. The loop reports 8; the fourth test does not run the body.</w:t>
       </w:r>
     </w:p>
     <w:p>
@@ -695,6 +913,11 @@
       </w:r>
     </w:p>
     <w:p>
+      <w:r>
+        <w:t>This compact option is not the full-week schedule. Use the main teaching cycle and allow extra sessions for the investigation, independent work and project.</w:t>
+      </w:r>
+    </w:p>
+    <w:p>
       <w:pPr>
         <w:spacing w:line="336" w:lineRule="auto" w:after="180"/>
       </w:pPr>
@@ -702,7 +925,7 @@
         <w:rPr>
           <w:b w:val="0"/>
         </w:rPr>
-        <w:t>Use the supplied scenario, student illustrations and blank paper. For numeric work, offer counters or a calculator after learners show the setup. Fictional records are supplied; personal data and paid accounts are unnecessary.</w:t>
+        <w:t>Allow 80 minutes: recall 8; explanation 12; worked demonstration 15; guided practice 20; independent assessment 15; project and reflection 10. Extend the lab into a second session when needed.</w:t>
       </w:r>
     </w:p>
     <w:p>
@@ -710,32 +933,55 @@
         <w:pStyle w:val="Heading3"/>
       </w:pPr>
       <w:r>
-        <w:t>Alternative compact allocation</w:t>
-      </w:r>
-    </w:p>
-    <w:p>
-      <w:r>
-        <w:t>This compact option is not the full-week schedule. Use the main teaching cycle and allow extra sessions for the investigation, independent work and project.</w:t>
+        <w:t>Preparation for the connected explanation</w:t>
+      </w:r>
+    </w:p>
+    <w:p>
+      <w:pPr>
+        <w:pStyle w:val="Heading3"/>
+      </w:pPr>
+      <w:r>
+        <w:t>Readiness answer</w:t>
+      </w:r>
+    </w:p>
+    <w:p>
+      <w:pPr>
+        <w:pStyle w:val="Heading3"/>
+      </w:pPr>
+      <w:r>
+        <w:t>End goal for the pictorial case</w:t>
       </w:r>
     </w:p>
     <w:p>
       <w:pPr>
         <w:spacing w:line="336" w:lineRule="auto" w:after="180"/>
-        <w:shd w:fill="F1F6F8"/>
-      </w:pPr>
-      <w:r>
-        <w:rPr>
-          <w:b w:val="0"/>
-        </w:rPr>
-        <w:t>Allow 80 minutes: recall 8; explanation 12; worked demonstration 15; guided practice 20; independent assessment 15; project and reflection 10. Extend the lab into a second session when needed.</w:t>
-      </w:r>
-    </w:p>
-    <w:p>
-      <w:pPr>
-        <w:pStyle w:val="Heading3"/>
-      </w:pPr>
-      <w:r>
-        <w:t>Preparation for the connected explanation</w:t>
+      </w:pPr>
+      <w:r>
+        <w:rPr>
+          <w:b w:val="0"/>
+        </w:rPr>
+        <w:t>This added worked case illustrates the week’s main idea. Retain all original and connected topics; schedule its practice within the teaching cycle.</w:t>
+      </w:r>
+    </w:p>
+    <w:p>
+      <w:pPr>
+        <w:pStyle w:val="Heading1"/>
+      </w:pPr>
+      <w:r>
+        <w:t>02. Teach prediction checking with two distinct quantities</w:t>
+      </w:r>
+    </w:p>
+    <w:p>
+      <w:r>
+        <w:t>Keep the model rule, observation policy, trial ID and original prediction visible.</w:t>
+      </w:r>
+    </w:p>
+    <w:p>
+      <w:pPr>
+        <w:pStyle w:val="Heading2"/>
+      </w:pPr>
+      <w:r>
+        <w:t>Begin with Ramp1’s evidence protocol</w:t>
       </w:r>
     </w:p>
     <w:p>
@@ -746,19 +992,331 @@
         <w:rPr>
           <w:b w:val="0"/>
         </w:rPr>
-        <w:t xml:space="preserve">Teach comparison as an </w:t>
+        <w:t xml:space="preserve">A </w:t>
       </w:r>
       <w:r>
         <w:rPr>
           <w:b/>
         </w:rPr>
+        <w:t>prediction</w:t>
+      </w:r>
+      <w:r>
+        <w:rPr>
+          <w:b w:val="0"/>
+        </w:rPr>
+        <w:t xml:space="preserve"> states what a model </w:t>
+      </w:r>
+      <w:r>
+        <w:rPr>
+          <w:b/>
+        </w:rPr>
+        <w:t>output</w:t>
+      </w:r>
+      <w:r>
+        <w:rPr>
+          <w:b w:val="0"/>
+        </w:rPr>
+        <w:t xml:space="preserve">s. An </w:t>
+      </w:r>
+      <w:r>
+        <w:rPr>
+          <w:b/>
+        </w:rPr>
+        <w:t>observation</w:t>
+      </w:r>
+      <w:r>
+        <w:rPr>
+          <w:b w:val="0"/>
+        </w:rPr>
+        <w:t xml:space="preserve"> records what was measured or happened. To check a </w:t>
+      </w:r>
+      <w:r>
+        <w:rPr>
+          <w:b/>
+        </w:rPr>
+        <w:t>prediction</w:t>
+      </w:r>
+      <w:r>
+        <w:rPr>
+          <w:b w:val="0"/>
+        </w:rPr>
+        <w:t xml:space="preserve">, keep both records and compare the same case under the same </w:t>
+      </w:r>
+      <w:r>
+        <w:rPr>
+          <w:b/>
+        </w:rPr>
+        <w:t>outcome rule</w:t>
+      </w:r>
+      <w:r>
+        <w:rPr>
+          <w:b w:val="0"/>
+        </w:rPr>
+        <w:t>.</w:t>
+      </w:r>
+    </w:p>
+    <w:p>
+      <w:pPr>
+        <w:spacing w:line="336" w:lineRule="auto" w:after="180"/>
+      </w:pPr>
+      <w:r>
+        <w:rPr>
+          <w:b w:val="0"/>
+        </w:rPr>
+        <w:t xml:space="preserve">Writing a </w:t>
+      </w:r>
+      <w:r>
+        <w:rPr>
+          <w:b/>
+        </w:rPr>
+        <w:t>prediction</w:t>
+      </w:r>
+      <w:r>
+        <w:rPr>
+          <w:b w:val="0"/>
+        </w:rPr>
+        <w:t xml:space="preserve"> into the </w:t>
+      </w:r>
+      <w:r>
+        <w:rPr>
+          <w:b/>
+        </w:rPr>
+        <w:t>observation</w:t>
+      </w:r>
+      <w:r>
+        <w:rPr>
+          <w:b w:val="0"/>
+        </w:rPr>
+        <w:t xml:space="preserve"> column would make the check circular.</w:t>
+      </w:r>
+    </w:p>
+    <w:p>
+      <w:pPr>
+        <w:spacing w:line="336" w:lineRule="auto" w:after="180"/>
+      </w:pPr>
+      <w:r>
+        <w:rPr>
+          <w:b w:val="0"/>
+        </w:rPr>
+        <w:t>Use a fictional ramp investigation. Before each trial, Ramp1 predicts far for a ramp height of at least 6 cm and near otherwise. Its allowed heights are whole centimetres from 1 through 10.</w:t>
+      </w:r>
+    </w:p>
+    <w:p>
+      <w:pPr>
+        <w:spacing w:line="336" w:lineRule="auto" w:after="180"/>
+      </w:pPr>
+      <w:r>
+        <w:rPr>
+          <w:b w:val="0"/>
+        </w:rPr>
+        <w:t xml:space="preserve">After a toy rolls, a learner measures its travel distance. The </w:t>
+      </w:r>
+      <w:r>
+        <w:rPr>
+          <w:b/>
+        </w:rPr>
+        <w:t>outcome rule</w:t>
+      </w:r>
+      <w:r>
+        <w:rPr>
+          <w:b w:val="0"/>
+        </w:rPr>
+        <w:t xml:space="preserve"> is far for a distance of at least 4 floor units and near otherwise. Ramp height and travel distance are different quantities.</w:t>
+      </w:r>
+    </w:p>
+    <w:p>
+      <w:pPr>
+        <w:spacing w:line="336" w:lineRule="auto" w:after="180"/>
+      </w:pPr>
+      <w:r>
+        <w:rPr>
+          <w:b w:val="0"/>
+        </w:rPr>
+        <w:t xml:space="preserve">The values in this lesson are invented practice records, not a physical law about ramps. Ramp1 is a fixed paper model for learning how to check </w:t>
+      </w:r>
+      <w:r>
+        <w:rPr>
+          <w:b/>
+        </w:rPr>
+        <w:t>prediction</w:t>
+      </w:r>
+      <w:r>
+        <w:rPr>
+          <w:b w:val="0"/>
+        </w:rPr>
+        <w:t>s.</w:t>
+      </w:r>
+    </w:p>
+    <w:p>
+      <w:pPr>
+        <w:spacing w:line="336" w:lineRule="auto" w:after="180"/>
+      </w:pPr>
+      <w:r>
+        <w:rPr>
+          <w:b w:val="0"/>
+        </w:rPr>
+        <w:t xml:space="preserve">Each trial has an ID so that its height, </w:t>
+      </w:r>
+      <w:r>
+        <w:rPr>
+          <w:b/>
+        </w:rPr>
+        <w:t>prediction</w:t>
+      </w:r>
+      <w:r>
+        <w:rPr>
+          <w:b w:val="0"/>
+        </w:rPr>
+        <w:t xml:space="preserve"> and later measurement stay together. Keep the model version and record the </w:t>
+      </w:r>
+      <w:r>
+        <w:rPr>
+          <w:b/>
+        </w:rPr>
+        <w:t>prediction</w:t>
+      </w:r>
+      <w:r>
+        <w:rPr>
+          <w:b w:val="0"/>
+        </w:rPr>
+        <w:t xml:space="preserve"> before opening the </w:t>
+      </w:r>
+      <w:r>
+        <w:rPr>
+          <w:b/>
+        </w:rPr>
+        <w:t>observation</w:t>
+      </w:r>
+      <w:r>
+        <w:rPr>
+          <w:b w:val="0"/>
+        </w:rPr>
+        <w:t xml:space="preserve"> card.</w:t>
+      </w:r>
+    </w:p>
+    <w:p>
+      <w:pPr>
+        <w:pStyle w:val="Heading2"/>
+      </w:pPr>
+      <w:r>
+        <w:t>Compare established matches and the original mismatch</w:t>
+      </w:r>
+    </w:p>
+    <w:p>
+      <w:pPr>
+        <w:spacing w:line="336" w:lineRule="auto" w:after="180"/>
+      </w:pPr>
+      <w:r>
+        <w:rPr>
+          <w:b w:val="0"/>
+        </w:rPr>
+        <w:t xml:space="preserve">For B, the </w:t>
+      </w:r>
+      <w:r>
+        <w:rPr>
+          <w:b/>
+        </w:rPr>
+        <w:t>input</w:t>
+      </w:r>
+      <w:r>
+        <w:rPr>
+          <w:b w:val="0"/>
+        </w:rPr>
+        <w:t xml:space="preserve"> 6 cm produces the </w:t>
+      </w:r>
+      <w:r>
+        <w:rPr>
+          <w:b/>
+        </w:rPr>
+        <w:t>prediction</w:t>
+      </w:r>
+      <w:r>
+        <w:rPr>
+          <w:b w:val="0"/>
+        </w:rPr>
+        <w:t xml:space="preserve"> far. The later distance of 3 units produces the observed category near. This is a </w:t>
+      </w:r>
+      <w:r>
+        <w:rPr>
+          <w:b/>
+        </w:rPr>
+        <w:t>mismatch</w:t>
+      </w:r>
+      <w:r>
+        <w:rPr>
+          <w:b w:val="0"/>
+        </w:rPr>
+        <w:t xml:space="preserve">. Retain far as the original </w:t>
+      </w:r>
+      <w:r>
+        <w:rPr>
+          <w:b/>
+        </w:rPr>
+        <w:t>prediction</w:t>
+      </w:r>
+      <w:r>
+        <w:rPr>
+          <w:b w:val="0"/>
+        </w:rPr>
+        <w:t xml:space="preserve"> and near as the observed category.</w:t>
+      </w:r>
+    </w:p>
+    <w:p>
+      <w:pPr>
+        <w:spacing w:line="336" w:lineRule="auto" w:after="180"/>
+      </w:pPr>
+      <w:r>
+        <w:rPr>
+          <w:b w:val="0"/>
+        </w:rPr>
+        <w:t xml:space="preserve">Changing the old </w:t>
+      </w:r>
+      <w:r>
+        <w:rPr>
+          <w:b/>
+        </w:rPr>
+        <w:t>prediction</w:t>
+      </w:r>
+      <w:r>
+        <w:rPr>
+          <w:b w:val="0"/>
+        </w:rPr>
+        <w:t xml:space="preserve"> to near would hide the mistake rather than improve the original result.</w:t>
+      </w:r>
+    </w:p>
+    <w:p>
+      <w:pPr>
+        <w:spacing w:line="336" w:lineRule="auto" w:after="180"/>
+      </w:pPr>
+      <w:r>
+        <w:rPr>
+          <w:b w:val="0"/>
+        </w:rPr>
+        <w:t xml:space="preserve">For A and C, the categories match. These two matches provide </w:t>
+      </w:r>
+      <w:r>
+        <w:rPr>
+          <w:b/>
+        </w:rPr>
         <w:t>evidence</w:t>
       </w:r>
       <w:r>
         <w:rPr>
           <w:b w:val="0"/>
         </w:rPr>
-        <w:t xml:space="preserve"> procedure. The ramp and drying records are fictional; do not present either predictor as a scientific law.</w:t>
+        <w:t xml:space="preserve"> about these trials. They do not show that every future </w:t>
+      </w:r>
+      <w:r>
+        <w:rPr>
+          <w:b/>
+        </w:rPr>
+        <w:t>prediction</w:t>
+      </w:r>
+      <w:r>
+        <w:rPr>
+          <w:b w:val="0"/>
+        </w:rPr>
+        <w:t xml:space="preserve"> will be correct.</w:t>
       </w:r>
     </w:p>
     <w:p>
@@ -769,51 +1327,556 @@
         <w:rPr>
           <w:b w:val="0"/>
         </w:rPr>
-        <w:t xml:space="preserve">Distinguish predictor </w:t>
+        <w:t xml:space="preserve">Even a correctly computed </w:t>
       </w:r>
       <w:r>
         <w:rPr>
           <w:b/>
         </w:rPr>
+        <w:t>prediction</w:t>
+      </w:r>
+      <w:r>
+        <w:rPr>
+          <w:b w:val="0"/>
+        </w:rPr>
+        <w:t xml:space="preserve"> can disagree with an </w:t>
+      </w:r>
+      <w:r>
+        <w:rPr>
+          <w:b/>
+        </w:rPr>
+        <w:t>observation</w:t>
+      </w:r>
+      <w:r>
+        <w:rPr>
+          <w:b w:val="0"/>
+        </w:rPr>
+        <w:t xml:space="preserve"> because following the model rule and matching the world are different checks.</w:t>
+      </w:r>
+    </w:p>
+    <w:p>
+      <w:pPr>
+        <w:pStyle w:val="Heading2"/>
+      </w:pPr>
+      <w:r>
+        <w:t>Model the separate drying trial</w:t>
+      </w:r>
+    </w:p>
+    <w:p>
+      <w:pPr>
+        <w:spacing w:line="336" w:lineRule="auto" w:after="180"/>
+      </w:pPr>
+      <w:r>
+        <w:rPr>
+          <w:b w:val="0"/>
+        </w:rPr>
+        <w:t>A fictional drying trial uses a fixed rule and later measures what actually happened.</w:t>
+      </w:r>
+    </w:p>
+    <w:p>
+      <w:pPr>
+        <w:spacing w:line="336" w:lineRule="auto" w:after="180"/>
+      </w:pPr>
+      <w:r>
+        <w:rPr>
+          <w:b w:val="0"/>
+        </w:rPr>
+        <w:t>Model D predicts slow when moisture score is at least 5; quick otherwise.</w:t>
+      </w:r>
+    </w:p>
+    <w:p>
+      <w:pPr>
+        <w:spacing w:line="336" w:lineRule="auto" w:after="180"/>
+      </w:pPr>
+      <w:r>
+        <w:rPr>
+          <w:b/>
+        </w:rPr>
+        <w:t>Observation</w:t>
+      </w:r>
+      <w:r>
+        <w:rPr>
+          <w:b w:val="0"/>
+        </w:rPr>
+        <w:t xml:space="preserve"> policy: slow if drying takes above 8 minutes; quick otherwise. Trial T has score 4 and measured time 9 minutes.</w:t>
+      </w:r>
+    </w:p>
+    <w:p>
+      <w:r>
+        <w:drawing>
+          <wp:inline xmlns:a="http://schemas.openxmlformats.org/drawingml/2006/main" xmlns:pic="http://schemas.openxmlformats.org/drawingml/2006/picture">
+            <wp:extent cx="5486400" cy="2834640"/>
+            <wp:docPr id="1" name="Picture 1" descr="Two records meet at a comparison. A: height 4 cm | Distance 3 units | Near matches near. B: height 6 cm | Distance 3 units | Far differs from near. C: height 8 cm | Distance 5 units | Far matches far"/>
+            <wp:cNvGraphicFramePr>
+              <a:graphicFrameLocks noChangeAspect="1"/>
+            </wp:cNvGraphicFramePr>
+            <a:graphic>
+              <a:graphicData uri="http://schemas.openxmlformats.org/drawingml/2006/picture">
+                <pic:pic>
+                  <pic:nvPicPr>
+                    <pic:cNvPr id="0" name="academy-story-ai-1-17-03.png"/>
+                    <pic:cNvPicPr/>
+                  </pic:nvPicPr>
+                  <pic:blipFill>
+                    <a:blip r:embed="rId9"/>
+                    <a:stretch>
+                      <a:fillRect/>
+                    </a:stretch>
+                  </pic:blipFill>
+                  <pic:spPr>
+                    <a:xfrm>
+                      <a:off x="0" y="0"/>
+                      <a:ext cx="5486400" cy="2834640"/>
+                    </a:xfrm>
+                    <a:prstGeom prst="rect"/>
+                  </pic:spPr>
+                </pic:pic>
+              </a:graphicData>
+            </a:graphic>
+          </wp:inline>
+        </w:drawing>
+      </w:r>
+    </w:p>
+    <w:p>
+      <w:r>
+        <w:drawing>
+          <wp:inline xmlns:a="http://schemas.openxmlformats.org/drawingml/2006/main" xmlns:pic="http://schemas.openxmlformats.org/drawingml/2006/picture">
+            <wp:extent cx="5486400" cy="4005072"/>
+            <wp:docPr id="2" name="Picture 2" descr="Prediction input: T has moisture score 4. → Predict: 4 is below 5, so D predicts quick. → Observe later: Measured time is 9 minutes; above 8 means observed slow. → Compare evidence: Prediction quick disagrees with observation slow."/>
+            <wp:cNvGraphicFramePr>
+              <a:graphicFrameLocks noChangeAspect="1"/>
+            </wp:cNvGraphicFramePr>
+            <a:graphic>
+              <a:graphicData uri="http://schemas.openxmlformats.org/drawingml/2006/picture">
+                <pic:pic>
+                  <pic:nvPicPr>
+                    <pic:cNvPr id="0" name="academy-story-ai-1-17-02.png"/>
+                    <pic:cNvPicPr/>
+                  </pic:nvPicPr>
+                  <pic:blipFill>
+                    <a:blip r:embed="rId10"/>
+                    <a:stretch>
+                      <a:fillRect/>
+                    </a:stretch>
+                  </pic:blipFill>
+                  <pic:spPr>
+                    <a:xfrm>
+                      <a:off x="0" y="0"/>
+                      <a:ext cx="5486400" cy="4005072"/>
+                    </a:xfrm>
+                    <a:prstGeom prst="rect"/>
+                  </pic:spPr>
+                </pic:pic>
+              </a:graphicData>
+            </a:graphic>
+          </wp:inline>
+        </w:drawing>
+      </w:r>
+    </w:p>
+    <w:p>
+      <w:pPr>
+        <w:spacing w:line="336" w:lineRule="auto" w:after="180"/>
+      </w:pPr>
+      <w:r>
+        <w:rPr>
+          <w:b w:val="0"/>
+        </w:rPr>
+        <w:t xml:space="preserve">The moisture score generates a </w:t>
+      </w:r>
+      <w:r>
+        <w:rPr>
+          <w:b/>
+        </w:rPr>
+        <w:t>prediction</w:t>
+      </w:r>
+      <w:r>
+        <w:rPr>
+          <w:b w:val="0"/>
+        </w:rPr>
+        <w:t xml:space="preserve">; it is not the observed drying time. The later measurement supplies separate </w:t>
+      </w:r>
+      <w:r>
+        <w:rPr>
+          <w:b/>
+        </w:rPr>
+        <w:t>evidence</w:t>
+      </w:r>
+      <w:r>
+        <w:rPr>
+          <w:b w:val="0"/>
+        </w:rPr>
+        <w:t xml:space="preserve"> under the stated </w:t>
+      </w:r>
+      <w:r>
+        <w:rPr>
+          <w:b/>
+        </w:rPr>
+        <w:t>observation</w:t>
+      </w:r>
+      <w:r>
+        <w:rPr>
+          <w:b w:val="0"/>
+        </w:rPr>
+        <w:t xml:space="preserve"> policy. Save both values and their units.</w:t>
+      </w:r>
+    </w:p>
+    <w:p>
+      <w:pPr>
+        <w:spacing w:line="336" w:lineRule="auto" w:after="180"/>
+      </w:pPr>
+      <w:r>
+        <w:rPr>
+          <w:b w:val="0"/>
+        </w:rPr>
+        <w:t>Altering the recorded time to match D would destroy the evaluation rather than repair the model.</w:t>
+      </w:r>
+    </w:p>
+    <w:p>
+      <w:pPr>
+        <w:pStyle w:val="Heading2"/>
+      </w:pPr>
+      <w:r>
+        <w:t>Change only its later observed time</w:t>
+      </w:r>
+    </w:p>
+    <w:p>
+      <w:pPr>
+        <w:pStyle w:val="ListNumber"/>
+      </w:pPr>
+      <w:r>
+        <w:t>Change: Keep score 4 but measure exactly 8 minutes.</w:t>
+      </w:r>
+    </w:p>
+    <w:p>
+      <w:pPr>
+        <w:pStyle w:val="ListNumber"/>
+      </w:pPr>
+      <w:r>
+        <w:t>Prediction: The observed label becomes quick and agrees with the prediction.</w:t>
+      </w:r>
+    </w:p>
+    <w:p>
+      <w:pPr>
+        <w:pStyle w:val="ListNumber"/>
+      </w:pPr>
+      <w:r>
+        <w:t>Reason: Above 8 is strict: equality is quick under this policy.</w:t>
+      </w:r>
+    </w:p>
+    <w:p>
+      <w:pPr>
+        <w:pStyle w:val="Heading2"/>
+      </w:pPr>
+      <w:r>
+        <w:t>Limit a single trial’s result</w:t>
+      </w:r>
+    </w:p>
+    <w:p>
+      <w:pPr>
+        <w:spacing w:line="336" w:lineRule="auto" w:after="180"/>
+      </w:pPr>
+      <w:r>
+        <w:rPr>
+          <w:b w:val="0"/>
+        </w:rPr>
+        <w:t xml:space="preserve">One failure does not prove every </w:t>
+      </w:r>
+      <w:r>
+        <w:rPr>
+          <w:b/>
+        </w:rPr>
+        <w:t>prediction</w:t>
+      </w:r>
+      <w:r>
+        <w:rPr>
+          <w:b w:val="0"/>
+        </w:rPr>
+        <w:t xml:space="preserve"> is wrong; one agreement does not establish reliability on future trials.</w:t>
+      </w:r>
+    </w:p>
+    <w:p>
+      <w:pPr>
+        <w:pStyle w:val="Heading2"/>
+      </w:pPr>
+      <w:r>
+        <w:t>Handle missing, conflicting and corrected observations</w:t>
+      </w:r>
+    </w:p>
+    <w:tbl>
+      <w:tblPr>
+        <w:tblStyle w:val="LightShading-Accent1"/>
+        <w:tblW w:type="auto" w:w="0"/>
+        <w:tblLook w:firstColumn="1" w:firstRow="1" w:lastColumn="0" w:lastRow="0" w:noHBand="0" w:noVBand="1" w:val="04A0"/>
+      </w:tblPr>
+      <w:tblGrid>
+        <w:gridCol w:w="3408"/>
+        <w:gridCol w:w="3408"/>
+        <w:gridCol w:w="3408"/>
+      </w:tblGrid>
+      <w:tr>
+        <w:trPr>
+          <w:tblHeader/>
+        </w:trPr>
+        <w:tc>
+          <w:tcPr>
+            <w:tcW w:type="dxa" w:w="3408"/>
+          </w:tcPr>
+          <w:p>
+            <w:r>
+              <w:t>Record</w:t>
+            </w:r>
+          </w:p>
+        </w:tc>
+        <w:tc>
+          <w:tcPr>
+            <w:tcW w:type="dxa" w:w="3408"/>
+          </w:tcPr>
+          <w:p>
+            <w:r>
+              <w:t>Evidence available</w:t>
+            </w:r>
+          </w:p>
+        </w:tc>
+        <w:tc>
+          <w:tcPr>
+            <w:tcW w:type="dxa" w:w="3408"/>
+          </w:tcPr>
+          <w:p>
+            <w:r>
+              <w:t>Status under the outcome rule</w:t>
+            </w:r>
+          </w:p>
+        </w:tc>
+      </w:tr>
+      <w:tr>
+        <w:tc>
+          <w:tcPr>
+            <w:tcW w:type="dxa" w:w="3408"/>
+          </w:tcPr>
+          <w:p>
+            <w:r>
+              <w:t>D: height 5 cm; predicts near</w:t>
+            </w:r>
+          </w:p>
+        </w:tc>
+        <w:tc>
+          <w:tcPr>
+            <w:tcW w:type="dxa" w:w="3408"/>
+          </w:tcPr>
+          <w:p>
+            <w:r>
+              <w:t>Distance missing</w:t>
+            </w:r>
+          </w:p>
+        </w:tc>
+        <w:tc>
+          <w:tcPr>
+            <w:tcW w:type="dxa" w:w="3408"/>
+          </w:tcPr>
+          <w:p>
+            <w:r>
+              <w:t>Unassessed; request the trial record</w:t>
+            </w:r>
+          </w:p>
+        </w:tc>
+      </w:tr>
+      <w:tr>
+        <w:tc>
+          <w:tcPr>
+            <w:tcW w:type="dxa" w:w="3408"/>
+          </w:tcPr>
+          <w:p>
+            <w:r>
+              <w:t>E: height 7 cm; predicts far</w:t>
+            </w:r>
+          </w:p>
+        </w:tc>
+        <w:tc>
+          <w:tcPr>
+            <w:tcW w:type="dxa" w:w="3408"/>
+          </w:tcPr>
+          <w:p>
+            <w:r>
+              <w:t>Two records say 3 and 4 units</w:t>
+            </w:r>
+          </w:p>
+        </w:tc>
+        <w:tc>
+          <w:tcPr>
+            <w:tcW w:type="dxa" w:w="3408"/>
+          </w:tcPr>
+          <w:p>
+            <w:r>
+              <w:t>Unassessed; investigate the conflict</w:t>
+            </w:r>
+          </w:p>
+        </w:tc>
+      </w:tr>
+      <w:tr>
+        <w:tc>
+          <w:tcPr>
+            <w:tcW w:type="dxa" w:w="3408"/>
+          </w:tcPr>
+          <w:p>
+            <w:r>
+              <w:t>F: height 6 cm; predicts far</w:t>
+            </w:r>
+          </w:p>
+        </w:tc>
+        <w:tc>
+          <w:tcPr>
+            <w:tcW w:type="dxa" w:w="3408"/>
+          </w:tcPr>
+          <w:p>
+            <w:r>
+              <w:t>Verified distance exactly 4 units</w:t>
+            </w:r>
+          </w:p>
+        </w:tc>
+        <w:tc>
+          <w:tcPr>
+            <w:tcW w:type="dxa" w:w="3408"/>
+          </w:tcPr>
+          <w:p>
+            <w:r>
+              <w:t>Match; at least 4 includes 4</w:t>
+            </w:r>
+          </w:p>
+        </w:tc>
+      </w:tr>
+    </w:tbl>
+    <w:p>
+      <w:pPr>
+        <w:spacing w:line="336" w:lineRule="auto" w:after="180"/>
+      </w:pPr>
+      <w:r>
+        <w:rPr>
+          <w:b w:val="0"/>
+        </w:rPr>
+        <w:t>For E, 3 units means near and 4 units means far. The disagreement can change the judgment. Check the trial ID, original measurement and recording procedure. Do not choose the distance that makes Ramp1 look better.</w:t>
+      </w:r>
+    </w:p>
+    <w:p>
+      <w:pPr>
+        <w:spacing w:line="336" w:lineRule="auto" w:after="180"/>
+      </w:pPr>
+      <w:r>
+        <w:rPr>
+          <w:b w:val="0"/>
+        </w:rPr>
+        <w:t xml:space="preserve">If the conflict cannot be resolved, retain both reports and mark the comparison </w:t>
+      </w:r>
+      <w:r>
+        <w:rPr>
+          <w:b/>
+        </w:rPr>
+        <w:t>unassessed</w:t>
+      </w:r>
+      <w:r>
+        <w:rPr>
+          <w:b w:val="0"/>
+        </w:rPr>
+        <w:t>.</w:t>
+      </w:r>
+    </w:p>
+    <w:p>
+      <w:pPr>
+        <w:spacing w:line="336" w:lineRule="auto" w:after="180"/>
+      </w:pPr>
+      <w:r>
+        <w:rPr>
+          <w:b w:val="0"/>
+        </w:rPr>
+        <w:t xml:space="preserve">An </w:t>
+      </w:r>
+      <w:r>
+        <w:rPr>
+          <w:b/>
+        </w:rPr>
+        <w:t>observation</w:t>
+      </w:r>
+      <w:r>
+        <w:rPr>
+          <w:b w:val="0"/>
+        </w:rPr>
+        <w:t xml:space="preserve"> is </w:t>
+      </w:r>
+      <w:r>
+        <w:rPr>
+          <w:b/>
+        </w:rPr>
+        <w:t>evidence</w:t>
+      </w:r>
+      <w:r>
+        <w:rPr>
+          <w:b w:val="0"/>
+        </w:rPr>
+        <w:t>, not an automatic guarantee of truth. A wrong trial ID, unclear unit or copying error can make the comparison unreliable.</w:t>
+      </w:r>
+    </w:p>
+    <w:p>
+      <w:pPr>
+        <w:spacing w:line="336" w:lineRule="auto" w:after="180"/>
+      </w:pPr>
+      <w:r>
+        <w:rPr>
+          <w:b w:val="0"/>
+        </w:rPr>
+        <w:t>If a supported correction is made, retain the original entry, the correction, its source and the reason. Remeasuring a new trial does not reveal what happened in the old one.</w:t>
+      </w:r>
+    </w:p>
+    <w:p>
+      <w:pPr>
+        <w:pStyle w:val="Heading2"/>
+      </w:pPr>
+      <w:r>
+        <w:t>Use the picture deliberately</w:t>
+      </w:r>
+    </w:p>
+    <w:p>
+      <w:pPr>
+        <w:spacing w:line="336" w:lineRule="auto" w:after="180"/>
+      </w:pPr>
+      <w:r>
+        <w:rPr>
+          <w:b w:val="0"/>
+        </w:rPr>
+        <w:t>Use the diagram and verbal explanation together. Ask learners to match a sentence to a specific visual step; do not assign learners fixed visual or auditory learning styles.</w:t>
+      </w:r>
+    </w:p>
+    <w:p>
+      <w:pPr>
+        <w:spacing w:line="336" w:lineRule="auto" w:after="180"/>
+      </w:pPr>
+      <w:r>
+        <w:rPr>
+          <w:b w:val="0"/>
+        </w:rPr>
+        <w:t xml:space="preserve">Cover the result. Ask learners to name the </w:t>
+      </w:r>
+      <w:r>
+        <w:rPr>
+          <w:b/>
+        </w:rPr>
         <w:t>input</w:t>
       </w:r>
       <w:r>
         <w:rPr>
           <w:b w:val="0"/>
         </w:rPr>
-        <w:t xml:space="preserve">s from outcome measurements, correct rule execution from outcome agreement, and an </w:t>
+        <w:t xml:space="preserve">s and predict the next step. Uncover one step, connect the icon to the actual procedure, and explain its </w:t>
       </w:r>
       <w:r>
         <w:rPr>
           <w:b/>
         </w:rPr>
-        <w:t>unassessed</w:t>
-      </w:r>
-      <w:r>
-        <w:rPr>
-          <w:b w:val="0"/>
-        </w:rPr>
-        <w:t xml:space="preserve"> case from a failure. Keep </w:t>
-      </w:r>
-      <w:r>
-        <w:rPr>
-          <w:b/>
-        </w:rPr>
-        <w:t>observation</w:t>
-      </w:r>
-      <w:r>
-        <w:rPr>
-          <w:b w:val="0"/>
-        </w:rPr>
-        <w:t xml:space="preserve"> quality open to documented review.</w:t>
-      </w:r>
-    </w:p>
-    <w:p>
-      <w:pPr>
-        <w:pStyle w:val="Heading3"/>
-      </w:pPr>
-      <w:r>
-        <w:t>Readiness answer</w:t>
+        <w:t>evidence</w:t>
+      </w:r>
+      <w:r>
+        <w:rPr>
+          <w:b w:val="0"/>
+        </w:rPr>
+        <w:t>. Then change the supplied condition and compare.</w:t>
       </w:r>
     </w:p>
     <w:p>
@@ -824,43 +1887,15 @@
         <w:rPr>
           <w:b w:val="0"/>
         </w:rPr>
-        <w:t xml:space="preserve">It remains </w:t>
-      </w:r>
-      <w:r>
-        <w:rPr>
-          <w:b/>
-        </w:rPr>
-        <w:t>unassessed</w:t>
-      </w:r>
-      <w:r>
-        <w:rPr>
-          <w:b w:val="0"/>
-        </w:rPr>
-        <w:t xml:space="preserve">. Obtain a reliable distance record for the same trial, with units and the rule defining far. Repeating the </w:t>
-      </w:r>
-      <w:r>
-        <w:rPr>
-          <w:b/>
-        </w:rPr>
-        <w:t>prediction</w:t>
-      </w:r>
-      <w:r>
-        <w:rPr>
-          <w:b w:val="0"/>
-        </w:rPr>
-        <w:t xml:space="preserve"> does not provide the missing </w:t>
-      </w:r>
-      <w:r>
-        <w:rPr>
-          <w:b/>
-        </w:rPr>
-        <w:t>observation</w:t>
-      </w:r>
-      <w:r>
-        <w:rPr>
-          <w:b w:val="0"/>
-        </w:rPr>
-        <w:t>.</w:t>
+        <w:t>The picture is a representation; it does not document execution of a real AI model.</w:t>
+      </w:r>
+    </w:p>
+    <w:p>
+      <w:pPr>
+        <w:pStyle w:val="Heading2"/>
+      </w:pPr>
+      <w:r>
+        <w:t>Earlier wording, alternatives and picture transcripts · reference / check after trying</w:t>
       </w:r>
     </w:p>
     <w:p>
@@ -871,108 +1906,7 @@
         <w:rPr>
           <w:b w:val="0"/>
         </w:rPr>
-        <w:t>Ramp trial cards A through F with heights and separate distance cards from the lesson</w:t>
-      </w:r>
-    </w:p>
-    <w:p>
-      <w:pPr>
-        <w:spacing w:line="336" w:lineRule="auto" w:after="180"/>
-      </w:pPr>
-      <w:r>
-        <w:rPr>
-          <w:b w:val="0"/>
-        </w:rPr>
-        <w:t xml:space="preserve">A record sheet with trial ID, model version, </w:t>
-      </w:r>
-      <w:r>
-        <w:rPr>
-          <w:b/>
-        </w:rPr>
-        <w:t>input</w:t>
-      </w:r>
-      <w:r>
-        <w:rPr>
-          <w:b w:val="0"/>
-        </w:rPr>
-        <w:t xml:space="preserve">, </w:t>
-      </w:r>
-      <w:r>
-        <w:rPr>
-          <w:b/>
-        </w:rPr>
-        <w:t>prediction</w:t>
-      </w:r>
-      <w:r>
-        <w:rPr>
-          <w:b w:val="0"/>
-        </w:rPr>
-        <w:t xml:space="preserve">, </w:t>
-      </w:r>
-      <w:r>
-        <w:rPr>
-          <w:b/>
-        </w:rPr>
-        <w:t>observation</w:t>
-      </w:r>
-      <w:r>
-        <w:rPr>
-          <w:b w:val="0"/>
-        </w:rPr>
-        <w:t>, outcome category and status</w:t>
-      </w:r>
-    </w:p>
-    <w:p>
-      <w:pPr>
-        <w:spacing w:line="336" w:lineRule="auto" w:after="180"/>
-      </w:pPr>
-      <w:r>
-        <w:rPr>
-          <w:b w:val="0"/>
-        </w:rPr>
-        <w:t>Drying records P through S from W4; paper only and no personal data</w:t>
-      </w:r>
-    </w:p>
-    <w:p>
-      <w:pPr>
-        <w:pStyle w:val="Heading3"/>
-      </w:pPr>
-      <w:r>
-        <w:t>End goal for the pictorial case</w:t>
-      </w:r>
-    </w:p>
-    <w:p>
-      <w:pPr>
-        <w:spacing w:line="336" w:lineRule="auto" w:after="180"/>
-      </w:pPr>
-      <w:r>
-        <w:rPr>
-          <w:b w:val="0"/>
-        </w:rPr>
-        <w:t>By the end, I can keep predicted and observed outcomes separate and audit a disagreement.</w:t>
-      </w:r>
-    </w:p>
-    <w:p>
-      <w:pPr>
-        <w:spacing w:line="336" w:lineRule="auto" w:after="180"/>
-      </w:pPr>
-      <w:r>
-        <w:rPr>
-          <w:b w:val="0"/>
-        </w:rPr>
-        <w:t>This added worked case illustrates the week’s main idea. Retain all original and connected topics; schedule its practice within the teaching cycle.</w:t>
-      </w:r>
-    </w:p>
-    <w:p>
-      <w:pPr>
-        <w:pStyle w:val="Heading1"/>
-      </w:pPr>
-      <w:r>
-        <w:t>02. Explain the mechanism</w:t>
-      </w:r>
-    </w:p>
-    <w:p>
-      <w:r>
-        <w:t>Model Prediction Is Not Fact using the supplied case, labelled mechanism and reasoning. Make the scope of each conclusion explicit.</w:t>
+        <w:t>Explain the mechanism</w:t>
       </w:r>
     </w:p>
     <w:p>
@@ -1090,46 +2024,506 @@
     </w:p>
     <w:p>
       <w:pPr>
+        <w:spacing w:line="336" w:lineRule="auto" w:after="180"/>
+      </w:pPr>
+      <w:r>
+        <w:rPr>
+          <w:b w:val="0"/>
+        </w:rPr>
+        <w:t xml:space="preserve">CORE IDEA A </w:t>
+      </w:r>
+      <w:r>
+        <w:rPr>
+          <w:b/>
+        </w:rPr>
+        <w:t>prediction</w:t>
+      </w:r>
+      <w:r>
+        <w:rPr>
+          <w:b w:val="0"/>
+        </w:rPr>
+        <w:t xml:space="preserve"> is a fallible </w:t>
+      </w:r>
+      <w:r>
+        <w:rPr>
+          <w:b/>
+        </w:rPr>
+        <w:t>output</w:t>
+      </w:r>
+      <w:r>
+        <w:rPr>
+          <w:b w:val="0"/>
+        </w:rPr>
+        <w:t xml:space="preserve"> supported by clues.</w:t>
+      </w:r>
+    </w:p>
+    <w:p>
+      <w:pPr>
+        <w:spacing w:line="336" w:lineRule="auto" w:after="180"/>
+      </w:pPr>
+      <w:r>
+        <w:rPr>
+          <w:b w:val="0"/>
+        </w:rPr>
+        <w:t xml:space="preserve">UNDER THE HOOD </w:t>
+      </w:r>
+      <w:r>
+        <w:rPr>
+          <w:b/>
+        </w:rPr>
+        <w:t>Prediction</w:t>
+      </w:r>
+      <w:r>
+        <w:rPr>
+          <w:b w:val="0"/>
+        </w:rPr>
+        <w:t xml:space="preserve"> estimates a target that is unknown at decision time. </w:t>
+      </w:r>
+      <w:r>
+        <w:rPr>
+          <w:b/>
+        </w:rPr>
+        <w:t>Evidence</w:t>
+      </w:r>
+      <w:r>
+        <w:rPr>
+          <w:b w:val="0"/>
+        </w:rPr>
+        <w:t xml:space="preserve"> supports the estimate; </w:t>
+      </w:r>
+      <w:r>
+        <w:rPr>
+          <w:b/>
+        </w:rPr>
+        <w:t>ground truth</w:t>
+      </w:r>
+      <w:r>
+        <w:rPr>
+          <w:b w:val="0"/>
+        </w:rPr>
+        <w:t xml:space="preserve"> is the later or independently established outcome.</w:t>
+      </w:r>
+    </w:p>
+    <w:p>
+      <w:pPr>
+        <w:spacing w:line="336" w:lineRule="auto" w:after="180"/>
+      </w:pPr>
+      <w:r>
+        <w:rPr>
+          <w:b w:val="0"/>
+        </w:rPr>
+        <w:t xml:space="preserve">Treating </w:t>
+      </w:r>
+      <w:r>
+        <w:rPr>
+          <w:b/>
+        </w:rPr>
+        <w:t>prediction</w:t>
+      </w:r>
+      <w:r>
+        <w:rPr>
+          <w:b w:val="0"/>
+        </w:rPr>
+        <w:t>s as labels can create self-confirming records.</w:t>
+      </w:r>
+    </w:p>
+    <w:p>
+      <w:pPr>
+        <w:spacing w:line="336" w:lineRule="auto" w:after="180"/>
+      </w:pPr>
+      <w:r>
+        <w:rPr>
+          <w:b w:val="0"/>
+        </w:rPr>
+        <w:t>Draw a fresh example with all three stages:</w:t>
+      </w:r>
+    </w:p>
+    <w:p>
+      <w:pPr>
+        <w:spacing w:line="336" w:lineRule="auto" w:after="180"/>
+      </w:pPr>
+      <w:r>
+        <w:rPr>
+          <w:b w:val="0"/>
+        </w:rPr>
+        <w:t xml:space="preserve">Every step connects a claim to observable </w:t>
+      </w:r>
+      <w:r>
+        <w:rPr>
+          <w:b/>
+        </w:rPr>
+        <w:t>evidence</w:t>
+      </w:r>
+      <w:r>
+        <w:rPr>
+          <w:b w:val="0"/>
+        </w:rPr>
+        <w:t>.</w:t>
+      </w:r>
+    </w:p>
+    <w:p>
+      <w:pPr>
+        <w:spacing w:line="336" w:lineRule="auto" w:after="180"/>
+      </w:pPr>
+      <w:r>
+        <w:rPr>
+          <w:b w:val="0"/>
+        </w:rPr>
+        <w:t xml:space="preserve">CASE A rain </w:t>
+      </w:r>
+      <w:r>
+        <w:rPr>
+          <w:b/>
+        </w:rPr>
+        <w:t>prediction</w:t>
+      </w:r>
+      <w:r>
+        <w:rPr>
+          <w:b w:val="0"/>
+        </w:rPr>
+        <w:t xml:space="preserve"> uses weather clues, but the later </w:t>
+      </w:r>
+      <w:r>
+        <w:rPr>
+          <w:b/>
+        </w:rPr>
+        <w:t>observation</w:t>
+      </w:r>
+      <w:r>
+        <w:rPr>
+          <w:b w:val="0"/>
+        </w:rPr>
+        <w:t xml:space="preserve"> of rain or no rain is the </w:t>
+      </w:r>
+      <w:r>
+        <w:rPr>
+          <w:b/>
+        </w:rPr>
+        <w:t>fact</w:t>
+      </w:r>
+      <w:r>
+        <w:rPr>
+          <w:b w:val="0"/>
+        </w:rPr>
+        <w:t xml:space="preserve"> that evaluates it.</w:t>
+      </w:r>
+    </w:p>
+    <w:p>
+      <w:pPr>
+        <w:spacing w:line="336" w:lineRule="auto" w:after="180"/>
+      </w:pPr>
+      <w:r>
+        <w:rPr>
+          <w:b w:val="0"/>
+        </w:rPr>
+        <w:t xml:space="preserve">STEP 1 — OBSERVE available </w:t>
+      </w:r>
+      <w:r>
+        <w:rPr>
+          <w:b/>
+        </w:rPr>
+        <w:t>evidence</w:t>
+      </w:r>
+    </w:p>
+    <w:p>
+      <w:pPr>
+        <w:spacing w:line="336" w:lineRule="auto" w:after="180"/>
+      </w:pPr>
+      <w:r>
+        <w:rPr>
+          <w:b w:val="0"/>
+        </w:rPr>
+        <w:t>STEP 2 — TRACE use a rule or model to estimate an unseen outcome</w:t>
+      </w:r>
+    </w:p>
+    <w:p>
+      <w:pPr>
+        <w:spacing w:line="336" w:lineRule="auto" w:after="180"/>
+      </w:pPr>
+      <w:r>
+        <w:rPr>
+          <w:b w:val="0"/>
+        </w:rPr>
+        <w:t xml:space="preserve">STEP 3 — CONCLUDE </w:t>
+      </w:r>
+      <w:r>
+        <w:rPr>
+          <w:b/>
+        </w:rPr>
+        <w:t>prediction</w:t>
+      </w:r>
+      <w:r>
+        <w:rPr>
+          <w:b w:val="0"/>
+        </w:rPr>
+        <w:t xml:space="preserve"> that must remain separate from verified </w:t>
+      </w:r>
+      <w:r>
+        <w:rPr>
+          <w:b/>
+        </w:rPr>
+        <w:t>fact</w:t>
+      </w:r>
+    </w:p>
+    <w:p>
+      <w:pPr>
+        <w:spacing w:line="336" w:lineRule="auto" w:after="180"/>
+      </w:pPr>
+      <w:r>
+        <w:rPr>
+          <w:b w:val="0"/>
+        </w:rPr>
+        <w:t xml:space="preserve">MODEL REASONING Mark model or rule </w:t>
+      </w:r>
+      <w:r>
+        <w:rPr>
+          <w:b/>
+        </w:rPr>
+        <w:t>output</w:t>
+      </w:r>
+      <w:r>
+        <w:rPr>
+          <w:b w:val="0"/>
+        </w:rPr>
+        <w:t xml:space="preserve">s as </w:t>
+      </w:r>
+      <w:r>
+        <w:rPr>
+          <w:b/>
+        </w:rPr>
+        <w:t>prediction</w:t>
+      </w:r>
+      <w:r>
+        <w:rPr>
+          <w:b w:val="0"/>
+        </w:rPr>
+        <w:t xml:space="preserve">s, observable clues as </w:t>
+      </w:r>
+      <w:r>
+        <w:rPr>
+          <w:b/>
+        </w:rPr>
+        <w:t>evidence</w:t>
+      </w:r>
+      <w:r>
+        <w:rPr>
+          <w:b w:val="0"/>
+        </w:rPr>
+        <w:t xml:space="preserve">, and independently checked outcomes as </w:t>
+      </w:r>
+      <w:r>
+        <w:rPr>
+          <w:b/>
+        </w:rPr>
+        <w:t>fact</w:t>
+      </w:r>
+      <w:r>
+        <w:rPr>
+          <w:b w:val="0"/>
+        </w:rPr>
+        <w:t>s.</w:t>
+      </w:r>
+    </w:p>
+    <w:p>
+      <w:pPr>
+        <w:spacing w:line="336" w:lineRule="auto" w:after="180"/>
+      </w:pPr>
+      <w:r>
+        <w:rPr>
+          <w:b w:val="0"/>
+        </w:rPr>
+        <w:t xml:space="preserve">A </w:t>
+      </w:r>
+      <w:r>
+        <w:rPr>
+          <w:b/>
+        </w:rPr>
+        <w:t>prediction</w:t>
+      </w:r>
+      <w:r>
+        <w:rPr>
+          <w:b w:val="0"/>
+        </w:rPr>
+        <w:t xml:space="preserve"> becomes evaluated against a </w:t>
+      </w:r>
+      <w:r>
+        <w:rPr>
+          <w:b/>
+        </w:rPr>
+        <w:t>fact</w:t>
+      </w:r>
+      <w:r>
+        <w:rPr>
+          <w:b w:val="0"/>
+        </w:rPr>
+        <w:t xml:space="preserve">; it does not become a </w:t>
+      </w:r>
+      <w:r>
+        <w:rPr>
+          <w:b/>
+        </w:rPr>
+        <w:t>fact</w:t>
+      </w:r>
+      <w:r>
+        <w:rPr>
+          <w:b w:val="0"/>
+        </w:rPr>
+        <w:t xml:space="preserve"> merely because time passes.</w:t>
+      </w:r>
+    </w:p>
+    <w:p>
+      <w:pPr>
+        <w:spacing w:line="336" w:lineRule="auto" w:after="180"/>
+      </w:pPr>
+      <w:r>
+        <w:rPr>
+          <w:b w:val="0"/>
+        </w:rPr>
+        <w:t xml:space="preserve">DO NOT OVERCLAIM Do not copy a model </w:t>
+      </w:r>
+      <w:r>
+        <w:rPr>
+          <w:b/>
+        </w:rPr>
+        <w:t>prediction</w:t>
+      </w:r>
+      <w:r>
+        <w:rPr>
+          <w:b w:val="0"/>
+        </w:rPr>
+        <w:t xml:space="preserve"> into the answer column and later call it </w:t>
+      </w:r>
+      <w:r>
+        <w:rPr>
+          <w:b/>
+        </w:rPr>
+        <w:t>ground truth</w:t>
+      </w:r>
+      <w:r>
+        <w:rPr>
+          <w:b w:val="0"/>
+        </w:rPr>
+        <w:t>.</w:t>
+      </w:r>
+    </w:p>
+    <w:p>
+      <w:pPr>
+        <w:spacing w:line="336" w:lineRule="auto" w:after="180"/>
+      </w:pPr>
+      <w:r>
+        <w:rPr>
+          <w:b w:val="0"/>
+        </w:rPr>
+        <w:t xml:space="preserve">What new </w:t>
+      </w:r>
+      <w:r>
+        <w:rPr>
+          <w:b/>
+        </w:rPr>
+        <w:t>evidence</w:t>
+      </w:r>
+      <w:r>
+        <w:rPr>
+          <w:b w:val="0"/>
+        </w:rPr>
+        <w:t xml:space="preserve"> could change this answer?</w:t>
+      </w:r>
+    </w:p>
+    <w:p>
+      <w:pPr>
         <w:pStyle w:val="Heading3"/>
       </w:pPr>
       <w:r>
-        <w:t>Key idea</w:t>
+        <w:t>Concrete teaching case</w:t>
       </w:r>
     </w:p>
     <w:p>
       <w:pPr>
         <w:spacing w:line="336" w:lineRule="auto" w:after="180"/>
-        <w:shd w:fill="EDF7F3"/>
-      </w:pPr>
-      <w:r>
-        <w:rPr>
-          <w:b w:val="0"/>
-        </w:rPr>
-        <w:t xml:space="preserve">CORE IDEA A </w:t>
+      </w:pPr>
+      <w:r>
+        <w:rPr>
+          <w:b w:val="0"/>
+        </w:rPr>
+        <w:t>A weather helper predicts tomorrow's rain.</w:t>
+      </w:r>
+    </w:p>
+    <w:p>
+      <w:pPr>
+        <w:spacing w:line="336" w:lineRule="auto" w:after="180"/>
+      </w:pPr>
+      <w:r>
+        <w:rPr>
+          <w:b w:val="0"/>
+        </w:rPr>
+        <w:t xml:space="preserve">Is this a </w:t>
       </w:r>
       <w:r>
         <w:rPr>
           <w:b/>
         </w:rPr>
+        <w:t>fact</w:t>
+      </w:r>
+      <w:r>
+        <w:rPr>
+          <w:b w:val="0"/>
+        </w:rPr>
+        <w:t xml:space="preserve"> about tomorrow? How can it be checked?</w:t>
+      </w:r>
+    </w:p>
+    <w:p>
+      <w:pPr>
+        <w:pStyle w:val="Heading3"/>
+      </w:pPr>
+      <w:r>
+        <w:t>Exact explanation to model</w:t>
+      </w:r>
+    </w:p>
+    <w:p>
+      <w:pPr>
+        <w:spacing w:line="336" w:lineRule="auto" w:after="180"/>
+      </w:pPr>
+      <w:r>
+        <w:rPr>
+          <w:b w:val="0"/>
+        </w:rPr>
+        <w:t xml:space="preserve">It is a </w:t>
+      </w:r>
+      <w:r>
+        <w:rPr>
+          <w:b/>
+        </w:rPr>
         <w:t>prediction</w:t>
       </w:r>
       <w:r>
         <w:rPr>
           <w:b w:val="0"/>
         </w:rPr>
-        <w:t xml:space="preserve"> is a fallible </w:t>
+        <w:t xml:space="preserve">. Record it now and compare with a predefined rain </w:t>
       </w:r>
       <w:r>
         <w:rPr>
           <w:b/>
         </w:rPr>
-        <w:t>output</w:t>
-      </w:r>
-      <w:r>
-        <w:rPr>
-          <w:b w:val="0"/>
-        </w:rPr>
-        <w:t xml:space="preserve"> supported by clues.</w:t>
+        <w:t>observation</w:t>
+      </w:r>
+      <w:r>
+        <w:rPr>
+          <w:b w:val="0"/>
+        </w:rPr>
+        <w:t xml:space="preserve"> tomorrow. Useful </w:t>
+      </w:r>
+      <w:r>
+        <w:rPr>
+          <w:b/>
+        </w:rPr>
+        <w:t>prediction</w:t>
+      </w:r>
+      <w:r>
+        <w:rPr>
+          <w:b w:val="0"/>
+        </w:rPr>
+        <w:t>s are not guarantees.</w:t>
       </w:r>
     </w:p>
     <w:p>
@@ -1137,955 +2531,7 @@
         <w:pStyle w:val="Heading3"/>
       </w:pPr>
       <w:r>
-        <w:t>How the mechanism works</w:t>
-      </w:r>
-    </w:p>
-    <w:p>
-      <w:pPr>
-        <w:spacing w:line="336" w:lineRule="auto" w:after="180"/>
-        <w:shd w:fill="F1F6F8"/>
-      </w:pPr>
-      <w:r>
-        <w:rPr>
-          <w:b w:val="0"/>
-        </w:rPr>
-        <w:t xml:space="preserve">UNDER THE HOOD </w:t>
-      </w:r>
-      <w:r>
-        <w:rPr>
-          <w:b/>
-        </w:rPr>
-        <w:t>Prediction</w:t>
-      </w:r>
-      <w:r>
-        <w:rPr>
-          <w:b w:val="0"/>
-        </w:rPr>
-        <w:t xml:space="preserve"> estimates a target that is unknown at decision time. </w:t>
-      </w:r>
-      <w:r>
-        <w:rPr>
-          <w:b/>
-        </w:rPr>
-        <w:t>Evidence</w:t>
-      </w:r>
-      <w:r>
-        <w:rPr>
-          <w:b w:val="0"/>
-        </w:rPr>
-        <w:t xml:space="preserve"> supports the estimate; </w:t>
-      </w:r>
-      <w:r>
-        <w:rPr>
-          <w:b/>
-        </w:rPr>
-        <w:t>ground truth</w:t>
-      </w:r>
-      <w:r>
-        <w:rPr>
-          <w:b w:val="0"/>
-        </w:rPr>
-        <w:t xml:space="preserve"> is the later or independently established outcome.</w:t>
-      </w:r>
-    </w:p>
-    <w:p>
-      <w:pPr>
-        <w:spacing w:line="336" w:lineRule="auto" w:after="180"/>
-        <w:shd w:fill="F1F6F8"/>
-      </w:pPr>
-      <w:r>
-        <w:rPr>
-          <w:b w:val="0"/>
-        </w:rPr>
-        <w:t xml:space="preserve">Treating </w:t>
-      </w:r>
-      <w:r>
-        <w:rPr>
-          <w:b/>
-        </w:rPr>
-        <w:t>prediction</w:t>
-      </w:r>
-      <w:r>
-        <w:rPr>
-          <w:b w:val="0"/>
-        </w:rPr>
-        <w:t>s as labels can create self-confirming records.</w:t>
-      </w:r>
-    </w:p>
-    <w:p>
-      <w:pPr>
-        <w:spacing w:line="336" w:lineRule="auto" w:after="180"/>
-      </w:pPr>
-      <w:r>
-        <w:rPr>
-          <w:b w:val="0"/>
-        </w:rPr>
-        <w:t>Draw a fresh example with all three stages:</w:t>
-      </w:r>
-    </w:p>
-    <w:p>
-      <w:pPr>
-        <w:spacing w:line="336" w:lineRule="auto" w:after="180"/>
-      </w:pPr>
-      <w:r>
-        <w:rPr>
-          <w:b w:val="0"/>
-        </w:rPr>
-        <w:t xml:space="preserve">Every step connects a claim to observable </w:t>
-      </w:r>
-      <w:r>
-        <w:rPr>
-          <w:b/>
-        </w:rPr>
-        <w:t>evidence</w:t>
-      </w:r>
-      <w:r>
-        <w:rPr>
-          <w:b w:val="0"/>
-        </w:rPr>
-        <w:t>.</w:t>
-      </w:r>
-    </w:p>
-    <w:p>
-      <w:pPr>
-        <w:pStyle w:val="Heading3"/>
-      </w:pPr>
-      <w:r>
-        <w:t>The case to investigate</w:t>
-      </w:r>
-    </w:p>
-    <w:p>
-      <w:pPr>
-        <w:spacing w:line="336" w:lineRule="auto" w:after="180"/>
-        <w:shd w:fill="F1F6FC"/>
-      </w:pPr>
-      <w:r>
-        <w:rPr>
-          <w:b w:val="0"/>
-        </w:rPr>
-        <w:t xml:space="preserve">CASE A rain </w:t>
-      </w:r>
-      <w:r>
-        <w:rPr>
-          <w:b/>
-        </w:rPr>
-        <w:t>prediction</w:t>
-      </w:r>
-      <w:r>
-        <w:rPr>
-          <w:b w:val="0"/>
-        </w:rPr>
-        <w:t xml:space="preserve"> uses weather clues, but the later </w:t>
-      </w:r>
-      <w:r>
-        <w:rPr>
-          <w:b/>
-        </w:rPr>
-        <w:t>observation</w:t>
-      </w:r>
-      <w:r>
-        <w:rPr>
-          <w:b w:val="0"/>
-        </w:rPr>
-        <w:t xml:space="preserve"> of rain or no rain is the </w:t>
-      </w:r>
-      <w:r>
-        <w:rPr>
-          <w:b/>
-        </w:rPr>
-        <w:t>fact</w:t>
-      </w:r>
-      <w:r>
-        <w:rPr>
-          <w:b w:val="0"/>
-        </w:rPr>
-        <w:t xml:space="preserve"> that evaluates it.</w:t>
-      </w:r>
-    </w:p>
-    <w:p>
-      <w:pPr>
-        <w:pStyle w:val="Heading3"/>
-      </w:pPr>
-      <w:r>
-        <w:t>Step 1</w:t>
-      </w:r>
-    </w:p>
-    <w:p>
-      <w:pPr>
-        <w:spacing w:line="336" w:lineRule="auto" w:after="180"/>
-        <w:shd w:fill="F4F9FC"/>
-      </w:pPr>
-      <w:r>
-        <w:rPr>
-          <w:b w:val="0"/>
-        </w:rPr>
-        <w:t xml:space="preserve">STEP 1 — OBSERVE available </w:t>
-      </w:r>
-      <w:r>
-        <w:rPr>
-          <w:b/>
-        </w:rPr>
-        <w:t>evidence</w:t>
-      </w:r>
-    </w:p>
-    <w:p>
-      <w:pPr>
-        <w:pStyle w:val="Heading3"/>
-      </w:pPr>
-      <w:r>
-        <w:t>Step 2</w:t>
-      </w:r>
-    </w:p>
-    <w:p>
-      <w:pPr>
-        <w:spacing w:line="336" w:lineRule="auto" w:after="180"/>
-        <w:shd w:fill="F4F9FC"/>
-      </w:pPr>
-      <w:r>
-        <w:rPr>
-          <w:b w:val="0"/>
-        </w:rPr>
-        <w:t>STEP 2 — TRACE use a rule or model to estimate an unseen outcome</w:t>
-      </w:r>
-    </w:p>
-    <w:p>
-      <w:pPr>
-        <w:pStyle w:val="Heading3"/>
-      </w:pPr>
-      <w:r>
-        <w:t>Step 3</w:t>
-      </w:r>
-    </w:p>
-    <w:p>
-      <w:pPr>
-        <w:spacing w:line="336" w:lineRule="auto" w:after="180"/>
-        <w:shd w:fill="F4F9FC"/>
-      </w:pPr>
-      <w:r>
-        <w:rPr>
-          <w:b w:val="0"/>
-        </w:rPr>
-        <w:t xml:space="preserve">STEP 3 — CONCLUDE </w:t>
-      </w:r>
-      <w:r>
-        <w:rPr>
-          <w:b/>
-        </w:rPr>
-        <w:t>prediction</w:t>
-      </w:r>
-      <w:r>
-        <w:rPr>
-          <w:b w:val="0"/>
-        </w:rPr>
-        <w:t xml:space="preserve"> that must remain separate from verified </w:t>
-      </w:r>
-      <w:r>
-        <w:rPr>
-          <w:b/>
-        </w:rPr>
-        <w:t>fact</w:t>
-      </w:r>
-    </w:p>
-    <w:p>
-      <w:pPr>
-        <w:pStyle w:val="Heading3"/>
-      </w:pPr>
-      <w:r>
-        <w:t>Model answer</w:t>
-      </w:r>
-    </w:p>
-    <w:p>
-      <w:pPr>
-        <w:spacing w:line="336" w:lineRule="auto" w:after="180"/>
-        <w:shd w:fill="F1F6FC"/>
-      </w:pPr>
-      <w:r>
-        <w:rPr>
-          <w:b w:val="0"/>
-        </w:rPr>
-        <w:t xml:space="preserve">MODEL REASONING Mark model or rule </w:t>
-      </w:r>
-      <w:r>
-        <w:rPr>
-          <w:b/>
-        </w:rPr>
-        <w:t>output</w:t>
-      </w:r>
-      <w:r>
-        <w:rPr>
-          <w:b w:val="0"/>
-        </w:rPr>
-        <w:t xml:space="preserve">s as </w:t>
-      </w:r>
-      <w:r>
-        <w:rPr>
-          <w:b/>
-        </w:rPr>
-        <w:t>prediction</w:t>
-      </w:r>
-      <w:r>
-        <w:rPr>
-          <w:b w:val="0"/>
-        </w:rPr>
-        <w:t xml:space="preserve">s, observable clues as </w:t>
-      </w:r>
-      <w:r>
-        <w:rPr>
-          <w:b/>
-        </w:rPr>
-        <w:t>evidence</w:t>
-      </w:r>
-      <w:r>
-        <w:rPr>
-          <w:b w:val="0"/>
-        </w:rPr>
-        <w:t xml:space="preserve">, and independently checked outcomes as </w:t>
-      </w:r>
-      <w:r>
-        <w:rPr>
-          <w:b/>
-        </w:rPr>
-        <w:t>fact</w:t>
-      </w:r>
-      <w:r>
-        <w:rPr>
-          <w:b w:val="0"/>
-        </w:rPr>
-        <w:t>s.</w:t>
-      </w:r>
-    </w:p>
-    <w:p>
-      <w:pPr>
-        <w:spacing w:line="336" w:lineRule="auto" w:after="180"/>
-        <w:shd w:fill="F1F6FC"/>
-      </w:pPr>
-      <w:r>
-        <w:rPr>
-          <w:b w:val="0"/>
-        </w:rPr>
-        <w:t xml:space="preserve">A </w:t>
-      </w:r>
-      <w:r>
-        <w:rPr>
-          <w:b/>
-        </w:rPr>
-        <w:t>prediction</w:t>
-      </w:r>
-      <w:r>
-        <w:rPr>
-          <w:b w:val="0"/>
-        </w:rPr>
-        <w:t xml:space="preserve"> becomes evaluated against a </w:t>
-      </w:r>
-      <w:r>
-        <w:rPr>
-          <w:b/>
-        </w:rPr>
-        <w:t>fact</w:t>
-      </w:r>
-      <w:r>
-        <w:rPr>
-          <w:b w:val="0"/>
-        </w:rPr>
-        <w:t xml:space="preserve">; it does not become a </w:t>
-      </w:r>
-      <w:r>
-        <w:rPr>
-          <w:b/>
-        </w:rPr>
-        <w:t>fact</w:t>
-      </w:r>
-      <w:r>
-        <w:rPr>
-          <w:b w:val="0"/>
-        </w:rPr>
-        <w:t xml:space="preserve"> merely because time passes.</w:t>
-      </w:r>
-    </w:p>
-    <w:p>
-      <w:pPr>
-        <w:pStyle w:val="Heading3"/>
-      </w:pPr>
-      <w:r>
-        <w:t>A claim to avoid</w:t>
-      </w:r>
-    </w:p>
-    <w:p>
-      <w:pPr>
-        <w:spacing w:line="336" w:lineRule="auto" w:after="180"/>
-        <w:shd w:fill="FFF5E6"/>
-      </w:pPr>
-      <w:r>
-        <w:rPr>
-          <w:b w:val="0"/>
-        </w:rPr>
-        <w:t xml:space="preserve">DO NOT OVERCLAIM Do not copy a model </w:t>
-      </w:r>
-      <w:r>
-        <w:rPr>
-          <w:b/>
-        </w:rPr>
-        <w:t>prediction</w:t>
-      </w:r>
-      <w:r>
-        <w:rPr>
-          <w:b w:val="0"/>
-        </w:rPr>
-        <w:t xml:space="preserve"> into the answer column and later call it </w:t>
-      </w:r>
-      <w:r>
-        <w:rPr>
-          <w:b/>
-        </w:rPr>
-        <w:t>ground truth</w:t>
-      </w:r>
-      <w:r>
-        <w:rPr>
-          <w:b w:val="0"/>
-        </w:rPr>
-        <w:t>.</w:t>
-      </w:r>
-    </w:p>
-    <w:p>
-      <w:pPr>
-        <w:spacing w:line="336" w:lineRule="auto" w:after="180"/>
-        <w:shd w:fill="F5F1FB"/>
-      </w:pPr>
-      <w:r>
-        <w:rPr>
-          <w:b w:val="0"/>
-        </w:rPr>
-        <w:t xml:space="preserve">What new </w:t>
-      </w:r>
-      <w:r>
-        <w:rPr>
-          <w:b/>
-        </w:rPr>
-        <w:t>evidence</w:t>
-      </w:r>
-      <w:r>
-        <w:rPr>
-          <w:b w:val="0"/>
-        </w:rPr>
-        <w:t xml:space="preserve"> could change this answer?</w:t>
-      </w:r>
-    </w:p>
-    <w:p>
-      <w:pPr>
-        <w:pStyle w:val="Heading3"/>
-      </w:pPr>
-      <w:r>
-        <w:t>Concrete teaching case</w:t>
-      </w:r>
-    </w:p>
-    <w:p>
-      <w:pPr>
-        <w:pStyle w:val="Heading3"/>
-      </w:pPr>
-      <w:r>
-        <w:t>The teaching case</w:t>
-      </w:r>
-    </w:p>
-    <w:p>
-      <w:pPr>
-        <w:spacing w:line="336" w:lineRule="auto" w:after="180"/>
-        <w:shd w:fill="F1F6FC"/>
-      </w:pPr>
-      <w:r>
-        <w:rPr>
-          <w:b w:val="0"/>
-        </w:rPr>
-        <w:t>A weather helper predicts tomorrow's rain.</w:t>
-      </w:r>
-    </w:p>
-    <w:p>
-      <w:pPr>
-        <w:spacing w:line="336" w:lineRule="auto" w:after="180"/>
-        <w:shd w:fill="F5F1FB"/>
-      </w:pPr>
-      <w:r>
-        <w:rPr>
-          <w:b w:val="0"/>
-        </w:rPr>
-        <w:t xml:space="preserve">Is this a </w:t>
-      </w:r>
-      <w:r>
-        <w:rPr>
-          <w:b/>
-        </w:rPr>
-        <w:t>fact</w:t>
-      </w:r>
-      <w:r>
-        <w:rPr>
-          <w:b w:val="0"/>
-        </w:rPr>
-        <w:t xml:space="preserve"> about tomorrow? How can it be checked?</w:t>
-      </w:r>
-    </w:p>
-    <w:p>
-      <w:pPr>
-        <w:pStyle w:val="Heading3"/>
-      </w:pPr>
-      <w:r>
-        <w:t>Exact explanation to model</w:t>
-      </w:r>
-    </w:p>
-    <w:p>
-      <w:pPr>
-        <w:pStyle w:val="Heading3"/>
-      </w:pPr>
-      <w:r>
-        <w:t>Why the result follows</w:t>
-      </w:r>
-    </w:p>
-    <w:p>
-      <w:pPr>
-        <w:spacing w:line="336" w:lineRule="auto" w:after="180"/>
-        <w:shd w:fill="F1F6FC"/>
-      </w:pPr>
-      <w:r>
-        <w:rPr>
-          <w:b w:val="0"/>
-        </w:rPr>
-        <w:t xml:space="preserve">It is a </w:t>
-      </w:r>
-      <w:r>
-        <w:rPr>
-          <w:b/>
-        </w:rPr>
-        <w:t>prediction</w:t>
-      </w:r>
-      <w:r>
-        <w:rPr>
-          <w:b w:val="0"/>
-        </w:rPr>
-        <w:t xml:space="preserve">. Record it now and compare with a predefined rain </w:t>
-      </w:r>
-      <w:r>
-        <w:rPr>
-          <w:b/>
-        </w:rPr>
-        <w:t>observation</w:t>
-      </w:r>
-      <w:r>
-        <w:rPr>
-          <w:b w:val="0"/>
-        </w:rPr>
-        <w:t xml:space="preserve"> tomorrow. Useful </w:t>
-      </w:r>
-      <w:r>
-        <w:rPr>
-          <w:b/>
-        </w:rPr>
-        <w:t>prediction</w:t>
-      </w:r>
-      <w:r>
-        <w:rPr>
-          <w:b w:val="0"/>
-        </w:rPr>
-        <w:t>s are not guarantees.</w:t>
-      </w:r>
-    </w:p>
-    <w:p>
-      <w:pPr>
-        <w:pStyle w:val="Heading3"/>
-      </w:pPr>
-      <w:r>
         <w:t>Explain the added worked example</w:t>
-      </w:r>
-    </w:p>
-    <w:p>
-      <w:pPr>
-        <w:spacing w:line="336" w:lineRule="auto" w:after="180"/>
-      </w:pPr>
-      <w:r>
-        <w:rPr>
-          <w:b w:val="0"/>
-        </w:rPr>
-        <w:t xml:space="preserve">A </w:t>
-      </w:r>
-      <w:r>
-        <w:rPr>
-          <w:b/>
-        </w:rPr>
-        <w:t>prediction</w:t>
-      </w:r>
-      <w:r>
-        <w:rPr>
-          <w:b w:val="0"/>
-        </w:rPr>
-        <w:t xml:space="preserve"> states what a model </w:t>
-      </w:r>
-      <w:r>
-        <w:rPr>
-          <w:b/>
-        </w:rPr>
-        <w:t>output</w:t>
-      </w:r>
-      <w:r>
-        <w:rPr>
-          <w:b w:val="0"/>
-        </w:rPr>
-        <w:t xml:space="preserve">s. An </w:t>
-      </w:r>
-      <w:r>
-        <w:rPr>
-          <w:b/>
-        </w:rPr>
-        <w:t>observation</w:t>
-      </w:r>
-      <w:r>
-        <w:rPr>
-          <w:b w:val="0"/>
-        </w:rPr>
-        <w:t xml:space="preserve"> records what was measured or happened. To check a </w:t>
-      </w:r>
-      <w:r>
-        <w:rPr>
-          <w:b/>
-        </w:rPr>
-        <w:t>prediction</w:t>
-      </w:r>
-      <w:r>
-        <w:rPr>
-          <w:b w:val="0"/>
-        </w:rPr>
-        <w:t xml:space="preserve">, keep both records and compare the same case under the same </w:t>
-      </w:r>
-      <w:r>
-        <w:rPr>
-          <w:b/>
-        </w:rPr>
-        <w:t>outcome rule</w:t>
-      </w:r>
-      <w:r>
-        <w:rPr>
-          <w:b w:val="0"/>
-        </w:rPr>
-        <w:t>.</w:t>
-      </w:r>
-    </w:p>
-    <w:p>
-      <w:pPr>
-        <w:spacing w:line="336" w:lineRule="auto" w:after="180"/>
-      </w:pPr>
-      <w:r>
-        <w:rPr>
-          <w:b w:val="0"/>
-        </w:rPr>
-        <w:t xml:space="preserve">Writing a </w:t>
-      </w:r>
-      <w:r>
-        <w:rPr>
-          <w:b/>
-        </w:rPr>
-        <w:t>prediction</w:t>
-      </w:r>
-      <w:r>
-        <w:rPr>
-          <w:b w:val="0"/>
-        </w:rPr>
-        <w:t xml:space="preserve"> into the </w:t>
-      </w:r>
-      <w:r>
-        <w:rPr>
-          <w:b/>
-        </w:rPr>
-        <w:t>observation</w:t>
-      </w:r>
-      <w:r>
-        <w:rPr>
-          <w:b w:val="0"/>
-        </w:rPr>
-        <w:t xml:space="preserve"> column would make the check circular.</w:t>
-      </w:r>
-    </w:p>
-    <w:p>
-      <w:pPr>
-        <w:pStyle w:val="Heading3"/>
-      </w:pPr>
-      <w:r>
-        <w:t>Explain the added worked example · 1</w:t>
-      </w:r>
-    </w:p>
-    <w:p>
-      <w:pPr>
-        <w:spacing w:line="336" w:lineRule="auto" w:after="180"/>
-      </w:pPr>
-      <w:r>
-        <w:rPr>
-          <w:b w:val="0"/>
-        </w:rPr>
-        <w:t>Use a fictional ramp investigation. Before each trial, Ramp1 predicts far for a ramp height of at least 6 cm and near otherwise. Its allowed heights are whole centimetres from 1 through 10.</w:t>
-      </w:r>
-    </w:p>
-    <w:p>
-      <w:pPr>
-        <w:spacing w:line="336" w:lineRule="auto" w:after="180"/>
-      </w:pPr>
-      <w:r>
-        <w:rPr>
-          <w:b w:val="0"/>
-        </w:rPr>
-        <w:t xml:space="preserve">After a toy rolls, a learner measures its travel distance. The </w:t>
-      </w:r>
-      <w:r>
-        <w:rPr>
-          <w:b/>
-        </w:rPr>
-        <w:t>outcome rule</w:t>
-      </w:r>
-      <w:r>
-        <w:rPr>
-          <w:b w:val="0"/>
-        </w:rPr>
-        <w:t xml:space="preserve"> is far for a distance of at least 4 floor units and near otherwise. Ramp height and travel distance are different quantities.</w:t>
-      </w:r>
-    </w:p>
-    <w:p>
-      <w:pPr>
-        <w:pStyle w:val="Heading3"/>
-      </w:pPr>
-      <w:r>
-        <w:t>Explain the added worked example · 2</w:t>
-      </w:r>
-    </w:p>
-    <w:p>
-      <w:pPr>
-        <w:spacing w:line="336" w:lineRule="auto" w:after="180"/>
-      </w:pPr>
-      <w:r>
-        <w:rPr>
-          <w:b w:val="0"/>
-        </w:rPr>
-        <w:t xml:space="preserve">The values in this lesson are invented practice records, not a physical law about ramps. Ramp1 is a fixed paper model for learning how to check </w:t>
-      </w:r>
-      <w:r>
-        <w:rPr>
-          <w:b/>
-        </w:rPr>
-        <w:t>prediction</w:t>
-      </w:r>
-      <w:r>
-        <w:rPr>
-          <w:b w:val="0"/>
-        </w:rPr>
-        <w:t>s.</w:t>
-      </w:r>
-    </w:p>
-    <w:p>
-      <w:pPr>
-        <w:spacing w:line="336" w:lineRule="auto" w:after="180"/>
-      </w:pPr>
-      <w:r>
-        <w:rPr>
-          <w:b w:val="0"/>
-        </w:rPr>
-        <w:t xml:space="preserve">Each trial has an ID so that its height, </w:t>
-      </w:r>
-      <w:r>
-        <w:rPr>
-          <w:b/>
-        </w:rPr>
-        <w:t>prediction</w:t>
-      </w:r>
-      <w:r>
-        <w:rPr>
-          <w:b w:val="0"/>
-        </w:rPr>
-        <w:t xml:space="preserve"> and later measurement stay together. Keep the model version and record the </w:t>
-      </w:r>
-      <w:r>
-        <w:rPr>
-          <w:b/>
-        </w:rPr>
-        <w:t>prediction</w:t>
-      </w:r>
-      <w:r>
-        <w:rPr>
-          <w:b w:val="0"/>
-        </w:rPr>
-        <w:t xml:space="preserve"> before opening the </w:t>
-      </w:r>
-      <w:r>
-        <w:rPr>
-          <w:b/>
-        </w:rPr>
-        <w:t>observation</w:t>
-      </w:r>
-      <w:r>
-        <w:rPr>
-          <w:b w:val="0"/>
-        </w:rPr>
-        <w:t xml:space="preserve"> card.</w:t>
-      </w:r>
-    </w:p>
-    <w:p>
-      <w:pPr>
-        <w:pStyle w:val="Heading3"/>
-      </w:pPr>
-      <w:r>
-        <w:t>Explain the added worked example · 3</w:t>
-      </w:r>
-    </w:p>
-    <w:p>
-      <w:pPr>
-        <w:spacing w:line="336" w:lineRule="auto" w:after="180"/>
-      </w:pPr>
-      <w:r>
-        <w:rPr>
-          <w:b w:val="0"/>
-        </w:rPr>
-        <w:t xml:space="preserve">For B, the </w:t>
-      </w:r>
-      <w:r>
-        <w:rPr>
-          <w:b/>
-        </w:rPr>
-        <w:t>input</w:t>
-      </w:r>
-      <w:r>
-        <w:rPr>
-          <w:b w:val="0"/>
-        </w:rPr>
-        <w:t xml:space="preserve"> 6 cm produces the </w:t>
-      </w:r>
-      <w:r>
-        <w:rPr>
-          <w:b/>
-        </w:rPr>
-        <w:t>prediction</w:t>
-      </w:r>
-      <w:r>
-        <w:rPr>
-          <w:b w:val="0"/>
-        </w:rPr>
-        <w:t xml:space="preserve"> far. The later distance of 3 units produces the observed category near. This is a </w:t>
-      </w:r>
-      <w:r>
-        <w:rPr>
-          <w:b/>
-        </w:rPr>
-        <w:t>mismatch</w:t>
-      </w:r>
-      <w:r>
-        <w:rPr>
-          <w:b w:val="0"/>
-        </w:rPr>
-        <w:t xml:space="preserve">. Retain far as the original </w:t>
-      </w:r>
-      <w:r>
-        <w:rPr>
-          <w:b/>
-        </w:rPr>
-        <w:t>prediction</w:t>
-      </w:r>
-      <w:r>
-        <w:rPr>
-          <w:b w:val="0"/>
-        </w:rPr>
-        <w:t xml:space="preserve"> and near as the observed category.</w:t>
-      </w:r>
-    </w:p>
-    <w:p>
-      <w:pPr>
-        <w:spacing w:line="336" w:lineRule="auto" w:after="180"/>
-      </w:pPr>
-      <w:r>
-        <w:rPr>
-          <w:b w:val="0"/>
-        </w:rPr>
-        <w:t xml:space="preserve">Changing the old </w:t>
-      </w:r>
-      <w:r>
-        <w:rPr>
-          <w:b/>
-        </w:rPr>
-        <w:t>prediction</w:t>
-      </w:r>
-      <w:r>
-        <w:rPr>
-          <w:b w:val="0"/>
-        </w:rPr>
-        <w:t xml:space="preserve"> to near would hide the mistake rather than improve the original result.</w:t>
-      </w:r>
-    </w:p>
-    <w:p>
-      <w:pPr>
-        <w:pStyle w:val="Heading3"/>
-      </w:pPr>
-      <w:r>
-        <w:t>Explain the added worked example · 4</w:t>
-      </w:r>
-    </w:p>
-    <w:p>
-      <w:pPr>
-        <w:spacing w:line="336" w:lineRule="auto" w:after="180"/>
-      </w:pPr>
-      <w:r>
-        <w:rPr>
-          <w:b w:val="0"/>
-        </w:rPr>
-        <w:t xml:space="preserve">For A and C, the categories match. These two matches provide </w:t>
-      </w:r>
-      <w:r>
-        <w:rPr>
-          <w:b/>
-        </w:rPr>
-        <w:t>evidence</w:t>
-      </w:r>
-      <w:r>
-        <w:rPr>
-          <w:b w:val="0"/>
-        </w:rPr>
-        <w:t xml:space="preserve"> about these trials. They do not show that every future </w:t>
-      </w:r>
-      <w:r>
-        <w:rPr>
-          <w:b/>
-        </w:rPr>
-        <w:t>prediction</w:t>
-      </w:r>
-      <w:r>
-        <w:rPr>
-          <w:b w:val="0"/>
-        </w:rPr>
-        <w:t xml:space="preserve"> will be correct.</w:t>
-      </w:r>
-    </w:p>
-    <w:p>
-      <w:pPr>
-        <w:spacing w:line="336" w:lineRule="auto" w:after="180"/>
-      </w:pPr>
-      <w:r>
-        <w:rPr>
-          <w:b w:val="0"/>
-        </w:rPr>
-        <w:t xml:space="preserve">Even a correctly computed </w:t>
-      </w:r>
-      <w:r>
-        <w:rPr>
-          <w:b/>
-        </w:rPr>
-        <w:t>prediction</w:t>
-      </w:r>
-      <w:r>
-        <w:rPr>
-          <w:b w:val="0"/>
-        </w:rPr>
-        <w:t xml:space="preserve"> can disagree with an </w:t>
-      </w:r>
-      <w:r>
-        <w:rPr>
-          <w:b/>
-        </w:rPr>
-        <w:t>observation</w:t>
-      </w:r>
-      <w:r>
-        <w:rPr>
-          <w:b w:val="0"/>
-        </w:rPr>
-        <w:t xml:space="preserve"> because following the model rule and matching the world are different checks.</w:t>
       </w:r>
     </w:p>
     <w:p>
@@ -2291,245 +2737,6 @@
         <w:tblLook w:firstColumn="1" w:firstRow="1" w:lastColumn="0" w:lastRow="0" w:noHBand="0" w:noVBand="1" w:val="04A0"/>
       </w:tblPr>
       <w:tblGrid>
-        <w:gridCol w:w="3408"/>
-        <w:gridCol w:w="3408"/>
-        <w:gridCol w:w="3408"/>
-      </w:tblGrid>
-      <w:tr>
-        <w:trPr>
-          <w:tblHeader/>
-        </w:trPr>
-        <w:tc>
-          <w:tcPr>
-            <w:tcW w:type="dxa" w:w="3408"/>
-          </w:tcPr>
-          <w:p>
-            <w:r>
-              <w:t>Record</w:t>
-            </w:r>
-          </w:p>
-        </w:tc>
-        <w:tc>
-          <w:tcPr>
-            <w:tcW w:type="dxa" w:w="3408"/>
-          </w:tcPr>
-          <w:p>
-            <w:r>
-              <w:t>Evidence available</w:t>
-            </w:r>
-          </w:p>
-        </w:tc>
-        <w:tc>
-          <w:tcPr>
-            <w:tcW w:type="dxa" w:w="3408"/>
-          </w:tcPr>
-          <w:p>
-            <w:r>
-              <w:t>Status under the outcome rule</w:t>
-            </w:r>
-          </w:p>
-        </w:tc>
-      </w:tr>
-      <w:tr>
-        <w:tc>
-          <w:tcPr>
-            <w:tcW w:type="dxa" w:w="3408"/>
-          </w:tcPr>
-          <w:p>
-            <w:r>
-              <w:t>D: height 5 cm; predicts near</w:t>
-            </w:r>
-          </w:p>
-        </w:tc>
-        <w:tc>
-          <w:tcPr>
-            <w:tcW w:type="dxa" w:w="3408"/>
-          </w:tcPr>
-          <w:p>
-            <w:r>
-              <w:t>Distance missing</w:t>
-            </w:r>
-          </w:p>
-        </w:tc>
-        <w:tc>
-          <w:tcPr>
-            <w:tcW w:type="dxa" w:w="3408"/>
-          </w:tcPr>
-          <w:p>
-            <w:r>
-              <w:t>Unassessed; request the trial record</w:t>
-            </w:r>
-          </w:p>
-        </w:tc>
-      </w:tr>
-      <w:tr>
-        <w:tc>
-          <w:tcPr>
-            <w:tcW w:type="dxa" w:w="3408"/>
-          </w:tcPr>
-          <w:p>
-            <w:r>
-              <w:t>E: height 7 cm; predicts far</w:t>
-            </w:r>
-          </w:p>
-        </w:tc>
-        <w:tc>
-          <w:tcPr>
-            <w:tcW w:type="dxa" w:w="3408"/>
-          </w:tcPr>
-          <w:p>
-            <w:r>
-              <w:t>Two records say 3 and 4 units</w:t>
-            </w:r>
-          </w:p>
-        </w:tc>
-        <w:tc>
-          <w:tcPr>
-            <w:tcW w:type="dxa" w:w="3408"/>
-          </w:tcPr>
-          <w:p>
-            <w:r>
-              <w:t>Unassessed; investigate the conflict</w:t>
-            </w:r>
-          </w:p>
-        </w:tc>
-      </w:tr>
-      <w:tr>
-        <w:tc>
-          <w:tcPr>
-            <w:tcW w:type="dxa" w:w="3408"/>
-          </w:tcPr>
-          <w:p>
-            <w:r>
-              <w:t>F: height 6 cm; predicts far</w:t>
-            </w:r>
-          </w:p>
-        </w:tc>
-        <w:tc>
-          <w:tcPr>
-            <w:tcW w:type="dxa" w:w="3408"/>
-          </w:tcPr>
-          <w:p>
-            <w:r>
-              <w:t>Verified distance exactly 4 units</w:t>
-            </w:r>
-          </w:p>
-        </w:tc>
-        <w:tc>
-          <w:tcPr>
-            <w:tcW w:type="dxa" w:w="3408"/>
-          </w:tcPr>
-          <w:p>
-            <w:r>
-              <w:t>Match; at least 4 includes 4</w:t>
-            </w:r>
-          </w:p>
-        </w:tc>
-      </w:tr>
-    </w:tbl>
-    <w:p>
-      <w:pPr>
-        <w:pStyle w:val="Heading3"/>
-      </w:pPr>
-      <w:r>
-        <w:t>Model the reasoning aloud · 5</w:t>
-      </w:r>
-    </w:p>
-    <w:p>
-      <w:pPr>
-        <w:spacing w:line="336" w:lineRule="auto" w:after="180"/>
-      </w:pPr>
-      <w:r>
-        <w:rPr>
-          <w:b w:val="0"/>
-        </w:rPr>
-        <w:t>For E, 3 units means near and 4 units means far. The disagreement can change the judgment. Check the trial ID, original measurement and recording procedure. Do not choose the distance that makes Ramp1 look better.</w:t>
-      </w:r>
-    </w:p>
-    <w:p>
-      <w:pPr>
-        <w:spacing w:line="336" w:lineRule="auto" w:after="180"/>
-      </w:pPr>
-      <w:r>
-        <w:rPr>
-          <w:b w:val="0"/>
-        </w:rPr>
-        <w:t xml:space="preserve">If the conflict cannot be resolved, retain both reports and mark the comparison </w:t>
-      </w:r>
-      <w:r>
-        <w:rPr>
-          <w:b/>
-        </w:rPr>
-        <w:t>unassessed</w:t>
-      </w:r>
-      <w:r>
-        <w:rPr>
-          <w:b w:val="0"/>
-        </w:rPr>
-        <w:t>.</w:t>
-      </w:r>
-    </w:p>
-    <w:p>
-      <w:pPr>
-        <w:pStyle w:val="Heading3"/>
-      </w:pPr>
-      <w:r>
-        <w:t>Model the reasoning aloud · 6</w:t>
-      </w:r>
-    </w:p>
-    <w:p>
-      <w:pPr>
-        <w:spacing w:line="336" w:lineRule="auto" w:after="180"/>
-      </w:pPr>
-      <w:r>
-        <w:rPr>
-          <w:b w:val="0"/>
-        </w:rPr>
-        <w:t xml:space="preserve">An </w:t>
-      </w:r>
-      <w:r>
-        <w:rPr>
-          <w:b/>
-        </w:rPr>
-        <w:t>observation</w:t>
-      </w:r>
-      <w:r>
-        <w:rPr>
-          <w:b w:val="0"/>
-        </w:rPr>
-        <w:t xml:space="preserve"> is </w:t>
-      </w:r>
-      <w:r>
-        <w:rPr>
-          <w:b/>
-        </w:rPr>
-        <w:t>evidence</w:t>
-      </w:r>
-      <w:r>
-        <w:rPr>
-          <w:b w:val="0"/>
-        </w:rPr>
-        <w:t>, not an automatic guarantee of truth. A wrong trial ID, unclear unit or copying error can make the comparison unreliable.</w:t>
-      </w:r>
-    </w:p>
-    <w:p>
-      <w:pPr>
-        <w:spacing w:line="336" w:lineRule="auto" w:after="180"/>
-      </w:pPr>
-      <w:r>
-        <w:rPr>
-          <w:b w:val="0"/>
-        </w:rPr>
-        <w:t>If a supported correction is made, retain the original entry, the correction, its source and the reason. Remeasuring a new trial does not reveal what happened in the old one.</w:t>
-      </w:r>
-    </w:p>
-    <w:tbl>
-      <w:tblPr>
-        <w:tblStyle w:val="LightShading-Accent1"/>
-        <w:tblW w:type="auto" w:w="0"/>
-        <w:tblLook w:firstColumn="1" w:firstRow="1" w:lastColumn="0" w:lastRow="0" w:noHBand="0" w:noVBand="1" w:val="04A0"/>
-      </w:tblPr>
-      <w:tblGrid>
         <w:gridCol w:w="5112"/>
         <w:gridCol w:w="5112"/>
       </w:tblGrid>
@@ -2627,17 +2834,6 @@
     </w:tbl>
     <w:p>
       <w:pPr>
-        <w:spacing w:line="336" w:lineRule="auto" w:after="180"/>
-      </w:pPr>
-      <w:r>
-        <w:rPr>
-          <w:b w:val="0"/>
-        </w:rPr>
-        <w:t>Use the diagram and verbal explanation together. Ask learners to match a sentence to a specific visual step; do not assign learners fixed visual or auditory learning styles.</w:t>
-      </w:r>
-    </w:p>
-    <w:p>
-      <w:pPr>
         <w:pStyle w:val="Heading3"/>
       </w:pPr>
       <w:r>
@@ -2646,67 +2842,10 @@
     </w:p>
     <w:p>
       <w:pPr>
-        <w:spacing w:line="336" w:lineRule="auto" w:after="180"/>
-      </w:pPr>
-      <w:r>
-        <w:rPr>
-          <w:b w:val="0"/>
-        </w:rPr>
-        <w:t>A fictional drying trial uses a fixed rule and later measures what actually happened.</w:t>
-      </w:r>
-    </w:p>
-    <w:p>
-      <w:pPr>
         <w:pStyle w:val="Heading3"/>
       </w:pPr>
       <w:r>
         <w:t>The facts we will use</w:t>
-      </w:r>
-    </w:p>
-    <w:p>
-      <w:pPr>
-        <w:pStyle w:val="Heading3"/>
-      </w:pPr>
-      <w:r>
-        <w:t>Supplied facts</w:t>
-      </w:r>
-    </w:p>
-    <w:p>
-      <w:pPr>
-        <w:spacing w:line="336" w:lineRule="auto" w:after="180"/>
-        <w:shd w:fill="F1F6FC"/>
-      </w:pPr>
-      <w:r>
-        <w:rPr>
-          <w:b w:val="0"/>
-        </w:rPr>
-        <w:t>Model D predicts slow when moisture score is at least 5; quick otherwise.</w:t>
-      </w:r>
-    </w:p>
-    <w:p>
-      <w:pPr>
-        <w:pStyle w:val="Heading3"/>
-      </w:pPr>
-      <w:r>
-        <w:t>Supplied facts</w:t>
-      </w:r>
-    </w:p>
-    <w:p>
-      <w:pPr>
-        <w:spacing w:line="336" w:lineRule="auto" w:after="180"/>
-        <w:shd w:fill="F1F6FC"/>
-      </w:pPr>
-      <w:r>
-        <w:rPr>
-          <w:b/>
-        </w:rPr>
-        <w:t>Observation</w:t>
-      </w:r>
-      <w:r>
-        <w:rPr>
-          <w:b w:val="0"/>
-        </w:rPr>
-        <w:t xml:space="preserve"> policy: slow if drying takes above 8 minutes; quick otherwise. Trial T has score 4 and measured time 9 minutes.</w:t>
       </w:r>
     </w:p>
     <w:p>
@@ -2714,7 +2853,7 @@
         <w:drawing>
           <wp:inline xmlns:a="http://schemas.openxmlformats.org/drawingml/2006/main" xmlns:pic="http://schemas.openxmlformats.org/drawingml/2006/picture">
             <wp:extent cx="5346057" cy="5943599"/>
-            <wp:docPr id="1" name="Picture 1" descr="Prediction Is Not Fact. Prediction input: T has moisture score 4.. Predict: 4 is below 5, so D predicts quick.. Observe later: Measured time is 9 minutes; above 8 means observed slow.. Compare evidence: Prediction quick disagrees with observation slow."/>
+            <wp:docPr id="3" name="Picture 3" descr="Prediction Is Not Fact. Prediction input: T has moisture score 4.. Predict: 4 is below 5, so D predicts quick.. Observe later: Measured time is 9 minutes; above 8 means observed slow.. Compare evidence: Prediction quick disagrees with observation slow."/>
             <wp:cNvGraphicFramePr>
               <a:graphicFrameLocks noChangeAspect="1"/>
             </wp:cNvGraphicFramePr>
@@ -2726,7 +2865,7 @@
                     <pic:cNvPicPr/>
                   </pic:nvPicPr>
                   <pic:blipFill>
-                    <a:blip r:embed="rId9"/>
+                    <a:blip r:embed="rId11"/>
                     <a:stretch>
                       <a:fillRect/>
                     </a:stretch>
@@ -2895,67 +3034,612 @@
         <w:pStyle w:val="Heading3"/>
       </w:pPr>
       <w:r>
-        <w:t>Why the result follows</w:t>
+        <w:t>What this example does not establish</w:t>
+      </w:r>
+    </w:p>
+    <w:p>
+      <w:pPr>
+        <w:pStyle w:val="Heading3"/>
+      </w:pPr>
+      <w:r>
+        <w:t>Change one thing in the pictured case</w:t>
+      </w:r>
+    </w:p>
+    <w:p>
+      <w:pPr>
+        <w:pStyle w:val="Heading3"/>
+      </w:pPr>
+      <w:r>
+        <w:t>Ask while showing the picture</w:t>
+      </w:r>
+    </w:p>
+    <w:p>
+      <w:pPr>
+        <w:pStyle w:val="Heading1"/>
+      </w:pPr>
+      <w:r>
+        <w:t>03. Guide the reasoning, then remove help</w:t>
+      </w:r>
+    </w:p>
+    <w:p>
+      <w:r>
+        <w:t>Collect a response from each learner before discussing the worked key.</w:t>
+      </w:r>
+    </w:p>
+    <w:p>
+      <w:pPr>
+        <w:pStyle w:val="Heading2"/>
+      </w:pPr>
+      <w:r>
+        <w:t>Prompt before revealing</w:t>
       </w:r>
     </w:p>
     <w:p>
       <w:pPr>
         <w:spacing w:line="336" w:lineRule="auto" w:after="180"/>
-        <w:shd w:fill="F1F6FC"/>
-      </w:pPr>
-      <w:r>
-        <w:rPr>
-          <w:b w:val="0"/>
-        </w:rPr>
-        <w:t xml:space="preserve">The moisture score generates a </w:t>
+      </w:pPr>
+      <w:r>
+        <w:rPr>
+          <w:b w:val="0"/>
+        </w:rPr>
+        <w:t xml:space="preserve">Completion task: Trial F has height 6 cm and verified travel distance exactly 4 units. Apply Ramp1 and the </w:t>
       </w:r>
       <w:r>
         <w:rPr>
           <w:b/>
         </w:rPr>
+        <w:t>outcome rule</w:t>
+      </w:r>
+      <w:r>
+        <w:rPr>
+          <w:b w:val="0"/>
+        </w:rPr>
+        <w:t>. A partner says exactly 4 is near because far means greater than 4.</w:t>
+      </w:r>
+    </w:p>
+    <w:p>
+      <w:pPr>
+        <w:spacing w:line="336" w:lineRule="auto" w:after="180"/>
+      </w:pPr>
+      <w:r>
+        <w:rPr>
+          <w:b w:val="0"/>
+        </w:rPr>
+        <w:t>Use the stated rule to resolve the disagreement.</w:t>
+      </w:r>
+    </w:p>
+    <w:p>
+      <w:pPr>
+        <w:pStyle w:val="Heading2"/>
+      </w:pPr>
+      <w:r>
+        <w:t>Expected reasoning and fading help</w:t>
+      </w:r>
+    </w:p>
+    <w:p>
+      <w:pPr>
+        <w:spacing w:line="336" w:lineRule="auto" w:after="180"/>
+      </w:pPr>
+      <w:r>
+        <w:rPr>
+          <w:b w:val="0"/>
+        </w:rPr>
+        <w:t xml:space="preserve">Teacher check: Ramp1 predicts far at height 6. The </w:t>
+      </w:r>
+      <w:r>
+        <w:rPr>
+          <w:b/>
+        </w:rPr>
+        <w:t>observation</w:t>
+      </w:r>
+      <w:r>
+        <w:rPr>
+          <w:b w:val="0"/>
+        </w:rPr>
+        <w:t xml:space="preserve"> is far because the stated </w:t>
+      </w:r>
+      <w:r>
+        <w:rPr>
+          <w:b/>
+        </w:rPr>
+        <w:t>outcome rule</w:t>
+      </w:r>
+      <w:r>
+        <w:rPr>
+          <w:b w:val="0"/>
+        </w:rPr>
+        <w:t xml:space="preserve"> is at least 4, including equality. The </w:t>
+      </w:r>
+      <w:r>
+        <w:rPr>
+          <w:b/>
+        </w:rPr>
         <w:t>prediction</w:t>
       </w:r>
       <w:r>
         <w:rPr>
           <w:b w:val="0"/>
         </w:rPr>
-        <w:t xml:space="preserve">; it is not the observed drying time. The later measurement supplies separate </w:t>
+        <w:t xml:space="preserve"> matches.</w:t>
+      </w:r>
+    </w:p>
+    <w:p>
+      <w:pPr>
+        <w:spacing w:line="336" w:lineRule="auto" w:after="180"/>
+      </w:pPr>
+      <w:r>
+        <w:rPr>
+          <w:b w:val="0"/>
+        </w:rPr>
+        <w:t>Greater than 4 would be a different rule and must not replace the agreed one after viewing the result.</w:t>
+      </w:r>
+    </w:p>
+    <w:p>
+      <w:pPr>
+        <w:spacing w:line="336" w:lineRule="auto" w:after="180"/>
+      </w:pPr>
+      <w:r>
+        <w:rPr>
+          <w:b w:val="0"/>
+        </w:rPr>
+        <w:t xml:space="preserve">Start by identifying the given </w:t>
       </w:r>
       <w:r>
         <w:rPr>
           <w:b/>
         </w:rPr>
+        <w:t>input</w:t>
+      </w:r>
+      <w:r>
+        <w:rPr>
+          <w:b w:val="0"/>
+        </w:rPr>
+        <w:t>s together. Leave the intermediate steps blank. If needed, model one step, then withdraw that help on the next step. Move to a full trace only when the partial trace is understood.</w:t>
+      </w:r>
+    </w:p>
+    <w:p>
+      <w:pPr>
+        <w:spacing w:line="336" w:lineRule="auto" w:after="180"/>
+      </w:pPr>
+      <w:r>
+        <w:rPr>
+          <w:b w:val="0"/>
+        </w:rPr>
+        <w:t>For partners, alternate explainer and checker; collect a response from every learner before discussion.</w:t>
+      </w:r>
+    </w:p>
+    <w:p>
+      <w:pPr>
+        <w:pStyle w:val="Heading2"/>
+      </w:pPr>
+      <w:r>
+        <w:t>Check the misconception before discussion</w:t>
+      </w:r>
+    </w:p>
+    <w:p>
+      <w:pPr>
+        <w:spacing w:line="336" w:lineRule="auto" w:after="180"/>
+      </w:pPr>
+      <w:r>
+        <w:rPr>
+          <w:b w:val="0"/>
+        </w:rPr>
+        <w:t xml:space="preserve">Use the worked case for </w:t>
+      </w:r>
+      <w:r>
+        <w:rPr>
+          <w:b/>
+        </w:rPr>
+        <w:t>Prediction</w:t>
+      </w:r>
+      <w:r>
+        <w:rPr>
+          <w:b w:val="0"/>
+        </w:rPr>
+        <w:t xml:space="preserve">s and </w:t>
+      </w:r>
+      <w:r>
+        <w:rPr>
+          <w:b/>
+        </w:rPr>
+        <w:t>observation</w:t>
+      </w:r>
+      <w:r>
+        <w:rPr>
+          <w:b w:val="0"/>
+        </w:rPr>
+        <w:t xml:space="preserve">s. Proposed explanation: “Running the rule correctly proves the </w:t>
+      </w:r>
+      <w:r>
+        <w:rPr>
+          <w:b/>
+        </w:rPr>
+        <w:t>prediction</w:t>
+      </w:r>
+      <w:r>
+        <w:rPr>
+          <w:b w:val="0"/>
+        </w:rPr>
+        <w:t xml:space="preserve"> correct”. Decide whether this explanation is supported.</w:t>
+      </w:r>
+    </w:p>
+    <w:p>
+      <w:pPr>
+        <w:spacing w:line="336" w:lineRule="auto" w:after="180"/>
+      </w:pPr>
+      <w:r>
+        <w:rPr>
+          <w:b w:val="0"/>
+        </w:rPr>
+        <w:t xml:space="preserve">Point to the step or supplied </w:t>
+      </w:r>
+      <w:r>
+        <w:rPr>
+          <w:b/>
+        </w:rPr>
+        <w:t>fact</w:t>
+      </w:r>
+      <w:r>
+        <w:rPr>
+          <w:b w:val="0"/>
+        </w:rPr>
+        <w:t xml:space="preserve"> that decides; explain your repair if needed.</w:t>
+      </w:r>
+    </w:p>
+    <w:p>
+      <w:pPr>
+        <w:spacing w:line="336" w:lineRule="auto" w:after="180"/>
+      </w:pPr>
+      <w:r>
+        <w:rPr>
+          <w:b w:val="0"/>
+        </w:rPr>
+        <w:t>Expected correction: Rule execution and agreement with the observed outcome are separate checks.</w:t>
+      </w:r>
+    </w:p>
+    <w:p>
+      <w:pPr>
+        <w:spacing w:line="336" w:lineRule="auto" w:after="180"/>
+      </w:pPr>
+      <w:r>
+        <w:rPr>
+          <w:b w:val="0"/>
+        </w:rPr>
+        <w:t>Collect explanations, not only yes/no votes. If a misunderstanding is common, re-model the relevant step for the class.</w:t>
+      </w:r>
+    </w:p>
+    <w:p>
+      <w:pPr>
+        <w:spacing w:line="336" w:lineRule="auto" w:after="180"/>
+      </w:pPr>
+      <w:r>
+        <w:rPr>
+          <w:b w:val="0"/>
+        </w:rPr>
+        <w:t>If it affects a few learners, give a short targeted group explanation while others solve a more demanding variation.</w:t>
+      </w:r>
+    </w:p>
+    <w:p>
+      <w:pPr>
+        <w:pStyle w:val="Heading2"/>
+      </w:pPr>
+      <w:r>
+        <w:t>Use the pictorial check</w:t>
+      </w:r>
+    </w:p>
+    <w:p>
+      <w:pPr>
+        <w:spacing w:line="336" w:lineRule="auto" w:after="180"/>
+      </w:pPr>
+      <w:r>
+        <w:rPr>
+          <w:b w:val="0"/>
+        </w:rPr>
+        <w:t xml:space="preserve">Which field changes the </w:t>
+      </w:r>
+      <w:r>
+        <w:rPr>
+          <w:b/>
+        </w:rPr>
+        <w:t>observation</w:t>
+      </w:r>
+      <w:r>
+        <w:rPr>
+          <w:b w:val="0"/>
+        </w:rPr>
+        <w:t xml:space="preserve"> label, and which field changes the model </w:t>
+      </w:r>
+      <w:r>
+        <w:rPr>
+          <w:b/>
+        </w:rPr>
+        <w:t>prediction</w:t>
+      </w:r>
+      <w:r>
+        <w:rPr>
+          <w:b w:val="0"/>
+        </w:rPr>
+        <w:t>?</w:t>
+      </w:r>
+    </w:p>
+    <w:p>
+      <w:pPr>
+        <w:spacing w:line="336" w:lineRule="auto" w:after="180"/>
+      </w:pPr>
+      <w:r>
+        <w:rPr>
+          <w:b w:val="0"/>
+        </w:rPr>
+        <w:t xml:space="preserve">Time changes the </w:t>
+      </w:r>
+      <w:r>
+        <w:rPr>
+          <w:b/>
+        </w:rPr>
+        <w:t>observation</w:t>
+      </w:r>
+      <w:r>
+        <w:rPr>
+          <w:b w:val="0"/>
+        </w:rPr>
+        <w:t xml:space="preserve">; moisture score changes the </w:t>
+      </w:r>
+      <w:r>
+        <w:rPr>
+          <w:b/>
+        </w:rPr>
+        <w:t>prediction</w:t>
+      </w:r>
+      <w:r>
+        <w:rPr>
+          <w:b w:val="0"/>
+        </w:rPr>
+        <w:t>. At score 4 and time 8, both labels are quick.</w:t>
+      </w:r>
+    </w:p>
+    <w:p>
+      <w:pPr>
+        <w:spacing w:line="336" w:lineRule="auto" w:after="180"/>
+      </w:pPr>
+      <w:r>
+        <w:rPr>
+          <w:b w:val="0"/>
+        </w:rPr>
+        <w:t xml:space="preserve">Changed-case reasoning: The observed label becomes quick and agrees with the </w:t>
+      </w:r>
+      <w:r>
+        <w:rPr>
+          <w:b/>
+        </w:rPr>
+        <w:t>prediction</w:t>
+      </w:r>
+      <w:r>
+        <w:rPr>
+          <w:b w:val="0"/>
+        </w:rPr>
+        <w:t>. Above 8 is strict: equality is quick under this policy.</w:t>
+      </w:r>
+    </w:p>
+    <w:p>
+      <w:pPr>
+        <w:spacing w:line="336" w:lineRule="auto" w:after="180"/>
+      </w:pPr>
+      <w:r>
+        <w:rPr>
+          <w:b w:val="0"/>
+        </w:rPr>
+        <w:t xml:space="preserve">Collect each learner’s explanation before discussion. Use the first missing connection between </w:t>
+      </w:r>
+      <w:r>
+        <w:rPr>
+          <w:b/>
+        </w:rPr>
+        <w:t>input</w:t>
+      </w:r>
+      <w:r>
+        <w:rPr>
+          <w:b w:val="0"/>
+        </w:rPr>
+        <w:t xml:space="preserve">, deciding step and result to choose support. This question is worked-case practice, not fresh mastery </w:t>
+      </w:r>
+      <w:r>
+        <w:rPr>
+          <w:b/>
+        </w:rPr>
         <w:t>evidence</w:t>
       </w:r>
       <w:r>
         <w:rPr>
           <w:b w:val="0"/>
         </w:rPr>
-        <w:t xml:space="preserve"> under the stated </w:t>
+        <w:t>.</w:t>
+      </w:r>
+    </w:p>
+    <w:p>
+      <w:pPr>
+        <w:pStyle w:val="Heading2"/>
+      </w:pPr>
+      <w:r>
+        <w:t>Keep each learner explaining</w:t>
+      </w:r>
+    </w:p>
+    <w:p>
+      <w:pPr>
+        <w:pStyle w:val="ListBullet"/>
+      </w:pPr>
+      <w:r>
+        <w:t>Ask: Which facts are given, and which would we have to assume? Learners mark relevant details before discussing answers.</w:t>
+      </w:r>
+    </w:p>
+    <w:p>
+      <w:pPr>
+        <w:pStyle w:val="ListBullet"/>
+      </w:pPr>
+      <w:r>
+        <w:t>Say: Predict first. Show the rule, information path or calculation that would produce the result. A correct guess is not yet an explanation.</w:t>
+      </w:r>
+    </w:p>
+    <w:p>
+      <w:pPr>
+        <w:pStyle w:val="ListBullet"/>
+      </w:pPr>
+      <w:r>
+        <w:t>In pairs, one learner solves while the other checks evidence; exchange roles. Remove the worked answer before independent assessment.</w:t>
+      </w:r>
+    </w:p>
+    <w:p>
+      <w:pPr>
+        <w:pStyle w:val="Heading2"/>
+      </w:pPr>
+      <w:r>
+        <w:t>Earlier wording, alternatives and picture transcripts · reference / check after trying</w:t>
+      </w:r>
+    </w:p>
+    <w:p>
+      <w:pPr>
+        <w:spacing w:line="336" w:lineRule="auto" w:after="180"/>
+      </w:pPr>
+      <w:r>
+        <w:rPr>
+          <w:b w:val="0"/>
+        </w:rPr>
+        <w:t>Demonstrate and guide practice</w:t>
+      </w:r>
+    </w:p>
+    <w:p>
+      <w:pPr>
+        <w:pStyle w:val="Heading3"/>
+      </w:pPr>
+      <w:r>
+        <w:t>Board sequence</w:t>
+      </w:r>
+    </w:p>
+    <w:p>
+      <w:pPr>
+        <w:spacing w:line="336" w:lineRule="auto" w:after="180"/>
+      </w:pPr>
+      <w:r>
+        <w:rPr>
+          <w:b w:val="0"/>
+        </w:rPr>
+        <w:t xml:space="preserve">Write the given </w:t>
       </w:r>
       <w:r>
         <w:rPr>
           <w:b/>
         </w:rPr>
+        <w:t>fact</w:t>
+      </w:r>
+      <w:r>
+        <w:rPr>
+          <w:b w:val="0"/>
+        </w:rPr>
+        <w:t>s: A weather helper predicts tomorrow's rain.</w:t>
+      </w:r>
+    </w:p>
+    <w:p>
+      <w:pPr>
+        <w:spacing w:line="336" w:lineRule="auto" w:after="180"/>
+      </w:pPr>
+      <w:r>
+        <w:rPr>
+          <w:b w:val="0"/>
+        </w:rPr>
+        <w:t xml:space="preserve">Write the question to explain: Is this a </w:t>
+      </w:r>
+      <w:r>
+        <w:rPr>
+          <w:b/>
+        </w:rPr>
+        <w:t>fact</w:t>
+      </w:r>
+      <w:r>
+        <w:rPr>
+          <w:b w:val="0"/>
+        </w:rPr>
+        <w:t xml:space="preserve"> about tomorrow? How can it be checked?</w:t>
+      </w:r>
+    </w:p>
+    <w:p>
+      <w:pPr>
+        <w:spacing w:line="336" w:lineRule="auto" w:after="180"/>
+      </w:pPr>
+      <w:r>
+        <w:rPr>
+          <w:b w:val="0"/>
+        </w:rPr>
+        <w:t xml:space="preserve">Reveal after </w:t>
+      </w:r>
+      <w:r>
+        <w:rPr>
+          <w:b/>
+        </w:rPr>
+        <w:t>prediction</w:t>
+      </w:r>
+      <w:r>
+        <w:rPr>
+          <w:b w:val="0"/>
+        </w:rPr>
+        <w:t xml:space="preserve">s: It is a </w:t>
+      </w:r>
+      <w:r>
+        <w:rPr>
+          <w:b/>
+        </w:rPr>
+        <w:t>prediction</w:t>
+      </w:r>
+      <w:r>
+        <w:rPr>
+          <w:b w:val="0"/>
+        </w:rPr>
+        <w:t xml:space="preserve">. Record it now and compare with a predefined rain </w:t>
+      </w:r>
+      <w:r>
+        <w:rPr>
+          <w:b/>
+        </w:rPr>
         <w:t>observation</w:t>
       </w:r>
       <w:r>
         <w:rPr>
           <w:b w:val="0"/>
         </w:rPr>
-        <w:t xml:space="preserve"> policy. Save both values and their units.</w:t>
+        <w:t xml:space="preserve"> tomorrow. Useful </w:t>
+      </w:r>
+      <w:r>
+        <w:rPr>
+          <w:b/>
+        </w:rPr>
+        <w:t>prediction</w:t>
+      </w:r>
+      <w:r>
+        <w:rPr>
+          <w:b w:val="0"/>
+        </w:rPr>
+        <w:t>s are not guarantees.</w:t>
       </w:r>
     </w:p>
     <w:p>
       <w:pPr>
         <w:spacing w:line="336" w:lineRule="auto" w:after="180"/>
-        <w:shd w:fill="F1F6FC"/>
-      </w:pPr>
-      <w:r>
-        <w:rPr>
-          <w:b w:val="0"/>
-        </w:rPr>
-        <w:t>Altering the recorded time to match D would destroy the evaluation rather than repair the model.</w:t>
+      </w:pPr>
+      <w:r>
+        <w:rPr>
+          <w:b w:val="0"/>
+        </w:rPr>
+        <w:t xml:space="preserve">Use the earlier changed question as optional later practice. Reserve Transfer the check to drying </w:t>
+      </w:r>
+      <w:r>
+        <w:rPr>
+          <w:b/>
+        </w:rPr>
+        <w:t>prediction</w:t>
+      </w:r>
+      <w:r>
+        <w:rPr>
+          <w:b w:val="0"/>
+        </w:rPr>
+        <w:t>s for the first independent attempt before hints or feedback.</w:t>
       </w:r>
     </w:p>
     <w:p>
@@ -2963,490 +3647,18 @@
         <w:pStyle w:val="Heading3"/>
       </w:pPr>
       <w:r>
-        <w:t>What this example does not establish</w:t>
-      </w:r>
-    </w:p>
-    <w:p>
-      <w:pPr>
-        <w:pStyle w:val="Heading3"/>
-      </w:pPr>
-      <w:r>
-        <w:t>Keep the stated limit</w:t>
+        <w:t>Classroom dialogue</w:t>
       </w:r>
     </w:p>
     <w:p>
       <w:pPr>
         <w:spacing w:line="336" w:lineRule="auto" w:after="180"/>
-        <w:shd w:fill="FFF5E6"/>
-      </w:pPr>
-      <w:r>
-        <w:rPr>
-          <w:b w:val="0"/>
-        </w:rPr>
-        <w:t xml:space="preserve">One failure does not prove every </w:t>
-      </w:r>
-      <w:r>
-        <w:rPr>
-          <w:b/>
-        </w:rPr>
-        <w:t>prediction</w:t>
-      </w:r>
-      <w:r>
-        <w:rPr>
-          <w:b w:val="0"/>
-        </w:rPr>
-        <w:t xml:space="preserve"> is wrong; one agreement does not establish reliability on future trials.</w:t>
-      </w:r>
-    </w:p>
-    <w:p>
-      <w:pPr>
-        <w:pStyle w:val="Heading3"/>
-      </w:pPr>
-      <w:r>
-        <w:t>Change one thing in the pictured case</w:t>
-      </w:r>
-    </w:p>
-    <w:p>
-      <w:pPr>
-        <w:pStyle w:val="Heading3"/>
-      </w:pPr>
-      <w:r>
-        <w:t>Change one thing</w:t>
-      </w:r>
-    </w:p>
-    <w:p>
-      <w:pPr>
-        <w:spacing w:line="336" w:lineRule="auto" w:after="180"/>
-        <w:shd w:fill="F5F1FB"/>
-      </w:pPr>
-      <w:r>
-        <w:rPr>
-          <w:b w:val="0"/>
-        </w:rPr>
-        <w:t>Change: Keep score 4 but measure exactly 8 minutes.</w:t>
-      </w:r>
-    </w:p>
-    <w:p>
-      <w:pPr>
-        <w:pStyle w:val="Heading3"/>
-      </w:pPr>
-      <w:r>
-        <w:t>Predicted result</w:t>
-      </w:r>
-    </w:p>
-    <w:p>
-      <w:pPr>
-        <w:spacing w:line="336" w:lineRule="auto" w:after="180"/>
-        <w:shd w:fill="F1F6FC"/>
-      </w:pPr>
-      <w:r>
-        <w:rPr>
-          <w:b/>
-        </w:rPr>
-        <w:t>Prediction</w:t>
-      </w:r>
-      <w:r>
-        <w:rPr>
-          <w:b w:val="0"/>
-        </w:rPr>
-        <w:t xml:space="preserve">: The observed label becomes quick and agrees with the </w:t>
-      </w:r>
-      <w:r>
-        <w:rPr>
-          <w:b/>
-        </w:rPr>
-        <w:t>prediction</w:t>
-      </w:r>
-      <w:r>
-        <w:rPr>
-          <w:b w:val="0"/>
-        </w:rPr>
-        <w:t>.</w:t>
-      </w:r>
-    </w:p>
-    <w:p>
-      <w:pPr>
-        <w:pStyle w:val="Heading3"/>
-      </w:pPr>
-      <w:r>
-        <w:t>Why the result follows</w:t>
-      </w:r>
-    </w:p>
-    <w:p>
-      <w:pPr>
-        <w:spacing w:line="336" w:lineRule="auto" w:after="180"/>
-        <w:shd w:fill="F1F6FC"/>
-      </w:pPr>
-      <w:r>
-        <w:rPr>
-          <w:b w:val="0"/>
-        </w:rPr>
-        <w:t>Reason: Above 8 is strict: equality is quick under this policy.</w:t>
-      </w:r>
-    </w:p>
-    <w:p>
-      <w:pPr>
-        <w:pStyle w:val="Heading3"/>
-      </w:pPr>
-      <w:r>
-        <w:t>Ask while showing the picture</w:t>
-      </w:r>
-    </w:p>
-    <w:p>
-      <w:pPr>
-        <w:pStyle w:val="Heading3"/>
-      </w:pPr>
-      <w:r>
-        <w:t>Ask while showing the picture · 7</w:t>
-      </w:r>
-    </w:p>
-    <w:p>
-      <w:pPr>
-        <w:spacing w:line="336" w:lineRule="auto" w:after="180"/>
-      </w:pPr>
-      <w:r>
-        <w:rPr>
-          <w:b w:val="0"/>
-        </w:rPr>
-        <w:t xml:space="preserve">Cover the result. Ask learners to name the </w:t>
-      </w:r>
-      <w:r>
-        <w:rPr>
-          <w:b/>
-        </w:rPr>
-        <w:t>input</w:t>
-      </w:r>
-      <w:r>
-        <w:rPr>
-          <w:b w:val="0"/>
-        </w:rPr>
-        <w:t xml:space="preserve">s and predict the next step. Uncover one step, connect the icon to the actual procedure, and explain its </w:t>
-      </w:r>
-      <w:r>
-        <w:rPr>
-          <w:b/>
-        </w:rPr>
-        <w:t>evidence</w:t>
-      </w:r>
-      <w:r>
-        <w:rPr>
-          <w:b w:val="0"/>
-        </w:rPr>
-        <w:t>. Then change the supplied condition and compare.</w:t>
-      </w:r>
-    </w:p>
-    <w:p>
-      <w:pPr>
-        <w:spacing w:line="336" w:lineRule="auto" w:after="180"/>
-      </w:pPr>
-      <w:r>
-        <w:rPr>
-          <w:b w:val="0"/>
-        </w:rPr>
-        <w:t>The picture is a representation; it does not document execution of a real AI model.</w:t>
-      </w:r>
-    </w:p>
-    <w:p>
-      <w:pPr>
-        <w:pStyle w:val="Heading1"/>
-      </w:pPr>
-      <w:r>
-        <w:t>03. Demonstrate and guide practice</w:t>
-      </w:r>
-    </w:p>
-    <w:p>
-      <w:r>
-        <w:t>Demonstrate Prediction Is Not Fact, reduce support deliberately and check individual reasoning before discussing answers.</w:t>
-      </w:r>
-    </w:p>
-    <w:p>
-      <w:pPr>
-        <w:pStyle w:val="Heading3"/>
-      </w:pPr>
-      <w:r>
-        <w:t>Board sequence</w:t>
-      </w:r>
-    </w:p>
-    <w:p>
-      <w:pPr>
-        <w:pStyle w:val="Heading3"/>
-      </w:pPr>
-      <w:r>
-        <w:t>1. Put the facts on the board</w:t>
-      </w:r>
-    </w:p>
-    <w:p>
-      <w:pPr>
-        <w:spacing w:line="336" w:lineRule="auto" w:after="180"/>
-        <w:shd w:fill="F4F9FC"/>
-      </w:pPr>
-      <w:r>
-        <w:rPr>
-          <w:b w:val="0"/>
-        </w:rPr>
-        <w:t xml:space="preserve">Write the given </w:t>
-      </w:r>
-      <w:r>
-        <w:rPr>
-          <w:b/>
-        </w:rPr>
-        <w:t>fact</w:t>
-      </w:r>
-      <w:r>
-        <w:rPr>
-          <w:b w:val="0"/>
-        </w:rPr>
-        <w:t>s: A weather helper predicts tomorrow's rain.</w:t>
-      </w:r>
-    </w:p>
-    <w:p>
-      <w:pPr>
-        <w:pStyle w:val="Heading3"/>
-      </w:pPr>
-      <w:r>
-        <w:t>2. State the decision to explain</w:t>
-      </w:r>
-    </w:p>
-    <w:p>
-      <w:pPr>
-        <w:spacing w:line="336" w:lineRule="auto" w:after="180"/>
-        <w:shd w:fill="F5F1FB"/>
-      </w:pPr>
-      <w:r>
-        <w:rPr>
-          <w:b w:val="0"/>
-        </w:rPr>
-        <w:t xml:space="preserve">Write the question to explain: Is this a </w:t>
-      </w:r>
-      <w:r>
-        <w:rPr>
-          <w:b/>
-        </w:rPr>
-        <w:t>fact</w:t>
-      </w:r>
-      <w:r>
-        <w:rPr>
-          <w:b w:val="0"/>
-        </w:rPr>
-        <w:t xml:space="preserve"> about tomorrow? How can it be checked?</w:t>
-      </w:r>
-    </w:p>
-    <w:p>
-      <w:pPr>
-        <w:pStyle w:val="Heading3"/>
-      </w:pPr>
-      <w:r>
-        <w:t>3. Reveal the worked reasoning</w:t>
-      </w:r>
-    </w:p>
-    <w:p>
-      <w:pPr>
-        <w:spacing w:line="336" w:lineRule="auto" w:after="180"/>
-        <w:shd w:fill="F1F6FC"/>
-      </w:pPr>
-      <w:r>
-        <w:rPr>
-          <w:b w:val="0"/>
-        </w:rPr>
-        <w:t xml:space="preserve">Reveal after </w:t>
-      </w:r>
-      <w:r>
-        <w:rPr>
-          <w:b/>
-        </w:rPr>
-        <w:t>prediction</w:t>
-      </w:r>
-      <w:r>
-        <w:rPr>
-          <w:b w:val="0"/>
-        </w:rPr>
-        <w:t xml:space="preserve">s: It is a </w:t>
-      </w:r>
-      <w:r>
-        <w:rPr>
-          <w:b/>
-        </w:rPr>
-        <w:t>prediction</w:t>
-      </w:r>
-      <w:r>
-        <w:rPr>
-          <w:b w:val="0"/>
-        </w:rPr>
-        <w:t xml:space="preserve">. Record it now and compare with a predefined rain </w:t>
-      </w:r>
-      <w:r>
-        <w:rPr>
-          <w:b/>
-        </w:rPr>
-        <w:t>observation</w:t>
-      </w:r>
-      <w:r>
-        <w:rPr>
-          <w:b w:val="0"/>
-        </w:rPr>
-        <w:t xml:space="preserve"> tomorrow. Useful </w:t>
-      </w:r>
-      <w:r>
-        <w:rPr>
-          <w:b/>
-        </w:rPr>
-        <w:t>prediction</w:t>
-      </w:r>
-      <w:r>
-        <w:rPr>
-          <w:b w:val="0"/>
-        </w:rPr>
-        <w:t>s are not guarantees.</w:t>
-      </w:r>
-    </w:p>
-    <w:p>
-      <w:pPr>
-        <w:pStyle w:val="Heading3"/>
-      </w:pPr>
-      <w:r>
-        <w:t>Hold back the independent task</w:t>
-      </w:r>
-    </w:p>
-    <w:p>
-      <w:pPr>
-        <w:spacing w:line="336" w:lineRule="auto" w:after="180"/>
-        <w:shd w:fill="FFF5E6"/>
-      </w:pPr>
-      <w:r>
-        <w:rPr>
-          <w:b w:val="0"/>
-        </w:rPr>
-        <w:t xml:space="preserve">Keep for an independent attempt: A model predicts rain tomorrow. Tomorrow is dry. Was the </w:t>
-      </w:r>
-      <w:r>
-        <w:rPr>
-          <w:b/>
-        </w:rPr>
-        <w:t>prediction</w:t>
-      </w:r>
-      <w:r>
-        <w:rPr>
-          <w:b w:val="0"/>
-        </w:rPr>
-        <w:t xml:space="preserve"> an </w:t>
-      </w:r>
-      <w:r>
-        <w:rPr>
-          <w:b/>
-        </w:rPr>
-        <w:t>observation</w:t>
-      </w:r>
-      <w:r>
-        <w:rPr>
-          <w:b w:val="0"/>
-        </w:rPr>
-        <w:t xml:space="preserve"> of tomorrow? Explain what new </w:t>
-      </w:r>
-      <w:r>
-        <w:rPr>
-          <w:b/>
-        </w:rPr>
-        <w:t>evidence</w:t>
-      </w:r>
-      <w:r>
-        <w:rPr>
-          <w:b w:val="0"/>
-        </w:rPr>
-        <w:t xml:space="preserve"> settles the result.</w:t>
-      </w:r>
-    </w:p>
-    <w:p>
-      <w:pPr>
-        <w:pStyle w:val="Heading3"/>
-      </w:pPr>
-      <w:r>
-        <w:t>Classroom dialogue</w:t>
-      </w:r>
-    </w:p>
-    <w:p>
-      <w:pPr>
-        <w:pStyle w:val="Heading3"/>
-      </w:pPr>
-      <w:r>
-        <w:t>Ask the class</w:t>
-      </w:r>
-    </w:p>
-    <w:p>
-      <w:pPr>
-        <w:spacing w:line="336" w:lineRule="auto" w:after="180"/>
-        <w:shd w:fill="F5F1FB"/>
-      </w:pPr>
-      <w:r>
-        <w:rPr>
-          <w:b w:val="0"/>
-        </w:rPr>
-        <w:t xml:space="preserve">Ask: Which </w:t>
-      </w:r>
-      <w:r>
-        <w:rPr>
-          <w:b/>
-        </w:rPr>
-        <w:t>fact</w:t>
-      </w:r>
-      <w:r>
-        <w:rPr>
-          <w:b w:val="0"/>
-        </w:rPr>
-        <w:t>s are given, and which would we have to assume? Learners mark relevant details before discussing answers.</w:t>
-      </w:r>
-    </w:p>
-    <w:p>
-      <w:pPr>
-        <w:pStyle w:val="Heading3"/>
-      </w:pPr>
-      <w:r>
-        <w:t>Language to model</w:t>
-      </w:r>
-    </w:p>
-    <w:p>
-      <w:pPr>
-        <w:spacing w:line="336" w:lineRule="auto" w:after="180"/>
-        <w:shd w:fill="F1F6F8"/>
-      </w:pPr>
-      <w:r>
-        <w:rPr>
-          <w:b w:val="0"/>
-        </w:rPr>
-        <w:t>Say: Predict first. Show the rule, information path or calculation that would produce the result. A correct guess is not yet an explanation.</w:t>
-      </w:r>
-    </w:p>
-    <w:p>
-      <w:pPr>
-        <w:spacing w:line="336" w:lineRule="auto" w:after="180"/>
       </w:pPr>
       <w:r>
         <w:rPr>
           <w:b w:val="0"/>
         </w:rPr>
         <w:t>Reveal reasoning one step at a time. Explain why a tempting alternative fails. Write units and denominators for arithmetic, trace conditions for decisions, and identify supporting sources for claims.</w:t>
-      </w:r>
-    </w:p>
-    <w:p>
-      <w:pPr>
-        <w:spacing w:line="336" w:lineRule="auto" w:after="180"/>
-      </w:pPr>
-      <w:r>
-        <w:rPr>
-          <w:b w:val="0"/>
-        </w:rPr>
-        <w:t xml:space="preserve">In pairs, one learner solves while the other checks </w:t>
-      </w:r>
-      <w:r>
-        <w:rPr>
-          <w:b/>
-        </w:rPr>
-        <w:t>evidence</w:t>
-      </w:r>
-      <w:r>
-        <w:rPr>
-          <w:b w:val="0"/>
-        </w:rPr>
-        <w:t>; exchange roles. Remove the worked answer before independent assessment.</w:t>
       </w:r>
     </w:p>
     <w:p>
@@ -3772,656 +3984,103 @@
         <w:pStyle w:val="Heading3"/>
       </w:pPr>
       <w:r>
-        <w:t>Completion practice</w:t>
+        <w:t>Individual reasoning check</w:t>
+      </w:r>
+    </w:p>
+    <w:p>
+      <w:pPr>
+        <w:pStyle w:val="Heading3"/>
+      </w:pPr>
+      <w:r>
+        <w:t>Pictorial practice question</w:t>
+      </w:r>
+    </w:p>
+    <w:p>
+      <w:pPr>
+        <w:pStyle w:val="Heading3"/>
+      </w:pPr>
+      <w:r>
+        <w:t>Reasoned teacher answer</w:t>
+      </w:r>
+    </w:p>
+    <w:p>
+      <w:pPr>
+        <w:pStyle w:val="Heading1"/>
+      </w:pPr>
+      <w:r>
+        <w:t>04. Run the supplied investigation</w:t>
+      </w:r>
+    </w:p>
+    <w:p>
+      <w:r>
+        <w:t>Keep expected results, observed paper traces and remaining limits distinguishable.</w:t>
+      </w:r>
+    </w:p>
+    <w:p>
+      <w:pPr>
+        <w:pStyle w:val="Heading2"/>
+      </w:pPr>
+      <w:r>
+        <w:t>Supplied materials and answer guidance</w:t>
       </w:r>
     </w:p>
     <w:p>
       <w:pPr>
         <w:spacing w:line="336" w:lineRule="auto" w:after="180"/>
-        <w:shd w:fill="F5F1FB"/>
-      </w:pPr>
-      <w:r>
-        <w:rPr>
-          <w:b w:val="0"/>
-        </w:rPr>
-        <w:t xml:space="preserve">Completion task: Trial F has height 6 cm and verified travel distance exactly 4 units. Apply Ramp1 and the </w:t>
-      </w:r>
-      <w:r>
-        <w:rPr>
-          <w:b/>
-        </w:rPr>
-        <w:t>outcome rule</w:t>
-      </w:r>
-      <w:r>
-        <w:rPr>
-          <w:b w:val="0"/>
-        </w:rPr>
-        <w:t>. A partner says exactly 4 is near because far means greater than 4.</w:t>
-      </w:r>
-    </w:p>
-    <w:p>
-      <w:pPr>
-        <w:spacing w:line="336" w:lineRule="auto" w:after="180"/>
-        <w:shd w:fill="F5F1FB"/>
-      </w:pPr>
-      <w:r>
-        <w:rPr>
-          <w:b w:val="0"/>
-        </w:rPr>
-        <w:t>Use the stated rule to resolve the disagreement.</w:t>
-      </w:r>
-    </w:p>
-    <w:p>
-      <w:pPr>
-        <w:pStyle w:val="Heading3"/>
-      </w:pPr>
-      <w:r>
-        <w:t>Reasoning to listen for</w:t>
-      </w:r>
-    </w:p>
-    <w:p>
-      <w:pPr>
-        <w:spacing w:line="336" w:lineRule="auto" w:after="180"/>
-        <w:shd w:fill="F1F6FC"/>
-      </w:pPr>
-      <w:r>
-        <w:rPr>
-          <w:b w:val="0"/>
-        </w:rPr>
-        <w:t xml:space="preserve">Teacher check: Ramp1 predicts far at height 6. The </w:t>
-      </w:r>
-      <w:r>
-        <w:rPr>
-          <w:b/>
-        </w:rPr>
-        <w:t>observation</w:t>
-      </w:r>
-      <w:r>
-        <w:rPr>
-          <w:b w:val="0"/>
-        </w:rPr>
-        <w:t xml:space="preserve"> is far because the stated </w:t>
-      </w:r>
-      <w:r>
-        <w:rPr>
-          <w:b/>
-        </w:rPr>
-        <w:t>outcome rule</w:t>
-      </w:r>
-      <w:r>
-        <w:rPr>
-          <w:b w:val="0"/>
-        </w:rPr>
-        <w:t xml:space="preserve"> is at least 4, including equality. The </w:t>
-      </w:r>
-      <w:r>
-        <w:rPr>
-          <w:b/>
-        </w:rPr>
-        <w:t>prediction</w:t>
-      </w:r>
-      <w:r>
-        <w:rPr>
-          <w:b w:val="0"/>
-        </w:rPr>
-        <w:t xml:space="preserve"> matches.</w:t>
-      </w:r>
-    </w:p>
-    <w:p>
-      <w:pPr>
-        <w:spacing w:line="336" w:lineRule="auto" w:after="180"/>
-        <w:shd w:fill="F1F6FC"/>
-      </w:pPr>
-      <w:r>
-        <w:rPr>
-          <w:b w:val="0"/>
-        </w:rPr>
-        <w:t>Greater than 4 would be a different rule and must not replace the agreed one after viewing the result.</w:t>
-      </w:r>
-    </w:p>
-    <w:p>
-      <w:pPr>
-        <w:spacing w:line="336" w:lineRule="auto" w:after="180"/>
-      </w:pPr>
-      <w:r>
-        <w:rPr>
-          <w:b w:val="0"/>
-        </w:rPr>
-        <w:t xml:space="preserve">Start by identifying the given </w:t>
-      </w:r>
-      <w:r>
-        <w:rPr>
-          <w:b/>
-        </w:rPr>
-        <w:t>input</w:t>
-      </w:r>
-      <w:r>
-        <w:rPr>
-          <w:b w:val="0"/>
-        </w:rPr>
-        <w:t>s together. Leave the intermediate steps blank. If needed, model one step, then withdraw that help on the next step. Move to a full trace only when the partial trace is understood.</w:t>
-      </w:r>
-    </w:p>
-    <w:p>
-      <w:pPr>
-        <w:spacing w:line="336" w:lineRule="auto" w:after="180"/>
-      </w:pPr>
-      <w:r>
-        <w:rPr>
-          <w:b w:val="0"/>
-        </w:rPr>
-        <w:t>For partners, alternate explainer and checker; collect a response from every learner before discussion.</w:t>
-      </w:r>
-    </w:p>
-    <w:p>
-      <w:pPr>
-        <w:pStyle w:val="Heading3"/>
-      </w:pPr>
-      <w:r>
-        <w:t>Individual reasoning check</w:t>
-      </w:r>
-    </w:p>
-    <w:p>
-      <w:pPr>
-        <w:spacing w:line="336" w:lineRule="auto" w:after="180"/>
-      </w:pPr>
-      <w:r>
-        <w:rPr>
-          <w:b w:val="0"/>
-        </w:rPr>
-        <w:t xml:space="preserve">Use the worked case for </w:t>
-      </w:r>
-      <w:r>
-        <w:rPr>
-          <w:b/>
-        </w:rPr>
-        <w:t>Prediction</w:t>
-      </w:r>
-      <w:r>
-        <w:rPr>
-          <w:b w:val="0"/>
-        </w:rPr>
-        <w:t xml:space="preserve">s and </w:t>
-      </w:r>
-      <w:r>
-        <w:rPr>
-          <w:b/>
-        </w:rPr>
-        <w:t>observation</w:t>
-      </w:r>
-      <w:r>
-        <w:rPr>
-          <w:b w:val="0"/>
-        </w:rPr>
-        <w:t xml:space="preserve">s. Proposed explanation: “Running the rule correctly proves the </w:t>
-      </w:r>
-      <w:r>
-        <w:rPr>
-          <w:b/>
-        </w:rPr>
-        <w:t>prediction</w:t>
-      </w:r>
-      <w:r>
-        <w:rPr>
-          <w:b w:val="0"/>
-        </w:rPr>
-        <w:t xml:space="preserve"> correct”. Decide whether this explanation is supported.</w:t>
-      </w:r>
-    </w:p>
-    <w:p>
-      <w:pPr>
-        <w:spacing w:line="336" w:lineRule="auto" w:after="180"/>
-      </w:pPr>
-      <w:r>
-        <w:rPr>
-          <w:b w:val="0"/>
-        </w:rPr>
-        <w:t xml:space="preserve">Point to the step or supplied </w:t>
-      </w:r>
-      <w:r>
-        <w:rPr>
-          <w:b/>
-        </w:rPr>
-        <w:t>fact</w:t>
-      </w:r>
-      <w:r>
-        <w:rPr>
-          <w:b w:val="0"/>
-        </w:rPr>
-        <w:t xml:space="preserve"> that decides; explain your repair if needed.</w:t>
-      </w:r>
-    </w:p>
-    <w:p>
-      <w:pPr>
-        <w:pStyle w:val="Heading3"/>
-      </w:pPr>
-      <w:r>
-        <w:t>Expected repair</w:t>
-      </w:r>
-    </w:p>
-    <w:p>
-      <w:pPr>
-        <w:spacing w:line="336" w:lineRule="auto" w:after="180"/>
-        <w:shd w:fill="F1F6FC"/>
-      </w:pPr>
-      <w:r>
-        <w:rPr>
-          <w:b w:val="0"/>
-        </w:rPr>
-        <w:t>Expected correction: Rule execution and agreement with the observed outcome are separate checks.</w:t>
-      </w:r>
-    </w:p>
-    <w:p>
-      <w:pPr>
-        <w:spacing w:line="336" w:lineRule="auto" w:after="180"/>
-      </w:pPr>
-      <w:r>
-        <w:rPr>
-          <w:b w:val="0"/>
-        </w:rPr>
-        <w:t>Collect explanations, not only yes/no votes. If a misunderstanding is common, re-model the relevant step for the class.</w:t>
-      </w:r>
-    </w:p>
-    <w:p>
-      <w:pPr>
-        <w:spacing w:line="336" w:lineRule="auto" w:after="180"/>
-      </w:pPr>
-      <w:r>
-        <w:rPr>
-          <w:b w:val="0"/>
-        </w:rPr>
-        <w:t>If it affects a few learners, give a short targeted group explanation while others solve a more demanding variation.</w:t>
-      </w:r>
-    </w:p>
-    <w:p>
-      <w:pPr>
-        <w:pStyle w:val="Heading3"/>
-      </w:pPr>
-      <w:r>
-        <w:t>Pictorial practice question</w:t>
-      </w:r>
-    </w:p>
-    <w:p>
-      <w:pPr>
-        <w:spacing w:line="336" w:lineRule="auto" w:after="180"/>
-        <w:shd w:fill="F5F1FB"/>
-      </w:pPr>
-      <w:r>
-        <w:rPr>
-          <w:b w:val="0"/>
-        </w:rPr>
-        <w:t xml:space="preserve">Which field changes the </w:t>
-      </w:r>
-      <w:r>
-        <w:rPr>
-          <w:b/>
-        </w:rPr>
-        <w:t>observation</w:t>
-      </w:r>
-      <w:r>
-        <w:rPr>
-          <w:b w:val="0"/>
-        </w:rPr>
-        <w:t xml:space="preserve"> label, and which field changes the model </w:t>
-      </w:r>
-      <w:r>
-        <w:rPr>
-          <w:b/>
-        </w:rPr>
-        <w:t>prediction</w:t>
-      </w:r>
-      <w:r>
-        <w:rPr>
-          <w:b w:val="0"/>
-        </w:rPr>
-        <w:t>?</w:t>
-      </w:r>
-    </w:p>
-    <w:p>
-      <w:pPr>
-        <w:pStyle w:val="Heading3"/>
-      </w:pPr>
-      <w:r>
-        <w:t>Reasoned teacher answer</w:t>
-      </w:r>
-    </w:p>
-    <w:p>
-      <w:pPr>
-        <w:spacing w:line="336" w:lineRule="auto" w:after="180"/>
-      </w:pPr>
-      <w:r>
-        <w:rPr>
-          <w:b w:val="0"/>
-        </w:rPr>
-        <w:t xml:space="preserve">Time changes the </w:t>
-      </w:r>
-      <w:r>
-        <w:rPr>
-          <w:b/>
-        </w:rPr>
-        <w:t>observation</w:t>
-      </w:r>
-      <w:r>
-        <w:rPr>
-          <w:b w:val="0"/>
-        </w:rPr>
-        <w:t xml:space="preserve">; moisture score changes the </w:t>
-      </w:r>
-      <w:r>
-        <w:rPr>
-          <w:b/>
-        </w:rPr>
-        <w:t>prediction</w:t>
-      </w:r>
-      <w:r>
-        <w:rPr>
-          <w:b w:val="0"/>
-        </w:rPr>
-        <w:t>. At score 4 and time 8, both labels are quick.</w:t>
-      </w:r>
-    </w:p>
-    <w:p>
-      <w:pPr>
-        <w:spacing w:line="336" w:lineRule="auto" w:after="180"/>
-      </w:pPr>
-      <w:r>
-        <w:rPr>
-          <w:b w:val="0"/>
-        </w:rPr>
-        <w:t xml:space="preserve">Changed-case reasoning: The observed label becomes quick and agrees with the </w:t>
-      </w:r>
-      <w:r>
-        <w:rPr>
-          <w:b/>
-        </w:rPr>
-        <w:t>prediction</w:t>
-      </w:r>
-      <w:r>
-        <w:rPr>
-          <w:b w:val="0"/>
-        </w:rPr>
-        <w:t>. Above 8 is strict: equality is quick under this policy.</w:t>
-      </w:r>
-    </w:p>
-    <w:p>
-      <w:pPr>
-        <w:spacing w:line="336" w:lineRule="auto" w:after="180"/>
-      </w:pPr>
-      <w:r>
-        <w:rPr>
-          <w:b w:val="0"/>
-        </w:rPr>
-        <w:t xml:space="preserve">Collect each learner’s explanation before discussion. Use the first missing connection between </w:t>
-      </w:r>
-      <w:r>
-        <w:rPr>
-          <w:b/>
-        </w:rPr>
-        <w:t>input</w:t>
-      </w:r>
-      <w:r>
-        <w:rPr>
-          <w:b w:val="0"/>
-        </w:rPr>
-        <w:t xml:space="preserve">, deciding step and result to choose support. This question is worked-case practice, not fresh mastery </w:t>
-      </w:r>
-      <w:r>
-        <w:rPr>
-          <w:b/>
-        </w:rPr>
-        <w:t>evidence</w:t>
-      </w:r>
-      <w:r>
-        <w:rPr>
-          <w:b w:val="0"/>
-        </w:rPr>
-        <w:t>.</w:t>
-      </w:r>
-    </w:p>
-    <w:p>
-      <w:pPr>
-        <w:pStyle w:val="Heading1"/>
-      </w:pPr>
-      <w:r>
-        <w:t>04. Run the weekly evidence lab</w:t>
-      </w:r>
-    </w:p>
-    <w:p>
-      <w:r>
-        <w:t>Run the Prediction Is Not Fact investigation and use the first unsupported step to choose a teaching response.</w:t>
-      </w:r>
-    </w:p>
-    <w:p>
-      <w:pPr>
-        <w:spacing w:line="336" w:lineRule="auto" w:after="180"/>
-      </w:pPr>
-      <w:r>
-        <w:rPr>
-          <w:b w:val="0"/>
-        </w:rPr>
-        <w:t xml:space="preserve">Predict first, test honestly, and explain what the </w:t>
-      </w:r>
-      <w:r>
-        <w:rPr>
-          <w:b/>
-        </w:rPr>
-        <w:t>evidence</w:t>
-      </w:r>
-      <w:r>
-        <w:rPr>
-          <w:b w:val="0"/>
-        </w:rPr>
-        <w:t xml:space="preserve"> means.</w:t>
-      </w:r>
-    </w:p>
-    <w:p>
-      <w:pPr>
-        <w:pStyle w:val="Heading3"/>
-      </w:pPr>
-      <w:r>
-        <w:t>1. Predict</w:t>
-      </w:r>
-    </w:p>
-    <w:p>
-      <w:pPr>
-        <w:spacing w:line="336" w:lineRule="auto" w:after="180"/>
-        <w:shd w:fill="F4F9FC"/>
-      </w:pPr>
-      <w:r>
-        <w:rPr>
-          <w:b w:val="0"/>
-        </w:rPr>
-        <w:t xml:space="preserve">State your </w:t>
-      </w:r>
-      <w:r>
-        <w:rPr>
-          <w:b/>
-        </w:rPr>
-        <w:t>prediction</w:t>
-      </w:r>
-      <w:r>
-        <w:rPr>
-          <w:b w:val="0"/>
-        </w:rPr>
-        <w:t xml:space="preserve"> before the result is known.</w:t>
-      </w:r>
-    </w:p>
-    <w:p>
-      <w:pPr>
-        <w:pStyle w:val="Heading3"/>
-      </w:pPr>
-      <w:r>
-        <w:t>2. Investigate</w:t>
-      </w:r>
-    </w:p>
-    <w:p>
-      <w:pPr>
-        <w:spacing w:line="336" w:lineRule="auto" w:after="180"/>
-        <w:shd w:fill="F4F9FC"/>
-      </w:pPr>
-      <w:r>
-        <w:rPr>
-          <w:b w:val="0"/>
-        </w:rPr>
-        <w:t xml:space="preserve">Complete the task: Separate </w:t>
-      </w:r>
-      <w:r>
-        <w:rPr>
-          <w:b/>
-        </w:rPr>
-        <w:t>prediction</w:t>
-      </w:r>
-      <w:r>
-        <w:rPr>
-          <w:b w:val="0"/>
-        </w:rPr>
-        <w:t xml:space="preserve">, </w:t>
-      </w:r>
-      <w:r>
-        <w:rPr>
-          <w:b/>
-        </w:rPr>
-        <w:t>evidence</w:t>
-      </w:r>
-      <w:r>
-        <w:rPr>
-          <w:b w:val="0"/>
-        </w:rPr>
-        <w:t xml:space="preserve">, and </w:t>
-      </w:r>
-      <w:r>
-        <w:rPr>
-          <w:b/>
-        </w:rPr>
-        <w:t>fact</w:t>
-      </w:r>
-      <w:r>
-        <w:rPr>
-          <w:b w:val="0"/>
-        </w:rPr>
-        <w:t xml:space="preserve"> in four scenarios.</w:t>
-      </w:r>
-    </w:p>
-    <w:p>
-      <w:pPr>
-        <w:pStyle w:val="Heading3"/>
-      </w:pPr>
-      <w:r>
-        <w:t>3. Compare cases</w:t>
-      </w:r>
-    </w:p>
-    <w:p>
-      <w:pPr>
-        <w:spacing w:line="336" w:lineRule="auto" w:after="180"/>
-        <w:shd w:fill="F4F9FC"/>
-      </w:pPr>
-      <w:r>
-        <w:rPr>
-          <w:b w:val="0"/>
-        </w:rPr>
+      </w:pPr>
+      <w:r>
+        <w:rPr>
+          <w:b w:val="0"/>
+        </w:rPr>
+        <w:t>CartC predicts NEAR,FAR,FAR,FAR for A,B,C,D. The supplied distances establish NEAR for A and B: A matches, B mismatches. C is unassessed because its distance is missing. D is unassessed because 4 and 6 fall on different sides of the outcome boundary. Report one match out of two assessed trials, with two unassessed, and keep the result limited to this evidence. Reserve Transfer the check to drying predictions for the individual first attempt.</w:t>
+      </w:r>
+    </w:p>
+    <w:p>
+      <w:pPr>
+        <w:pStyle w:val="Heading2"/>
+      </w:pPr>
+      <w:r>
+        <w:t>Run and record</w:t>
+      </w:r>
+    </w:p>
+    <w:p>
+      <w:pPr>
+        <w:pStyle w:val="ListNumber"/>
+      </w:pPr>
+      <w:r>
+        <w:t>Complete the task: Separate prediction, evidence, and fact in four scenarios.</w:t>
+      </w:r>
+    </w:p>
+    <w:p>
+      <w:pPr>
+        <w:pStyle w:val="ListNumber"/>
+      </w:pPr>
+      <w:r>
         <w:t>Keep a normal case and an edge case clearly separated.</w:t>
       </w:r>
     </w:p>
     <w:p>
       <w:pPr>
-        <w:pStyle w:val="Heading3"/>
-      </w:pPr>
-      <w:r>
-        <w:t>4. Record honestly</w:t>
-      </w:r>
-    </w:p>
-    <w:p>
-      <w:pPr>
-        <w:spacing w:line="336" w:lineRule="auto" w:after="180"/>
-        <w:shd w:fill="F4F9FC"/>
-      </w:pPr>
-      <w:r>
-        <w:rPr>
-          <w:b w:val="0"/>
-        </w:rPr>
-        <w:t xml:space="preserve">Record what happened—even when it does not match your </w:t>
-      </w:r>
-      <w:r>
-        <w:rPr>
-          <w:b/>
-        </w:rPr>
-        <w:t>prediction</w:t>
-      </w:r>
-      <w:r>
-        <w:rPr>
-          <w:b w:val="0"/>
-        </w:rPr>
-        <w:t>.</w:t>
-      </w:r>
-    </w:p>
-    <w:p>
-      <w:pPr>
-        <w:pStyle w:val="Heading3"/>
-      </w:pPr>
-      <w:r>
-        <w:t>5. Explain and plan the next test</w:t>
-      </w:r>
-    </w:p>
-    <w:p>
-      <w:pPr>
-        <w:spacing w:line="336" w:lineRule="auto" w:after="180"/>
-        <w:shd w:fill="F4F9FC"/>
-      </w:pPr>
-      <w:r>
-        <w:rPr>
-          <w:b w:val="0"/>
-        </w:rPr>
+        <w:pStyle w:val="ListNumber"/>
+      </w:pPr>
+      <w:r>
+        <w:t>Record what happened—even when it does not match your prediction.</w:t>
+      </w:r>
+    </w:p>
+    <w:p>
+      <w:pPr>
+        <w:pStyle w:val="ListNumber"/>
+      </w:pPr>
+      <w:r>
         <w:t>Explain the result, one limitation, and the next useful test.</w:t>
       </w:r>
     </w:p>
     <w:p>
       <w:pPr>
-        <w:pStyle w:val="Heading3"/>
-      </w:pPr>
-      <w:r>
-        <w:t>Use a fresh case after support</w:t>
-      </w:r>
-    </w:p>
-    <w:p>
-      <w:pPr>
-        <w:spacing w:line="336" w:lineRule="auto" w:after="180"/>
-        <w:shd w:fill="FFF5E6"/>
-      </w:pPr>
-      <w:r>
-        <w:rPr>
-          <w:b w:val="0"/>
-        </w:rPr>
-        <w:t>INDEPENDENCE After support is removed, repeat the proof with a fresh case.</w:t>
-      </w:r>
-    </w:p>
-    <w:p>
-      <w:pPr>
-        <w:pStyle w:val="Heading3"/>
-      </w:pPr>
-      <w:r>
-        <w:t>Make the lab runnable</w:t>
-      </w:r>
-    </w:p>
-    <w:p>
-      <w:pPr>
-        <w:spacing w:line="336" w:lineRule="auto" w:after="180"/>
-      </w:pPr>
-      <w:r>
-        <w:rPr>
-          <w:b w:val="0"/>
-        </w:rPr>
-        <w:t>Use the concrete case as the shared normal case and the independent question as a second case. Each pair creates a boundary or missing-information case and predicts its result before testing.</w:t>
-      </w:r>
-    </w:p>
-    <w:p>
-      <w:pPr>
-        <w:spacing w:line="336" w:lineRule="auto" w:after="180"/>
-      </w:pPr>
-      <w:r>
-        <w:rPr>
-          <w:b w:val="0"/>
-        </w:rPr>
-        <w:t>Keep the expected result separate from an observed mistake.</w:t>
+        <w:pStyle w:val="Heading2"/>
+      </w:pPr>
+      <w:r>
+        <w:t>Keep an inspectable record</w:t>
       </w:r>
     </w:p>
     <w:tbl>
@@ -4572,30 +4231,21 @@
     </w:tbl>
     <w:p>
       <w:pPr>
-        <w:pStyle w:val="Heading3"/>
-      </w:pPr>
-      <w:r>
-        <w:t>Diagnose and reteach</w:t>
-      </w:r>
-    </w:p>
-    <w:p>
-      <w:pPr>
-        <w:pStyle w:val="Heading3"/>
-      </w:pPr>
-      <w:r>
-        <w:t>Find the unsupported claim</w:t>
+        <w:pStyle w:val="Heading2"/>
+      </w:pPr>
+      <w:r>
+        <w:t>Diagnose the first misunderstanding</w:t>
       </w:r>
     </w:p>
     <w:p>
       <w:pPr>
         <w:spacing w:line="336" w:lineRule="auto" w:after="180"/>
-        <w:shd w:fill="F5F1FB"/>
-      </w:pPr>
-      <w:r>
-        <w:rPr>
-          <w:b w:val="0"/>
-        </w:rPr>
-        <w:t xml:space="preserve">CLAIM TO REPAIR A </w:t>
+      </w:pPr>
+      <w:r>
+        <w:rPr>
+          <w:b w:val="0"/>
+        </w:rPr>
+        <w:t xml:space="preserve">Running the rule correctly proves the </w:t>
       </w:r>
       <w:r>
         <w:rPr>
@@ -4607,19 +4257,30 @@
         <w:rPr>
           <w:b w:val="0"/>
         </w:rPr>
-        <w:t xml:space="preserve"> is a </w:t>
+        <w:t xml:space="preserve"> correct: Rule execution and agreement with the observed outcome are separate checks.</w:t>
+      </w:r>
+    </w:p>
+    <w:p>
+      <w:pPr>
+        <w:spacing w:line="336" w:lineRule="auto" w:after="180"/>
+      </w:pPr>
+      <w:r>
+        <w:rPr>
+          <w:b w:val="0"/>
+        </w:rPr>
+        <w:t xml:space="preserve">A missing outcome is a success or a failure: Mark it </w:t>
       </w:r>
       <w:r>
         <w:rPr>
           <w:b/>
         </w:rPr>
-        <w:t>fact</w:t>
-      </w:r>
-      <w:r>
-        <w:rPr>
-          <w:b w:val="0"/>
-        </w:rPr>
-        <w:t xml:space="preserve"> because a computer produced it.</w:t>
+        <w:t>unassessed</w:t>
+      </w:r>
+      <w:r>
+        <w:rPr>
+          <w:b w:val="0"/>
+        </w:rPr>
+        <w:t xml:space="preserve"> and report the missing count alongside assessed results.</w:t>
       </w:r>
     </w:p>
     <w:p>
@@ -4630,112 +4291,24 @@
         <w:rPr>
           <w:b w:val="0"/>
         </w:rPr>
-        <w:t xml:space="preserve">For guessing, return to given </w:t>
+        <w:t xml:space="preserve">Every recorded </w:t>
       </w:r>
       <w:r>
         <w:rPr>
           <w:b/>
         </w:rPr>
-        <w:t>fact</w:t>
-      </w:r>
-      <w:r>
-        <w:rPr>
-          <w:b w:val="0"/>
-        </w:rPr>
-        <w:t>s and request a trace. For vocabulary without application, use one example and one non-example. For arithmetic errors, check the setup before the calculation.</w:t>
-      </w:r>
-    </w:p>
-    <w:p>
-      <w:pPr>
-        <w:spacing w:line="336" w:lineRule="auto" w:after="180"/>
-      </w:pPr>
-      <w:r>
-        <w:rPr>
-          <w:b w:val="0"/>
-        </w:rPr>
-        <w:t>Finish with a different uncoached case before recording mastery.</w:t>
-      </w:r>
-    </w:p>
-    <w:p>
-      <w:pPr>
-        <w:pStyle w:val="Heading3"/>
-      </w:pPr>
-      <w:r>
-        <w:t>Address these additional misconceptions</w:t>
-      </w:r>
-    </w:p>
-    <w:p>
-      <w:pPr>
-        <w:spacing w:line="336" w:lineRule="auto" w:after="180"/>
-      </w:pPr>
-      <w:r>
-        <w:rPr>
-          <w:b w:val="0"/>
-        </w:rPr>
-        <w:t xml:space="preserve">Running the rule correctly proves the </w:t>
+        <w:t>observation</w:t>
+      </w:r>
+      <w:r>
+        <w:rPr>
+          <w:b w:val="0"/>
+        </w:rPr>
+        <w:t xml:space="preserve"> must be true: Check the trial identity, units and </w:t>
       </w:r>
       <w:r>
         <w:rPr>
           <w:b/>
         </w:rPr>
-        <w:t>prediction</w:t>
-      </w:r>
-      <w:r>
-        <w:rPr>
-          <w:b w:val="0"/>
-        </w:rPr>
-        <w:t xml:space="preserve"> correct: Rule execution and agreement with the observed outcome are separate checks.</w:t>
-      </w:r>
-    </w:p>
-    <w:p>
-      <w:pPr>
-        <w:spacing w:line="336" w:lineRule="auto" w:after="180"/>
-      </w:pPr>
-      <w:r>
-        <w:rPr>
-          <w:b w:val="0"/>
-        </w:rPr>
-        <w:t xml:space="preserve">A missing outcome is a success or a failure: Mark it </w:t>
-      </w:r>
-      <w:r>
-        <w:rPr>
-          <w:b/>
-        </w:rPr>
-        <w:t>unassessed</w:t>
-      </w:r>
-      <w:r>
-        <w:rPr>
-          <w:b w:val="0"/>
-        </w:rPr>
-        <w:t xml:space="preserve"> and report the missing count alongside assessed results.</w:t>
-      </w:r>
-    </w:p>
-    <w:p>
-      <w:pPr>
-        <w:spacing w:line="336" w:lineRule="auto" w:after="180"/>
-      </w:pPr>
-      <w:r>
-        <w:rPr>
-          <w:b w:val="0"/>
-        </w:rPr>
-        <w:t xml:space="preserve">Every recorded </w:t>
-      </w:r>
-      <w:r>
-        <w:rPr>
-          <w:b/>
-        </w:rPr>
-        <w:t>observation</w:t>
-      </w:r>
-      <w:r>
-        <w:rPr>
-          <w:b w:val="0"/>
-        </w:rPr>
-        <w:t xml:space="preserve"> must be true: Check the trial identity, units and </w:t>
-      </w:r>
-      <w:r>
-        <w:rPr>
-          <w:b/>
-        </w:rPr>
         <w:t>evidence</w:t>
       </w:r>
       <w:r>
@@ -4747,25 +4320,10 @@
     </w:p>
     <w:p>
       <w:pPr>
-        <w:spacing w:line="336" w:lineRule="auto" w:after="180"/>
-      </w:pPr>
-      <w:r>
-        <w:rPr>
-          <w:b w:val="0"/>
-        </w:rPr>
-        <w:t xml:space="preserve">A new trial repairs the old </w:t>
-      </w:r>
-      <w:r>
-        <w:rPr>
-          <w:b/>
-        </w:rPr>
-        <w:t>observation</w:t>
-      </w:r>
-      <w:r>
-        <w:rPr>
-          <w:b w:val="0"/>
-        </w:rPr>
-        <w:t>: A new trial has its own ID and result; the old outcome may remain unknown.</w:t>
+        <w:pStyle w:val="Heading2"/>
+      </w:pPr>
+      <w:r>
+        <w:t>Choose support from the response</w:t>
       </w:r>
     </w:p>
     <w:p>
@@ -4924,12 +4482,215 @@
     </w:tbl>
     <w:p>
       <w:pPr>
+        <w:pStyle w:val="Heading2"/>
+      </w:pPr>
+      <w:r>
+        <w:t>Earlier wording, alternatives and picture transcripts · reference / check after trying</w:t>
+      </w:r>
+    </w:p>
+    <w:p>
+      <w:pPr>
         <w:spacing w:line="336" w:lineRule="auto" w:after="180"/>
       </w:pPr>
       <w:r>
         <w:rPr>
           <w:b w:val="0"/>
         </w:rPr>
+        <w:t>Run the weekly evidence lab</w:t>
+      </w:r>
+    </w:p>
+    <w:p>
+      <w:pPr>
+        <w:spacing w:line="336" w:lineRule="auto" w:after="180"/>
+      </w:pPr>
+      <w:r>
+        <w:rPr>
+          <w:b w:val="0"/>
+        </w:rPr>
+        <w:t xml:space="preserve">Predict first, test honestly, and explain what the </w:t>
+      </w:r>
+      <w:r>
+        <w:rPr>
+          <w:b/>
+        </w:rPr>
+        <w:t>evidence</w:t>
+      </w:r>
+      <w:r>
+        <w:rPr>
+          <w:b w:val="0"/>
+        </w:rPr>
+        <w:t xml:space="preserve"> means.</w:t>
+      </w:r>
+    </w:p>
+    <w:p>
+      <w:pPr>
+        <w:spacing w:line="336" w:lineRule="auto" w:after="180"/>
+      </w:pPr>
+      <w:r>
+        <w:rPr>
+          <w:b w:val="0"/>
+        </w:rPr>
+        <w:t xml:space="preserve">State your </w:t>
+      </w:r>
+      <w:r>
+        <w:rPr>
+          <w:b/>
+        </w:rPr>
+        <w:t>prediction</w:t>
+      </w:r>
+      <w:r>
+        <w:rPr>
+          <w:b w:val="0"/>
+        </w:rPr>
+        <w:t xml:space="preserve"> before the result is known.</w:t>
+      </w:r>
+    </w:p>
+    <w:p>
+      <w:pPr>
+        <w:spacing w:line="336" w:lineRule="auto" w:after="180"/>
+      </w:pPr>
+      <w:r>
+        <w:rPr>
+          <w:b w:val="0"/>
+        </w:rPr>
+        <w:t>INDEPENDENCE After support is removed, repeat the proof with a fresh case.</w:t>
+      </w:r>
+    </w:p>
+    <w:p>
+      <w:pPr>
+        <w:pStyle w:val="Heading3"/>
+      </w:pPr>
+      <w:r>
+        <w:t>Make the lab runnable</w:t>
+      </w:r>
+    </w:p>
+    <w:p>
+      <w:pPr>
+        <w:spacing w:line="336" w:lineRule="auto" w:after="180"/>
+      </w:pPr>
+      <w:r>
+        <w:rPr>
+          <w:b w:val="0"/>
+        </w:rPr>
+        <w:t>Use the supplied investigation for shared practice. Keep predictions and observed paper-trace results separate. Reserve Transfer the check to drying predictions for the individual first attempt before feedback; do not use the reserved case as a paired lab task.</w:t>
+      </w:r>
+    </w:p>
+    <w:p>
+      <w:pPr>
+        <w:pStyle w:val="Heading3"/>
+      </w:pPr>
+      <w:r>
+        <w:t>Diagnose and reteach</w:t>
+      </w:r>
+    </w:p>
+    <w:p>
+      <w:pPr>
+        <w:spacing w:line="336" w:lineRule="auto" w:after="180"/>
+      </w:pPr>
+      <w:r>
+        <w:rPr>
+          <w:b w:val="0"/>
+        </w:rPr>
+        <w:t xml:space="preserve">CLAIM TO REPAIR A </w:t>
+      </w:r>
+      <w:r>
+        <w:rPr>
+          <w:b/>
+        </w:rPr>
+        <w:t>prediction</w:t>
+      </w:r>
+      <w:r>
+        <w:rPr>
+          <w:b w:val="0"/>
+        </w:rPr>
+        <w:t xml:space="preserve"> is a </w:t>
+      </w:r>
+      <w:r>
+        <w:rPr>
+          <w:b/>
+        </w:rPr>
+        <w:t>fact</w:t>
+      </w:r>
+      <w:r>
+        <w:rPr>
+          <w:b w:val="0"/>
+        </w:rPr>
+        <w:t xml:space="preserve"> because a computer produced it.</w:t>
+      </w:r>
+    </w:p>
+    <w:p>
+      <w:pPr>
+        <w:spacing w:line="336" w:lineRule="auto" w:after="180"/>
+      </w:pPr>
+      <w:r>
+        <w:rPr>
+          <w:b w:val="0"/>
+        </w:rPr>
+        <w:t xml:space="preserve">For guessing, return to given </w:t>
+      </w:r>
+      <w:r>
+        <w:rPr>
+          <w:b/>
+        </w:rPr>
+        <w:t>fact</w:t>
+      </w:r>
+      <w:r>
+        <w:rPr>
+          <w:b w:val="0"/>
+        </w:rPr>
+        <w:t>s and request a trace. For vocabulary without application, use one example and one non-example. For arithmetic errors, check the setup before the calculation.</w:t>
+      </w:r>
+    </w:p>
+    <w:p>
+      <w:pPr>
+        <w:spacing w:line="336" w:lineRule="auto" w:after="180"/>
+      </w:pPr>
+      <w:r>
+        <w:rPr>
+          <w:b w:val="0"/>
+        </w:rPr>
+        <w:t>Finish with a different uncoached case before recording mastery.</w:t>
+      </w:r>
+    </w:p>
+    <w:p>
+      <w:pPr>
+        <w:pStyle w:val="Heading3"/>
+      </w:pPr>
+      <w:r>
+        <w:t>Address these additional misconceptions</w:t>
+      </w:r>
+    </w:p>
+    <w:p>
+      <w:pPr>
+        <w:spacing w:line="336" w:lineRule="auto" w:after="180"/>
+      </w:pPr>
+      <w:r>
+        <w:rPr>
+          <w:b w:val="0"/>
+        </w:rPr>
+        <w:t xml:space="preserve">A new trial repairs the old </w:t>
+      </w:r>
+      <w:r>
+        <w:rPr>
+          <w:b/>
+        </w:rPr>
+        <w:t>observation</w:t>
+      </w:r>
+      <w:r>
+        <w:rPr>
+          <w:b w:val="0"/>
+        </w:rPr>
+        <w:t>: A new trial has its own ID and result; the old outcome may remain unknown.</w:t>
+      </w:r>
+    </w:p>
+    <w:p>
+      <w:pPr>
+        <w:spacing w:line="336" w:lineRule="auto" w:after="180"/>
+      </w:pPr>
+      <w:r>
+        <w:rPr>
+          <w:b w:val="0"/>
+        </w:rPr>
         <w:t>Offer an oral explanation, drawing, enlarged visual or fewer examples when that removes a reading/writing barrier. Keep the same reasoning goal.</w:t>
       </w:r>
     </w:p>
@@ -4949,12 +4710,807 @@
         <w:pStyle w:val="Heading1"/>
       </w:pPr>
       <w:r>
-        <w:t>05. Assess and explain the answers</w:t>
-      </w:r>
-    </w:p>
-    <w:p>
-      <w:r>
-        <w:t>Use the Prediction Is Not Fact questions, teacher keys and criteria after the relevant attempts. Previously discussed cases are practice; protect the separately selected independent task.</w:t>
+        <w:t>05. Assess the selected new case</w:t>
+      </w:r>
+    </w:p>
+    <w:p>
+      <w:r>
+        <w:t>Keep this key until after the first attempt; accept valid alternatives with defensible reasoning.</w:t>
+      </w:r>
+    </w:p>
+    <w:p>
+      <w:pPr>
+        <w:pStyle w:val="Heading2"/>
+      </w:pPr>
+      <w:r>
+        <w:t>Selected independent question and key</w:t>
+      </w:r>
+    </w:p>
+    <w:p>
+      <w:pPr>
+        <w:spacing w:line="336" w:lineRule="auto" w:after="180"/>
+      </w:pPr>
+      <w:r>
+        <w:rPr>
+          <w:b w:val="0"/>
+        </w:rPr>
+        <w:t>Selected case: In a fictional paper test, Dry1 predicts slow for a moisture score of at least 7, quick otherwise. Allowed scores are whole numbers 1 through 10.</w:t>
+      </w:r>
+    </w:p>
+    <w:p>
+      <w:pPr>
+        <w:spacing w:line="336" w:lineRule="auto" w:after="180"/>
+      </w:pPr>
+      <w:r>
+        <w:rPr>
+          <w:b w:val="0"/>
+        </w:rPr>
+        <w:t>The observed outcome is slow if drying time is greater than 10 minutes, quick otherwise. Records are P: score 6, time 12; Q: score 7, time 10; R: score 9, time 14; S: score 5, time missing.</w:t>
+      </w:r>
+    </w:p>
+    <w:p>
+      <w:pPr>
+        <w:spacing w:line="336" w:lineRule="auto" w:after="180"/>
+      </w:pPr>
+      <w:r>
+        <w:rPr>
+          <w:b w:val="0"/>
+        </w:rPr>
+        <w:t xml:space="preserve">Record all </w:t>
+      </w:r>
+      <w:r>
+        <w:rPr>
+          <w:b/>
+        </w:rPr>
+        <w:t>prediction</w:t>
+      </w:r>
+      <w:r>
+        <w:rPr>
+          <w:b w:val="0"/>
+        </w:rPr>
+        <w:t xml:space="preserve">s, observed categories and comparison statuses. Summarise matches out of assessed cases, name the </w:t>
+      </w:r>
+      <w:r>
+        <w:rPr>
+          <w:b/>
+        </w:rPr>
+        <w:t>unassessed</w:t>
+      </w:r>
+      <w:r>
+        <w:rPr>
+          <w:b w:val="0"/>
+        </w:rPr>
+        <w:t xml:space="preserve"> count, and limit the conclusion.</w:t>
+      </w:r>
+    </w:p>
+    <w:p>
+      <w:pPr>
+        <w:spacing w:line="336" w:lineRule="auto" w:after="180"/>
+      </w:pPr>
+      <w:r>
+        <w:rPr>
+          <w:b w:val="0"/>
+        </w:rPr>
+        <w:t xml:space="preserve">P predicts quick, observed slow, </w:t>
+      </w:r>
+      <w:r>
+        <w:rPr>
+          <w:b/>
+        </w:rPr>
+        <w:t>mismatch</w:t>
+      </w:r>
+      <w:r>
+        <w:rPr>
+          <w:b w:val="0"/>
+        </w:rPr>
+        <w:t xml:space="preserve">. Q predicts slow, observed quick because exactly 10 is not greater than 10, </w:t>
+      </w:r>
+      <w:r>
+        <w:rPr>
+          <w:b/>
+        </w:rPr>
+        <w:t>mismatch</w:t>
+      </w:r>
+      <w:r>
+        <w:rPr>
+          <w:b w:val="0"/>
+        </w:rPr>
+        <w:t xml:space="preserve">. R predicts slow, observed slow, match. S predicts quick, observed outcome unavailable, </w:t>
+      </w:r>
+      <w:r>
+        <w:rPr>
+          <w:b/>
+        </w:rPr>
+        <w:t>unassessed</w:t>
+      </w:r>
+      <w:r>
+        <w:rPr>
+          <w:b w:val="0"/>
+        </w:rPr>
+        <w:t>.</w:t>
+      </w:r>
+    </w:p>
+    <w:p>
+      <w:pPr>
+        <w:spacing w:line="336" w:lineRule="auto" w:after="180"/>
+      </w:pPr>
+      <w:r>
+        <w:rPr>
+          <w:b w:val="0"/>
+        </w:rPr>
+        <w:t xml:space="preserve">One match out of three assessed cases, with one </w:t>
+      </w:r>
+      <w:r>
+        <w:rPr>
+          <w:b/>
+        </w:rPr>
+        <w:t>unassessed</w:t>
+      </w:r>
+      <w:r>
+        <w:rPr>
+          <w:b w:val="0"/>
+        </w:rPr>
+        <w:t>. This describes the assessed cases and does not establish the result for S or future trials.</w:t>
+      </w:r>
+    </w:p>
+    <w:p>
+      <w:pPr>
+        <w:pStyle w:val="Heading2"/>
+      </w:pPr>
+      <w:r>
+        <w:t>Judge explanation, trace and limits</w:t>
+      </w:r>
+    </w:p>
+    <w:tbl>
+      <w:tblPr>
+        <w:tblStyle w:val="LightShading-Accent1"/>
+        <w:tblW w:type="auto" w:w="0"/>
+        <w:tblLook w:firstColumn="1" w:firstRow="1" w:lastColumn="0" w:lastRow="0" w:noHBand="0" w:noVBand="1" w:val="04A0"/>
+      </w:tblPr>
+      <w:tblGrid>
+        <w:gridCol w:w="5112"/>
+        <w:gridCol w:w="5112"/>
+      </w:tblGrid>
+      <w:tr>
+        <w:trPr>
+          <w:tblHeader/>
+        </w:trPr>
+        <w:tc>
+          <w:tcPr>
+            <w:tcW w:type="dxa" w:w="5112"/>
+          </w:tcPr>
+          <w:p>
+            <w:r>
+              <w:t>Dimension</w:t>
+            </w:r>
+          </w:p>
+        </w:tc>
+        <w:tc>
+          <w:tcPr>
+            <w:tcW w:type="dxa" w:w="5112"/>
+          </w:tcPr>
+          <w:p>
+            <w:r>
+              <w:t>Evidence required</w:t>
+            </w:r>
+          </w:p>
+        </w:tc>
+      </w:tr>
+      <w:tr>
+        <w:tc>
+          <w:tcPr>
+            <w:tcW w:type="dxa" w:w="5112"/>
+          </w:tcPr>
+          <w:p>
+            <w:r>
+              <w:t>Explanation</w:t>
+            </w:r>
+          </w:p>
+        </w:tc>
+        <w:tc>
+          <w:tcPr>
+            <w:tcW w:type="dxa" w:w="5112"/>
+          </w:tcPr>
+          <w:p>
+            <w:r>
+              <w:t>Names the applicable idea or procedure and ties it to the supplied facts.</w:t>
+            </w:r>
+          </w:p>
+        </w:tc>
+      </w:tr>
+      <w:tr>
+        <w:tc>
+          <w:tcPr>
+            <w:tcW w:type="dxa" w:w="5112"/>
+          </w:tcPr>
+          <w:p>
+            <w:r>
+              <w:t>Trace and result</w:t>
+            </w:r>
+          </w:p>
+        </w:tc>
+        <w:tc>
+          <w:tcPr>
+            <w:tcW w:type="dxa" w:w="5112"/>
+          </w:tcPr>
+          <w:p>
+            <w:r>
+              <w:t>Preserves the given inputs and shows the relevant intermediate steps; distinguishes a prediction from an observed execution.</w:t>
+            </w:r>
+          </w:p>
+        </w:tc>
+      </w:tr>
+      <w:tr>
+        <w:tc>
+          <w:tcPr>
+            <w:tcW w:type="dxa" w:w="5112"/>
+          </w:tcPr>
+          <w:p>
+            <w:r>
+              <w:t>Limits</w:t>
+            </w:r>
+          </w:p>
+        </w:tc>
+        <w:tc>
+          <w:tcPr>
+            <w:tcW w:type="dxa" w:w="5112"/>
+          </w:tcPr>
+          <w:p>
+            <w:r>
+              <w:t>States the assumptions, missing evidence or conditions under which the result would change.</w:t>
+            </w:r>
+          </w:p>
+        </w:tc>
+      </w:tr>
+    </w:tbl>
+    <w:p>
+      <w:pPr>
+        <w:spacing w:line="336" w:lineRule="auto" w:after="180"/>
+      </w:pPr>
+      <w:r>
+        <w:rPr>
+          <w:b w:val="0"/>
+        </w:rPr>
+        <w:t>Record each dimension as not yet, with support, or independent. Accept a valid alternative procedure with a defensible trace.</w:t>
+      </w:r>
+    </w:p>
+    <w:p>
+      <w:pPr>
+        <w:spacing w:line="336" w:lineRule="auto" w:after="180"/>
+      </w:pPr>
+      <w:r>
+        <w:rPr>
+          <w:b w:val="0"/>
+        </w:rPr>
+        <w:t xml:space="preserve">Do not penalise an honestly recorded model failure if the learner correctly explains its </w:t>
+      </w:r>
+      <w:r>
+        <w:rPr>
+          <w:b/>
+        </w:rPr>
+        <w:t>evidence</w:t>
+      </w:r>
+      <w:r>
+        <w:rPr>
+          <w:b w:val="0"/>
+        </w:rPr>
+        <w:t xml:space="preserve"> and limits.</w:t>
+      </w:r>
+    </w:p>
+    <w:p>
+      <w:pPr>
+        <w:pStyle w:val="Heading2"/>
+      </w:pPr>
+      <w:r>
+        <w:t>Give one usable repair action</w:t>
+      </w:r>
+    </w:p>
+    <w:p>
+      <w:pPr>
+        <w:spacing w:line="336" w:lineRule="auto" w:after="180"/>
+      </w:pPr>
+      <w:r>
+        <w:rPr>
+          <w:b w:val="0"/>
+        </w:rPr>
+        <w:t>Name the earliest unsupported step and give one action to repair it. Have the learner make that repair now and explain why. Then assess the relevant skill on a fresh, fully specified case.</w:t>
+      </w:r>
+    </w:p>
+    <w:p>
+      <w:pPr>
+        <w:spacing w:line="336" w:lineRule="auto" w:after="180"/>
+      </w:pPr>
+      <w:r>
+        <w:rPr>
+          <w:b w:val="0"/>
+        </w:rPr>
+        <w:t>Confirm it was not previously practised with feedback; solve and check the new case before assigning it. A follow-up design prompt is a starting brief, not automatically an equivalent test.</w:t>
+      </w:r>
+    </w:p>
+    <w:p>
+      <w:pPr>
+        <w:pStyle w:val="Heading2"/>
+      </w:pPr>
+      <w:r>
+        <w:t>W1 Separate inputs from observed outcomes</w:t>
+      </w:r>
+    </w:p>
+    <w:p>
+      <w:pPr>
+        <w:spacing w:line="336" w:lineRule="auto" w:after="180"/>
+      </w:pPr>
+      <w:r>
+        <w:rPr>
+          <w:b w:val="0"/>
+        </w:rPr>
+        <w:t xml:space="preserve">For Ramp1 trial B, height is 6 cm and the later travel distance is 3 units. State the </w:t>
+      </w:r>
+      <w:r>
+        <w:rPr>
+          <w:b/>
+        </w:rPr>
+        <w:t>input</w:t>
+      </w:r>
+      <w:r>
+        <w:rPr>
+          <w:b w:val="0"/>
+        </w:rPr>
+        <w:t xml:space="preserve">, </w:t>
+      </w:r>
+      <w:r>
+        <w:rPr>
+          <w:b/>
+        </w:rPr>
+        <w:t>prediction</w:t>
+      </w:r>
+      <w:r>
+        <w:rPr>
+          <w:b w:val="0"/>
+        </w:rPr>
+        <w:t xml:space="preserve">, </w:t>
+      </w:r>
+      <w:r>
+        <w:rPr>
+          <w:b/>
+        </w:rPr>
+        <w:t>observation</w:t>
+      </w:r>
+      <w:r>
+        <w:rPr>
+          <w:b w:val="0"/>
+        </w:rPr>
+        <w:t>, observed category and comparison status.</w:t>
+      </w:r>
+    </w:p>
+    <w:p>
+      <w:pPr>
+        <w:spacing w:line="336" w:lineRule="auto" w:after="180"/>
+      </w:pPr>
+      <w:r>
+        <w:rPr>
+          <w:b w:val="0"/>
+        </w:rPr>
+        <w:t xml:space="preserve">Explain why the </w:t>
+      </w:r>
+      <w:r>
+        <w:rPr>
+          <w:b/>
+        </w:rPr>
+        <w:t>prediction</w:t>
+      </w:r>
+      <w:r>
+        <w:rPr>
+          <w:b w:val="0"/>
+        </w:rPr>
+        <w:t xml:space="preserve"> rule and </w:t>
+      </w:r>
+      <w:r>
+        <w:rPr>
+          <w:b/>
+        </w:rPr>
+        <w:t>outcome rule</w:t>
+      </w:r>
+      <w:r>
+        <w:rPr>
+          <w:b w:val="0"/>
+        </w:rPr>
+        <w:t xml:space="preserve"> use different measurements.</w:t>
+      </w:r>
+    </w:p>
+    <w:p>
+      <w:pPr>
+        <w:spacing w:line="336" w:lineRule="auto" w:after="180"/>
+      </w:pPr>
+      <w:r>
+        <w:rPr>
+          <w:b/>
+        </w:rPr>
+        <w:t>Input</w:t>
+      </w:r>
+      <w:r>
+        <w:rPr>
+          <w:b w:val="0"/>
+        </w:rPr>
+        <w:t xml:space="preserve"> height 6 cm; </w:t>
+      </w:r>
+      <w:r>
+        <w:rPr>
+          <w:b/>
+        </w:rPr>
+        <w:t>prediction</w:t>
+      </w:r>
+      <w:r>
+        <w:rPr>
+          <w:b w:val="0"/>
+        </w:rPr>
+        <w:t xml:space="preserve"> far because 6 is at least 6; observed distance 3 units; observed category near because 3 is below 4; </w:t>
+      </w:r>
+      <w:r>
+        <w:rPr>
+          <w:b/>
+        </w:rPr>
+        <w:t>mismatch</w:t>
+      </w:r>
+      <w:r>
+        <w:rPr>
+          <w:b w:val="0"/>
+        </w:rPr>
+        <w:t>.</w:t>
+      </w:r>
+    </w:p>
+    <w:p>
+      <w:pPr>
+        <w:spacing w:line="336" w:lineRule="auto" w:after="180"/>
+      </w:pPr>
+      <w:r>
+        <w:rPr>
+          <w:b w:val="0"/>
+        </w:rPr>
+        <w:t xml:space="preserve">Height is available to the model before the trial, while travel distance is measured afterward to check its </w:t>
+      </w:r>
+      <w:r>
+        <w:rPr>
+          <w:b/>
+        </w:rPr>
+        <w:t>prediction</w:t>
+      </w:r>
+      <w:r>
+        <w:rPr>
+          <w:b w:val="0"/>
+        </w:rPr>
+        <w:t>.</w:t>
+      </w:r>
+    </w:p>
+    <w:p>
+      <w:pPr>
+        <w:pStyle w:val="Heading2"/>
+      </w:pPr>
+      <w:r>
+        <w:t>W2 Check a boundary without changing the rule</w:t>
+      </w:r>
+    </w:p>
+    <w:p>
+      <w:pPr>
+        <w:spacing w:line="336" w:lineRule="auto" w:after="180"/>
+      </w:pPr>
+      <w:r>
+        <w:rPr>
+          <w:b w:val="0"/>
+        </w:rPr>
+        <w:t xml:space="preserve">Trial F has height 6 cm and verified travel distance exactly 4 units. Apply Ramp1 and the </w:t>
+      </w:r>
+      <w:r>
+        <w:rPr>
+          <w:b/>
+        </w:rPr>
+        <w:t>outcome rule</w:t>
+      </w:r>
+      <w:r>
+        <w:rPr>
+          <w:b w:val="0"/>
+        </w:rPr>
+        <w:t>. A partner says exactly 4 is near because far means greater than 4. Use the stated rule to resolve the disagreement.</w:t>
+      </w:r>
+    </w:p>
+    <w:p>
+      <w:pPr>
+        <w:spacing w:line="336" w:lineRule="auto" w:after="180"/>
+      </w:pPr>
+      <w:r>
+        <w:rPr>
+          <w:b w:val="0"/>
+        </w:rPr>
+        <w:t xml:space="preserve">Ramp1 predicts far at height 6. The </w:t>
+      </w:r>
+      <w:r>
+        <w:rPr>
+          <w:b/>
+        </w:rPr>
+        <w:t>observation</w:t>
+      </w:r>
+      <w:r>
+        <w:rPr>
+          <w:b w:val="0"/>
+        </w:rPr>
+        <w:t xml:space="preserve"> is far because the stated </w:t>
+      </w:r>
+      <w:r>
+        <w:rPr>
+          <w:b/>
+        </w:rPr>
+        <w:t>outcome rule</w:t>
+      </w:r>
+      <w:r>
+        <w:rPr>
+          <w:b w:val="0"/>
+        </w:rPr>
+        <w:t xml:space="preserve"> is at least 4, including equality. The </w:t>
+      </w:r>
+      <w:r>
+        <w:rPr>
+          <w:b/>
+        </w:rPr>
+        <w:t>prediction</w:t>
+      </w:r>
+      <w:r>
+        <w:rPr>
+          <w:b w:val="0"/>
+        </w:rPr>
+        <w:t xml:space="preserve"> matches.</w:t>
+      </w:r>
+    </w:p>
+    <w:p>
+      <w:pPr>
+        <w:spacing w:line="336" w:lineRule="auto" w:after="180"/>
+      </w:pPr>
+      <w:r>
+        <w:rPr>
+          <w:b w:val="0"/>
+        </w:rPr>
+        <w:t>Greater than 4 would be a different rule and must not replace the agreed one after viewing the result.</w:t>
+      </w:r>
+    </w:p>
+    <w:p>
+      <w:pPr>
+        <w:pStyle w:val="Heading2"/>
+      </w:pPr>
+      <w:r>
+        <w:t>W3 Keep incomplete evidence visible</w:t>
+      </w:r>
+    </w:p>
+    <w:p>
+      <w:pPr>
+        <w:spacing w:line="336" w:lineRule="auto" w:after="180"/>
+      </w:pPr>
+      <w:r>
+        <w:rPr>
+          <w:b w:val="0"/>
+        </w:rPr>
+        <w:t>D predicts near but has no distance record. E predicts far but its two distance records say 3 and 4 units.</w:t>
+      </w:r>
+    </w:p>
+    <w:p>
+      <w:pPr>
+        <w:spacing w:line="336" w:lineRule="auto" w:after="180"/>
+      </w:pPr>
+      <w:r>
+        <w:rPr>
+          <w:b w:val="0"/>
+        </w:rPr>
+        <w:t xml:space="preserve">State each comparison status, request useful </w:t>
+      </w:r>
+      <w:r>
+        <w:rPr>
+          <w:b/>
+        </w:rPr>
+        <w:t>evidence</w:t>
+      </w:r>
+      <w:r>
+        <w:rPr>
+          <w:b w:val="0"/>
+        </w:rPr>
+        <w:t>, and explain why neither guessing nor a new trial can establish the old trial’s outcome.</w:t>
+      </w:r>
+    </w:p>
+    <w:p>
+      <w:pPr>
+        <w:spacing w:line="336" w:lineRule="auto" w:after="180"/>
+      </w:pPr>
+      <w:r>
+        <w:rPr>
+          <w:b w:val="0"/>
+        </w:rPr>
+        <w:t xml:space="preserve">Both are </w:t>
+      </w:r>
+      <w:r>
+        <w:rPr>
+          <w:b/>
+        </w:rPr>
+        <w:t>unassessed</w:t>
+      </w:r>
+      <w:r>
+        <w:rPr>
+          <w:b w:val="0"/>
+        </w:rPr>
+        <w:t>. For D request the original distance record for D with units. For E inspect the trial IDs, original measurement and recording procedure to resolve 3 versus 4.</w:t>
+      </w:r>
+    </w:p>
+    <w:p>
+      <w:pPr>
+        <w:spacing w:line="336" w:lineRule="auto" w:after="180"/>
+      </w:pPr>
+      <w:r>
+        <w:rPr>
+          <w:b w:val="0"/>
+        </w:rPr>
+        <w:t xml:space="preserve">Guesses supply no </w:t>
+      </w:r>
+      <w:r>
+        <w:rPr>
+          <w:b/>
+        </w:rPr>
+        <w:t>observation</w:t>
+      </w:r>
+      <w:r>
+        <w:rPr>
+          <w:b w:val="0"/>
+        </w:rPr>
+        <w:t xml:space="preserve">; a new trial produces a new outcome. Retain unresolved </w:t>
+      </w:r>
+      <w:r>
+        <w:rPr>
+          <w:b/>
+        </w:rPr>
+        <w:t>evidence</w:t>
+      </w:r>
+      <w:r>
+        <w:rPr>
+          <w:b w:val="0"/>
+        </w:rPr>
+        <w:t xml:space="preserve"> if the old result cannot be established.</w:t>
+      </w:r>
+    </w:p>
+    <w:p>
+      <w:pPr>
+        <w:pStyle w:val="Heading2"/>
+      </w:pPr>
+      <w:r>
+        <w:t>W5 Correct a report without erasing evidence</w:t>
+      </w:r>
+    </w:p>
+    <w:p>
+      <w:pPr>
+        <w:spacing w:line="336" w:lineRule="auto" w:after="180"/>
+      </w:pPr>
+      <w:r>
+        <w:rPr>
+          <w:b w:val="0"/>
+        </w:rPr>
+        <w:t xml:space="preserve">After seeing B’s observed near category, a learner replaces Ramp1’s far </w:t>
+      </w:r>
+      <w:r>
+        <w:rPr>
+          <w:b/>
+        </w:rPr>
+        <w:t>prediction</w:t>
+      </w:r>
+      <w:r>
+        <w:rPr>
+          <w:b w:val="0"/>
+        </w:rPr>
+        <w:t xml:space="preserve"> with near. They call the new entry a corrected </w:t>
+      </w:r>
+      <w:r>
+        <w:rPr>
+          <w:b/>
+        </w:rPr>
+        <w:t>observation</w:t>
+      </w:r>
+      <w:r>
+        <w:rPr>
+          <w:b w:val="0"/>
+        </w:rPr>
+        <w:t xml:space="preserve"> and report a perfect result for A through C.</w:t>
+      </w:r>
+    </w:p>
+    <w:p>
+      <w:pPr>
+        <w:spacing w:line="336" w:lineRule="auto" w:after="180"/>
+      </w:pPr>
+      <w:r>
+        <w:rPr>
+          <w:b w:val="0"/>
+        </w:rPr>
+        <w:t>Explain the two record-keeping errors and write a defensible replacement report.</w:t>
+      </w:r>
+    </w:p>
+    <w:p>
+      <w:pPr>
+        <w:spacing w:line="336" w:lineRule="auto" w:after="180"/>
+      </w:pPr>
+      <w:r>
+        <w:rPr>
+          <w:b w:val="0"/>
+        </w:rPr>
+        <w:t xml:space="preserve">They changed a </w:t>
+      </w:r>
+      <w:r>
+        <w:rPr>
+          <w:b/>
+        </w:rPr>
+        <w:t>prediction</w:t>
+      </w:r>
+      <w:r>
+        <w:rPr>
+          <w:b w:val="0"/>
+        </w:rPr>
+        <w:t xml:space="preserve"> after seeing the outcome and mislabelled that change as an </w:t>
+      </w:r>
+      <w:r>
+        <w:rPr>
+          <w:b/>
+        </w:rPr>
+        <w:t>observation</w:t>
+      </w:r>
+      <w:r>
+        <w:rPr>
+          <w:b w:val="0"/>
+        </w:rPr>
+        <w:t xml:space="preserve"> correction. Restore the original far </w:t>
+      </w:r>
+      <w:r>
+        <w:rPr>
+          <w:b/>
+        </w:rPr>
+        <w:t>prediction</w:t>
+      </w:r>
+      <w:r>
+        <w:rPr>
+          <w:b w:val="0"/>
+        </w:rPr>
+        <w:t xml:space="preserve"> for B and retain the observed near category.</w:t>
+      </w:r>
+    </w:p>
+    <w:p>
+      <w:pPr>
+        <w:spacing w:line="336" w:lineRule="auto" w:after="180"/>
+      </w:pPr>
+      <w:r>
+        <w:rPr>
+          <w:b w:val="0"/>
+        </w:rPr>
+        <w:t xml:space="preserve">Report two matches out of three assessed Ramp1 trials A through C, including B’s </w:t>
+      </w:r>
+      <w:r>
+        <w:rPr>
+          <w:b/>
+        </w:rPr>
+        <w:t>mismatch</w:t>
+      </w:r>
+      <w:r>
+        <w:rPr>
+          <w:b w:val="0"/>
+        </w:rPr>
+        <w:t>. Any revised model needs a new version and new reserved cases for evaluation.</w:t>
+      </w:r>
+    </w:p>
+    <w:p>
+      <w:pPr>
+        <w:pStyle w:val="Heading2"/>
+      </w:pPr>
+      <w:r>
+        <w:t>Earlier wording, alternatives and picture transcripts · reference / check after trying</w:t>
+      </w:r>
+    </w:p>
+    <w:p>
+      <w:pPr>
+        <w:spacing w:line="336" w:lineRule="auto" w:after="180"/>
+      </w:pPr>
+      <w:r>
+        <w:rPr>
+          <w:b w:val="0"/>
+        </w:rPr>
+        <w:t>Assess and explain the answers</w:t>
       </w:r>
     </w:p>
     <w:p>
@@ -4967,22 +5523,68 @@
     </w:p>
     <w:p>
       <w:pPr>
+        <w:spacing w:line="336" w:lineRule="auto" w:after="180"/>
+      </w:pPr>
+      <w:r>
+        <w:rPr>
+          <w:b w:val="0"/>
+        </w:rPr>
+        <w:t xml:space="preserve">It is a </w:t>
+      </w:r>
+      <w:r>
+        <w:rPr>
+          <w:b/>
+        </w:rPr>
+        <w:t>prediction</w:t>
+      </w:r>
+      <w:r>
+        <w:rPr>
+          <w:b w:val="0"/>
+        </w:rPr>
+        <w:t xml:space="preserve">. Record it now and compare with a predefined rain </w:t>
+      </w:r>
+      <w:r>
+        <w:rPr>
+          <w:b/>
+        </w:rPr>
+        <w:t>observation</w:t>
+      </w:r>
+      <w:r>
+        <w:rPr>
+          <w:b w:val="0"/>
+        </w:rPr>
+        <w:t xml:space="preserve"> tomorrow. Useful </w:t>
+      </w:r>
+      <w:r>
+        <w:rPr>
+          <w:b/>
+        </w:rPr>
+        <w:t>prediction</w:t>
+      </w:r>
+      <w:r>
+        <w:rPr>
+          <w:b w:val="0"/>
+        </w:rPr>
+        <w:t>s are not guarantees.</w:t>
+      </w:r>
+    </w:p>
+    <w:p>
+      <w:pPr>
         <w:pStyle w:val="Heading3"/>
       </w:pPr>
       <w:r>
-        <w:t>Teacher key · Worked case answer</w:t>
+        <w:t>Additional transfer practice question</w:t>
       </w:r>
     </w:p>
     <w:p>
       <w:pPr>
         <w:spacing w:line="336" w:lineRule="auto" w:after="180"/>
-        <w:shd w:fill="F1F6FC"/>
-      </w:pPr>
-      <w:r>
-        <w:rPr>
-          <w:b w:val="0"/>
-        </w:rPr>
-        <w:t xml:space="preserve">It is a </w:t>
+      </w:pPr>
+      <w:r>
+        <w:rPr>
+          <w:b w:val="0"/>
+        </w:rPr>
+        <w:t xml:space="preserve">A model predicts rain tomorrow. Tomorrow is dry. Was the </w:t>
       </w:r>
       <w:r>
         <w:rPr>
@@ -4994,7 +5596,7 @@
         <w:rPr>
           <w:b w:val="0"/>
         </w:rPr>
-        <w:t xml:space="preserve">. Record it now and compare with a predefined rain </w:t>
+        <w:t xml:space="preserve"> an </w:t>
       </w:r>
       <w:r>
         <w:rPr>
@@ -5006,19 +5608,19 @@
         <w:rPr>
           <w:b w:val="0"/>
         </w:rPr>
-        <w:t xml:space="preserve"> tomorrow. Useful </w:t>
+        <w:t xml:space="preserve"> of tomorrow? Explain what new </w:t>
       </w:r>
       <w:r>
         <w:rPr>
           <w:b/>
         </w:rPr>
-        <w:t>prediction</w:t>
-      </w:r>
-      <w:r>
-        <w:rPr>
-          <w:b w:val="0"/>
-        </w:rPr>
-        <w:t>s are not guarantees.</w:t>
+        <w:t>evidence</w:t>
+      </w:r>
+      <w:r>
+        <w:rPr>
+          <w:b w:val="0"/>
+        </w:rPr>
+        <w:t xml:space="preserve"> settles the result.</w:t>
       </w:r>
     </w:p>
     <w:p>
@@ -5026,85 +5628,12 @@
         <w:pStyle w:val="Heading3"/>
       </w:pPr>
       <w:r>
-        <w:t>Independent question</w:t>
-      </w:r>
-    </w:p>
-    <w:p>
-      <w:pPr>
-        <w:pStyle w:val="Heading3"/>
-      </w:pPr>
-      <w:r>
-        <w:t>Independent question · withhold the key</w:t>
+        <w:t>Reasoned practice answer</w:t>
       </w:r>
     </w:p>
     <w:p>
       <w:pPr>
         <w:spacing w:line="336" w:lineRule="auto" w:after="180"/>
-        <w:shd w:fill="F5F1FB"/>
-      </w:pPr>
-      <w:r>
-        <w:rPr>
-          <w:b w:val="0"/>
-        </w:rPr>
-        <w:t xml:space="preserve">A model predicts rain tomorrow. Tomorrow is dry. Was the </w:t>
-      </w:r>
-      <w:r>
-        <w:rPr>
-          <w:b/>
-        </w:rPr>
-        <w:t>prediction</w:t>
-      </w:r>
-      <w:r>
-        <w:rPr>
-          <w:b w:val="0"/>
-        </w:rPr>
-        <w:t xml:space="preserve"> an </w:t>
-      </w:r>
-      <w:r>
-        <w:rPr>
-          <w:b/>
-        </w:rPr>
-        <w:t>observation</w:t>
-      </w:r>
-      <w:r>
-        <w:rPr>
-          <w:b w:val="0"/>
-        </w:rPr>
-        <w:t xml:space="preserve"> of tomorrow? Explain what new </w:t>
-      </w:r>
-      <w:r>
-        <w:rPr>
-          <w:b/>
-        </w:rPr>
-        <w:t>evidence</w:t>
-      </w:r>
-      <w:r>
-        <w:rPr>
-          <w:b w:val="0"/>
-        </w:rPr>
-        <w:t xml:space="preserve"> settles the result.</w:t>
-      </w:r>
-    </w:p>
-    <w:p>
-      <w:pPr>
-        <w:pStyle w:val="Heading3"/>
-      </w:pPr>
-      <w:r>
-        <w:t>Expected independent answer</w:t>
-      </w:r>
-    </w:p>
-    <w:p>
-      <w:pPr>
-        <w:pStyle w:val="Heading3"/>
-      </w:pPr>
-      <w:r>
-        <w:t>Teacher key · Expected independent answer</w:t>
-      </w:r>
-    </w:p>
-    <w:p>
-      <w:pPr>
-        <w:spacing w:line="336" w:lineRule="auto" w:after="180"/>
-        <w:shd w:fill="F1F6FC"/>
       </w:pPr>
       <w:r>
         <w:rPr>
@@ -5458,34 +5987,121 @@
     </w:p>
     <w:p>
       <w:pPr>
+        <w:spacing w:line="336" w:lineRule="auto" w:after="180"/>
+      </w:pPr>
+      <w:r>
+        <w:rPr>
+          <w:b w:val="0"/>
+        </w:rPr>
+        <w:t>For example, record precipitation observed at the school weather station between 00:00 and 24:00 Tuesday above its stated detection threshold. Damp ground alone has another possible cause.</w:t>
+      </w:r>
+    </w:p>
+    <w:p>
+      <w:pPr>
+        <w:spacing w:line="336" w:lineRule="auto" w:after="180"/>
+      </w:pPr>
+      <w:r>
+        <w:rPr>
+          <w:b w:val="0"/>
+        </w:rPr>
+        <w:t xml:space="preserve">Save </w:t>
+      </w:r>
+      <w:r>
+        <w:rPr>
+          <w:b/>
+        </w:rPr>
+        <w:t>prediction</w:t>
+      </w:r>
+      <w:r>
+        <w:rPr>
+          <w:b w:val="0"/>
+        </w:rPr>
+        <w:t xml:space="preserve"> time, location and </w:t>
+      </w:r>
+      <w:r>
+        <w:rPr>
+          <w:b/>
+        </w:rPr>
+        <w:t>observation</w:t>
+      </w:r>
+      <w:r>
+        <w:rPr>
+          <w:b w:val="0"/>
+        </w:rPr>
+        <w:t xml:space="preserve"> method before evaluating the result.</w:t>
+      </w:r>
+    </w:p>
+    <w:p>
+      <w:pPr>
         <w:pStyle w:val="Heading3"/>
       </w:pPr>
       <w:r>
-        <w:t>Teacher key · Original transfer answer</w:t>
+        <w:t>Explanations for the additional workbook examples</w:t>
+      </w:r>
+    </w:p>
+    <w:p>
+      <w:pPr>
+        <w:pStyle w:val="Heading3"/>
+      </w:pPr>
+      <w:r>
+        <w:t>W1 Separate inputs from observed outcomes</w:t>
+      </w:r>
+    </w:p>
+    <w:p>
+      <w:pPr>
+        <w:pStyle w:val="Heading3"/>
+      </w:pPr>
+      <w:r>
+        <w:t>W2 Check a boundary without changing the rule</w:t>
+      </w:r>
+    </w:p>
+    <w:p>
+      <w:pPr>
+        <w:pStyle w:val="Heading3"/>
+      </w:pPr>
+      <w:r>
+        <w:t>W3 Keep incomplete evidence visible</w:t>
+      </w:r>
+    </w:p>
+    <w:p>
+      <w:pPr>
+        <w:pStyle w:val="Heading3"/>
+      </w:pPr>
+      <w:r>
+        <w:t>W4 Transfer the check to drying predictions</w:t>
       </w:r>
     </w:p>
     <w:p>
       <w:pPr>
         <w:spacing w:line="336" w:lineRule="auto" w:after="180"/>
-        <w:shd w:fill="F1F6FC"/>
-      </w:pPr>
-      <w:r>
-        <w:rPr>
-          <w:b w:val="0"/>
-        </w:rPr>
-        <w:t>For example, record precipitation observed at the school weather station between 00:00 and 24:00 Tuesday above its stated detection threshold. Damp ground alone has another possible cause.</w:t>
+      </w:pPr>
+      <w:r>
+        <w:rPr>
+          <w:b w:val="0"/>
+        </w:rPr>
+        <w:t>In a fictional paper test, Dry1 predicts slow for a moisture score of at least 7, quick otherwise. Allowed scores are whole numbers 1 through 10.</w:t>
       </w:r>
     </w:p>
     <w:p>
       <w:pPr>
         <w:spacing w:line="336" w:lineRule="auto" w:after="180"/>
-        <w:shd w:fill="F1F6FC"/>
-      </w:pPr>
-      <w:r>
-        <w:rPr>
-          <w:b w:val="0"/>
-        </w:rPr>
-        <w:t xml:space="preserve">Save </w:t>
+      </w:pPr>
+      <w:r>
+        <w:rPr>
+          <w:b w:val="0"/>
+        </w:rPr>
+        <w:t>The observed outcome is slow if drying time is greater than 10 minutes, quick otherwise. Records are P: score 6, time 12; Q: score 7, time 10; R: score 9, time 14; S: score 5, time missing.</w:t>
+      </w:r>
+    </w:p>
+    <w:p>
+      <w:pPr>
+        <w:spacing w:line="336" w:lineRule="auto" w:after="180"/>
+      </w:pPr>
+      <w:r>
+        <w:rPr>
+          <w:b w:val="0"/>
+        </w:rPr>
+        <w:t xml:space="preserve">Record all </w:t>
       </w:r>
       <w:r>
         <w:rPr>
@@ -5497,171 +6113,412 @@
         <w:rPr>
           <w:b w:val="0"/>
         </w:rPr>
-        <w:t xml:space="preserve"> time, location and </w:t>
+        <w:t xml:space="preserve">s, observed categories and comparison statuses. Summarise matches out of assessed cases, name the </w:t>
       </w:r>
       <w:r>
         <w:rPr>
           <w:b/>
         </w:rPr>
+        <w:t>unassessed</w:t>
+      </w:r>
+      <w:r>
+        <w:rPr>
+          <w:b w:val="0"/>
+        </w:rPr>
+        <w:t xml:space="preserve"> count, and limit the conclusion.</w:t>
+      </w:r>
+    </w:p>
+    <w:p>
+      <w:pPr>
+        <w:spacing w:line="336" w:lineRule="auto" w:after="180"/>
+      </w:pPr>
+      <w:r>
+        <w:rPr>
+          <w:b w:val="0"/>
+        </w:rPr>
+        <w:t xml:space="preserve">P predicts quick, observed slow, </w:t>
+      </w:r>
+      <w:r>
+        <w:rPr>
+          <w:b/>
+        </w:rPr>
+        <w:t>mismatch</w:t>
+      </w:r>
+      <w:r>
+        <w:rPr>
+          <w:b w:val="0"/>
+        </w:rPr>
+        <w:t xml:space="preserve">. Q predicts slow, observed quick because exactly 10 is not greater than 10, </w:t>
+      </w:r>
+      <w:r>
+        <w:rPr>
+          <w:b/>
+        </w:rPr>
+        <w:t>mismatch</w:t>
+      </w:r>
+      <w:r>
+        <w:rPr>
+          <w:b w:val="0"/>
+        </w:rPr>
+        <w:t xml:space="preserve">. R predicts slow, observed slow, match. S predicts quick, observed outcome unavailable, </w:t>
+      </w:r>
+      <w:r>
+        <w:rPr>
+          <w:b/>
+        </w:rPr>
+        <w:t>unassessed</w:t>
+      </w:r>
+      <w:r>
+        <w:rPr>
+          <w:b w:val="0"/>
+        </w:rPr>
+        <w:t>.</w:t>
+      </w:r>
+    </w:p>
+    <w:p>
+      <w:pPr>
+        <w:spacing w:line="336" w:lineRule="auto" w:after="180"/>
+      </w:pPr>
+      <w:r>
+        <w:rPr>
+          <w:b w:val="0"/>
+        </w:rPr>
+        <w:t xml:space="preserve">One match out of three assessed cases, with one </w:t>
+      </w:r>
+      <w:r>
+        <w:rPr>
+          <w:b/>
+        </w:rPr>
+        <w:t>unassessed</w:t>
+      </w:r>
+      <w:r>
+        <w:rPr>
+          <w:b w:val="0"/>
+        </w:rPr>
+        <w:t>. This describes the assessed cases and does not establish the result for S or future trials.</w:t>
+      </w:r>
+    </w:p>
+    <w:p>
+      <w:pPr>
+        <w:pStyle w:val="Heading3"/>
+      </w:pPr>
+      <w:r>
+        <w:t>W5 Correct a report without erasing evidence</w:t>
+      </w:r>
+    </w:p>
+    <w:p>
+      <w:pPr>
+        <w:pStyle w:val="Heading3"/>
+      </w:pPr>
+      <w:r>
+        <w:t>Assess independent transfer</w:t>
+      </w:r>
+    </w:p>
+    <w:p>
+      <w:pPr>
+        <w:pStyle w:val="Heading3"/>
+      </w:pPr>
+      <w:r>
+        <w:t>Selected case answer</w:t>
+      </w:r>
+    </w:p>
+    <w:p>
+      <w:pPr>
+        <w:pStyle w:val="Heading3"/>
+      </w:pPr>
+      <w:r>
+        <w:t>Feedback that the learner uses</w:t>
+      </w:r>
+    </w:p>
+    <w:p>
+      <w:pPr>
+        <w:pStyle w:val="Heading1"/>
+      </w:pPr>
+      <w:r>
+        <w:t>06. Connect, adapt and return</w:t>
+      </w:r>
+    </w:p>
+    <w:p>
+      <w:r>
+        <w:t>Retain the project evidence and revisit the reasoning on a changed case.</w:t>
+      </w:r>
+    </w:p>
+    <w:p>
+      <w:pPr>
+        <w:pStyle w:val="Heading2"/>
+      </w:pPr>
+      <w:r>
+        <w:t>Project evidence to keep</w:t>
+      </w:r>
+    </w:p>
+    <w:p>
+      <w:pPr>
+        <w:spacing w:line="336" w:lineRule="auto" w:after="180"/>
+      </w:pPr>
+      <w:r>
+        <w:rPr>
+          <w:b w:val="0"/>
+        </w:rPr>
+        <w:t xml:space="preserve">Label the sorter's suggested bin as a </w:t>
+      </w:r>
+      <w:r>
+        <w:rPr>
+          <w:b/>
+        </w:rPr>
+        <w:t>prediction</w:t>
+      </w:r>
+      <w:r>
+        <w:rPr>
+          <w:b w:val="0"/>
+        </w:rPr>
+        <w:t xml:space="preserve"> until a human confirms the final placement.</w:t>
+      </w:r>
+    </w:p>
+    <w:p>
+      <w:pPr>
+        <w:spacing w:line="336" w:lineRule="auto" w:after="180"/>
+      </w:pPr>
+      <w:r>
+        <w:rPr>
+          <w:b w:val="0"/>
+        </w:rPr>
+        <w:t xml:space="preserve">Keep the decision, </w:t>
+      </w:r>
+      <w:r>
+        <w:rPr>
+          <w:b/>
+        </w:rPr>
+        <w:t>input</w:t>
+      </w:r>
+      <w:r>
+        <w:rPr>
+          <w:b w:val="0"/>
+        </w:rPr>
+        <w:t xml:space="preserve">, result, explanation and remaining limitation in the project </w:t>
+      </w:r>
+      <w:r>
+        <w:rPr>
+          <w:b/>
+        </w:rPr>
+        <w:t>evidence</w:t>
+      </w:r>
+      <w:r>
+        <w:rPr>
+          <w:b w:val="0"/>
+        </w:rPr>
+        <w:t xml:space="preserve"> record. Retrieve this record next week rather than restarting the project.</w:t>
+      </w:r>
+    </w:p>
+    <w:p>
+      <w:pPr>
+        <w:spacing w:line="336" w:lineRule="auto" w:after="180"/>
+      </w:pPr>
+      <w:r>
+        <w:rPr>
+          <w:b w:val="0"/>
+        </w:rPr>
+        <w:t xml:space="preserve">In sorter trials, record predicted categories before collecting reference </w:t>
+      </w:r>
+      <w:r>
+        <w:rPr>
+          <w:b/>
+        </w:rPr>
+        <w:t>evidence</w:t>
+      </w:r>
+      <w:r>
+        <w:rPr>
+          <w:b w:val="0"/>
+        </w:rPr>
+        <w:t>, then retain disagreements for investigation.</w:t>
+      </w:r>
+    </w:p>
+    <w:p>
+      <w:pPr>
+        <w:pStyle w:val="Heading2"/>
+      </w:pPr>
+      <w:r>
+        <w:t>Support while preserving the reasoning goal</w:t>
+      </w:r>
+    </w:p>
+    <w:p>
+      <w:pPr>
+        <w:spacing w:line="336" w:lineRule="auto" w:after="180"/>
+      </w:pPr>
+      <w:r>
+        <w:rPr>
+          <w:b w:val="0"/>
+        </w:rPr>
+        <w:t xml:space="preserve">Use physical cards, spoken explanations and a three-stage drawing. Read aloud without giving the answer. Stretch: compare two </w:t>
+      </w:r>
+      <w:r>
+        <w:rPr>
+          <w:b/>
+        </w:rPr>
+        <w:t>mechanism</w:t>
+      </w:r>
+      <w:r>
+        <w:rPr>
+          <w:b w:val="0"/>
+        </w:rPr>
+        <w:t xml:space="preserve">s with the same visible </w:t>
+      </w:r>
+      <w:r>
+        <w:rPr>
+          <w:b/>
+        </w:rPr>
+        <w:t>output</w:t>
+      </w:r>
+      <w:r>
+        <w:rPr>
+          <w:b w:val="0"/>
+        </w:rPr>
+        <w:t xml:space="preserve"> and explain what </w:t>
+      </w:r>
+      <w:r>
+        <w:rPr>
+          <w:b/>
+        </w:rPr>
+        <w:t>evidence</w:t>
+      </w:r>
+      <w:r>
+        <w:rPr>
+          <w:b w:val="0"/>
+        </w:rPr>
+        <w:t xml:space="preserve"> distinguishes them.</w:t>
+      </w:r>
+    </w:p>
+    <w:p>
+      <w:pPr>
+        <w:spacing w:line="336" w:lineRule="auto" w:after="180"/>
+      </w:pPr>
+      <w:r>
+        <w:rPr>
+          <w:b w:val="0"/>
+        </w:rPr>
+        <w:t xml:space="preserve">Use separate coloured cards for </w:t>
+      </w:r>
+      <w:r>
+        <w:rPr>
+          <w:b/>
+        </w:rPr>
+        <w:t>prediction</w:t>
+      </w:r>
+      <w:r>
+        <w:rPr>
+          <w:b w:val="0"/>
+        </w:rPr>
+        <w:t xml:space="preserve">s and </w:t>
+      </w:r>
+      <w:r>
+        <w:rPr>
+          <w:b/>
+        </w:rPr>
         <w:t>observation</w:t>
       </w:r>
       <w:r>
         <w:rPr>
           <w:b w:val="0"/>
         </w:rPr>
-        <w:t xml:space="preserve"> method before evaluating the result.</w:t>
-      </w:r>
-    </w:p>
-    <w:p>
-      <w:pPr>
-        <w:pStyle w:val="Heading3"/>
-      </w:pPr>
-      <w:r>
-        <w:t>Explanations for the additional workbook examples</w:t>
-      </w:r>
-    </w:p>
-    <w:p>
-      <w:pPr>
-        <w:pStyle w:val="Heading3"/>
-      </w:pPr>
-      <w:r>
-        <w:t>W1 Separate inputs from observed outcomes</w:t>
-      </w:r>
-    </w:p>
-    <w:p>
-      <w:pPr>
-        <w:pStyle w:val="Heading3"/>
-      </w:pPr>
-      <w:r>
-        <w:t>Workbook question · W1</w:t>
+        <w:t>s and pair them by trial ID. Read at least and greater than aloud on number lines.</w:t>
       </w:r>
     </w:p>
     <w:p>
       <w:pPr>
         <w:spacing w:line="336" w:lineRule="auto" w:after="180"/>
-        <w:shd w:fill="F5F1FB"/>
-      </w:pPr>
-      <w:r>
-        <w:rPr>
-          <w:b w:val="0"/>
-        </w:rPr>
-        <w:t xml:space="preserve">For Ramp1 trial B, height is 6 cm and the later travel distance is 3 units. State the </w:t>
+      </w:pPr>
+      <w:r>
+        <w:rPr>
+          <w:b w:val="0"/>
+        </w:rPr>
+        <w:t>Extension: investigate how selective missing records could make the assessed cases an incomplete picture of model performance.</w:t>
+      </w:r>
+    </w:p>
+    <w:p>
+      <w:pPr>
+        <w:spacing w:line="336" w:lineRule="auto" w:after="180"/>
+      </w:pPr>
+      <w:r>
+        <w:rPr>
+          <w:b w:val="0"/>
+        </w:rPr>
+        <w:t xml:space="preserve">W4 is secure with quick/slow/slow/quick </w:t>
       </w:r>
       <w:r>
         <w:rPr>
           <w:b/>
         </w:rPr>
-        <w:t>input</w:t>
-      </w:r>
-      <w:r>
-        <w:rPr>
-          <w:b w:val="0"/>
-        </w:rPr>
-        <w:t xml:space="preserve">, </w:t>
+        <w:t>prediction</w:t>
+      </w:r>
+      <w:r>
+        <w:rPr>
+          <w:b w:val="0"/>
+        </w:rPr>
+        <w:t xml:space="preserve">s, slow/quick/slow/unknown outcomes, two </w:t>
       </w:r>
       <w:r>
         <w:rPr>
           <w:b/>
         </w:rPr>
+        <w:t>mismatch</w:t>
+      </w:r>
+      <w:r>
+        <w:rPr>
+          <w:b w:val="0"/>
+        </w:rPr>
+        <w:t xml:space="preserve">es, one match and one </w:t>
+      </w:r>
+      <w:r>
+        <w:rPr>
+          <w:b/>
+        </w:rPr>
+        <w:t>unassessed</w:t>
+      </w:r>
+      <w:r>
+        <w:rPr>
+          <w:b w:val="0"/>
+        </w:rPr>
+        <w:t xml:space="preserve"> case. Require one of three assessed and limited claims.</w:t>
+      </w:r>
+    </w:p>
+    <w:p>
+      <w:pPr>
+        <w:spacing w:line="336" w:lineRule="auto" w:after="180"/>
+      </w:pPr>
+      <w:r>
+        <w:rPr>
+          <w:b w:val="0"/>
+        </w:rPr>
+        <w:t xml:space="preserve">After support retry scores 5, 8, 4 with times 9, 10, missing: quick/slow/quick </w:t>
+      </w:r>
+      <w:r>
+        <w:rPr>
+          <w:b/>
+        </w:rPr>
         <w:t>prediction</w:t>
       </w:r>
       <w:r>
         <w:rPr>
           <w:b w:val="0"/>
         </w:rPr>
-        <w:t xml:space="preserve">, </w:t>
+        <w:t xml:space="preserve">s, quick/quick/unknown outcomes; one match, one </w:t>
       </w:r>
       <w:r>
         <w:rPr>
           <w:b/>
         </w:rPr>
-        <w:t>observation</w:t>
-      </w:r>
-      <w:r>
-        <w:rPr>
-          <w:b w:val="0"/>
-        </w:rPr>
-        <w:t>, observed category and comparison status.</w:t>
-      </w:r>
-    </w:p>
-    <w:p>
-      <w:pPr>
-        <w:spacing w:line="336" w:lineRule="auto" w:after="180"/>
-        <w:shd w:fill="F5F1FB"/>
-      </w:pPr>
-      <w:r>
-        <w:rPr>
-          <w:b w:val="0"/>
-        </w:rPr>
-        <w:t xml:space="preserve">Explain why the </w:t>
+        <w:t>mismatch</w:t>
+      </w:r>
+      <w:r>
+        <w:rPr>
+          <w:b w:val="0"/>
+        </w:rPr>
+        <w:t xml:space="preserve">, one </w:t>
       </w:r>
       <w:r>
         <w:rPr>
           <w:b/>
         </w:rPr>
-        <w:t>prediction</w:t>
-      </w:r>
-      <w:r>
-        <w:rPr>
-          <w:b w:val="0"/>
-        </w:rPr>
-        <w:t xml:space="preserve"> rule and </w:t>
-      </w:r>
-      <w:r>
-        <w:rPr>
-          <w:b/>
-        </w:rPr>
-        <w:t>outcome rule</w:t>
-      </w:r>
-      <w:r>
-        <w:rPr>
-          <w:b w:val="0"/>
-        </w:rPr>
-        <w:t xml:space="preserve"> use different measurements.</w:t>
-      </w:r>
-    </w:p>
-    <w:p>
-      <w:pPr>
-        <w:pStyle w:val="Heading3"/>
-      </w:pPr>
-      <w:r>
-        <w:t>Teacher reasoning · W1</w:t>
-      </w:r>
-    </w:p>
-    <w:p>
-      <w:pPr>
-        <w:spacing w:line="336" w:lineRule="auto" w:after="180"/>
-        <w:shd w:fill="F1F6FC"/>
-      </w:pPr>
-      <w:r>
-        <w:rPr>
-          <w:b/>
-        </w:rPr>
-        <w:t>Input</w:t>
-      </w:r>
-      <w:r>
-        <w:rPr>
-          <w:b w:val="0"/>
-        </w:rPr>
-        <w:t xml:space="preserve"> height 6 cm; </w:t>
-      </w:r>
-      <w:r>
-        <w:rPr>
-          <w:b/>
-        </w:rPr>
-        <w:t>prediction</w:t>
-      </w:r>
-      <w:r>
-        <w:rPr>
-          <w:b w:val="0"/>
-        </w:rPr>
-        <w:t xml:space="preserve"> far because 6 is at least 6; observed distance 3 units; observed category near because 3 is below 4; </w:t>
-      </w:r>
-      <w:r>
-        <w:rPr>
-          <w:b/>
-        </w:rPr>
-        <w:t>mismatch</w:t>
+        <w:t>unassessed</w:t>
       </w:r>
       <w:r>
         <w:rPr>
@@ -5672,1269 +6529,10 @@
     </w:p>
     <w:p>
       <w:pPr>
-        <w:spacing w:line="336" w:lineRule="auto" w:after="180"/>
-        <w:shd w:fill="F1F6FC"/>
-      </w:pPr>
-      <w:r>
-        <w:rPr>
-          <w:b w:val="0"/>
-        </w:rPr>
-        <w:t xml:space="preserve">Height is available to the model before the trial, while travel distance is measured afterward to check its </w:t>
-      </w:r>
-      <w:r>
-        <w:rPr>
-          <w:b/>
-        </w:rPr>
-        <w:t>prediction</w:t>
-      </w:r>
-      <w:r>
-        <w:rPr>
-          <w:b w:val="0"/>
-        </w:rPr>
-        <w:t>.</w:t>
-      </w:r>
-    </w:p>
-    <w:p>
-      <w:pPr>
-        <w:pStyle w:val="Heading3"/>
-      </w:pPr>
-      <w:r>
-        <w:t>W2 Check a boundary without changing the rule</w:t>
-      </w:r>
-    </w:p>
-    <w:p>
-      <w:pPr>
-        <w:pStyle w:val="Heading3"/>
-      </w:pPr>
-      <w:r>
-        <w:t>Workbook question · W2</w:t>
-      </w:r>
-    </w:p>
-    <w:p>
-      <w:pPr>
-        <w:spacing w:line="336" w:lineRule="auto" w:after="180"/>
-        <w:shd w:fill="F5F1FB"/>
-      </w:pPr>
-      <w:r>
-        <w:rPr>
-          <w:b w:val="0"/>
-        </w:rPr>
-        <w:t xml:space="preserve">Trial F has height 6 cm and verified travel distance exactly 4 units. Apply Ramp1 and the </w:t>
-      </w:r>
-      <w:r>
-        <w:rPr>
-          <w:b/>
-        </w:rPr>
-        <w:t>outcome rule</w:t>
-      </w:r>
-      <w:r>
-        <w:rPr>
-          <w:b w:val="0"/>
-        </w:rPr>
-        <w:t>. A partner says exactly 4 is near because far means greater than 4. Use the stated rule to resolve the disagreement.</w:t>
-      </w:r>
-    </w:p>
-    <w:p>
-      <w:pPr>
-        <w:pStyle w:val="Heading3"/>
-      </w:pPr>
-      <w:r>
-        <w:t>Teacher reasoning · W2</w:t>
-      </w:r>
-    </w:p>
-    <w:p>
-      <w:pPr>
-        <w:spacing w:line="336" w:lineRule="auto" w:after="180"/>
-        <w:shd w:fill="F1F6FC"/>
-      </w:pPr>
-      <w:r>
-        <w:rPr>
-          <w:b w:val="0"/>
-        </w:rPr>
-        <w:t xml:space="preserve">Ramp1 predicts far at height 6. The </w:t>
-      </w:r>
-      <w:r>
-        <w:rPr>
-          <w:b/>
-        </w:rPr>
-        <w:t>observation</w:t>
-      </w:r>
-      <w:r>
-        <w:rPr>
-          <w:b w:val="0"/>
-        </w:rPr>
-        <w:t xml:space="preserve"> is far because the stated </w:t>
-      </w:r>
-      <w:r>
-        <w:rPr>
-          <w:b/>
-        </w:rPr>
-        <w:t>outcome rule</w:t>
-      </w:r>
-      <w:r>
-        <w:rPr>
-          <w:b w:val="0"/>
-        </w:rPr>
-        <w:t xml:space="preserve"> is at least 4, including equality. The </w:t>
-      </w:r>
-      <w:r>
-        <w:rPr>
-          <w:b/>
-        </w:rPr>
-        <w:t>prediction</w:t>
-      </w:r>
-      <w:r>
-        <w:rPr>
-          <w:b w:val="0"/>
-        </w:rPr>
-        <w:t xml:space="preserve"> matches.</w:t>
-      </w:r>
-    </w:p>
-    <w:p>
-      <w:pPr>
-        <w:spacing w:line="336" w:lineRule="auto" w:after="180"/>
-        <w:shd w:fill="F1F6FC"/>
-      </w:pPr>
-      <w:r>
-        <w:rPr>
-          <w:b w:val="0"/>
-        </w:rPr>
-        <w:t>Greater than 4 would be a different rule and must not replace the agreed one after viewing the result.</w:t>
-      </w:r>
-    </w:p>
-    <w:p>
-      <w:pPr>
-        <w:pStyle w:val="Heading3"/>
-      </w:pPr>
-      <w:r>
-        <w:t>W3 Keep incomplete evidence visible</w:t>
-      </w:r>
-    </w:p>
-    <w:p>
-      <w:pPr>
-        <w:pStyle w:val="Heading3"/>
-      </w:pPr>
-      <w:r>
-        <w:t>Workbook question · W3</w:t>
-      </w:r>
-    </w:p>
-    <w:p>
-      <w:pPr>
-        <w:spacing w:line="336" w:lineRule="auto" w:after="180"/>
-        <w:shd w:fill="F5F1FB"/>
-      </w:pPr>
-      <w:r>
-        <w:rPr>
-          <w:b w:val="0"/>
-        </w:rPr>
-        <w:t>D predicts near but has no distance record. E predicts far but its two distance records say 3 and 4 units.</w:t>
-      </w:r>
-    </w:p>
-    <w:p>
-      <w:pPr>
-        <w:spacing w:line="336" w:lineRule="auto" w:after="180"/>
-        <w:shd w:fill="F5F1FB"/>
-      </w:pPr>
-      <w:r>
-        <w:rPr>
-          <w:b w:val="0"/>
-        </w:rPr>
-        <w:t xml:space="preserve">State each comparison status, request useful </w:t>
-      </w:r>
-      <w:r>
-        <w:rPr>
-          <w:b/>
-        </w:rPr>
-        <w:t>evidence</w:t>
-      </w:r>
-      <w:r>
-        <w:rPr>
-          <w:b w:val="0"/>
-        </w:rPr>
-        <w:t>, and explain why neither guessing nor a new trial can establish the old trial’s outcome.</w:t>
-      </w:r>
-    </w:p>
-    <w:p>
-      <w:pPr>
-        <w:pStyle w:val="Heading3"/>
-      </w:pPr>
-      <w:r>
-        <w:t>Teacher reasoning · W3</w:t>
-      </w:r>
-    </w:p>
-    <w:p>
-      <w:pPr>
-        <w:spacing w:line="336" w:lineRule="auto" w:after="180"/>
-        <w:shd w:fill="F1F6FC"/>
-      </w:pPr>
-      <w:r>
-        <w:rPr>
-          <w:b w:val="0"/>
-        </w:rPr>
-        <w:t xml:space="preserve">Both are </w:t>
-      </w:r>
-      <w:r>
-        <w:rPr>
-          <w:b/>
-        </w:rPr>
-        <w:t>unassessed</w:t>
-      </w:r>
-      <w:r>
-        <w:rPr>
-          <w:b w:val="0"/>
-        </w:rPr>
-        <w:t>. For D request the original distance record for D with units. For E inspect the trial IDs, original measurement and recording procedure to resolve 3 versus 4.</w:t>
-      </w:r>
-    </w:p>
-    <w:p>
-      <w:pPr>
-        <w:spacing w:line="336" w:lineRule="auto" w:after="180"/>
-        <w:shd w:fill="F1F6FC"/>
-      </w:pPr>
-      <w:r>
-        <w:rPr>
-          <w:b w:val="0"/>
-        </w:rPr>
-        <w:t xml:space="preserve">Guesses supply no </w:t>
-      </w:r>
-      <w:r>
-        <w:rPr>
-          <w:b/>
-        </w:rPr>
-        <w:t>observation</w:t>
-      </w:r>
-      <w:r>
-        <w:rPr>
-          <w:b w:val="0"/>
-        </w:rPr>
-        <w:t xml:space="preserve">; a new trial produces a new outcome. Retain unresolved </w:t>
-      </w:r>
-      <w:r>
-        <w:rPr>
-          <w:b/>
-        </w:rPr>
-        <w:t>evidence</w:t>
-      </w:r>
-      <w:r>
-        <w:rPr>
-          <w:b w:val="0"/>
-        </w:rPr>
-        <w:t xml:space="preserve"> if the old result cannot be established.</w:t>
-      </w:r>
-    </w:p>
-    <w:p>
-      <w:pPr>
-        <w:pStyle w:val="Heading3"/>
-      </w:pPr>
-      <w:r>
-        <w:t>W4 Transfer the check to drying predictions</w:t>
-      </w:r>
-    </w:p>
-    <w:p>
-      <w:pPr>
-        <w:pStyle w:val="Heading3"/>
-      </w:pPr>
-      <w:r>
-        <w:t>Workbook question · W4</w:t>
-      </w:r>
-    </w:p>
-    <w:p>
-      <w:pPr>
-        <w:spacing w:line="336" w:lineRule="auto" w:after="180"/>
-        <w:shd w:fill="F5F1FB"/>
-      </w:pPr>
-      <w:r>
-        <w:rPr>
-          <w:b w:val="0"/>
-        </w:rPr>
-        <w:t>In a fictional paper test, Dry1 predicts slow for a moisture score of at least 7, quick otherwise. Allowed scores are whole numbers 1 through 10.</w:t>
-      </w:r>
-    </w:p>
-    <w:p>
-      <w:pPr>
-        <w:spacing w:line="336" w:lineRule="auto" w:after="180"/>
-        <w:shd w:fill="F5F1FB"/>
-      </w:pPr>
-      <w:r>
-        <w:rPr>
-          <w:b w:val="0"/>
-        </w:rPr>
-        <w:t>The observed outcome is slow if drying time is greater than 10 minutes, quick otherwise. Records are P: score 6, time 12; Q: score 7, time 10; R: score 9, time 14; S: score 5, time missing.</w:t>
-      </w:r>
-    </w:p>
-    <w:p>
-      <w:pPr>
-        <w:spacing w:line="336" w:lineRule="auto" w:after="180"/>
-        <w:shd w:fill="F5F1FB"/>
-      </w:pPr>
-      <w:r>
-        <w:rPr>
-          <w:b w:val="0"/>
-        </w:rPr>
-        <w:t xml:space="preserve">Record all </w:t>
-      </w:r>
-      <w:r>
-        <w:rPr>
-          <w:b/>
-        </w:rPr>
-        <w:t>prediction</w:t>
-      </w:r>
-      <w:r>
-        <w:rPr>
-          <w:b w:val="0"/>
-        </w:rPr>
-        <w:t xml:space="preserve">s, observed categories and comparison statuses. Summarise matches out of assessed cases, name the </w:t>
-      </w:r>
-      <w:r>
-        <w:rPr>
-          <w:b/>
-        </w:rPr>
-        <w:t>unassessed</w:t>
-      </w:r>
-      <w:r>
-        <w:rPr>
-          <w:b w:val="0"/>
-        </w:rPr>
-        <w:t xml:space="preserve"> count, and limit the conclusion.</w:t>
-      </w:r>
-    </w:p>
-    <w:p>
-      <w:pPr>
-        <w:pStyle w:val="Heading3"/>
-      </w:pPr>
-      <w:r>
-        <w:t>Teacher reasoning · W4</w:t>
-      </w:r>
-    </w:p>
-    <w:p>
-      <w:pPr>
-        <w:spacing w:line="336" w:lineRule="auto" w:after="180"/>
-        <w:shd w:fill="F1F6FC"/>
-      </w:pPr>
-      <w:r>
-        <w:rPr>
-          <w:b w:val="0"/>
-        </w:rPr>
-        <w:t xml:space="preserve">P predicts quick, observed slow, </w:t>
-      </w:r>
-      <w:r>
-        <w:rPr>
-          <w:b/>
-        </w:rPr>
-        <w:t>mismatch</w:t>
-      </w:r>
-      <w:r>
-        <w:rPr>
-          <w:b w:val="0"/>
-        </w:rPr>
-        <w:t xml:space="preserve">. Q predicts slow, observed quick because exactly 10 is not greater than 10, </w:t>
-      </w:r>
-      <w:r>
-        <w:rPr>
-          <w:b/>
-        </w:rPr>
-        <w:t>mismatch</w:t>
-      </w:r>
-      <w:r>
-        <w:rPr>
-          <w:b w:val="0"/>
-        </w:rPr>
-        <w:t xml:space="preserve">. R predicts slow, observed slow, match. S predicts quick, observed outcome unavailable, </w:t>
-      </w:r>
-      <w:r>
-        <w:rPr>
-          <w:b/>
-        </w:rPr>
-        <w:t>unassessed</w:t>
-      </w:r>
-      <w:r>
-        <w:rPr>
-          <w:b w:val="0"/>
-        </w:rPr>
-        <w:t>.</w:t>
-      </w:r>
-    </w:p>
-    <w:p>
-      <w:pPr>
-        <w:spacing w:line="336" w:lineRule="auto" w:after="180"/>
-        <w:shd w:fill="F1F6FC"/>
-      </w:pPr>
-      <w:r>
-        <w:rPr>
-          <w:b w:val="0"/>
-        </w:rPr>
-        <w:t xml:space="preserve">One match out of three assessed cases, with one </w:t>
-      </w:r>
-      <w:r>
-        <w:rPr>
-          <w:b/>
-        </w:rPr>
-        <w:t>unassessed</w:t>
-      </w:r>
-      <w:r>
-        <w:rPr>
-          <w:b w:val="0"/>
-        </w:rPr>
-        <w:t>. This describes the assessed cases and does not establish the result for S or future trials.</w:t>
-      </w:r>
-    </w:p>
-    <w:p>
-      <w:pPr>
-        <w:pStyle w:val="Heading3"/>
-      </w:pPr>
-      <w:r>
-        <w:t>W5 Correct a report without erasing evidence</w:t>
-      </w:r>
-    </w:p>
-    <w:p>
-      <w:pPr>
-        <w:pStyle w:val="Heading3"/>
-      </w:pPr>
-      <w:r>
-        <w:t>Workbook question · W5</w:t>
-      </w:r>
-    </w:p>
-    <w:p>
-      <w:pPr>
-        <w:spacing w:line="336" w:lineRule="auto" w:after="180"/>
-        <w:shd w:fill="F5F1FB"/>
-      </w:pPr>
-      <w:r>
-        <w:rPr>
-          <w:b w:val="0"/>
-        </w:rPr>
-        <w:t xml:space="preserve">After seeing B’s observed near category, a learner replaces Ramp1’s far </w:t>
-      </w:r>
-      <w:r>
-        <w:rPr>
-          <w:b/>
-        </w:rPr>
-        <w:t>prediction</w:t>
-      </w:r>
-      <w:r>
-        <w:rPr>
-          <w:b w:val="0"/>
-        </w:rPr>
-        <w:t xml:space="preserve"> with near. They call the new entry a corrected </w:t>
-      </w:r>
-      <w:r>
-        <w:rPr>
-          <w:b/>
-        </w:rPr>
-        <w:t>observation</w:t>
-      </w:r>
-      <w:r>
-        <w:rPr>
-          <w:b w:val="0"/>
-        </w:rPr>
-        <w:t xml:space="preserve"> and report a perfect result for A through C.</w:t>
-      </w:r>
-    </w:p>
-    <w:p>
-      <w:pPr>
-        <w:spacing w:line="336" w:lineRule="auto" w:after="180"/>
-        <w:shd w:fill="F5F1FB"/>
-      </w:pPr>
-      <w:r>
-        <w:rPr>
-          <w:b w:val="0"/>
-        </w:rPr>
-        <w:t>Explain the two record-keeping errors and write a defensible replacement report.</w:t>
-      </w:r>
-    </w:p>
-    <w:p>
-      <w:pPr>
-        <w:pStyle w:val="Heading3"/>
-      </w:pPr>
-      <w:r>
-        <w:t>Teacher reasoning · W5</w:t>
-      </w:r>
-    </w:p>
-    <w:p>
-      <w:pPr>
-        <w:spacing w:line="336" w:lineRule="auto" w:after="180"/>
-        <w:shd w:fill="F1F6FC"/>
-      </w:pPr>
-      <w:r>
-        <w:rPr>
-          <w:b w:val="0"/>
-        </w:rPr>
-        <w:t xml:space="preserve">They changed a </w:t>
-      </w:r>
-      <w:r>
-        <w:rPr>
-          <w:b/>
-        </w:rPr>
-        <w:t>prediction</w:t>
-      </w:r>
-      <w:r>
-        <w:rPr>
-          <w:b w:val="0"/>
-        </w:rPr>
-        <w:t xml:space="preserve"> after seeing the outcome and mislabelled that change as an </w:t>
-      </w:r>
-      <w:r>
-        <w:rPr>
-          <w:b/>
-        </w:rPr>
-        <w:t>observation</w:t>
-      </w:r>
-      <w:r>
-        <w:rPr>
-          <w:b w:val="0"/>
-        </w:rPr>
-        <w:t xml:space="preserve"> correction. Restore the original far </w:t>
-      </w:r>
-      <w:r>
-        <w:rPr>
-          <w:b/>
-        </w:rPr>
-        <w:t>prediction</w:t>
-      </w:r>
-      <w:r>
-        <w:rPr>
-          <w:b w:val="0"/>
-        </w:rPr>
-        <w:t xml:space="preserve"> for B and retain the observed near category.</w:t>
-      </w:r>
-    </w:p>
-    <w:p>
-      <w:pPr>
-        <w:spacing w:line="336" w:lineRule="auto" w:after="180"/>
-        <w:shd w:fill="F1F6FC"/>
-      </w:pPr>
-      <w:r>
-        <w:rPr>
-          <w:b w:val="0"/>
-        </w:rPr>
-        <w:t xml:space="preserve">Report two matches out of three assessed Ramp1 trials A through C, including B’s </w:t>
-      </w:r>
-      <w:r>
-        <w:rPr>
-          <w:b/>
-        </w:rPr>
-        <w:t>mismatch</w:t>
-      </w:r>
-      <w:r>
-        <w:rPr>
-          <w:b w:val="0"/>
-        </w:rPr>
-        <w:t>. Any revised model needs a new version and new reserved cases for evaluation.</w:t>
-      </w:r>
-    </w:p>
-    <w:p>
-      <w:pPr>
-        <w:pStyle w:val="Heading3"/>
-      </w:pPr>
-      <w:r>
-        <w:t>Assess independent transfer</w:t>
-      </w:r>
-    </w:p>
-    <w:p>
-      <w:pPr>
-        <w:pStyle w:val="Heading3"/>
-      </w:pPr>
-      <w:r>
-        <w:t>Independent question · withhold the key</w:t>
-      </w:r>
-    </w:p>
-    <w:p>
-      <w:pPr>
-        <w:spacing w:line="336" w:lineRule="auto" w:after="180"/>
-        <w:shd w:fill="F5F1FB"/>
-      </w:pPr>
-      <w:r>
-        <w:rPr>
-          <w:b w:val="0"/>
-        </w:rPr>
-        <w:t>Selected case: In a fictional paper test, Dry1 predicts slow for a moisture score of at least 7, quick otherwise. Allowed scores are whole numbers 1 through 10.</w:t>
-      </w:r>
-    </w:p>
-    <w:p>
-      <w:pPr>
-        <w:spacing w:line="336" w:lineRule="auto" w:after="180"/>
-        <w:shd w:fill="F5F1FB"/>
-      </w:pPr>
-      <w:r>
-        <w:rPr>
-          <w:b w:val="0"/>
-        </w:rPr>
-        <w:t>The observed outcome is slow if drying time is greater than 10 minutes, quick otherwise. Records are P: score 6, time 12; Q: score 7, time 10; R: score 9, time 14; S: score 5, time missing.</w:t>
-      </w:r>
-    </w:p>
-    <w:p>
-      <w:pPr>
-        <w:spacing w:line="336" w:lineRule="auto" w:after="180"/>
-        <w:shd w:fill="F5F1FB"/>
-      </w:pPr>
-      <w:r>
-        <w:rPr>
-          <w:b w:val="0"/>
-        </w:rPr>
-        <w:t xml:space="preserve">Record all </w:t>
-      </w:r>
-      <w:r>
-        <w:rPr>
-          <w:b/>
-        </w:rPr>
-        <w:t>prediction</w:t>
-      </w:r>
-      <w:r>
-        <w:rPr>
-          <w:b w:val="0"/>
-        </w:rPr>
-        <w:t xml:space="preserve">s, observed categories and comparison statuses. Summarise matches out of assessed cases, name the </w:t>
-      </w:r>
-      <w:r>
-        <w:rPr>
-          <w:b/>
-        </w:rPr>
-        <w:t>unassessed</w:t>
-      </w:r>
-      <w:r>
-        <w:rPr>
-          <w:b w:val="0"/>
-        </w:rPr>
-        <w:t xml:space="preserve"> count, and limit the conclusion.</w:t>
-      </w:r>
-    </w:p>
-    <w:p>
-      <w:pPr>
-        <w:pStyle w:val="Heading3"/>
-      </w:pPr>
-      <w:r>
-        <w:t>Selected case answer</w:t>
-      </w:r>
-    </w:p>
-    <w:p>
-      <w:pPr>
-        <w:pStyle w:val="Heading3"/>
-      </w:pPr>
-      <w:r>
-        <w:t>Teacher key · Selected case answer</w:t>
-      </w:r>
-    </w:p>
-    <w:p>
-      <w:pPr>
-        <w:spacing w:line="336" w:lineRule="auto" w:after="180"/>
-        <w:shd w:fill="F1F6FC"/>
-      </w:pPr>
-      <w:r>
-        <w:rPr>
-          <w:b w:val="0"/>
-        </w:rPr>
-        <w:t xml:space="preserve">P predicts quick, observed slow, </w:t>
-      </w:r>
-      <w:r>
-        <w:rPr>
-          <w:b/>
-        </w:rPr>
-        <w:t>mismatch</w:t>
-      </w:r>
-      <w:r>
-        <w:rPr>
-          <w:b w:val="0"/>
-        </w:rPr>
-        <w:t xml:space="preserve">. Q predicts slow, observed quick because exactly 10 is not greater than 10, </w:t>
-      </w:r>
-      <w:r>
-        <w:rPr>
-          <w:b/>
-        </w:rPr>
-        <w:t>mismatch</w:t>
-      </w:r>
-      <w:r>
-        <w:rPr>
-          <w:b w:val="0"/>
-        </w:rPr>
-        <w:t xml:space="preserve">. R predicts slow, observed slow, match. S predicts quick, observed outcome unavailable, </w:t>
-      </w:r>
-      <w:r>
-        <w:rPr>
-          <w:b/>
-        </w:rPr>
-        <w:t>unassessed</w:t>
-      </w:r>
-      <w:r>
-        <w:rPr>
-          <w:b w:val="0"/>
-        </w:rPr>
-        <w:t>.</w:t>
-      </w:r>
-    </w:p>
-    <w:p>
-      <w:pPr>
-        <w:spacing w:line="336" w:lineRule="auto" w:after="180"/>
-        <w:shd w:fill="F1F6FC"/>
-      </w:pPr>
-      <w:r>
-        <w:rPr>
-          <w:b w:val="0"/>
-        </w:rPr>
-        <w:t xml:space="preserve">One match out of three assessed cases, with one </w:t>
-      </w:r>
-      <w:r>
-        <w:rPr>
-          <w:b/>
-        </w:rPr>
-        <w:t>unassessed</w:t>
-      </w:r>
-      <w:r>
-        <w:rPr>
-          <w:b w:val="0"/>
-        </w:rPr>
-        <w:t>. This describes the assessed cases and does not establish the result for S or future trials.</w:t>
-      </w:r>
-    </w:p>
-    <w:tbl>
-      <w:tblPr>
-        <w:tblStyle w:val="LightShading-Accent1"/>
-        <w:tblW w:type="auto" w:w="0"/>
-        <w:tblLook w:firstColumn="1" w:firstRow="1" w:lastColumn="0" w:lastRow="0" w:noHBand="0" w:noVBand="1" w:val="04A0"/>
-      </w:tblPr>
-      <w:tblGrid>
-        <w:gridCol w:w="5112"/>
-        <w:gridCol w:w="5112"/>
-      </w:tblGrid>
-      <w:tr>
-        <w:trPr>
-          <w:tblHeader/>
-        </w:trPr>
-        <w:tc>
-          <w:tcPr>
-            <w:tcW w:type="dxa" w:w="5112"/>
-          </w:tcPr>
-          <w:p>
-            <w:r>
-              <w:t>Dimension</w:t>
-            </w:r>
-          </w:p>
-        </w:tc>
-        <w:tc>
-          <w:tcPr>
-            <w:tcW w:type="dxa" w:w="5112"/>
-          </w:tcPr>
-          <w:p>
-            <w:r>
-              <w:t>Evidence required</w:t>
-            </w:r>
-          </w:p>
-        </w:tc>
-      </w:tr>
-      <w:tr>
-        <w:tc>
-          <w:tcPr>
-            <w:tcW w:type="dxa" w:w="5112"/>
-          </w:tcPr>
-          <w:p>
-            <w:r>
-              <w:t>Explanation</w:t>
-            </w:r>
-          </w:p>
-        </w:tc>
-        <w:tc>
-          <w:tcPr>
-            <w:tcW w:type="dxa" w:w="5112"/>
-          </w:tcPr>
-          <w:p>
-            <w:r>
-              <w:t>Names the applicable idea or procedure and ties it to the supplied facts.</w:t>
-            </w:r>
-          </w:p>
-        </w:tc>
-      </w:tr>
-      <w:tr>
-        <w:tc>
-          <w:tcPr>
-            <w:tcW w:type="dxa" w:w="5112"/>
-          </w:tcPr>
-          <w:p>
-            <w:r>
-              <w:t>Trace and result</w:t>
-            </w:r>
-          </w:p>
-        </w:tc>
-        <w:tc>
-          <w:tcPr>
-            <w:tcW w:type="dxa" w:w="5112"/>
-          </w:tcPr>
-          <w:p>
-            <w:r>
-              <w:t>Preserves the given inputs and shows the relevant intermediate steps; distinguishes a prediction from an observed execution.</w:t>
-            </w:r>
-          </w:p>
-        </w:tc>
-      </w:tr>
-      <w:tr>
-        <w:tc>
-          <w:tcPr>
-            <w:tcW w:type="dxa" w:w="5112"/>
-          </w:tcPr>
-          <w:p>
-            <w:r>
-              <w:t>Limits</w:t>
-            </w:r>
-          </w:p>
-        </w:tc>
-        <w:tc>
-          <w:tcPr>
-            <w:tcW w:type="dxa" w:w="5112"/>
-          </w:tcPr>
-          <w:p>
-            <w:r>
-              <w:t>States the assumptions, missing evidence or conditions under which the result would change.</w:t>
-            </w:r>
-          </w:p>
-        </w:tc>
-      </w:tr>
-    </w:tbl>
-    <w:p>
-      <w:pPr>
-        <w:pStyle w:val="Heading3"/>
-      </w:pPr>
-      <w:r>
-        <w:t>Teacher key · Selected case answer</w:t>
-      </w:r>
-    </w:p>
-    <w:p>
-      <w:pPr>
-        <w:spacing w:line="336" w:lineRule="auto" w:after="180"/>
-        <w:shd w:fill="F1F6FC"/>
-      </w:pPr>
-      <w:r>
-        <w:rPr>
-          <w:b w:val="0"/>
-        </w:rPr>
-        <w:t>Record each dimension as not yet, with support, or independent. Accept a valid alternative procedure with a defensible trace.</w:t>
-      </w:r>
-    </w:p>
-    <w:p>
-      <w:pPr>
-        <w:spacing w:line="336" w:lineRule="auto" w:after="180"/>
-        <w:shd w:fill="F1F6FC"/>
-      </w:pPr>
-      <w:r>
-        <w:rPr>
-          <w:b w:val="0"/>
-        </w:rPr>
-        <w:t xml:space="preserve">Do not penalise an honestly recorded model failure if the learner correctly explains its </w:t>
-      </w:r>
-      <w:r>
-        <w:rPr>
-          <w:b/>
-        </w:rPr>
-        <w:t>evidence</w:t>
-      </w:r>
-      <w:r>
-        <w:rPr>
-          <w:b w:val="0"/>
-        </w:rPr>
-        <w:t xml:space="preserve"> and limits.</w:t>
-      </w:r>
-    </w:p>
-    <w:p>
-      <w:pPr>
-        <w:pStyle w:val="Heading3"/>
-      </w:pPr>
-      <w:r>
-        <w:t>Feedback that the learner uses</w:t>
-      </w:r>
-    </w:p>
-    <w:p>
-      <w:pPr>
-        <w:spacing w:line="336" w:lineRule="auto" w:after="180"/>
-      </w:pPr>
-      <w:r>
-        <w:rPr>
-          <w:b w:val="0"/>
-        </w:rPr>
-        <w:t>Name the earliest unsupported step and give one action to repair it. Have the learner make that repair now and explain why. Then assess the relevant skill on a fresh, fully specified case.</w:t>
-      </w:r>
-    </w:p>
-    <w:p>
-      <w:pPr>
-        <w:spacing w:line="336" w:lineRule="auto" w:after="180"/>
-      </w:pPr>
-      <w:r>
-        <w:rPr>
-          <w:b w:val="0"/>
-        </w:rPr>
-        <w:t>Confirm it was not previously practised with feedback; solve and check the new case before assigning it. A follow-up design prompt is a starting brief, not automatically an equivalent test.</w:t>
-      </w:r>
-    </w:p>
-    <w:p>
-      <w:pPr>
-        <w:pStyle w:val="Heading1"/>
-      </w:pPr>
-      <w:r>
-        <w:t>06. Connect and extend learning</w:t>
-      </w:r>
-    </w:p>
-    <w:p>
-      <w:r>
-        <w:t>Connect Prediction Is Not Fact to Helpful Classroom Sorter, adapt support and plan a later changed-case check.</w:t>
-      </w:r>
-    </w:p>
-    <w:p>
-      <w:pPr>
-        <w:pStyle w:val="Heading3"/>
-      </w:pPr>
-      <w:r>
-        <w:t>Helpful Classroom Sorter</w:t>
-      </w:r>
-    </w:p>
-    <w:p>
-      <w:pPr>
-        <w:spacing w:line="336" w:lineRule="auto" w:after="180"/>
-      </w:pPr>
-      <w:r>
-        <w:rPr>
-          <w:b w:val="0"/>
-        </w:rPr>
-        <w:t xml:space="preserve">Label the sorter's suggested bin as a </w:t>
-      </w:r>
-      <w:r>
-        <w:rPr>
-          <w:b/>
-        </w:rPr>
-        <w:t>prediction</w:t>
-      </w:r>
-      <w:r>
-        <w:rPr>
-          <w:b w:val="0"/>
-        </w:rPr>
-        <w:t xml:space="preserve"> until a human confirms the final placement.</w:t>
-      </w:r>
-    </w:p>
-    <w:p>
-      <w:pPr>
-        <w:spacing w:line="336" w:lineRule="auto" w:after="180"/>
-      </w:pPr>
-      <w:r>
-        <w:rPr>
-          <w:b w:val="0"/>
-        </w:rPr>
-        <w:t xml:space="preserve">Keep the decision, </w:t>
-      </w:r>
-      <w:r>
-        <w:rPr>
-          <w:b/>
-        </w:rPr>
-        <w:t>input</w:t>
-      </w:r>
-      <w:r>
-        <w:rPr>
-          <w:b w:val="0"/>
-        </w:rPr>
-        <w:t xml:space="preserve">, result, explanation and remaining limitation in the project </w:t>
-      </w:r>
-      <w:r>
-        <w:rPr>
-          <w:b/>
-        </w:rPr>
-        <w:t>evidence</w:t>
-      </w:r>
-      <w:r>
-        <w:rPr>
-          <w:b w:val="0"/>
-        </w:rPr>
-        <w:t xml:space="preserve"> record. Retrieve this record next week rather than restarting the project.</w:t>
-      </w:r>
-    </w:p>
-    <w:p>
-      <w:pPr>
-        <w:pStyle w:val="Heading3"/>
-      </w:pPr>
-      <w:r>
-        <w:t>Support and stretch</w:t>
-      </w:r>
-    </w:p>
-    <w:p>
-      <w:pPr>
-        <w:spacing w:line="336" w:lineRule="auto" w:after="180"/>
-      </w:pPr>
-      <w:r>
-        <w:rPr>
-          <w:b w:val="0"/>
-        </w:rPr>
-        <w:t xml:space="preserve">Use physical cards, spoken explanations and a three-stage drawing. Read aloud without giving the answer. Stretch: compare two </w:t>
-      </w:r>
-      <w:r>
-        <w:rPr>
-          <w:b/>
-        </w:rPr>
-        <w:t>mechanism</w:t>
-      </w:r>
-      <w:r>
-        <w:rPr>
-          <w:b w:val="0"/>
-        </w:rPr>
-        <w:t xml:space="preserve">s with the same visible </w:t>
-      </w:r>
-      <w:r>
-        <w:rPr>
-          <w:b/>
-        </w:rPr>
-        <w:t>output</w:t>
-      </w:r>
-      <w:r>
-        <w:rPr>
-          <w:b w:val="0"/>
-        </w:rPr>
-        <w:t xml:space="preserve"> and explain what </w:t>
-      </w:r>
-      <w:r>
-        <w:rPr>
-          <w:b/>
-        </w:rPr>
-        <w:t>evidence</w:t>
-      </w:r>
-      <w:r>
-        <w:rPr>
-          <w:b w:val="0"/>
-        </w:rPr>
-        <w:t xml:space="preserve"> distinguishes them.</w:t>
-      </w:r>
-    </w:p>
-    <w:p>
-      <w:pPr>
-        <w:pStyle w:val="Heading3"/>
-      </w:pPr>
-      <w:r>
-        <w:t>Exit reflection</w:t>
-      </w:r>
-    </w:p>
-    <w:p>
-      <w:pPr>
-        <w:spacing w:line="336" w:lineRule="auto" w:after="180"/>
-      </w:pPr>
-      <w:r>
-        <w:rPr>
-          <w:b w:val="0"/>
-        </w:rPr>
-        <w:t xml:space="preserve">Ask for one decision the learner can now justify and one situation requiring more </w:t>
-      </w:r>
-      <w:r>
-        <w:rPr>
-          <w:b/>
-        </w:rPr>
-        <w:t>evidence</w:t>
-      </w:r>
-      <w:r>
-        <w:rPr>
-          <w:b w:val="0"/>
-        </w:rPr>
-        <w:t xml:space="preserve"> or human review. Confidence ratings are separate from correct independent performance.</w:t>
-      </w:r>
-    </w:p>
-    <w:p>
-      <w:pPr>
-        <w:pStyle w:val="Heading3"/>
-      </w:pPr>
-      <w:r>
-        <w:t>Bridge to the next week</w:t>
-      </w:r>
-    </w:p>
-    <w:p>
-      <w:pPr>
-        <w:spacing w:line="336" w:lineRule="auto" w:after="180"/>
-      </w:pPr>
-      <w:r>
-        <w:rPr>
-          <w:b w:val="0"/>
-        </w:rPr>
-        <w:t xml:space="preserve">Next: Week 18: Confidence Is Not Correctness. Retrieve today’s </w:t>
-      </w:r>
-      <w:r>
-        <w:rPr>
-          <w:b/>
-        </w:rPr>
-        <w:t>evidence</w:t>
-      </w:r>
-      <w:r>
-        <w:rPr>
-          <w:b w:val="0"/>
-        </w:rPr>
-        <w:t xml:space="preserve"> and identify what carries forward and what is new.</w:t>
-      </w:r>
-    </w:p>
-    <w:p>
-      <w:pPr>
-        <w:pStyle w:val="Heading3"/>
-      </w:pPr>
-      <w:r>
-        <w:t>Support and fresh reassessment</w:t>
-      </w:r>
-    </w:p>
-    <w:p>
-      <w:pPr>
-        <w:spacing w:line="336" w:lineRule="auto" w:after="180"/>
-      </w:pPr>
-      <w:r>
-        <w:rPr>
-          <w:b w:val="0"/>
-        </w:rPr>
-        <w:t xml:space="preserve">Use separate coloured cards for </w:t>
-      </w:r>
-      <w:r>
-        <w:rPr>
-          <w:b/>
-        </w:rPr>
-        <w:t>prediction</w:t>
-      </w:r>
-      <w:r>
-        <w:rPr>
-          <w:b w:val="0"/>
-        </w:rPr>
-        <w:t xml:space="preserve">s and </w:t>
-      </w:r>
-      <w:r>
-        <w:rPr>
-          <w:b/>
-        </w:rPr>
-        <w:t>observation</w:t>
-      </w:r>
-      <w:r>
-        <w:rPr>
-          <w:b w:val="0"/>
-        </w:rPr>
-        <w:t>s and pair them by trial ID. Read at least and greater than aloud on number lines.</w:t>
-      </w:r>
-    </w:p>
-    <w:p>
-      <w:pPr>
-        <w:spacing w:line="336" w:lineRule="auto" w:after="180"/>
-      </w:pPr>
-      <w:r>
-        <w:rPr>
-          <w:b w:val="0"/>
-        </w:rPr>
-        <w:t>Extension: investigate how selective missing records could make the assessed cases an incomplete picture of model performance.</w:t>
-      </w:r>
-    </w:p>
-    <w:p>
-      <w:pPr>
-        <w:spacing w:line="336" w:lineRule="auto" w:after="180"/>
-      </w:pPr>
-      <w:r>
-        <w:rPr>
-          <w:b w:val="0"/>
-        </w:rPr>
-        <w:t xml:space="preserve">W4 is secure with quick/slow/slow/quick </w:t>
-      </w:r>
-      <w:r>
-        <w:rPr>
-          <w:b/>
-        </w:rPr>
-        <w:t>prediction</w:t>
-      </w:r>
-      <w:r>
-        <w:rPr>
-          <w:b w:val="0"/>
-        </w:rPr>
-        <w:t xml:space="preserve">s, slow/quick/slow/unknown outcomes, two </w:t>
-      </w:r>
-      <w:r>
-        <w:rPr>
-          <w:b/>
-        </w:rPr>
-        <w:t>mismatch</w:t>
-      </w:r>
-      <w:r>
-        <w:rPr>
-          <w:b w:val="0"/>
-        </w:rPr>
-        <w:t xml:space="preserve">es, one match and one </w:t>
-      </w:r>
-      <w:r>
-        <w:rPr>
-          <w:b/>
-        </w:rPr>
-        <w:t>unassessed</w:t>
-      </w:r>
-      <w:r>
-        <w:rPr>
-          <w:b w:val="0"/>
-        </w:rPr>
-        <w:t xml:space="preserve"> case. Require one of three assessed and limited claims.</w:t>
-      </w:r>
-    </w:p>
-    <w:p>
-      <w:pPr>
-        <w:spacing w:line="336" w:lineRule="auto" w:after="180"/>
-      </w:pPr>
-      <w:r>
-        <w:rPr>
-          <w:b w:val="0"/>
-        </w:rPr>
-        <w:t xml:space="preserve">After support retry scores 5, 8, 4 with times 9, 10, missing: quick/slow/quick </w:t>
-      </w:r>
-      <w:r>
-        <w:rPr>
-          <w:b/>
-        </w:rPr>
-        <w:t>prediction</w:t>
-      </w:r>
-      <w:r>
-        <w:rPr>
-          <w:b w:val="0"/>
-        </w:rPr>
-        <w:t xml:space="preserve">s, quick/quick/unknown outcomes; one match, one </w:t>
-      </w:r>
-      <w:r>
-        <w:rPr>
-          <w:b/>
-        </w:rPr>
-        <w:t>mismatch</w:t>
-      </w:r>
-      <w:r>
-        <w:rPr>
-          <w:b w:val="0"/>
-        </w:rPr>
-        <w:t xml:space="preserve">, one </w:t>
-      </w:r>
-      <w:r>
-        <w:rPr>
-          <w:b/>
-        </w:rPr>
-        <w:t>unassessed</w:t>
-      </w:r>
-      <w:r>
-        <w:rPr>
-          <w:b w:val="0"/>
-        </w:rPr>
-        <w:t>.</w:t>
-      </w:r>
-    </w:p>
-    <w:p>
-      <w:pPr>
-        <w:spacing w:line="336" w:lineRule="auto" w:after="180"/>
-      </w:pPr>
-      <w:r>
-        <w:rPr>
-          <w:b w:val="0"/>
-        </w:rPr>
-        <w:t xml:space="preserve">Week 18 distinguishes confidence from correctness and asks what </w:t>
-      </w:r>
-      <w:r>
-        <w:rPr>
-          <w:b/>
-        </w:rPr>
-        <w:t>evidence</w:t>
-      </w:r>
-      <w:r>
-        <w:rPr>
-          <w:b w:val="0"/>
-        </w:rPr>
-        <w:t xml:space="preserve"> could support a confidence claim.</w:t>
-      </w:r>
-    </w:p>
-    <w:p>
-      <w:pPr>
-        <w:pStyle w:val="Heading3"/>
-      </w:pPr>
-      <w:r>
-        <w:t>Plan the delayed return</w:t>
+        <w:pStyle w:val="Heading2"/>
+      </w:pPr>
+      <w:r>
+        <w:t>Plan the delayed check</w:t>
       </w:r>
     </w:p>
     <w:p>
@@ -7151,60 +6749,188 @@
     </w:p>
     <w:p>
       <w:pPr>
+        <w:pStyle w:val="Heading2"/>
+      </w:pPr>
+      <w:r>
+        <w:t>Bridge to next week</w:t>
+      </w:r>
+    </w:p>
+    <w:p>
+      <w:pPr>
+        <w:spacing w:line="336" w:lineRule="auto" w:after="180"/>
+      </w:pPr>
+      <w:r>
+        <w:rPr>
+          <w:b w:val="0"/>
+        </w:rPr>
+        <w:t xml:space="preserve">Ask for one decision the learner can now justify and one situation requiring more </w:t>
+      </w:r>
+      <w:r>
+        <w:rPr>
+          <w:b/>
+        </w:rPr>
+        <w:t>evidence</w:t>
+      </w:r>
+      <w:r>
+        <w:rPr>
+          <w:b w:val="0"/>
+        </w:rPr>
+        <w:t xml:space="preserve"> or human review. Confidence ratings are separate from correct independent performance.</w:t>
+      </w:r>
+    </w:p>
+    <w:p>
+      <w:pPr>
+        <w:spacing w:line="336" w:lineRule="auto" w:after="180"/>
+      </w:pPr>
+      <w:r>
+        <w:rPr>
+          <w:b w:val="0"/>
+        </w:rPr>
+        <w:t xml:space="preserve">Next: Week 18: Confidence Is Not Correctness. Retrieve today’s </w:t>
+      </w:r>
+      <w:r>
+        <w:rPr>
+          <w:b/>
+        </w:rPr>
+        <w:t>evidence</w:t>
+      </w:r>
+      <w:r>
+        <w:rPr>
+          <w:b w:val="0"/>
+        </w:rPr>
+        <w:t xml:space="preserve"> and identify what carries forward and what is new.</w:t>
+      </w:r>
+    </w:p>
+    <w:p>
+      <w:pPr>
+        <w:spacing w:line="336" w:lineRule="auto" w:after="180"/>
+      </w:pPr>
+      <w:r>
+        <w:rPr>
+          <w:b w:val="0"/>
+        </w:rPr>
+        <w:t xml:space="preserve">Week 18 distinguishes confidence from correctness and asks what </w:t>
+      </w:r>
+      <w:r>
+        <w:rPr>
+          <w:b/>
+        </w:rPr>
+        <w:t>evidence</w:t>
+      </w:r>
+      <w:r>
+        <w:rPr>
+          <w:b w:val="0"/>
+        </w:rPr>
+        <w:t xml:space="preserve"> could support a confidence claim.</w:t>
+      </w:r>
+    </w:p>
+    <w:p>
+      <w:pPr>
+        <w:pStyle w:val="Heading2"/>
+      </w:pPr>
+      <w:r>
+        <w:t>Earlier wording, alternatives and picture transcripts · reference / check after trying</w:t>
+      </w:r>
+    </w:p>
+    <w:p>
+      <w:pPr>
+        <w:spacing w:line="336" w:lineRule="auto" w:after="180"/>
+      </w:pPr>
+      <w:r>
+        <w:rPr>
+          <w:b w:val="0"/>
+        </w:rPr>
+        <w:t>Connect and extend learning</w:t>
+      </w:r>
+    </w:p>
+    <w:p>
+      <w:pPr>
         <w:pStyle w:val="Heading3"/>
       </w:pPr>
       <w:r>
+        <w:t>Helpful Classroom Sorter</w:t>
+      </w:r>
+    </w:p>
+    <w:p>
+      <w:pPr>
+        <w:pStyle w:val="Heading3"/>
+      </w:pPr>
+      <w:r>
+        <w:t>Support and stretch</w:t>
+      </w:r>
+    </w:p>
+    <w:p>
+      <w:pPr>
+        <w:pStyle w:val="Heading3"/>
+      </w:pPr>
+      <w:r>
+        <w:t>Exit reflection</w:t>
+      </w:r>
+    </w:p>
+    <w:p>
+      <w:pPr>
+        <w:pStyle w:val="Heading3"/>
+      </w:pPr>
+      <w:r>
+        <w:t>Bridge to the next week</w:t>
+      </w:r>
+    </w:p>
+    <w:p>
+      <w:pPr>
+        <w:pStyle w:val="Heading3"/>
+      </w:pPr>
+      <w:r>
+        <w:t>Support and fresh reassessment</w:t>
+      </w:r>
+    </w:p>
+    <w:p>
+      <w:pPr>
+        <w:pStyle w:val="Heading3"/>
+      </w:pPr>
+      <w:r>
+        <w:t>Plan the delayed return</w:t>
+      </w:r>
+    </w:p>
+    <w:p>
+      <w:pPr>
+        <w:pStyle w:val="Heading3"/>
+      </w:pPr>
+      <w:r>
         <w:t>Project evidence from this case</w:t>
       </w:r>
     </w:p>
     <w:p>
       <w:pPr>
+        <w:pStyle w:val="Heading1"/>
+      </w:pPr>
+      <w:r>
+        <w:t>Reference bank and extra practice</w:t>
+      </w:r>
+    </w:p>
+    <w:p>
+      <w:pPr>
+        <w:pStyle w:val="Heading1"/>
+      </w:pPr>
+      <w:r>
+        <w:t>07. Reference: alternative planning checklist</w:t>
+      </w:r>
+    </w:p>
+    <w:p>
+      <w:r>
+        <w:t>Use as a reminder alongside the main route rather than teaching the cycle twice.</w:t>
+      </w:r>
+    </w:p>
+    <w:p>
+      <w:pPr>
+        <w:pStyle w:val="Heading2"/>
+      </w:pPr>
+      <w:r>
+        <w:t>Preparation and schedule</w:t>
+      </w:r>
+    </w:p>
+    <w:p>
+      <w:pPr>
         <w:spacing w:line="336" w:lineRule="auto" w:after="180"/>
-      </w:pPr>
-      <w:r>
-        <w:rPr>
-          <w:b w:val="0"/>
-        </w:rPr>
-        <w:t xml:space="preserve">In sorter trials, record predicted categories before collecting reference </w:t>
-      </w:r>
-      <w:r>
-        <w:rPr>
-          <w:b/>
-        </w:rPr>
-        <w:t>evidence</w:t>
-      </w:r>
-      <w:r>
-        <w:rPr>
-          <w:b w:val="0"/>
-        </w:rPr>
-        <w:t>, then retain disagreements for investigation.</w:t>
-      </w:r>
-    </w:p>
-    <w:p>
-      <w:pPr>
-        <w:pStyle w:val="Heading1"/>
-      </w:pPr>
-      <w:r>
-        <w:t>07. Prepare, teach and assess</w:t>
-      </w:r>
-    </w:p>
-    <w:p>
-      <w:r>
-        <w:t>Use this preparation summary alongside the detailed Prediction Is Not Fact lesson; it is a checklist rather than a replacement for the full sequence.</w:t>
-      </w:r>
-    </w:p>
-    <w:p>
-      <w:pPr>
-        <w:pStyle w:val="Heading3"/>
-      </w:pPr>
-      <w:r>
-        <w:t>Teaching target</w:t>
-      </w:r>
-    </w:p>
-    <w:p>
-      <w:pPr>
-        <w:spacing w:line="336" w:lineRule="auto" w:after="180"/>
-        <w:shd w:fill="EDF7F3"/>
       </w:pPr>
       <w:r>
         <w:rPr>
@@ -7405,6 +7131,14 @@
     </w:tbl>
     <w:p>
       <w:pPr>
+        <w:pStyle w:val="Heading2"/>
+      </w:pPr>
+      <w:r>
+        <w:t>Practice and assessment reminders</w:t>
+      </w:r>
+    </w:p>
+    <w:p>
+      <w:pPr>
         <w:spacing w:line="336" w:lineRule="auto" w:after="180"/>
       </w:pPr>
       <w:r>
@@ -7439,16 +7173,7 @@
     </w:p>
     <w:p>
       <w:pPr>
-        <w:pStyle w:val="Heading3"/>
-      </w:pPr>
-      <w:r>
-        <w:t>Supported practice answer</w:t>
-      </w:r>
-    </w:p>
-    <w:p>
-      <w:pPr>
         <w:spacing w:line="336" w:lineRule="auto" w:after="180"/>
-        <w:shd w:fill="F1F6FC"/>
       </w:pPr>
       <w:r>
         <w:rPr>
@@ -7496,7 +7221,6 @@
     <w:p>
       <w:pPr>
         <w:spacing w:line="336" w:lineRule="auto" w:after="180"/>
-        <w:shd w:fill="F1F6FC"/>
       </w:pPr>
       <w:r>
         <w:rPr>
@@ -7577,16 +7301,7 @@
     </w:p>
     <w:p>
       <w:pPr>
-        <w:pStyle w:val="Heading3"/>
-      </w:pPr>
-      <w:r>
-        <w:t>Repair the misconception</w:t>
-      </w:r>
-    </w:p>
-    <w:p>
-      <w:pPr>
         <w:spacing w:line="336" w:lineRule="auto" w:after="180"/>
-        <w:shd w:fill="FFF5E6"/>
       </w:pPr>
       <w:r>
         <w:rPr>
@@ -7597,16 +7312,7 @@
     </w:p>
     <w:p>
       <w:pPr>
-        <w:pStyle w:val="Heading3"/>
-      </w:pPr>
-      <w:r>
-        <w:t>Support without giving away the answer</w:t>
-      </w:r>
-    </w:p>
-    <w:p>
-      <w:pPr>
         <w:spacing w:line="336" w:lineRule="auto" w:after="180"/>
-        <w:shd w:fill="F1F6F8"/>
       </w:pPr>
       <w:r>
         <w:rPr>
@@ -7629,16 +7335,7 @@
     </w:p>
     <w:p>
       <w:pPr>
-        <w:pStyle w:val="Heading3"/>
-      </w:pPr>
-      <w:r>
-        <w:t>Extend the reasoning</w:t>
-      </w:r>
-    </w:p>
-    <w:p>
-      <w:pPr>
         <w:spacing w:line="336" w:lineRule="auto" w:after="180"/>
-        <w:shd w:fill="F5F1FB"/>
       </w:pPr>
       <w:r>
         <w:rPr>
@@ -7674,7 +7371,6 @@
     <w:p>
       <w:pPr>
         <w:spacing w:line="336" w:lineRule="auto" w:after="180"/>
-        <w:shd w:fill="F5F1FB"/>
       </w:pPr>
       <w:r>
         <w:rPr>
@@ -7685,16 +7381,7 @@
     </w:p>
     <w:p>
       <w:pPr>
-        <w:pStyle w:val="Heading3"/>
-      </w:pPr>
-      <w:r>
-        <w:t>Protect the independent attempt</w:t>
-      </w:r>
-    </w:p>
-    <w:p>
-      <w:pPr>
         <w:spacing w:line="336" w:lineRule="auto" w:after="180"/>
-        <w:shd w:fill="FFF5E6"/>
       </w:pPr>
       <w:r>
         <w:rPr>
@@ -7889,16 +7576,7 @@
     </w:tbl>
     <w:p>
       <w:pPr>
-        <w:pStyle w:val="Heading3"/>
-      </w:pPr>
-      <w:r>
-        <w:t>Project checkpoint</w:t>
-      </w:r>
-    </w:p>
-    <w:p>
-      <w:pPr>
         <w:spacing w:line="336" w:lineRule="auto" w:after="180"/>
-        <w:shd w:fill="EDF7F3"/>
       </w:pPr>
       <w:r>
         <w:rPr>
@@ -7935,12 +7613,20 @@
         <w:pStyle w:val="Heading1"/>
       </w:pPr>
       <w:r>
-        <w:t>08. Use feedback, labs and repair paths</w:t>
-      </w:r>
-    </w:p>
-    <w:p>
-      <w:r>
-        <w:t>Use feedback, earlier review and portfolios purposefully. Apply the coding routine only when this lesson has an executable lab.</w:t>
+        <w:t>08. Reference: feedback and records</w:t>
+      </w:r>
+    </w:p>
+    <w:p>
+      <w:r>
+        <w:t>Use digital tools where they help retain an explanation and its evidence.</w:t>
+      </w:r>
+    </w:p>
+    <w:p>
+      <w:pPr>
+        <w:pStyle w:val="Heading2"/>
+      </w:pPr>
+      <w:r>
+        <w:t>Keep practice and independent evidence separate</w:t>
       </w:r>
     </w:p>
     <w:p>
@@ -7979,10 +7665,52 @@
     </w:p>
     <w:p>
       <w:pPr>
-        <w:pStyle w:val="Heading3"/>
-      </w:pPr>
-      <w:r>
-        <w:t>For later coding lessons</w:t>
+        <w:pStyle w:val="Heading2"/>
+      </w:pPr>
+      <w:r>
+        <w:t>Repair and portfolio records</w:t>
+      </w:r>
+    </w:p>
+    <w:p>
+      <w:pPr>
+        <w:spacing w:line="336" w:lineRule="auto" w:after="180"/>
+      </w:pPr>
+      <w:r>
+        <w:rPr>
+          <w:b w:val="0"/>
+        </w:rPr>
+        <w:t>Use the earlier worked-explanation links to address a specific missing building block, then return to the current question. Adapt this suggestion after observing the learner; it is not an automatic diagnosis.</w:t>
+      </w:r>
+    </w:p>
+    <w:p>
+      <w:pPr>
+        <w:spacing w:line="336" w:lineRule="auto" w:after="180"/>
+      </w:pPr>
+      <w:r>
+        <w:rPr>
+          <w:b w:val="0"/>
+        </w:rPr>
+        <w:t xml:space="preserve">Collect the completed-work portfolio as </w:t>
+      </w:r>
+      <w:r>
+        <w:rPr>
+          <w:b/>
+        </w:rPr>
+        <w:t>evidence</w:t>
+      </w:r>
+      <w:r>
+        <w:rPr>
+          <w:b w:val="0"/>
+        </w:rPr>
+        <w:t>. Record support separately from correctness, and assess explanation, trace/test and limitations. Progress ticks and quiz selections alone do not establish mastery.</w:t>
+      </w:r>
+    </w:p>
+    <w:p>
+      <w:pPr>
+        <w:pStyle w:val="Heading2"/>
+      </w:pPr>
+      <w:r>
+        <w:t>Earlier wording, alternatives and picture transcripts · reference / check after trying</w:t>
       </w:r>
     </w:p>
     <w:p>
@@ -7993,7 +7721,6 @@
     <w:p>
       <w:pPr>
         <w:spacing w:line="336" w:lineRule="auto" w:after="180"/>
-        <w:shd w:fill="F1F6F8"/>
       </w:pPr>
       <w:r>
         <w:rPr>
@@ -8016,77 +7743,20 @@
     </w:p>
     <w:p>
       <w:pPr>
-        <w:spacing w:line="336" w:lineRule="auto" w:after="180"/>
-      </w:pPr>
-      <w:r>
-        <w:rPr>
-          <w:b w:val="0"/>
-        </w:rPr>
-        <w:t>Use the earlier worked-explanation links to address a specific missing building block, then return to the current question. Adapt this suggestion after observing the learner; it is not an automatic diagnosis.</w:t>
-      </w:r>
-    </w:p>
-    <w:p>
-      <w:pPr>
-        <w:spacing w:line="336" w:lineRule="auto" w:after="180"/>
-      </w:pPr>
-      <w:r>
-        <w:rPr>
-          <w:b w:val="0"/>
-        </w:rPr>
-        <w:t xml:space="preserve">Collect the completed-work portfolio as </w:t>
-      </w:r>
-      <w:r>
-        <w:rPr>
-          <w:b/>
-        </w:rPr>
-        <w:t>evidence</w:t>
-      </w:r>
-      <w:r>
-        <w:rPr>
-          <w:b w:val="0"/>
-        </w:rPr>
-        <w:t>. Record support separately from correctness, and assess explanation, trace/test and limitations. Progress ticks and quiz selections alone do not establish mastery.</w:t>
-      </w:r>
-    </w:p>
-    <w:p>
-      <w:pPr>
         <w:pStyle w:val="Heading1"/>
       </w:pPr>
       <w:r>
-        <w:t>09. Visual concept journey</w:t>
-      </w:r>
-    </w:p>
-    <w:p>
-      <w:r>
-        <w:t>Show one Prediction Is Not Fact graphic at a time, request a prediction and discuss its trace before the independent assessment.</w:t>
-      </w:r>
-    </w:p>
-    <w:p>
-      <w:pPr>
-        <w:spacing w:line="336" w:lineRule="auto" w:after="180"/>
-      </w:pPr>
-      <w:r>
-        <w:rPr>
-          <w:b w:val="0"/>
-        </w:rPr>
-        <w:t xml:space="preserve">Use one picture at a time. Hide a worked result before asking for a </w:t>
-      </w:r>
-      <w:r>
-        <w:rPr>
-          <w:b/>
-        </w:rPr>
-        <w:t>prediction</w:t>
-      </w:r>
-      <w:r>
-        <w:rPr>
-          <w:b w:val="0"/>
-        </w:rPr>
-        <w:t>, then reveal it for feedback. These are supported teaching cases; retain the separate independent assessment for a fresh first attempt.</w:t>
-      </w:r>
-    </w:p>
-    <w:p>
-      <w:pPr>
-        <w:pStyle w:val="Heading3"/>
+        <w:t>09. Reference: teach with the six pictures</w:t>
+      </w:r>
+    </w:p>
+    <w:p>
+      <w:r>
+        <w:t>Choose the picture for the teaching move and connect it to the explanation.</w:t>
+      </w:r>
+    </w:p>
+    <w:p>
+      <w:pPr>
+        <w:pStyle w:val="Heading2"/>
       </w:pPr>
       <w:r>
         <w:t>01. Prediction Is Not Fact: the case</w:t>
@@ -8097,7 +7767,7 @@
         <w:drawing>
           <wp:inline xmlns:a="http://schemas.openxmlformats.org/drawingml/2006/main" xmlns:pic="http://schemas.openxmlformats.org/drawingml/2006/picture">
             <wp:extent cx="5486400" cy="2840736"/>
-            <wp:docPr id="2" name="Picture 2" descr="A fictional drying trial uses a fixed rule and later measures what actually happened. Supplied facts: Model D predicts slow when moisture score is at least 5; quick otherwise. Observation policy: slow if drying takes above 8 minutes; quick otherwise. Trial T has score 4 and measured time 9 minutes."/>
+            <wp:docPr id="4" name="Picture 4" descr="A fictional drying trial uses a fixed rule and later measures what actually happened. Supplied facts: Model D predicts slow when moisture score is at least 5; quick otherwise. Observation policy: slow if drying takes above 8 minutes; quick otherwise. Trial T has score 4 and measured time 9 minutes."/>
             <wp:cNvGraphicFramePr>
               <a:graphicFrameLocks noChangeAspect="1"/>
             </wp:cNvGraphicFramePr>
@@ -8109,7 +7779,7 @@
                     <pic:cNvPicPr/>
                   </pic:nvPicPr>
                   <pic:blipFill>
-                    <a:blip r:embed="rId10"/>
+                    <a:blip r:embed="rId12"/>
                     <a:stretch>
                       <a:fillRect/>
                     </a:stretch>
@@ -8171,7 +7841,6 @@
     <w:p>
       <w:pPr>
         <w:spacing w:line="336" w:lineRule="auto" w:after="180"/>
-        <w:shd w:fill="F5F1FB"/>
       </w:pPr>
       <w:r>
         <w:rPr>
@@ -8194,16 +7863,7 @@
     </w:p>
     <w:p>
       <w:pPr>
-        <w:pStyle w:val="Heading3"/>
-      </w:pPr>
-      <w:r>
-        <w:t>Discuss while showing the picture</w:t>
-      </w:r>
-    </w:p>
-    <w:p>
-      <w:pPr>
         <w:spacing w:line="336" w:lineRule="auto" w:after="180"/>
-        <w:shd w:fill="F1F6F8"/>
       </w:pPr>
       <w:r>
         <w:rPr>
@@ -8226,7 +7886,7 @@
     </w:p>
     <w:p>
       <w:pPr>
-        <w:pStyle w:val="Heading3"/>
+        <w:pStyle w:val="Heading2"/>
       </w:pPr>
       <w:r>
         <w:t>02. Follow the deciding steps</w:t>
@@ -8237,7 +7897,7 @@
         <w:drawing>
           <wp:inline xmlns:a="http://schemas.openxmlformats.org/drawingml/2006/main" xmlns:pic="http://schemas.openxmlformats.org/drawingml/2006/picture">
             <wp:extent cx="5486400" cy="4005072"/>
-            <wp:docPr id="3" name="Picture 3" descr="Prediction input: T has moisture score 4. → Predict: 4 is below 5, so D predicts quick. → Observe later: Measured time is 9 minutes; above 8 means observed slow. → Compare evidence: Prediction quick disagrees with observation slow."/>
+            <wp:docPr id="5" name="Picture 5" descr="Prediction input: T has moisture score 4. → Predict: 4 is below 5, so D predicts quick. → Observe later: Measured time is 9 minutes; above 8 means observed slow. → Compare evidence: Prediction quick disagrees with observation slow."/>
             <wp:cNvGraphicFramePr>
               <a:graphicFrameLocks noChangeAspect="1"/>
             </wp:cNvGraphicFramePr>
@@ -8249,7 +7909,7 @@
                     <pic:cNvPicPr/>
                   </pic:nvPicPr>
                   <pic:blipFill>
-                    <a:blip r:embed="rId11"/>
+                    <a:blip r:embed="rId10"/>
                     <a:stretch>
                       <a:fillRect/>
                     </a:stretch>
@@ -8336,7 +7996,6 @@
     <w:p>
       <w:pPr>
         <w:spacing w:line="336" w:lineRule="auto" w:after="180"/>
-        <w:shd w:fill="F5F1FB"/>
       </w:pPr>
       <w:r>
         <w:rPr>
@@ -8359,16 +8018,7 @@
     </w:p>
     <w:p>
       <w:pPr>
-        <w:pStyle w:val="Heading3"/>
-      </w:pPr>
-      <w:r>
-        <w:t>Discuss while showing the picture</w:t>
-      </w:r>
-    </w:p>
-    <w:p>
-      <w:pPr>
         <w:spacing w:line="336" w:lineRule="auto" w:after="180"/>
-        <w:shd w:fill="F1F6F8"/>
       </w:pPr>
       <w:r>
         <w:rPr>
@@ -8391,7 +8041,7 @@
     </w:p>
     <w:p>
       <w:pPr>
-        <w:pStyle w:val="Heading3"/>
+        <w:pStyle w:val="Heading2"/>
       </w:pPr>
       <w:r>
         <w:t>03. Two records meet at a comparison</w:t>
@@ -8402,7 +8052,7 @@
         <w:drawing>
           <wp:inline xmlns:a="http://schemas.openxmlformats.org/drawingml/2006/main" xmlns:pic="http://schemas.openxmlformats.org/drawingml/2006/picture">
             <wp:extent cx="5486400" cy="2834640"/>
-            <wp:docPr id="4" name="Picture 4" descr="Two records meet at a comparison. A: height 4 cm | Distance 3 units | Near matches near. B: height 6 cm | Distance 3 units | Far differs from near. C: height 8 cm | Distance 5 units | Far matches far"/>
+            <wp:docPr id="6" name="Picture 6" descr="Two records meet at a comparison. A: height 4 cm | Distance 3 units | Near matches near. B: height 6 cm | Distance 3 units | Far differs from near. C: height 8 cm | Distance 5 units | Far matches far"/>
             <wp:cNvGraphicFramePr>
               <a:graphicFrameLocks noChangeAspect="1"/>
             </wp:cNvGraphicFramePr>
@@ -8414,7 +8064,7 @@
                     <pic:cNvPicPr/>
                   </pic:nvPicPr>
                   <pic:blipFill>
-                    <a:blip r:embed="rId12"/>
+                    <a:blip r:embed="rId9"/>
                     <a:stretch>
                       <a:fillRect/>
                     </a:stretch>
@@ -8447,7 +8097,6 @@
     <w:p>
       <w:pPr>
         <w:spacing w:line="336" w:lineRule="auto" w:after="180"/>
-        <w:shd w:fill="F5F1FB"/>
       </w:pPr>
       <w:r>
         <w:rPr>
@@ -8458,16 +8107,7 @@
     </w:p>
     <w:p>
       <w:pPr>
-        <w:pStyle w:val="Heading3"/>
-      </w:pPr>
-      <w:r>
-        <w:t>Discuss while showing the picture</w:t>
-      </w:r>
-    </w:p>
-    <w:p>
-      <w:pPr>
         <w:spacing w:line="336" w:lineRule="auto" w:after="180"/>
-        <w:shd w:fill="F1F6F8"/>
       </w:pPr>
       <w:r>
         <w:rPr>
@@ -8478,7 +8118,7 @@
     </w:p>
     <w:p>
       <w:pPr>
-        <w:pStyle w:val="Heading3"/>
+        <w:pStyle w:val="Heading2"/>
       </w:pPr>
       <w:r>
         <w:t>04. Change one thing. Trace what follows.</w:t>
@@ -8489,7 +8129,7 @@
         <w:drawing>
           <wp:inline xmlns:a="http://schemas.openxmlformats.org/drawingml/2006/main" xmlns:pic="http://schemas.openxmlformats.org/drawingml/2006/picture">
             <wp:extent cx="5486400" cy="3026664"/>
-            <wp:docPr id="5" name="Picture 5" descr="Original case: Prediction quick disagrees with observation slow. Changed condition: Keep score 4 but measure exactly 8 minutes. Expected result: The observed label becomes quick and agrees with the prediction. Reason: Above 8 is strict: equality is quick under this policy."/>
+            <wp:docPr id="7" name="Picture 7" descr="Original case: Prediction quick disagrees with observation slow. Changed condition: Keep score 4 but measure exactly 8 minutes. Expected result: The observed label becomes quick and agrees with the prediction. Reason: Above 8 is strict: equality is quick under this policy."/>
             <wp:cNvGraphicFramePr>
               <a:graphicFrameLocks noChangeAspect="1"/>
             </wp:cNvGraphicFramePr>
@@ -8581,7 +8221,6 @@
     <w:p>
       <w:pPr>
         <w:spacing w:line="336" w:lineRule="auto" w:after="180"/>
-        <w:shd w:fill="F5F1FB"/>
       </w:pPr>
       <w:r>
         <w:rPr>
@@ -8604,16 +8243,7 @@
     </w:p>
     <w:p>
       <w:pPr>
-        <w:pStyle w:val="Heading3"/>
-      </w:pPr>
-      <w:r>
-        <w:t>Discuss while showing the picture</w:t>
-      </w:r>
-    </w:p>
-    <w:p>
-      <w:pPr>
         <w:spacing w:line="336" w:lineRule="auto" w:after="180"/>
-        <w:shd w:fill="F1F6F8"/>
       </w:pPr>
       <w:r>
         <w:rPr>
@@ -8637,7 +8267,6 @@
     <w:p>
       <w:pPr>
         <w:spacing w:line="336" w:lineRule="auto" w:after="180"/>
-        <w:shd w:fill="F1F6F8"/>
       </w:pPr>
       <w:r>
         <w:rPr>
@@ -8648,7 +8277,7 @@
     </w:p>
     <w:p>
       <w:pPr>
-        <w:pStyle w:val="Heading3"/>
+        <w:pStyle w:val="Heading2"/>
       </w:pPr>
       <w:r>
         <w:t>05. Connect the explanation to its limit</w:t>
@@ -8659,7 +8288,7 @@
         <w:drawing>
           <wp:inline xmlns:a="http://schemas.openxmlformats.org/drawingml/2006/main" xmlns:pic="http://schemas.openxmlformats.org/drawingml/2006/picture">
             <wp:extent cx="5486400" cy="2834640"/>
-            <wp:docPr id="6" name="Picture 6" descr="The moisture score generates a prediction; it is not the observed drying time. The later measurement supplies separate evidence under the stated observation policy. Save both values and their units. Altering the recorded time to match D would destroy the evaluation rather than repair the model. Limit: One failure does not prove every prediction is wrong; one agreement does not establish reliability on future trials."/>
+            <wp:docPr id="8" name="Picture 8" descr="The moisture score generates a prediction; it is not the observed drying time. The later measurement supplies separate evidence under the stated observation policy. Save both values and their units. Altering the recorded time to match D would destroy the evaluation rather than repair the model. Limit: One failure does not prove every prediction is wrong; one agreement does not establish reliability on future trials."/>
             <wp:cNvGraphicFramePr>
               <a:graphicFrameLocks noChangeAspect="1"/>
             </wp:cNvGraphicFramePr>
@@ -8763,7 +8392,6 @@
     <w:p>
       <w:pPr>
         <w:spacing w:line="336" w:lineRule="auto" w:after="180"/>
-        <w:shd w:fill="F5F1FB"/>
       </w:pPr>
       <w:r>
         <w:rPr>
@@ -8774,16 +8402,7 @@
     </w:p>
     <w:p>
       <w:pPr>
-        <w:pStyle w:val="Heading3"/>
-      </w:pPr>
-      <w:r>
-        <w:t>Discuss while showing the picture</w:t>
-      </w:r>
-    </w:p>
-    <w:p>
-      <w:pPr>
         <w:spacing w:line="336" w:lineRule="auto" w:after="180"/>
-        <w:shd w:fill="F1F6F8"/>
       </w:pPr>
       <w:r>
         <w:rPr>
@@ -8795,7 +8414,6 @@
     <w:p>
       <w:pPr>
         <w:spacing w:line="336" w:lineRule="auto" w:after="180"/>
-        <w:shd w:fill="F1F6F8"/>
       </w:pPr>
       <w:r>
         <w:rPr>
@@ -8818,7 +8436,7 @@
     </w:p>
     <w:p>
       <w:pPr>
-        <w:pStyle w:val="Heading3"/>
+        <w:pStyle w:val="Heading2"/>
       </w:pPr>
       <w:r>
         <w:t>06. Make the idea visible in your project</w:t>
@@ -8829,7 +8447,7 @@
         <w:drawing>
           <wp:inline xmlns:a="http://schemas.openxmlformats.org/drawingml/2006/main" xmlns:pic="http://schemas.openxmlformats.org/drawingml/2006/picture">
             <wp:extent cx="5486400" cy="3380232"/>
-            <wp:docPr id="7" name="Picture 7" descr="In sorter trials, record predicted categories before collecting reference evidence, then retain disagreements for investigation. Draw your input, deciding step, result and limit. Supported question: Which field changes the observation label, and which field changes the model prediction?"/>
+            <wp:docPr id="9" name="Picture 9" descr="In sorter trials, record predicted categories before collecting reference evidence, then retain disagreements for investigation. Draw your input, deciding step, result and limit. Supported question: Which field changes the observation label, and which field changes the model prediction?"/>
             <wp:cNvGraphicFramePr>
               <a:graphicFrameLocks noChangeAspect="1"/>
             </wp:cNvGraphicFramePr>
@@ -8933,7 +8551,6 @@
     <w:p>
       <w:pPr>
         <w:spacing w:line="336" w:lineRule="auto" w:after="180"/>
-        <w:shd w:fill="F5F1FB"/>
       </w:pPr>
       <w:r>
         <w:rPr>
@@ -8956,70 +8573,139 @@
     </w:p>
     <w:p>
       <w:pPr>
+        <w:spacing w:line="336" w:lineRule="auto" w:after="180"/>
+      </w:pPr>
+      <w:r>
+        <w:rPr>
+          <w:b w:val="0"/>
+        </w:rPr>
+        <w:t xml:space="preserve">Teacher prompt: Draw your project trace and justify the deciding step using </w:t>
+      </w:r>
+      <w:r>
+        <w:rPr>
+          <w:b/>
+        </w:rPr>
+        <w:t>evidence</w:t>
+      </w:r>
+      <w:r>
+        <w:rPr>
+          <w:b w:val="0"/>
+        </w:rPr>
+        <w:t>. Ask learners to describe one label or arrow in ordinary words. Use the adjacent transcript if the image is difficult to see.</w:t>
+      </w:r>
+    </w:p>
+    <w:p>
+      <w:pPr>
+        <w:spacing w:line="336" w:lineRule="auto" w:after="180"/>
+      </w:pPr>
+      <w:r>
+        <w:rPr>
+          <w:b w:val="0"/>
+        </w:rPr>
+        <w:t xml:space="preserve">Supported practice key: Time changes the </w:t>
+      </w:r>
+      <w:r>
+        <w:rPr>
+          <w:b/>
+        </w:rPr>
+        <w:t>observation</w:t>
+      </w:r>
+      <w:r>
+        <w:rPr>
+          <w:b w:val="0"/>
+        </w:rPr>
+        <w:t xml:space="preserve">; moisture score changes the </w:t>
+      </w:r>
+      <w:r>
+        <w:rPr>
+          <w:b/>
+        </w:rPr>
+        <w:t>prediction</w:t>
+      </w:r>
+      <w:r>
+        <w:rPr>
+          <w:b w:val="0"/>
+        </w:rPr>
+        <w:t>. At score 4 and time 8, both labels are quick.</w:t>
+      </w:r>
+    </w:p>
+    <w:p>
+      <w:pPr>
+        <w:pStyle w:val="Heading2"/>
+      </w:pPr>
+      <w:r>
+        <w:t>Earlier wording, alternatives and picture transcripts · reference / check after trying</w:t>
+      </w:r>
+    </w:p>
+    <w:p>
+      <w:pPr>
+        <w:spacing w:line="336" w:lineRule="auto" w:after="180"/>
+      </w:pPr>
+      <w:r>
+        <w:rPr>
+          <w:b w:val="0"/>
+        </w:rPr>
+        <w:t xml:space="preserve">Use one picture at a time. Hide a worked result before asking for a </w:t>
+      </w:r>
+      <w:r>
+        <w:rPr>
+          <w:b/>
+        </w:rPr>
+        <w:t>prediction</w:t>
+      </w:r>
+      <w:r>
+        <w:rPr>
+          <w:b w:val="0"/>
+        </w:rPr>
+        <w:t>, then reveal it for feedback. These are supported teaching cases; retain the separate independent assessment for a fresh first attempt.</w:t>
+      </w:r>
+    </w:p>
+    <w:p>
+      <w:pPr>
         <w:pStyle w:val="Heading3"/>
       </w:pPr>
       <w:r>
-        <w:t>Discuss while showing the picture</w:t>
-      </w:r>
-    </w:p>
-    <w:p>
-      <w:pPr>
-        <w:spacing w:line="336" w:lineRule="auto" w:after="180"/>
-        <w:shd w:fill="F1F6F8"/>
-      </w:pPr>
-      <w:r>
-        <w:rPr>
-          <w:b w:val="0"/>
-        </w:rPr>
-        <w:t xml:space="preserve">Teacher prompt: Draw your project trace and justify the deciding step using </w:t>
-      </w:r>
-      <w:r>
-        <w:rPr>
-          <w:b/>
-        </w:rPr>
-        <w:t>evidence</w:t>
-      </w:r>
-      <w:r>
-        <w:rPr>
-          <w:b w:val="0"/>
-        </w:rPr>
-        <w:t>. Ask learners to describe one label or arrow in ordinary words. Use the adjacent transcript if the image is difficult to see.</w:t>
-      </w:r>
-    </w:p>
-    <w:p>
-      <w:pPr>
-        <w:spacing w:line="336" w:lineRule="auto" w:after="180"/>
-        <w:shd w:fill="F1F6F8"/>
-      </w:pPr>
-      <w:r>
-        <w:rPr>
-          <w:b w:val="0"/>
-        </w:rPr>
-        <w:t xml:space="preserve">Supported practice key: Time changes the </w:t>
-      </w:r>
-      <w:r>
-        <w:rPr>
-          <w:b/>
-        </w:rPr>
-        <w:t>observation</w:t>
-      </w:r>
-      <w:r>
-        <w:rPr>
-          <w:b w:val="0"/>
-        </w:rPr>
-        <w:t xml:space="preserve">; moisture score changes the </w:t>
-      </w:r>
-      <w:r>
-        <w:rPr>
-          <w:b/>
-        </w:rPr>
-        <w:t>prediction</w:t>
-      </w:r>
-      <w:r>
-        <w:rPr>
-          <w:b w:val="0"/>
-        </w:rPr>
-        <w:t>. At score 4 and time 8, both labels are quick.</w:t>
+        <w:t>01. Prediction Is Not Fact: the case</w:t>
+      </w:r>
+    </w:p>
+    <w:p>
+      <w:pPr>
+        <w:pStyle w:val="Heading3"/>
+      </w:pPr>
+      <w:r>
+        <w:t>02. Follow the deciding steps</w:t>
+      </w:r>
+    </w:p>
+    <w:p>
+      <w:pPr>
+        <w:pStyle w:val="Heading3"/>
+      </w:pPr>
+      <w:r>
+        <w:t>03. Two records meet at a comparison</w:t>
+      </w:r>
+    </w:p>
+    <w:p>
+      <w:pPr>
+        <w:pStyle w:val="Heading3"/>
+      </w:pPr>
+      <w:r>
+        <w:t>04. Change one thing. Trace what follows.</w:t>
+      </w:r>
+    </w:p>
+    <w:p>
+      <w:pPr>
+        <w:pStyle w:val="Heading3"/>
+      </w:pPr>
+      <w:r>
+        <w:t>05. Connect the explanation to its limit</w:t>
+      </w:r>
+    </w:p>
+    <w:p>
+      <w:pPr>
+        <w:pStyle w:val="Heading3"/>
+      </w:pPr>
+      <w:r>
+        <w:t>06. Make the idea visible in your project</w:t>
       </w:r>
     </w:p>
     <w:sectPr>
